--- a/Documentacion_TFC_iamSilvaVazquez.docx
+++ b/Documentacion_TFC_iamSilvaVazquez.docx
@@ -1,6 +1,6 @@
 
 <file path=word/document.xml><?xml version="1.0" encoding="utf-8"?>
-<w:document xmlns:wpc="http://schemas.microsoft.com/office/word/2010/wordprocessingCanvas" xmlns:cx="http://schemas.microsoft.com/office/drawing/2014/chartex" xmlns:cx1="http://schemas.microsoft.com/office/drawing/2015/9/8/chartex" xmlns:cx2="http://schemas.microsoft.com/office/drawing/2015/10/21/chartex" xmlns:cx3="http://schemas.microsoft.com/office/drawing/2016/5/9/chartex" xmlns:cx4="http://schemas.microsoft.com/office/drawing/2016/5/10/chartex" xmlns:cx5="http://schemas.microsoft.com/office/drawing/2016/5/11/chartex" xmlns:cx6="http://schemas.microsoft.com/office/drawing/2016/5/12/chartex" xmlns:cx7="http://schemas.microsoft.com/office/drawing/2016/5/13/chartex" xmlns:cx8="http://schemas.microsoft.com/office/drawing/2016/5/14/chartex" xmlns:mc="http://schemas.openxmlformats.org/markup-compatibility/2006" xmlns:aink="http://schemas.microsoft.com/office/drawing/2016/ink" xmlns:am3d="http://schemas.microsoft.com/office/drawing/2017/model3d" xmlns:o="urn:schemas-microsoft-com:office:office" xmlns:r="http://schemas.openxmlformats.org/officeDocument/2006/relationships" xmlns:m="http://schemas.openxmlformats.org/officeDocument/2006/math" xmlns:v="urn:schemas-microsoft-com:vml" xmlns:wp14="http://schemas.microsoft.com/office/word/2010/wordprocessingDrawing" xmlns:wp="http://schemas.openxmlformats.org/drawingml/2006/wordprocessingDrawing" xmlns:w10="urn:schemas-microsoft-com:office:word" xmlns:w="http://schemas.openxmlformats.org/wordprocessingml/2006/main" xmlns:w14="http://schemas.microsoft.com/office/word/2010/wordml" xmlns:w15="http://schemas.microsoft.com/office/word/2012/wordml" xmlns:w16cex="http://schemas.microsoft.com/office/word/2018/wordml/cex" xmlns:w16cid="http://schemas.microsoft.com/office/word/2016/wordml/cid" xmlns:w16="http://schemas.microsoft.com/office/word/2018/wordml" xmlns:w16sdtdh="http://schemas.microsoft.com/office/word/2020/wordml/sdtdatahash" xmlns:w16se="http://schemas.microsoft.com/office/word/2015/wordml/symex" xmlns:wpg="http://schemas.microsoft.com/office/word/2010/wordprocessingGroup" xmlns:wpi="http://schemas.microsoft.com/office/word/2010/wordprocessingInk" xmlns:wne="http://schemas.microsoft.com/office/word/2006/wordml" xmlns:wps="http://schemas.microsoft.com/office/word/2010/wordprocessingShape" mc:Ignorable="w14 w15 w16se w16cid w16 w16cex w16sdtdh wp14">
+<w:document xmlns:wpc="http://schemas.microsoft.com/office/word/2010/wordprocessingCanvas" xmlns:mc="http://schemas.openxmlformats.org/markup-compatibility/2006" xmlns:o="urn:schemas-microsoft-com:office:office" xmlns:r="http://schemas.openxmlformats.org/officeDocument/2006/relationships" xmlns:m="http://schemas.openxmlformats.org/officeDocument/2006/math" xmlns:v="urn:schemas-microsoft-com:vml" xmlns:wp14="http://schemas.microsoft.com/office/word/2010/wordprocessingDrawing" xmlns:wp="http://schemas.openxmlformats.org/drawingml/2006/wordprocessingDrawing" xmlns:w10="urn:schemas-microsoft-com:office:word" xmlns:w="http://schemas.openxmlformats.org/wordprocessingml/2006/main" xmlns:w14="http://schemas.microsoft.com/office/word/2010/wordml" xmlns:w15="http://schemas.microsoft.com/office/word/2012/wordml" xmlns:wpg="http://schemas.microsoft.com/office/word/2010/wordprocessingGroup" xmlns:wpi="http://schemas.microsoft.com/office/word/2010/wordprocessingInk" xmlns:wne="http://schemas.microsoft.com/office/word/2006/wordml" xmlns:wps="http://schemas.microsoft.com/office/word/2010/wordprocessingShape" mc:Ignorable="w14 w15 wp14">
   <w:body>
     <w:p>
       <w:pPr>
@@ -12,7 +12,23 @@
           <w:sz w:val="24"/>
           <w:szCs w:val="24"/>
         </w:rPr>
-        <w:t>CIFP A Carballeira Marcos-Valcárcel</w:t>
+        <w:t xml:space="preserve">CIFP A </w:t>
+      </w:r>
+      <w:proofErr w:type="spellStart"/>
+      <w:r>
+        <w:rPr>
+          <w:sz w:val="24"/>
+          <w:szCs w:val="24"/>
+        </w:rPr>
+        <w:t>Carballeira</w:t>
+      </w:r>
+      <w:proofErr w:type="spellEnd"/>
+      <w:r>
+        <w:rPr>
+          <w:sz w:val="24"/>
+          <w:szCs w:val="24"/>
+        </w:rPr>
+        <w:t xml:space="preserve"> Marcos-Valcárcel</w:t>
       </w:r>
     </w:p>
     <w:p>
@@ -112,8 +128,8 @@
       <w:sdtContent>
         <w:p>
           <w:pPr>
-            <w:pStyle w:val="TtuloTDC"/>
-            <w:jc w:val="center"/>
+            <w:pStyle w:val="TtulodeTDC"/>
+            <w:jc w:val="both"/>
             <w:rPr>
               <w:rFonts w:ascii="Arial" w:hAnsi="Arial" w:cs="Arial"/>
             </w:rPr>
@@ -131,6 +147,7 @@
             <w:tabs>
               <w:tab w:val="right" w:leader="dot" w:pos="9016"/>
             </w:tabs>
+            <w:jc w:val="both"/>
             <w:rPr>
               <w:noProof/>
             </w:rPr>
@@ -208,6 +225,7 @@
             <w:tabs>
               <w:tab w:val="right" w:leader="dot" w:pos="9016"/>
             </w:tabs>
+            <w:jc w:val="both"/>
             <w:rPr>
               <w:noProof/>
             </w:rPr>
@@ -276,6 +294,7 @@
             <w:tabs>
               <w:tab w:val="right" w:leader="dot" w:pos="9016"/>
             </w:tabs>
+            <w:jc w:val="both"/>
             <w:rPr>
               <w:noProof/>
             </w:rPr>
@@ -344,6 +363,7 @@
             <w:tabs>
               <w:tab w:val="right" w:leader="dot" w:pos="9016"/>
             </w:tabs>
+            <w:jc w:val="both"/>
             <w:rPr>
               <w:noProof/>
             </w:rPr>
@@ -412,6 +432,7 @@
             <w:tabs>
               <w:tab w:val="right" w:leader="dot" w:pos="9016"/>
             </w:tabs>
+            <w:jc w:val="both"/>
             <w:rPr>
               <w:noProof/>
             </w:rPr>
@@ -480,6 +501,7 @@
             <w:tabs>
               <w:tab w:val="right" w:leader="dot" w:pos="9016"/>
             </w:tabs>
+            <w:jc w:val="both"/>
             <w:rPr>
               <w:noProof/>
             </w:rPr>
@@ -548,6 +570,7 @@
             <w:tabs>
               <w:tab w:val="right" w:leader="dot" w:pos="9016"/>
             </w:tabs>
+            <w:jc w:val="both"/>
             <w:rPr>
               <w:noProof/>
             </w:rPr>
@@ -616,6 +639,7 @@
             <w:tabs>
               <w:tab w:val="right" w:leader="dot" w:pos="9016"/>
             </w:tabs>
+            <w:jc w:val="both"/>
             <w:rPr>
               <w:noProof/>
             </w:rPr>
@@ -684,6 +708,7 @@
             <w:tabs>
               <w:tab w:val="right" w:leader="dot" w:pos="9016"/>
             </w:tabs>
+            <w:jc w:val="both"/>
             <w:rPr>
               <w:noProof/>
             </w:rPr>
@@ -752,6 +777,7 @@
             <w:tabs>
               <w:tab w:val="right" w:leader="dot" w:pos="9016"/>
             </w:tabs>
+            <w:jc w:val="both"/>
             <w:rPr>
               <w:noProof/>
             </w:rPr>
@@ -820,6 +846,7 @@
             <w:tabs>
               <w:tab w:val="right" w:leader="dot" w:pos="9016"/>
             </w:tabs>
+            <w:jc w:val="both"/>
             <w:rPr>
               <w:noProof/>
             </w:rPr>
@@ -888,6 +915,7 @@
             <w:tabs>
               <w:tab w:val="right" w:leader="dot" w:pos="9016"/>
             </w:tabs>
+            <w:jc w:val="both"/>
             <w:rPr>
               <w:noProof/>
             </w:rPr>
@@ -956,6 +984,7 @@
             <w:tabs>
               <w:tab w:val="right" w:leader="dot" w:pos="9016"/>
             </w:tabs>
+            <w:jc w:val="both"/>
             <w:rPr>
               <w:noProof/>
             </w:rPr>
@@ -1024,6 +1053,7 @@
             <w:tabs>
               <w:tab w:val="right" w:leader="dot" w:pos="9016"/>
             </w:tabs>
+            <w:jc w:val="both"/>
             <w:rPr>
               <w:noProof/>
             </w:rPr>
@@ -1092,6 +1122,7 @@
             <w:tabs>
               <w:tab w:val="right" w:leader="dot" w:pos="9016"/>
             </w:tabs>
+            <w:jc w:val="both"/>
             <w:rPr>
               <w:noProof/>
             </w:rPr>
@@ -1160,6 +1191,7 @@
             <w:tabs>
               <w:tab w:val="right" w:leader="dot" w:pos="9016"/>
             </w:tabs>
+            <w:jc w:val="both"/>
             <w:rPr>
               <w:noProof/>
             </w:rPr>
@@ -1228,6 +1260,7 @@
             <w:tabs>
               <w:tab w:val="right" w:leader="dot" w:pos="9016"/>
             </w:tabs>
+            <w:jc w:val="both"/>
             <w:rPr>
               <w:noProof/>
             </w:rPr>
@@ -1296,6 +1329,7 @@
             <w:tabs>
               <w:tab w:val="right" w:leader="dot" w:pos="9016"/>
             </w:tabs>
+            <w:jc w:val="both"/>
             <w:rPr>
               <w:noProof/>
             </w:rPr>
@@ -1364,6 +1398,7 @@
             <w:tabs>
               <w:tab w:val="right" w:leader="dot" w:pos="9016"/>
             </w:tabs>
+            <w:jc w:val="both"/>
             <w:rPr>
               <w:noProof/>
             </w:rPr>
@@ -1432,6 +1467,7 @@
             <w:tabs>
               <w:tab w:val="right" w:leader="dot" w:pos="9016"/>
             </w:tabs>
+            <w:jc w:val="both"/>
             <w:rPr>
               <w:noProof/>
             </w:rPr>
@@ -1500,6 +1536,7 @@
             <w:tabs>
               <w:tab w:val="right" w:leader="dot" w:pos="9016"/>
             </w:tabs>
+            <w:jc w:val="both"/>
             <w:rPr>
               <w:noProof/>
             </w:rPr>
@@ -1568,6 +1605,7 @@
             <w:tabs>
               <w:tab w:val="right" w:leader="dot" w:pos="9016"/>
             </w:tabs>
+            <w:jc w:val="both"/>
             <w:rPr>
               <w:noProof/>
             </w:rPr>
@@ -1636,6 +1674,7 @@
             <w:tabs>
               <w:tab w:val="right" w:leader="dot" w:pos="9016"/>
             </w:tabs>
+            <w:jc w:val="both"/>
             <w:rPr>
               <w:noProof/>
             </w:rPr>
@@ -1704,6 +1743,7 @@
             <w:tabs>
               <w:tab w:val="right" w:leader="dot" w:pos="9016"/>
             </w:tabs>
+            <w:jc w:val="both"/>
             <w:rPr>
               <w:noProof/>
             </w:rPr>
@@ -1772,6 +1812,7 @@
             <w:tabs>
               <w:tab w:val="right" w:leader="dot" w:pos="9016"/>
             </w:tabs>
+            <w:jc w:val="both"/>
             <w:rPr>
               <w:noProof/>
             </w:rPr>
@@ -1840,6 +1881,7 @@
             <w:tabs>
               <w:tab w:val="right" w:leader="dot" w:pos="9016"/>
             </w:tabs>
+            <w:jc w:val="both"/>
             <w:rPr>
               <w:noProof/>
             </w:rPr>
@@ -1908,6 +1950,7 @@
             <w:tabs>
               <w:tab w:val="right" w:leader="dot" w:pos="9016"/>
             </w:tabs>
+            <w:jc w:val="both"/>
             <w:rPr>
               <w:noProof/>
             </w:rPr>
@@ -1976,6 +2019,7 @@
             <w:tabs>
               <w:tab w:val="right" w:leader="dot" w:pos="9016"/>
             </w:tabs>
+            <w:jc w:val="both"/>
             <w:rPr>
               <w:noProof/>
             </w:rPr>
@@ -2044,6 +2088,7 @@
             <w:tabs>
               <w:tab w:val="right" w:leader="dot" w:pos="9016"/>
             </w:tabs>
+            <w:jc w:val="both"/>
             <w:rPr>
               <w:noProof/>
             </w:rPr>
@@ -2112,6 +2157,7 @@
             <w:tabs>
               <w:tab w:val="right" w:leader="dot" w:pos="9016"/>
             </w:tabs>
+            <w:jc w:val="both"/>
             <w:rPr>
               <w:noProof/>
             </w:rPr>
@@ -2180,6 +2226,7 @@
             <w:tabs>
               <w:tab w:val="right" w:leader="dot" w:pos="9016"/>
             </w:tabs>
+            <w:jc w:val="both"/>
             <w:rPr>
               <w:noProof/>
             </w:rPr>
@@ -2248,6 +2295,7 @@
             <w:tabs>
               <w:tab w:val="right" w:leader="dot" w:pos="9016"/>
             </w:tabs>
+            <w:jc w:val="both"/>
             <w:rPr>
               <w:noProof/>
             </w:rPr>
@@ -2316,6 +2364,7 @@
             <w:tabs>
               <w:tab w:val="right" w:leader="dot" w:pos="9016"/>
             </w:tabs>
+            <w:jc w:val="both"/>
             <w:rPr>
               <w:noProof/>
             </w:rPr>
@@ -2384,6 +2433,7 @@
             <w:tabs>
               <w:tab w:val="right" w:leader="dot" w:pos="9016"/>
             </w:tabs>
+            <w:jc w:val="both"/>
             <w:rPr>
               <w:noProof/>
             </w:rPr>
@@ -2447,6 +2497,9 @@
           </w:hyperlink>
         </w:p>
         <w:p>
+          <w:pPr>
+            <w:jc w:val="both"/>
+          </w:pPr>
           <w:r>
             <w:rPr>
               <w:b/>
@@ -2458,6 +2511,9 @@
       </w:sdtContent>
     </w:sdt>
     <w:p>
+      <w:pPr>
+        <w:jc w:val="both"/>
+      </w:pPr>
       <w:r>
         <w:br w:type="page"/>
       </w:r>
@@ -2465,6 +2521,7 @@
     <w:p>
       <w:pPr>
         <w:pStyle w:val="Ttulo1"/>
+        <w:jc w:val="both"/>
       </w:pPr>
       <w:bookmarkStart w:id="0" w:name="_Toc230724155"/>
       <w:r>
@@ -2489,6 +2546,7 @@
     <w:p>
       <w:pPr>
         <w:spacing w:line="480" w:lineRule="auto"/>
+        <w:jc w:val="both"/>
       </w:pPr>
     </w:p>
     <w:p>
@@ -2563,6 +2621,7 @@
     <w:p>
       <w:pPr>
         <w:spacing w:line="480" w:lineRule="auto"/>
+        <w:jc w:val="both"/>
       </w:pPr>
     </w:p>
     <w:p>
@@ -2649,6 +2708,9 @@
       </w:r>
     </w:p>
     <w:p>
+      <w:pPr>
+        <w:jc w:val="both"/>
+      </w:pPr>
       <w:r>
         <w:br w:type="page"/>
       </w:r>
@@ -2656,6 +2718,7 @@
     <w:p>
       <w:pPr>
         <w:pStyle w:val="Ttulo1"/>
+        <w:jc w:val="both"/>
       </w:pPr>
       <w:bookmarkStart w:id="1" w:name="_Toc230724156"/>
       <w:r>
@@ -2667,6 +2730,7 @@
     <w:p>
       <w:pPr>
         <w:pStyle w:val="Ttulo2"/>
+        <w:jc w:val="both"/>
       </w:pPr>
       <w:bookmarkStart w:id="2" w:name="_Toc230724157"/>
       <w:r>
@@ -2681,6 +2745,7 @@
           <w:ilvl w:val="0"/>
           <w:numId w:val="2"/>
         </w:numPr>
+        <w:jc w:val="both"/>
       </w:pPr>
       <w:r>
         <w:rPr>
@@ -2696,6 +2761,7 @@
           <w:ilvl w:val="0"/>
           <w:numId w:val="2"/>
         </w:numPr>
+        <w:jc w:val="both"/>
       </w:pPr>
       <w:r>
         <w:rPr>
@@ -2711,6 +2777,7 @@
           <w:ilvl w:val="0"/>
           <w:numId w:val="2"/>
         </w:numPr>
+        <w:jc w:val="both"/>
       </w:pPr>
       <w:r>
         <w:rPr>
@@ -2768,6 +2835,7 @@
           <w:ilvl w:val="0"/>
           <w:numId w:val="2"/>
         </w:numPr>
+        <w:jc w:val="both"/>
       </w:pPr>
       <w:r>
         <w:rPr>
@@ -2779,11 +2847,13 @@
     <w:p>
       <w:pPr>
         <w:spacing w:line="480" w:lineRule="auto"/>
+        <w:jc w:val="both"/>
       </w:pPr>
     </w:p>
     <w:p>
       <w:pPr>
         <w:pStyle w:val="Ttulo2"/>
+        <w:jc w:val="both"/>
       </w:pPr>
       <w:bookmarkStart w:id="3" w:name="_Toc230724158"/>
       <w:r>
@@ -2798,6 +2868,7 @@
           <w:ilvl w:val="0"/>
           <w:numId w:val="2"/>
         </w:numPr>
+        <w:jc w:val="both"/>
       </w:pPr>
       <w:r>
         <w:rPr>
@@ -2827,6 +2898,7 @@
           <w:ilvl w:val="0"/>
           <w:numId w:val="2"/>
         </w:numPr>
+        <w:jc w:val="both"/>
       </w:pPr>
       <w:r>
         <w:rPr>
@@ -2842,6 +2914,7 @@
           <w:ilvl w:val="0"/>
           <w:numId w:val="2"/>
         </w:numPr>
+        <w:jc w:val="both"/>
       </w:pPr>
       <w:r>
         <w:rPr>
@@ -2857,6 +2930,7 @@
           <w:ilvl w:val="0"/>
           <w:numId w:val="2"/>
         </w:numPr>
+        <w:jc w:val="both"/>
       </w:pPr>
       <w:r>
         <w:rPr>
@@ -2872,6 +2946,7 @@
           <w:ilvl w:val="0"/>
           <w:numId w:val="2"/>
         </w:numPr>
+        <w:jc w:val="both"/>
       </w:pPr>
       <w:r>
         <w:rPr>
@@ -2901,6 +2976,7 @@
           <w:ilvl w:val="0"/>
           <w:numId w:val="2"/>
         </w:numPr>
+        <w:jc w:val="both"/>
       </w:pPr>
       <w:r>
         <w:rPr>
@@ -2958,6 +3034,7 @@
           <w:ilvl w:val="0"/>
           <w:numId w:val="2"/>
         </w:numPr>
+        <w:jc w:val="both"/>
       </w:pPr>
       <w:r>
         <w:rPr>
@@ -2973,6 +3050,7 @@
           <w:ilvl w:val="0"/>
           <w:numId w:val="2"/>
         </w:numPr>
+        <w:jc w:val="both"/>
       </w:pPr>
       <w:r>
         <w:rPr>
@@ -3016,6 +3094,7 @@
           <w:ilvl w:val="0"/>
           <w:numId w:val="2"/>
         </w:numPr>
+        <w:jc w:val="both"/>
       </w:pPr>
       <w:r>
         <w:rPr>
@@ -3025,6 +3104,9 @@
       </w:r>
     </w:p>
     <w:p>
+      <w:pPr>
+        <w:jc w:val="both"/>
+      </w:pPr>
       <w:r>
         <w:br w:type="page"/>
       </w:r>
@@ -3032,6 +3114,7 @@
     <w:p>
       <w:pPr>
         <w:pStyle w:val="Ttulo1"/>
+        <w:jc w:val="both"/>
       </w:pPr>
       <w:bookmarkStart w:id="4" w:name="_Toc230724159"/>
       <w:r>
@@ -3043,6 +3126,7 @@
     <w:p>
       <w:pPr>
         <w:pStyle w:val="Ttulo2"/>
+        <w:jc w:val="both"/>
       </w:pPr>
       <w:bookmarkStart w:id="5" w:name="_Toc230724160"/>
       <w:r>
@@ -3053,6 +3137,7 @@
     <w:p>
       <w:pPr>
         <w:spacing w:line="480" w:lineRule="auto"/>
+        <w:jc w:val="both"/>
       </w:pPr>
     </w:p>
     <w:p>
@@ -3062,6 +3147,7 @@
           <w:ilvl w:val="0"/>
           <w:numId w:val="2"/>
         </w:numPr>
+        <w:jc w:val="both"/>
       </w:pPr>
       <w:r>
         <w:rPr>
@@ -3077,6 +3163,7 @@
           <w:ilvl w:val="0"/>
           <w:numId w:val="2"/>
         </w:numPr>
+        <w:jc w:val="both"/>
       </w:pPr>
       <w:r>
         <w:rPr>
@@ -3092,6 +3179,7 @@
           <w:ilvl w:val="0"/>
           <w:numId w:val="2"/>
         </w:numPr>
+        <w:jc w:val="both"/>
       </w:pPr>
       <w:r>
         <w:rPr>
@@ -3107,6 +3195,7 @@
           <w:ilvl w:val="0"/>
           <w:numId w:val="2"/>
         </w:numPr>
+        <w:jc w:val="both"/>
       </w:pPr>
       <w:r>
         <w:rPr>
@@ -3122,6 +3211,7 @@
           <w:ilvl w:val="0"/>
           <w:numId w:val="2"/>
         </w:numPr>
+        <w:jc w:val="both"/>
       </w:pPr>
       <w:r>
         <w:rPr>
@@ -3137,6 +3227,7 @@
           <w:ilvl w:val="0"/>
           <w:numId w:val="2"/>
         </w:numPr>
+        <w:jc w:val="both"/>
       </w:pPr>
       <w:r>
         <w:rPr>
@@ -3152,6 +3243,7 @@
           <w:ilvl w:val="0"/>
           <w:numId w:val="2"/>
         </w:numPr>
+        <w:jc w:val="both"/>
       </w:pPr>
       <w:r>
         <w:rPr>
@@ -3167,6 +3259,7 @@
           <w:ilvl w:val="0"/>
           <w:numId w:val="2"/>
         </w:numPr>
+        <w:jc w:val="both"/>
       </w:pPr>
       <w:r>
         <w:rPr>
@@ -3182,6 +3275,7 @@
           <w:ilvl w:val="0"/>
           <w:numId w:val="2"/>
         </w:numPr>
+        <w:jc w:val="both"/>
       </w:pPr>
       <w:r>
         <w:rPr>
@@ -3197,6 +3291,7 @@
           <w:ilvl w:val="0"/>
           <w:numId w:val="2"/>
         </w:numPr>
+        <w:jc w:val="both"/>
       </w:pPr>
       <w:r>
         <w:rPr>
@@ -3212,6 +3307,7 @@
           <w:ilvl w:val="0"/>
           <w:numId w:val="2"/>
         </w:numPr>
+        <w:jc w:val="both"/>
       </w:pPr>
       <w:r>
         <w:rPr>
@@ -3227,6 +3323,7 @@
           <w:ilvl w:val="0"/>
           <w:numId w:val="2"/>
         </w:numPr>
+        <w:jc w:val="both"/>
       </w:pPr>
       <w:r>
         <w:rPr>
@@ -3242,12 +3339,12 @@
           <w:ilvl w:val="0"/>
           <w:numId w:val="2"/>
         </w:numPr>
-      </w:pPr>
-      <w:r>
-        <w:rPr>
-          <w:color w:val="111827"/>
-        </w:rPr>
-        <w:lastRenderedPageBreak/>
+        <w:jc w:val="both"/>
+      </w:pPr>
+      <w:r>
+        <w:rPr>
+          <w:color w:val="111827"/>
+        </w:rPr>
         <w:t>RF13 – Compartir respuesta: El sistema permite compartir las respuestas de la IA con otras aplicaciones.</w:t>
       </w:r>
     </w:p>
@@ -3258,11 +3355,13 @@
           <w:ilvl w:val="0"/>
           <w:numId w:val="2"/>
         </w:numPr>
-      </w:pPr>
-      <w:r>
-        <w:rPr>
-          <w:color w:val="111827"/>
-        </w:rPr>
+        <w:jc w:val="both"/>
+      </w:pPr>
+      <w:r>
+        <w:rPr>
+          <w:color w:val="111827"/>
+        </w:rPr>
+        <w:lastRenderedPageBreak/>
         <w:t xml:space="preserve">RF14 – </w:t>
       </w:r>
       <w:proofErr w:type="spellStart"/>
@@ -3287,6 +3386,7 @@
           <w:ilvl w:val="0"/>
           <w:numId w:val="2"/>
         </w:numPr>
+        <w:jc w:val="both"/>
       </w:pPr>
       <w:r>
         <w:rPr>
@@ -3302,6 +3402,7 @@
           <w:ilvl w:val="0"/>
           <w:numId w:val="2"/>
         </w:numPr>
+        <w:jc w:val="both"/>
       </w:pPr>
       <w:r>
         <w:t>RF16 – Buscador en el chat: El sistema permite buscar mensajes dentro de una conversación, resaltando los resultados y desplazándose automáticamente hacia ellos.</w:t>
@@ -3310,11 +3411,13 @@
     <w:p>
       <w:pPr>
         <w:spacing w:line="480" w:lineRule="auto"/>
+        <w:jc w:val="both"/>
       </w:pPr>
     </w:p>
     <w:p>
       <w:pPr>
         <w:pStyle w:val="Ttulo2"/>
+        <w:jc w:val="both"/>
       </w:pPr>
       <w:bookmarkStart w:id="6" w:name="_Toc230724161"/>
       <w:r>
@@ -3325,6 +3428,7 @@
     <w:p>
       <w:pPr>
         <w:spacing w:line="480" w:lineRule="auto"/>
+        <w:jc w:val="both"/>
       </w:pPr>
     </w:p>
     <w:p>
@@ -3334,6 +3438,7 @@
           <w:ilvl w:val="0"/>
           <w:numId w:val="2"/>
         </w:numPr>
+        <w:jc w:val="both"/>
       </w:pPr>
       <w:r>
         <w:rPr>
@@ -3363,6 +3468,7 @@
           <w:ilvl w:val="0"/>
           <w:numId w:val="2"/>
         </w:numPr>
+        <w:jc w:val="both"/>
       </w:pPr>
       <w:r>
         <w:rPr>
@@ -3378,6 +3484,7 @@
           <w:ilvl w:val="0"/>
           <w:numId w:val="2"/>
         </w:numPr>
+        <w:jc w:val="both"/>
       </w:pPr>
       <w:r>
         <w:rPr>
@@ -3393,6 +3500,7 @@
           <w:ilvl w:val="0"/>
           <w:numId w:val="2"/>
         </w:numPr>
+        <w:jc w:val="both"/>
       </w:pPr>
       <w:r>
         <w:rPr>
@@ -3408,6 +3516,7 @@
           <w:ilvl w:val="0"/>
           <w:numId w:val="2"/>
         </w:numPr>
+        <w:jc w:val="both"/>
       </w:pPr>
       <w:r>
         <w:rPr>
@@ -3437,6 +3546,7 @@
           <w:ilvl w:val="0"/>
           <w:numId w:val="2"/>
         </w:numPr>
+        <w:jc w:val="both"/>
       </w:pPr>
       <w:r>
         <w:rPr>
@@ -3452,6 +3562,7 @@
           <w:ilvl w:val="0"/>
           <w:numId w:val="2"/>
         </w:numPr>
+        <w:jc w:val="both"/>
       </w:pPr>
       <w:r>
         <w:rPr>
@@ -3467,6 +3578,7 @@
           <w:ilvl w:val="0"/>
           <w:numId w:val="2"/>
         </w:numPr>
+        <w:jc w:val="both"/>
       </w:pPr>
       <w:r>
         <w:rPr>
@@ -3482,12 +3594,12 @@
           <w:ilvl w:val="0"/>
           <w:numId w:val="2"/>
         </w:numPr>
-      </w:pPr>
-      <w:r>
-        <w:rPr>
-          <w:color w:val="111827"/>
-        </w:rPr>
-        <w:lastRenderedPageBreak/>
+        <w:jc w:val="both"/>
+      </w:pPr>
+      <w:r>
+        <w:rPr>
+          <w:color w:val="111827"/>
+        </w:rPr>
         <w:t xml:space="preserve">RNF09 – Persistencia en nube: Los datos se almacenan en </w:t>
       </w:r>
       <w:proofErr w:type="spellStart"/>
@@ -3508,9 +3620,13 @@
     <w:p>
       <w:pPr>
         <w:spacing w:line="480" w:lineRule="auto"/>
-      </w:pPr>
-    </w:p>
-    <w:p>
+        <w:jc w:val="both"/>
+      </w:pPr>
+    </w:p>
+    <w:p>
+      <w:pPr>
+        <w:jc w:val="both"/>
+      </w:pPr>
       <w:r>
         <w:br w:type="page"/>
       </w:r>
@@ -3518,6 +3634,7 @@
     <w:p>
       <w:pPr>
         <w:pStyle w:val="Ttulo2"/>
+        <w:jc w:val="both"/>
       </w:pPr>
       <w:bookmarkStart w:id="7" w:name="_Toc230724162"/>
       <w:r>
@@ -3536,31 +3653,19 @@
         <w:rPr>
           <w:color w:val="111827"/>
         </w:rPr>
-        <w:t xml:space="preserve">A </w:t>
-      </w:r>
-      <w:proofErr w:type="gramStart"/>
-      <w:r>
-        <w:rPr>
-          <w:color w:val="111827"/>
-        </w:rPr>
-        <w:t>continuación</w:t>
-      </w:r>
-      <w:proofErr w:type="gramEnd"/>
-      <w:r>
-        <w:rPr>
-          <w:color w:val="111827"/>
-        </w:rPr>
-        <w:t xml:space="preserve"> se detallan los casos de uso principales del sistema IAMDEX.</w:t>
-      </w:r>
-    </w:p>
-    <w:p>
-      <w:pPr>
-        <w:spacing w:line="480" w:lineRule="auto"/>
+        <w:t>A continuación se detallan los casos de uso principales del sistema IAMDEX.</w:t>
+      </w:r>
+    </w:p>
+    <w:p>
+      <w:pPr>
+        <w:spacing w:line="480" w:lineRule="auto"/>
+        <w:jc w:val="both"/>
       </w:pPr>
     </w:p>
     <w:p>
       <w:pPr>
         <w:spacing w:before="240" w:after="60" w:line="480" w:lineRule="auto"/>
+        <w:jc w:val="both"/>
       </w:pPr>
       <w:r>
         <w:rPr>
@@ -3574,6 +3679,7 @@
     <w:p>
       <w:pPr>
         <w:spacing w:line="480" w:lineRule="auto"/>
+        <w:jc w:val="both"/>
       </w:pPr>
       <w:r>
         <w:rPr>
@@ -3589,6 +3695,7 @@
     <w:p>
       <w:pPr>
         <w:spacing w:line="480" w:lineRule="auto"/>
+        <w:jc w:val="both"/>
       </w:pPr>
       <w:r>
         <w:rPr>
@@ -3604,6 +3711,7 @@
     <w:p>
       <w:pPr>
         <w:spacing w:line="480" w:lineRule="auto"/>
+        <w:jc w:val="both"/>
       </w:pPr>
       <w:r>
         <w:rPr>
@@ -3619,6 +3727,7 @@
     <w:p>
       <w:pPr>
         <w:spacing w:after="60" w:line="480" w:lineRule="auto"/>
+        <w:jc w:val="both"/>
       </w:pPr>
       <w:r>
         <w:rPr>
@@ -3634,6 +3743,7 @@
     <w:p>
       <w:pPr>
         <w:spacing w:before="240" w:after="60" w:line="480" w:lineRule="auto"/>
+        <w:jc w:val="both"/>
       </w:pPr>
       <w:r>
         <w:rPr>
@@ -3647,6 +3757,7 @@
     <w:p>
       <w:pPr>
         <w:spacing w:line="480" w:lineRule="auto"/>
+        <w:jc w:val="both"/>
       </w:pPr>
       <w:r>
         <w:rPr>
@@ -3662,6 +3773,7 @@
     <w:p>
       <w:pPr>
         <w:spacing w:line="480" w:lineRule="auto"/>
+        <w:jc w:val="both"/>
       </w:pPr>
       <w:r>
         <w:rPr>
@@ -3677,6 +3789,7 @@
     <w:p>
       <w:pPr>
         <w:spacing w:line="480" w:lineRule="auto"/>
+        <w:jc w:val="both"/>
       </w:pPr>
       <w:r>
         <w:rPr>
@@ -3692,6 +3805,7 @@
     <w:p>
       <w:pPr>
         <w:spacing w:after="60" w:line="480" w:lineRule="auto"/>
+        <w:jc w:val="both"/>
       </w:pPr>
       <w:r>
         <w:rPr>
@@ -3707,6 +3821,7 @@
     <w:p>
       <w:pPr>
         <w:spacing w:before="240" w:after="60" w:line="480" w:lineRule="auto"/>
+        <w:jc w:val="both"/>
       </w:pPr>
       <w:r>
         <w:rPr>
@@ -3720,6 +3835,7 @@
     <w:p>
       <w:pPr>
         <w:spacing w:line="480" w:lineRule="auto"/>
+        <w:jc w:val="both"/>
       </w:pPr>
       <w:r>
         <w:rPr>
@@ -3735,6 +3851,7 @@
     <w:p>
       <w:pPr>
         <w:spacing w:line="480" w:lineRule="auto"/>
+        <w:jc w:val="both"/>
       </w:pPr>
       <w:r>
         <w:rPr>
@@ -3750,6 +3867,7 @@
     <w:p>
       <w:pPr>
         <w:spacing w:line="480" w:lineRule="auto"/>
+        <w:jc w:val="both"/>
       </w:pPr>
       <w:r>
         <w:rPr>
@@ -3765,6 +3883,7 @@
     <w:p>
       <w:pPr>
         <w:spacing w:after="60" w:line="480" w:lineRule="auto"/>
+        <w:jc w:val="both"/>
       </w:pPr>
       <w:r>
         <w:rPr>
@@ -3780,6 +3899,7 @@
     <w:p>
       <w:pPr>
         <w:spacing w:before="240" w:after="60" w:line="480" w:lineRule="auto"/>
+        <w:jc w:val="both"/>
       </w:pPr>
       <w:r>
         <w:rPr>
@@ -3793,6 +3913,7 @@
     <w:p>
       <w:pPr>
         <w:spacing w:line="480" w:lineRule="auto"/>
+        <w:jc w:val="both"/>
       </w:pPr>
       <w:r>
         <w:rPr>
@@ -3808,6 +3929,7 @@
     <w:p>
       <w:pPr>
         <w:spacing w:line="480" w:lineRule="auto"/>
+        <w:jc w:val="both"/>
       </w:pPr>
       <w:r>
         <w:rPr>
@@ -3823,6 +3945,7 @@
     <w:p>
       <w:pPr>
         <w:spacing w:line="480" w:lineRule="auto"/>
+        <w:jc w:val="both"/>
       </w:pPr>
       <w:r>
         <w:rPr>
@@ -3847,6 +3970,7 @@
     <w:p>
       <w:pPr>
         <w:spacing w:after="60" w:line="480" w:lineRule="auto"/>
+        <w:jc w:val="both"/>
       </w:pPr>
       <w:r>
         <w:rPr>
@@ -3862,6 +3986,7 @@
     <w:p>
       <w:pPr>
         <w:spacing w:before="240" w:after="60" w:line="480" w:lineRule="auto"/>
+        <w:jc w:val="both"/>
       </w:pPr>
       <w:r>
         <w:rPr>
@@ -3875,6 +4000,7 @@
     <w:p>
       <w:pPr>
         <w:spacing w:line="480" w:lineRule="auto"/>
+        <w:jc w:val="both"/>
       </w:pPr>
       <w:r>
         <w:rPr>
@@ -3890,6 +4016,7 @@
     <w:p>
       <w:pPr>
         <w:spacing w:line="480" w:lineRule="auto"/>
+        <w:jc w:val="both"/>
       </w:pPr>
       <w:r>
         <w:rPr>
@@ -3905,6 +4032,7 @@
     <w:p>
       <w:pPr>
         <w:spacing w:line="480" w:lineRule="auto"/>
+        <w:jc w:val="both"/>
       </w:pPr>
       <w:r>
         <w:rPr>
@@ -3928,6 +4056,7 @@
     <w:p>
       <w:pPr>
         <w:spacing w:after="60" w:line="480" w:lineRule="auto"/>
+        <w:jc w:val="both"/>
       </w:pPr>
       <w:r>
         <w:rPr>
@@ -3943,6 +4072,7 @@
     <w:p>
       <w:pPr>
         <w:spacing w:before="240" w:after="60" w:line="480" w:lineRule="auto"/>
+        <w:jc w:val="both"/>
       </w:pPr>
       <w:r>
         <w:rPr>
@@ -3956,6 +4086,7 @@
     <w:p>
       <w:pPr>
         <w:spacing w:line="480" w:lineRule="auto"/>
+        <w:jc w:val="both"/>
       </w:pPr>
       <w:r>
         <w:rPr>
@@ -3971,6 +4102,7 @@
     <w:p>
       <w:pPr>
         <w:spacing w:line="480" w:lineRule="auto"/>
+        <w:jc w:val="both"/>
       </w:pPr>
       <w:r>
         <w:rPr>
@@ -3986,6 +4118,7 @@
     <w:p>
       <w:pPr>
         <w:spacing w:line="480" w:lineRule="auto"/>
+        <w:jc w:val="both"/>
       </w:pPr>
       <w:r>
         <w:rPr>
@@ -4009,6 +4142,7 @@
     <w:p>
       <w:pPr>
         <w:spacing w:after="60" w:line="480" w:lineRule="auto"/>
+        <w:jc w:val="both"/>
       </w:pPr>
       <w:r>
         <w:rPr>
@@ -4024,6 +4158,7 @@
     <w:p>
       <w:pPr>
         <w:spacing w:before="240" w:after="60" w:line="480" w:lineRule="auto"/>
+        <w:jc w:val="both"/>
       </w:pPr>
       <w:r>
         <w:rPr>
@@ -4037,6 +4172,7 @@
     <w:p>
       <w:pPr>
         <w:spacing w:line="480" w:lineRule="auto"/>
+        <w:jc w:val="both"/>
       </w:pPr>
       <w:r>
         <w:rPr>
@@ -4052,6 +4188,7 @@
     <w:p>
       <w:pPr>
         <w:spacing w:line="480" w:lineRule="auto"/>
+        <w:jc w:val="both"/>
       </w:pPr>
       <w:r>
         <w:rPr>
@@ -4067,6 +4204,7 @@
     <w:p>
       <w:pPr>
         <w:spacing w:line="480" w:lineRule="auto"/>
+        <w:jc w:val="both"/>
       </w:pPr>
       <w:r>
         <w:rPr>
@@ -4090,6 +4228,7 @@
     <w:p>
       <w:pPr>
         <w:spacing w:after="60" w:line="480" w:lineRule="auto"/>
+        <w:jc w:val="both"/>
       </w:pPr>
       <w:r>
         <w:rPr>
@@ -4105,6 +4244,7 @@
     <w:p>
       <w:pPr>
         <w:spacing w:before="240" w:after="60" w:line="480" w:lineRule="auto"/>
+        <w:jc w:val="both"/>
       </w:pPr>
       <w:r>
         <w:rPr>
@@ -4118,6 +4258,7 @@
     <w:p>
       <w:pPr>
         <w:spacing w:line="480" w:lineRule="auto"/>
+        <w:jc w:val="both"/>
       </w:pPr>
       <w:r>
         <w:rPr>
@@ -4133,6 +4274,7 @@
     <w:p>
       <w:pPr>
         <w:spacing w:line="480" w:lineRule="auto"/>
+        <w:jc w:val="both"/>
       </w:pPr>
       <w:r>
         <w:rPr>
@@ -4148,6 +4290,7 @@
     <w:p>
       <w:pPr>
         <w:spacing w:line="480" w:lineRule="auto"/>
+        <w:jc w:val="both"/>
       </w:pPr>
       <w:r>
         <w:rPr>
@@ -4164,6 +4307,7 @@
     <w:p>
       <w:pPr>
         <w:spacing w:after="60" w:line="480" w:lineRule="auto"/>
+        <w:jc w:val="both"/>
       </w:pPr>
       <w:r>
         <w:rPr>
@@ -4179,6 +4323,7 @@
     <w:p>
       <w:pPr>
         <w:spacing w:before="240" w:after="60" w:line="480" w:lineRule="auto"/>
+        <w:jc w:val="both"/>
       </w:pPr>
       <w:r>
         <w:rPr>
@@ -4192,6 +4337,7 @@
     <w:p>
       <w:pPr>
         <w:spacing w:line="480" w:lineRule="auto"/>
+        <w:jc w:val="both"/>
       </w:pPr>
       <w:r>
         <w:rPr>
@@ -4207,6 +4353,7 @@
     <w:p>
       <w:pPr>
         <w:spacing w:line="480" w:lineRule="auto"/>
+        <w:jc w:val="both"/>
       </w:pPr>
       <w:r>
         <w:rPr>
@@ -4222,6 +4369,7 @@
     <w:p>
       <w:pPr>
         <w:spacing w:line="480" w:lineRule="auto"/>
+        <w:jc w:val="both"/>
       </w:pPr>
       <w:r>
         <w:rPr>
@@ -4237,6 +4385,7 @@
     <w:p>
       <w:pPr>
         <w:spacing w:after="60" w:line="480" w:lineRule="auto"/>
+        <w:jc w:val="both"/>
       </w:pPr>
       <w:r>
         <w:rPr>
@@ -4252,6 +4401,7 @@
     <w:p>
       <w:pPr>
         <w:spacing w:before="240" w:after="60" w:line="480" w:lineRule="auto"/>
+        <w:jc w:val="both"/>
       </w:pPr>
       <w:r>
         <w:rPr>
@@ -4265,6 +4415,7 @@
     <w:p>
       <w:pPr>
         <w:spacing w:line="480" w:lineRule="auto"/>
+        <w:jc w:val="both"/>
       </w:pPr>
       <w:r>
         <w:rPr>
@@ -4280,6 +4431,7 @@
     <w:p>
       <w:pPr>
         <w:spacing w:line="480" w:lineRule="auto"/>
+        <w:jc w:val="both"/>
       </w:pPr>
       <w:r>
         <w:rPr>
@@ -4295,6 +4447,7 @@
     <w:p>
       <w:pPr>
         <w:spacing w:line="480" w:lineRule="auto"/>
+        <w:jc w:val="both"/>
       </w:pPr>
       <w:r>
         <w:rPr>
@@ -4310,6 +4463,7 @@
     <w:p>
       <w:pPr>
         <w:spacing w:after="60" w:line="480" w:lineRule="auto"/>
+        <w:jc w:val="both"/>
       </w:pPr>
       <w:r>
         <w:rPr>
@@ -4325,6 +4479,7 @@
     <w:p>
       <w:pPr>
         <w:spacing w:before="240" w:after="60" w:line="480" w:lineRule="auto"/>
+        <w:jc w:val="both"/>
       </w:pPr>
       <w:r>
         <w:rPr>
@@ -4338,6 +4493,7 @@
     <w:p>
       <w:pPr>
         <w:spacing w:line="480" w:lineRule="auto"/>
+        <w:jc w:val="both"/>
       </w:pPr>
       <w:r>
         <w:rPr>
@@ -4353,6 +4509,7 @@
     <w:p>
       <w:pPr>
         <w:spacing w:line="480" w:lineRule="auto"/>
+        <w:jc w:val="both"/>
       </w:pPr>
       <w:r>
         <w:rPr>
@@ -4368,6 +4525,7 @@
     <w:p>
       <w:pPr>
         <w:spacing w:line="480" w:lineRule="auto"/>
+        <w:jc w:val="both"/>
       </w:pPr>
       <w:r>
         <w:rPr>
@@ -4383,6 +4541,7 @@
     <w:p>
       <w:pPr>
         <w:spacing w:after="60" w:line="480" w:lineRule="auto"/>
+        <w:jc w:val="both"/>
       </w:pPr>
       <w:r>
         <w:rPr>
@@ -4398,6 +4557,7 @@
     <w:p>
       <w:pPr>
         <w:spacing w:after="60" w:line="480" w:lineRule="auto"/>
+        <w:jc w:val="both"/>
         <w:rPr>
           <w:b/>
           <w:bCs/>
@@ -4416,6 +4576,7 @@
     <w:p>
       <w:pPr>
         <w:spacing w:line="480" w:lineRule="auto"/>
+        <w:jc w:val="both"/>
       </w:pPr>
       <w:r>
         <w:rPr>
@@ -4431,6 +4592,7 @@
     <w:p>
       <w:pPr>
         <w:spacing w:line="480" w:lineRule="auto"/>
+        <w:jc w:val="both"/>
       </w:pPr>
       <w:r>
         <w:rPr>
@@ -4446,6 +4608,7 @@
     <w:p>
       <w:pPr>
         <w:spacing w:line="480" w:lineRule="auto"/>
+        <w:jc w:val="both"/>
       </w:pPr>
       <w:r>
         <w:rPr>
@@ -4469,6 +4632,7 @@
     <w:p>
       <w:pPr>
         <w:spacing w:after="60" w:line="480" w:lineRule="auto"/>
+        <w:jc w:val="both"/>
         <w:rPr>
           <w:u w:val="single"/>
         </w:rPr>
@@ -4488,9 +4652,62 @@
     <w:p>
       <w:pPr>
         <w:spacing w:after="60" w:line="480" w:lineRule="auto"/>
-      </w:pPr>
-    </w:p>
-    <w:p>
+        <w:jc w:val="both"/>
+      </w:pPr>
+      <w:r>
+        <w:drawing>
+          <wp:inline distT="0" distB="0" distL="0" distR="0" wp14:anchorId="425C746E" wp14:editId="3F3FBEA4">
+            <wp:extent cx="5731510" cy="5574030"/>
+            <wp:effectExtent l="0" t="0" r="2540" b="7620"/>
+            <wp:docPr id="14" name="Imagen 14"/>
+            <wp:cNvGraphicFramePr>
+              <a:graphicFrameLocks xmlns:a="http://schemas.openxmlformats.org/drawingml/2006/main" noChangeAspect="1"/>
+            </wp:cNvGraphicFramePr>
+            <a:graphic xmlns:a="http://schemas.openxmlformats.org/drawingml/2006/main">
+              <a:graphicData uri="http://schemas.openxmlformats.org/drawingml/2006/picture">
+                <pic:pic xmlns:pic="http://schemas.openxmlformats.org/drawingml/2006/picture">
+                  <pic:nvPicPr>
+                    <pic:cNvPr id="1" name=""/>
+                    <pic:cNvPicPr/>
+                  </pic:nvPicPr>
+                  <pic:blipFill>
+                    <a:blip r:embed="rId7"/>
+                    <a:stretch>
+                      <a:fillRect/>
+                    </a:stretch>
+                  </pic:blipFill>
+                  <pic:spPr>
+                    <a:xfrm>
+                      <a:off x="0" y="0"/>
+                      <a:ext cx="5731510" cy="5574030"/>
+                    </a:xfrm>
+                    <a:prstGeom prst="rect">
+                      <a:avLst/>
+                    </a:prstGeom>
+                  </pic:spPr>
+                </pic:pic>
+              </a:graphicData>
+            </a:graphic>
+          </wp:inline>
+        </w:drawing>
+      </w:r>
+    </w:p>
+    <w:p>
+      <w:pPr>
+        <w:spacing w:after="60" w:line="480" w:lineRule="auto"/>
+        <w:jc w:val="both"/>
+      </w:pPr>
+      <w:r>
+        <w:t>La figura anterior muestra el diagrama de casos de uso del sistema IAMDEX, donde se representan las interacciones entre el usuario y el sistema agr</w:t>
+      </w:r>
+      <w:r>
+        <w:t>upadas por categoría funcional.</w:t>
+      </w:r>
+    </w:p>
+    <w:p>
+      <w:pPr>
+        <w:jc w:val="both"/>
+      </w:pPr>
       <w:r>
         <w:br w:type="page"/>
       </w:r>
@@ -4498,6 +4715,7 @@
     <w:p>
       <w:pPr>
         <w:pStyle w:val="Ttulo1"/>
+        <w:jc w:val="both"/>
       </w:pPr>
       <w:bookmarkStart w:id="8" w:name="_Toc230724163"/>
       <w:r>
@@ -4544,31 +4762,19 @@
         <w:rPr>
           <w:color w:val="111827"/>
         </w:rPr>
-        <w:t xml:space="preserve"> y la aplicación móvil instalada en el dispositivo Android. A </w:t>
-      </w:r>
-      <w:proofErr w:type="gramStart"/>
-      <w:r>
-        <w:rPr>
-          <w:color w:val="111827"/>
-        </w:rPr>
-        <w:t>continuación</w:t>
-      </w:r>
-      <w:proofErr w:type="gramEnd"/>
-      <w:r>
-        <w:rPr>
-          <w:color w:val="111827"/>
-        </w:rPr>
-        <w:t xml:space="preserve"> se describen los pasos para poner en marcha ambas.</w:t>
-      </w:r>
-    </w:p>
-    <w:p>
-      <w:pPr>
-        <w:spacing w:line="480" w:lineRule="auto"/>
+        <w:t xml:space="preserve"> y la aplicación móvil instalada en el dispositivo Android. A continuación se describen los pasos para poner en marcha ambas.</w:t>
+      </w:r>
+    </w:p>
+    <w:p>
+      <w:pPr>
+        <w:spacing w:line="480" w:lineRule="auto"/>
+        <w:jc w:val="both"/>
       </w:pPr>
     </w:p>
     <w:p>
       <w:pPr>
         <w:pStyle w:val="Ttulo2"/>
+        <w:jc w:val="both"/>
       </w:pPr>
       <w:bookmarkStart w:id="9" w:name="_Toc230724164"/>
       <w:r>
@@ -4583,6 +4789,7 @@
           <w:ilvl w:val="0"/>
           <w:numId w:val="2"/>
         </w:numPr>
+        <w:jc w:val="both"/>
       </w:pPr>
       <w:r>
         <w:rPr>
@@ -4598,6 +4805,7 @@
           <w:ilvl w:val="0"/>
           <w:numId w:val="2"/>
         </w:numPr>
+        <w:jc w:val="both"/>
       </w:pPr>
       <w:r>
         <w:rPr>
@@ -4641,6 +4849,7 @@
           <w:ilvl w:val="0"/>
           <w:numId w:val="2"/>
         </w:numPr>
+        <w:jc w:val="both"/>
       </w:pPr>
       <w:r>
         <w:rPr>
@@ -4656,6 +4865,7 @@
           <w:ilvl w:val="0"/>
           <w:numId w:val="2"/>
         </w:numPr>
+        <w:jc w:val="both"/>
       </w:pPr>
       <w:r>
         <w:rPr>
@@ -4667,11 +4877,13 @@
     <w:p>
       <w:pPr>
         <w:spacing w:line="480" w:lineRule="auto"/>
+        <w:jc w:val="both"/>
       </w:pPr>
     </w:p>
     <w:p>
       <w:pPr>
         <w:pStyle w:val="Ttulo2"/>
+        <w:jc w:val="both"/>
       </w:pPr>
       <w:bookmarkStart w:id="10" w:name="_Toc230724165"/>
       <w:r>
@@ -4696,6 +4908,7 @@
       <w:pPr>
         <w:spacing w:before="240" w:after="120" w:line="480" w:lineRule="auto"/>
         <w:ind w:left="720"/>
+        <w:jc w:val="both"/>
       </w:pPr>
       <w:r>
         <w:rPr>
@@ -4758,7 +4971,21 @@
         <w:rPr>
           <w:color w:val="111827"/>
         </w:rPr>
-        <w:t xml:space="preserve"> GitHub repo» y elegir el repositorio TFC. En los ajustes del servicio, establecer el directorio raíz en </w:t>
+        <w:t xml:space="preserve"> </w:t>
+      </w:r>
+      <w:proofErr w:type="spellStart"/>
+      <w:r>
+        <w:rPr>
+          <w:color w:val="111827"/>
+        </w:rPr>
+        <w:t>GitHub</w:t>
+      </w:r>
+      <w:proofErr w:type="spellEnd"/>
+      <w:r>
+        <w:rPr>
+          <w:color w:val="111827"/>
+        </w:rPr>
+        <w:t xml:space="preserve"> repo» y elegir el repositorio TFC. En los ajustes del servicio, establecer el directorio raíz en </w:t>
       </w:r>
       <w:proofErr w:type="spellStart"/>
       <w:r>
@@ -4778,12 +5005,14 @@
     <w:p>
       <w:pPr>
         <w:spacing w:line="480" w:lineRule="auto"/>
+        <w:jc w:val="both"/>
       </w:pPr>
     </w:p>
     <w:p>
       <w:pPr>
         <w:spacing w:before="240" w:after="120" w:line="480" w:lineRule="auto"/>
         <w:ind w:left="720"/>
+        <w:jc w:val="both"/>
       </w:pPr>
       <w:r>
         <w:rPr>
@@ -4838,12 +5067,14 @@
     <w:p>
       <w:pPr>
         <w:spacing w:line="480" w:lineRule="auto"/>
+        <w:jc w:val="both"/>
       </w:pPr>
     </w:p>
     <w:p>
       <w:pPr>
         <w:spacing w:before="240" w:after="120" w:line="480" w:lineRule="auto"/>
         <w:ind w:left="720"/>
+        <w:jc w:val="both"/>
       </w:pPr>
       <w:r>
         <w:rPr>
@@ -4888,6 +5119,7 @@
           <w:ilvl w:val="0"/>
           <w:numId w:val="2"/>
         </w:numPr>
+        <w:jc w:val="both"/>
       </w:pPr>
       <w:r>
         <w:rPr>
@@ -4918,6 +5150,7 @@
           <w:ilvl w:val="0"/>
           <w:numId w:val="2"/>
         </w:numPr>
+        <w:jc w:val="both"/>
       </w:pPr>
       <w:r>
         <w:rPr>
@@ -4947,6 +5180,7 @@
           <w:ilvl w:val="0"/>
           <w:numId w:val="2"/>
         </w:numPr>
+        <w:jc w:val="both"/>
       </w:pPr>
       <w:r>
         <w:rPr>
@@ -4976,6 +5210,7 @@
           <w:ilvl w:val="0"/>
           <w:numId w:val="2"/>
         </w:numPr>
+        <w:jc w:val="both"/>
       </w:pPr>
       <w:r>
         <w:rPr>
@@ -5005,6 +5240,7 @@
           <w:ilvl w:val="0"/>
           <w:numId w:val="2"/>
         </w:numPr>
+        <w:jc w:val="both"/>
       </w:pPr>
       <w:r>
         <w:rPr>
@@ -5034,6 +5270,7 @@
           <w:ilvl w:val="0"/>
           <w:numId w:val="2"/>
         </w:numPr>
+        <w:jc w:val="both"/>
       </w:pPr>
       <w:r>
         <w:rPr>
@@ -5049,6 +5286,7 @@
           <w:ilvl w:val="0"/>
           <w:numId w:val="2"/>
         </w:numPr>
+        <w:jc w:val="both"/>
       </w:pPr>
       <w:r>
         <w:rPr>
@@ -5064,6 +5302,7 @@
           <w:ilvl w:val="0"/>
           <w:numId w:val="2"/>
         </w:numPr>
+        <w:jc w:val="both"/>
       </w:pPr>
       <w:r>
         <w:rPr>
@@ -5079,6 +5318,7 @@
           <w:ilvl w:val="0"/>
           <w:numId w:val="2"/>
         </w:numPr>
+        <w:jc w:val="both"/>
       </w:pPr>
       <w:r>
         <w:rPr>
@@ -5094,12 +5334,27 @@
           <w:ilvl w:val="0"/>
           <w:numId w:val="2"/>
         </w:numPr>
-      </w:pPr>
-      <w:r>
-        <w:rPr>
-          <w:color w:val="111827"/>
-        </w:rPr>
-        <w:t>CHROMA_PERSIST_PATH → /app/</w:t>
+        <w:jc w:val="both"/>
+      </w:pPr>
+      <w:r>
+        <w:rPr>
+          <w:color w:val="111827"/>
+        </w:rPr>
+        <w:t>CHROMA_PERSIST_PATH → /</w:t>
+      </w:r>
+      <w:proofErr w:type="spellStart"/>
+      <w:r>
+        <w:rPr>
+          <w:color w:val="111827"/>
+        </w:rPr>
+        <w:t>app</w:t>
+      </w:r>
+      <w:proofErr w:type="spellEnd"/>
+      <w:r>
+        <w:rPr>
+          <w:color w:val="111827"/>
+        </w:rPr>
+        <w:t>/</w:t>
       </w:r>
       <w:proofErr w:type="spellStart"/>
       <w:r>
@@ -5113,12 +5368,14 @@
     <w:p>
       <w:pPr>
         <w:spacing w:line="480" w:lineRule="auto"/>
+        <w:jc w:val="both"/>
       </w:pPr>
     </w:p>
     <w:p>
       <w:pPr>
         <w:spacing w:before="240" w:after="120" w:line="480" w:lineRule="auto"/>
         <w:ind w:left="720"/>
+        <w:jc w:val="both"/>
       </w:pPr>
       <w:r>
         <w:rPr>
@@ -5153,7 +5410,21 @@
         <w:rPr>
           <w:color w:val="111827"/>
         </w:rPr>
-        <w:t>) y montarlo en /app/</w:t>
+        <w:t>) y montarlo en /</w:t>
+      </w:r>
+      <w:proofErr w:type="spellStart"/>
+      <w:r>
+        <w:rPr>
+          <w:color w:val="111827"/>
+        </w:rPr>
+        <w:t>app</w:t>
+      </w:r>
+      <w:proofErr w:type="spellEnd"/>
+      <w:r>
+        <w:rPr>
+          <w:color w:val="111827"/>
+        </w:rPr>
+        <w:t>/</w:t>
       </w:r>
       <w:proofErr w:type="spellStart"/>
       <w:r>
@@ -5187,12 +5458,14 @@
     <w:p>
       <w:pPr>
         <w:spacing w:line="480" w:lineRule="auto"/>
+        <w:jc w:val="both"/>
       </w:pPr>
     </w:p>
     <w:p>
       <w:pPr>
         <w:spacing w:before="240" w:after="120" w:line="480" w:lineRule="auto"/>
         <w:ind w:left="720"/>
+        <w:jc w:val="both"/>
       </w:pPr>
       <w:r>
         <w:rPr>
@@ -5339,11 +5612,13 @@
     <w:p>
       <w:pPr>
         <w:spacing w:line="480" w:lineRule="auto"/>
+        <w:jc w:val="both"/>
       </w:pPr>
     </w:p>
     <w:p>
       <w:pPr>
         <w:pStyle w:val="Ttulo2"/>
+        <w:jc w:val="both"/>
       </w:pPr>
       <w:bookmarkStart w:id="11" w:name="_Toc230724166"/>
       <w:r>
@@ -5358,6 +5633,7 @@
           <w:ilvl w:val="0"/>
           <w:numId w:val="2"/>
         </w:numPr>
+        <w:jc w:val="both"/>
       </w:pPr>
       <w:r>
         <w:rPr>
@@ -5373,6 +5649,7 @@
           <w:ilvl w:val="0"/>
           <w:numId w:val="2"/>
         </w:numPr>
+        <w:jc w:val="both"/>
       </w:pPr>
       <w:r>
         <w:rPr>
@@ -5388,6 +5665,7 @@
           <w:ilvl w:val="0"/>
           <w:numId w:val="2"/>
         </w:numPr>
+        <w:jc w:val="both"/>
       </w:pPr>
       <w:r>
         <w:rPr>
@@ -5403,6 +5681,7 @@
           <w:ilvl w:val="0"/>
           <w:numId w:val="2"/>
         </w:numPr>
+        <w:jc w:val="both"/>
       </w:pPr>
       <w:r>
         <w:rPr>
@@ -5413,6 +5692,9 @@
       </w:r>
     </w:p>
     <w:p>
+      <w:pPr>
+        <w:jc w:val="both"/>
+      </w:pPr>
       <w:r>
         <w:br w:type="page"/>
       </w:r>
@@ -5420,6 +5702,7 @@
     <w:p>
       <w:pPr>
         <w:pStyle w:val="Ttulo1"/>
+        <w:jc w:val="both"/>
       </w:pPr>
       <w:bookmarkStart w:id="12" w:name="_Toc230724167"/>
       <w:r>
@@ -5444,11 +5727,13 @@
     <w:p>
       <w:pPr>
         <w:spacing w:line="480" w:lineRule="auto"/>
+        <w:jc w:val="both"/>
       </w:pPr>
     </w:p>
     <w:p>
       <w:pPr>
         <w:pStyle w:val="Ttulo2"/>
+        <w:jc w:val="both"/>
       </w:pPr>
       <w:bookmarkStart w:id="13" w:name="_Toc230724168"/>
       <w:r>
@@ -5491,6 +5776,7 @@
     <w:p>
       <w:pPr>
         <w:spacing w:line="480" w:lineRule="auto"/>
+        <w:jc w:val="both"/>
       </w:pPr>
       <w:r>
         <w:rPr>
@@ -5512,7 +5798,7 @@
                     <pic:cNvPicPr/>
                   </pic:nvPicPr>
                   <pic:blipFill>
-                    <a:blip r:embed="rId7" cstate="print">
+                    <a:blip r:embed="rId8" cstate="print">
                       <a:extLst>
                         <a:ext uri="{28A0092B-C50C-407E-A947-70E740481C1C}">
                           <a14:useLocalDpi xmlns:a14="http://schemas.microsoft.com/office/drawing/2010/main" val="0"/>
@@ -5542,6 +5828,7 @@
     <w:p>
       <w:pPr>
         <w:pStyle w:val="Ttulo2"/>
+        <w:jc w:val="both"/>
       </w:pPr>
       <w:bookmarkStart w:id="14" w:name="_Toc230724169"/>
       <w:r>
@@ -5566,6 +5853,7 @@
     <w:p>
       <w:pPr>
         <w:spacing w:line="480" w:lineRule="auto"/>
+        <w:jc w:val="both"/>
       </w:pPr>
       <w:r>
         <w:rPr>
@@ -5595,7 +5883,7 @@
                     <pic:cNvPicPr/>
                   </pic:nvPicPr>
                   <pic:blipFill>
-                    <a:blip r:embed="rId8" cstate="print">
+                    <a:blip r:embed="rId9" cstate="print">
                       <a:extLst>
                         <a:ext uri="{28A0092B-C50C-407E-A947-70E740481C1C}">
                           <a14:useLocalDpi xmlns:a14="http://schemas.microsoft.com/office/drawing/2010/main" val="0"/>
@@ -5647,7 +5935,7 @@
                     <pic:cNvPicPr/>
                   </pic:nvPicPr>
                   <pic:blipFill>
-                    <a:blip r:embed="rId9" cstate="print">
+                    <a:blip r:embed="rId10" cstate="print">
                       <a:extLst>
                         <a:ext uri="{28A0092B-C50C-407E-A947-70E740481C1C}">
                           <a14:useLocalDpi xmlns:a14="http://schemas.microsoft.com/office/drawing/2010/main" val="0"/>
@@ -5677,14 +5965,35 @@
     <w:p>
       <w:pPr>
         <w:spacing w:line="480" w:lineRule="auto"/>
+        <w:jc w:val="both"/>
       </w:pPr>
     </w:p>
     <w:p>
       <w:pPr>
         <w:pStyle w:val="Ttulo2"/>
+        <w:jc w:val="both"/>
       </w:pPr>
       <w:bookmarkStart w:id="15" w:name="_Toc230724170"/>
-      <w:r>
+    </w:p>
+    <w:p>
+      <w:pPr>
+        <w:pStyle w:val="Ttulo2"/>
+        <w:jc w:val="both"/>
+      </w:pPr>
+    </w:p>
+    <w:p>
+      <w:pPr>
+        <w:pStyle w:val="Ttulo2"/>
+        <w:jc w:val="both"/>
+      </w:pPr>
+    </w:p>
+    <w:p>
+      <w:pPr>
+        <w:pStyle w:val="Ttulo2"/>
+        <w:jc w:val="both"/>
+      </w:pPr>
+      <w:r>
+        <w:lastRenderedPageBreak/>
         <w:t>5.3 Pantalla principal</w:t>
       </w:r>
       <w:bookmarkEnd w:id="15"/>
@@ -5719,7 +6028,6 @@
           <w:noProof/>
           <w:color w:val="111827"/>
         </w:rPr>
-        <w:lastRenderedPageBreak/>
         <w:drawing>
           <wp:inline distT="0" distB="0" distL="0" distR="0" wp14:anchorId="0928A673" wp14:editId="58483FD6">
             <wp:extent cx="2412224" cy="5364000"/>
@@ -5736,7 +6044,7 @@
                     <pic:cNvPicPr/>
                   </pic:nvPicPr>
                   <pic:blipFill>
-                    <a:blip r:embed="rId10" cstate="print">
+                    <a:blip r:embed="rId11" cstate="print">
                       <a:extLst>
                         <a:ext uri="{28A0092B-C50C-407E-A947-70E740481C1C}">
                           <a14:useLocalDpi xmlns:a14="http://schemas.microsoft.com/office/drawing/2010/main" val="0"/>
@@ -5773,14 +6081,29 @@
     <w:p>
       <w:pPr>
         <w:spacing w:line="480" w:lineRule="auto"/>
+        <w:jc w:val="both"/>
       </w:pPr>
     </w:p>
     <w:p>
       <w:pPr>
         <w:pStyle w:val="Ttulo2"/>
+        <w:jc w:val="both"/>
       </w:pPr>
       <w:bookmarkStart w:id="16" w:name="_Toc230724171"/>
-      <w:r>
+    </w:p>
+    <w:p>
+      <w:pPr>
+        <w:pStyle w:val="Ttulo2"/>
+        <w:jc w:val="both"/>
+      </w:pPr>
+    </w:p>
+    <w:p>
+      <w:pPr>
+        <w:pStyle w:val="Ttulo2"/>
+        <w:jc w:val="both"/>
+      </w:pPr>
+      <w:r>
+        <w:lastRenderedPageBreak/>
         <w:t>5.4 Gestión de documentos</w:t>
       </w:r>
       <w:bookmarkEnd w:id="16"/>
@@ -5801,12 +6124,12 @@
     <w:p>
       <w:pPr>
         <w:spacing w:line="480" w:lineRule="auto"/>
+        <w:jc w:val="both"/>
       </w:pPr>
       <w:r>
         <w:rPr>
           <w:noProof/>
         </w:rPr>
-        <w:lastRenderedPageBreak/>
         <w:drawing>
           <wp:anchor distT="0" distB="0" distL="114300" distR="114300" simplePos="0" relativeHeight="251659264" behindDoc="1" locked="0" layoutInCell="1" allowOverlap="1" wp14:anchorId="40ADB801" wp14:editId="67EADE45">
             <wp:simplePos x="0" y="0"/>
@@ -5831,7 +6154,7 @@
                     <pic:cNvPicPr/>
                   </pic:nvPicPr>
                   <pic:blipFill>
-                    <a:blip r:embed="rId11" cstate="print">
+                    <a:blip r:embed="rId12" cstate="print">
                       <a:extLst>
                         <a:ext uri="{28A0092B-C50C-407E-A947-70E740481C1C}">
                           <a14:useLocalDpi xmlns:a14="http://schemas.microsoft.com/office/drawing/2010/main" val="0"/>
@@ -5877,7 +6200,7 @@
                     <pic:cNvPicPr/>
                   </pic:nvPicPr>
                   <pic:blipFill>
-                    <a:blip r:embed="rId12" cstate="print">
+                    <a:blip r:embed="rId13" cstate="print">
                       <a:extLst>
                         <a:ext uri="{28A0092B-C50C-407E-A947-70E740481C1C}">
                           <a14:useLocalDpi xmlns:a14="http://schemas.microsoft.com/office/drawing/2010/main" val="0"/>
@@ -5907,9 +6230,29 @@
     <w:p>
       <w:pPr>
         <w:pStyle w:val="Ttulo2"/>
+        <w:jc w:val="both"/>
       </w:pPr>
       <w:bookmarkStart w:id="17" w:name="_Toc230724172"/>
-      <w:r>
+    </w:p>
+    <w:p>
+      <w:pPr>
+        <w:pStyle w:val="Ttulo2"/>
+        <w:jc w:val="both"/>
+      </w:pPr>
+    </w:p>
+    <w:p>
+      <w:pPr>
+        <w:pStyle w:val="Ttulo2"/>
+        <w:jc w:val="both"/>
+      </w:pPr>
+    </w:p>
+    <w:p>
+      <w:pPr>
+        <w:pStyle w:val="Ttulo2"/>
+        <w:jc w:val="both"/>
+      </w:pPr>
+      <w:r>
+        <w:lastRenderedPageBreak/>
         <w:t>5.5 Chat con la IA</w:t>
       </w:r>
       <w:bookmarkEnd w:id="17"/>
@@ -5947,12 +6290,12 @@
     <w:p>
       <w:pPr>
         <w:spacing w:line="480" w:lineRule="auto"/>
+        <w:jc w:val="both"/>
       </w:pPr>
       <w:r>
         <w:rPr>
           <w:noProof/>
         </w:rPr>
-        <w:lastRenderedPageBreak/>
         <w:drawing>
           <wp:anchor distT="0" distB="0" distL="114300" distR="114300" simplePos="0" relativeHeight="251660288" behindDoc="1" locked="0" layoutInCell="1" allowOverlap="1" wp14:anchorId="50107287" wp14:editId="691DE852">
             <wp:simplePos x="0" y="0"/>
@@ -5977,7 +6320,7 @@
                     <pic:cNvPicPr/>
                   </pic:nvPicPr>
                   <pic:blipFill>
-                    <a:blip r:embed="rId13" cstate="print">
+                    <a:blip r:embed="rId14" cstate="print">
                       <a:extLst>
                         <a:ext uri="{28A0092B-C50C-407E-A947-70E740481C1C}">
                           <a14:useLocalDpi xmlns:a14="http://schemas.microsoft.com/office/drawing/2010/main" val="0"/>
@@ -6029,7 +6372,7 @@
                     <pic:cNvPicPr/>
                   </pic:nvPicPr>
                   <pic:blipFill>
-                    <a:blip r:embed="rId14" cstate="print">
+                    <a:blip r:embed="rId15" cstate="print">
                       <a:extLst>
                         <a:ext uri="{28A0092B-C50C-407E-A947-70E740481C1C}">
                           <a14:useLocalDpi xmlns:a14="http://schemas.microsoft.com/office/drawing/2010/main" val="0"/>
@@ -6059,9 +6402,17 @@
     <w:p>
       <w:pPr>
         <w:pStyle w:val="Ttulo2"/>
+        <w:jc w:val="both"/>
       </w:pPr>
       <w:bookmarkStart w:id="18" w:name="_Toc230724173"/>
-      <w:r>
+    </w:p>
+    <w:p>
+      <w:pPr>
+        <w:pStyle w:val="Ttulo2"/>
+        <w:jc w:val="both"/>
+      </w:pPr>
+      <w:r>
+        <w:lastRenderedPageBreak/>
         <w:t>5.6 Chat general</w:t>
       </w:r>
       <w:bookmarkEnd w:id="18"/>
@@ -6082,12 +6433,12 @@
     <w:p>
       <w:pPr>
         <w:spacing w:line="480" w:lineRule="auto"/>
+        <w:jc w:val="both"/>
       </w:pPr>
       <w:r>
         <w:rPr>
           <w:noProof/>
         </w:rPr>
-        <w:lastRenderedPageBreak/>
         <w:drawing>
           <wp:inline distT="0" distB="0" distL="0" distR="0" wp14:anchorId="506A6F36" wp14:editId="7638A378">
             <wp:extent cx="2412229" cy="5364000"/>
@@ -6104,7 +6455,7 @@
                     <pic:cNvPicPr/>
                   </pic:nvPicPr>
                   <pic:blipFill>
-                    <a:blip r:embed="rId15" cstate="print">
+                    <a:blip r:embed="rId16" cstate="print">
                       <a:extLst>
                         <a:ext uri="{28A0092B-C50C-407E-A947-70E740481C1C}">
                           <a14:useLocalDpi xmlns:a14="http://schemas.microsoft.com/office/drawing/2010/main" val="0"/>
@@ -6133,10 +6484,49 @@
     </w:p>
     <w:p>
       <w:pPr>
+        <w:spacing w:line="480" w:lineRule="auto"/>
+        <w:jc w:val="both"/>
+      </w:pPr>
+    </w:p>
+    <w:p>
+      <w:pPr>
+        <w:spacing w:line="480" w:lineRule="auto"/>
+        <w:jc w:val="both"/>
+      </w:pPr>
+    </w:p>
+    <w:p>
+      <w:pPr>
+        <w:spacing w:line="480" w:lineRule="auto"/>
+        <w:jc w:val="both"/>
+      </w:pPr>
+    </w:p>
+    <w:p>
+      <w:pPr>
+        <w:spacing w:line="480" w:lineRule="auto"/>
+        <w:jc w:val="both"/>
+      </w:pPr>
+    </w:p>
+    <w:p>
+      <w:pPr>
         <w:pStyle w:val="Ttulo2"/>
+        <w:jc w:val="both"/>
+        <w:rPr>
+          <w:b w:val="0"/>
+          <w:bCs w:val="0"/>
+          <w:color w:val="auto"/>
+          <w:sz w:val="22"/>
+          <w:szCs w:val="22"/>
+        </w:rPr>
       </w:pPr>
       <w:bookmarkStart w:id="19" w:name="_Toc230724174"/>
-      <w:r>
+    </w:p>
+    <w:p>
+      <w:pPr>
+        <w:pStyle w:val="Ttulo2"/>
+        <w:jc w:val="both"/>
+      </w:pPr>
+      <w:r>
+        <w:lastRenderedPageBreak/>
         <w:t>5.7 Historial de chat</w:t>
       </w:r>
       <w:bookmarkEnd w:id="19"/>
@@ -6167,7 +6557,6 @@
         <w:rPr>
           <w:noProof/>
         </w:rPr>
-        <w:lastRenderedPageBreak/>
         <w:drawing>
           <wp:inline distT="0" distB="0" distL="0" distR="0" wp14:anchorId="5EEE5D79" wp14:editId="7984CD8F">
             <wp:extent cx="2412224" cy="5364000"/>
@@ -6181,83 +6570,6 @@
                 <pic:pic xmlns:pic="http://schemas.openxmlformats.org/drawingml/2006/picture">
                   <pic:nvPicPr>
                     <pic:cNvPr id="10" name="Imagen 10"/>
-                    <pic:cNvPicPr/>
-                  </pic:nvPicPr>
-                  <pic:blipFill>
-                    <a:blip r:embed="rId16" cstate="print">
-                      <a:extLst>
-                        <a:ext uri="{28A0092B-C50C-407E-A947-70E740481C1C}">
-                          <a14:useLocalDpi xmlns:a14="http://schemas.microsoft.com/office/drawing/2010/main" val="0"/>
-                        </a:ext>
-                      </a:extLst>
-                    </a:blip>
-                    <a:stretch>
-                      <a:fillRect/>
-                    </a:stretch>
-                  </pic:blipFill>
-                  <pic:spPr>
-                    <a:xfrm>
-                      <a:off x="0" y="0"/>
-                      <a:ext cx="2412224" cy="5364000"/>
-                    </a:xfrm>
-                    <a:prstGeom prst="rect">
-                      <a:avLst/>
-                    </a:prstGeom>
-                  </pic:spPr>
-                </pic:pic>
-              </a:graphicData>
-            </a:graphic>
-          </wp:inline>
-        </w:drawing>
-      </w:r>
-    </w:p>
-    <w:p>
-      <w:pPr>
-        <w:spacing w:line="480" w:lineRule="auto"/>
-      </w:pPr>
-    </w:p>
-    <w:p>
-      <w:pPr>
-        <w:pStyle w:val="Ttulo2"/>
-      </w:pPr>
-      <w:bookmarkStart w:id="20" w:name="_Toc230724175"/>
-      <w:r>
-        <w:t>5.8 Perfil de usuario</w:t>
-      </w:r>
-      <w:bookmarkEnd w:id="20"/>
-    </w:p>
-    <w:p>
-      <w:pPr>
-        <w:spacing w:line="480" w:lineRule="auto"/>
-        <w:ind w:firstLine="720"/>
-        <w:jc w:val="both"/>
-      </w:pPr>
-      <w:r>
-        <w:rPr>
-          <w:color w:val="111827"/>
-        </w:rPr>
-        <w:t>Desde el perfil el usuario puede cambiar su nombre y contraseña, y cerrar sesión.</w:t>
-      </w:r>
-    </w:p>
-    <w:p>
-      <w:r>
-        <w:rPr>
-          <w:noProof/>
-        </w:rPr>
-        <w:lastRenderedPageBreak/>
-        <w:drawing>
-          <wp:inline distT="0" distB="0" distL="0" distR="0" wp14:anchorId="358BFB41" wp14:editId="32D7F9BB">
-            <wp:extent cx="2412224" cy="5364000"/>
-            <wp:effectExtent l="0" t="0" r="7620" b="8255"/>
-            <wp:docPr id="11" name="Imagen 11"/>
-            <wp:cNvGraphicFramePr>
-              <a:graphicFrameLocks xmlns:a="http://schemas.openxmlformats.org/drawingml/2006/main" noChangeAspect="1"/>
-            </wp:cNvGraphicFramePr>
-            <a:graphic xmlns:a="http://schemas.openxmlformats.org/drawingml/2006/main">
-              <a:graphicData uri="http://schemas.openxmlformats.org/drawingml/2006/picture">
-                <pic:pic xmlns:pic="http://schemas.openxmlformats.org/drawingml/2006/picture">
-                  <pic:nvPicPr>
-                    <pic:cNvPr id="11" name="Imagen 11"/>
                     <pic:cNvPicPr/>
                   </pic:nvPicPr>
                   <pic:blipFill>
@@ -6287,6 +6599,119 @@
           </wp:inline>
         </w:drawing>
       </w:r>
+    </w:p>
+    <w:p>
+      <w:pPr>
+        <w:spacing w:line="480" w:lineRule="auto"/>
+        <w:jc w:val="both"/>
+      </w:pPr>
+    </w:p>
+    <w:p>
+      <w:pPr>
+        <w:spacing w:line="480" w:lineRule="auto"/>
+        <w:jc w:val="both"/>
+      </w:pPr>
+    </w:p>
+    <w:p>
+      <w:pPr>
+        <w:spacing w:line="480" w:lineRule="auto"/>
+        <w:jc w:val="both"/>
+      </w:pPr>
+    </w:p>
+    <w:p>
+      <w:pPr>
+        <w:spacing w:line="480" w:lineRule="auto"/>
+        <w:jc w:val="both"/>
+      </w:pPr>
+    </w:p>
+    <w:p>
+      <w:pPr>
+        <w:pStyle w:val="Ttulo2"/>
+        <w:jc w:val="both"/>
+        <w:rPr>
+          <w:b w:val="0"/>
+          <w:bCs w:val="0"/>
+          <w:color w:val="auto"/>
+          <w:sz w:val="22"/>
+          <w:szCs w:val="22"/>
+        </w:rPr>
+      </w:pPr>
+      <w:bookmarkStart w:id="20" w:name="_Toc230724175"/>
+    </w:p>
+    <w:p>
+      <w:pPr>
+        <w:pStyle w:val="Ttulo2"/>
+        <w:jc w:val="both"/>
+      </w:pPr>
+      <w:r>
+        <w:lastRenderedPageBreak/>
+        <w:t>5.8 Perfil de usuario</w:t>
+      </w:r>
+      <w:bookmarkEnd w:id="20"/>
+    </w:p>
+    <w:p>
+      <w:pPr>
+        <w:spacing w:line="480" w:lineRule="auto"/>
+        <w:ind w:firstLine="720"/>
+        <w:jc w:val="both"/>
+      </w:pPr>
+      <w:r>
+        <w:rPr>
+          <w:color w:val="111827"/>
+        </w:rPr>
+        <w:t>Desde el perfil el usuario puede cambiar su nombre y contraseña, y cerrar sesión.</w:t>
+      </w:r>
+    </w:p>
+    <w:p>
+      <w:pPr>
+        <w:jc w:val="both"/>
+      </w:pPr>
+      <w:r>
+        <w:rPr>
+          <w:noProof/>
+        </w:rPr>
+        <w:drawing>
+          <wp:inline distT="0" distB="0" distL="0" distR="0" wp14:anchorId="358BFB41" wp14:editId="32D7F9BB">
+            <wp:extent cx="2412224" cy="5364000"/>
+            <wp:effectExtent l="0" t="0" r="7620" b="8255"/>
+            <wp:docPr id="11" name="Imagen 11"/>
+            <wp:cNvGraphicFramePr>
+              <a:graphicFrameLocks xmlns:a="http://schemas.openxmlformats.org/drawingml/2006/main" noChangeAspect="1"/>
+            </wp:cNvGraphicFramePr>
+            <a:graphic xmlns:a="http://schemas.openxmlformats.org/drawingml/2006/main">
+              <a:graphicData uri="http://schemas.openxmlformats.org/drawingml/2006/picture">
+                <pic:pic xmlns:pic="http://schemas.openxmlformats.org/drawingml/2006/picture">
+                  <pic:nvPicPr>
+                    <pic:cNvPr id="11" name="Imagen 11"/>
+                    <pic:cNvPicPr/>
+                  </pic:nvPicPr>
+                  <pic:blipFill>
+                    <a:blip r:embed="rId18" cstate="print">
+                      <a:extLst>
+                        <a:ext uri="{28A0092B-C50C-407E-A947-70E740481C1C}">
+                          <a14:useLocalDpi xmlns:a14="http://schemas.microsoft.com/office/drawing/2010/main" val="0"/>
+                        </a:ext>
+                      </a:extLst>
+                    </a:blip>
+                    <a:stretch>
+                      <a:fillRect/>
+                    </a:stretch>
+                  </pic:blipFill>
+                  <pic:spPr>
+                    <a:xfrm>
+                      <a:off x="0" y="0"/>
+                      <a:ext cx="2412224" cy="5364000"/>
+                    </a:xfrm>
+                    <a:prstGeom prst="rect">
+                      <a:avLst/>
+                    </a:prstGeom>
+                  </pic:spPr>
+                </pic:pic>
+              </a:graphicData>
+            </a:graphic>
+          </wp:inline>
+        </w:drawing>
+      </w:r>
       <w:r>
         <w:br w:type="page"/>
       </w:r>
@@ -6294,6 +6719,7 @@
     <w:p>
       <w:pPr>
         <w:pStyle w:val="Ttulo1"/>
+        <w:jc w:val="both"/>
       </w:pPr>
       <w:bookmarkStart w:id="21" w:name="_Toc230724176"/>
       <w:r>
@@ -6318,4447 +6744,62 @@
     <w:p>
       <w:pPr>
         <w:spacing w:line="480" w:lineRule="auto"/>
-      </w:pPr>
-    </w:p>
-    <w:tbl>
-      <w:tblPr>
-        <w:tblW w:w="9026" w:type="dxa"/>
-        <w:tblBorders>
-          <w:top w:val="single" w:sz="4" w:space="0" w:color="auto"/>
-          <w:left w:val="single" w:sz="4" w:space="0" w:color="auto"/>
-          <w:bottom w:val="single" w:sz="4" w:space="0" w:color="auto"/>
-          <w:right w:val="single" w:sz="4" w:space="0" w:color="auto"/>
-          <w:insideH w:val="single" w:sz="4" w:space="0" w:color="auto"/>
-          <w:insideV w:val="single" w:sz="4" w:space="0" w:color="auto"/>
-        </w:tblBorders>
-        <w:tblCellMar>
-          <w:left w:w="10" w:type="dxa"/>
-          <w:right w:w="10" w:type="dxa"/>
-        </w:tblCellMar>
-        <w:tblLook w:val="04A0" w:firstRow="1" w:lastRow="0" w:firstColumn="1" w:lastColumn="0" w:noHBand="0" w:noVBand="1"/>
-      </w:tblPr>
-      <w:tblGrid>
-        <w:gridCol w:w="2201"/>
-        <w:gridCol w:w="568"/>
-        <w:gridCol w:w="568"/>
-        <w:gridCol w:w="568"/>
-        <w:gridCol w:w="569"/>
-        <w:gridCol w:w="569"/>
-        <w:gridCol w:w="569"/>
-        <w:gridCol w:w="569"/>
-        <w:gridCol w:w="569"/>
-        <w:gridCol w:w="569"/>
-        <w:gridCol w:w="569"/>
-        <w:gridCol w:w="569"/>
-        <w:gridCol w:w="569"/>
-      </w:tblGrid>
-      <w:tr>
-        <w:tc>
-          <w:tcPr>
-            <w:tcW w:w="2200" w:type="dxa"/>
-            <w:tcBorders>
-              <w:top w:val="single" w:sz="1" w:space="0" w:color="CCCCCC"/>
-              <w:left w:val="single" w:sz="1" w:space="0" w:color="CCCCCC"/>
-              <w:bottom w:val="single" w:sz="1" w:space="0" w:color="CCCCCC"/>
-              <w:right w:val="single" w:sz="1" w:space="0" w:color="CCCCCC"/>
-            </w:tcBorders>
-            <w:shd w:val="clear" w:color="auto" w:fill="1D4ED8"/>
-            <w:tcMar>
-              <w:top w:w="60" w:type="dxa"/>
-              <w:left w:w="100" w:type="dxa"/>
-              <w:bottom w:w="60" w:type="dxa"/>
-              <w:right w:w="100" w:type="dxa"/>
-            </w:tcMar>
-          </w:tcPr>
-          <w:p>
-            <w:r>
-              <w:rPr>
-                <w:b/>
-                <w:bCs/>
-                <w:color w:val="FFFFFF"/>
-                <w:sz w:val="18"/>
-                <w:szCs w:val="18"/>
-              </w:rPr>
-              <w:t>Tarea</w:t>
-            </w:r>
-          </w:p>
-        </w:tc>
-        <w:tc>
-          <w:tcPr>
-            <w:tcW w:w="568" w:type="dxa"/>
-            <w:tcBorders>
-              <w:top w:val="single" w:sz="1" w:space="0" w:color="CCCCCC"/>
-              <w:left w:val="single" w:sz="1" w:space="0" w:color="CCCCCC"/>
-              <w:bottom w:val="single" w:sz="1" w:space="0" w:color="CCCCCC"/>
-              <w:right w:val="single" w:sz="1" w:space="0" w:color="CCCCCC"/>
-            </w:tcBorders>
-            <w:shd w:val="clear" w:color="auto" w:fill="1D4ED8"/>
-            <w:tcMar>
-              <w:top w:w="60" w:type="dxa"/>
-              <w:left w:w="20" w:type="dxa"/>
-              <w:bottom w:w="60" w:type="dxa"/>
-              <w:right w:w="20" w:type="dxa"/>
-            </w:tcMar>
-          </w:tcPr>
-          <w:p>
-            <w:pPr>
-              <w:jc w:val="center"/>
-            </w:pPr>
-            <w:r>
-              <w:rPr>
-                <w:b/>
-                <w:bCs/>
-                <w:color w:val="FFFFFF"/>
-                <w:sz w:val="16"/>
-                <w:szCs w:val="16"/>
-              </w:rPr>
-              <w:t>S1</w:t>
-            </w:r>
-          </w:p>
-        </w:tc>
-        <w:tc>
-          <w:tcPr>
-            <w:tcW w:w="568" w:type="dxa"/>
-            <w:tcBorders>
-              <w:top w:val="single" w:sz="1" w:space="0" w:color="CCCCCC"/>
-              <w:left w:val="single" w:sz="1" w:space="0" w:color="CCCCCC"/>
-              <w:bottom w:val="single" w:sz="1" w:space="0" w:color="CCCCCC"/>
-              <w:right w:val="single" w:sz="1" w:space="0" w:color="CCCCCC"/>
-            </w:tcBorders>
-            <w:shd w:val="clear" w:color="auto" w:fill="1D4ED8"/>
-            <w:tcMar>
-              <w:top w:w="60" w:type="dxa"/>
-              <w:left w:w="20" w:type="dxa"/>
-              <w:bottom w:w="60" w:type="dxa"/>
-              <w:right w:w="20" w:type="dxa"/>
-            </w:tcMar>
-          </w:tcPr>
-          <w:p>
-            <w:pPr>
-              <w:jc w:val="center"/>
-            </w:pPr>
-            <w:r>
-              <w:rPr>
-                <w:b/>
-                <w:bCs/>
-                <w:color w:val="FFFFFF"/>
-                <w:sz w:val="16"/>
-                <w:szCs w:val="16"/>
-              </w:rPr>
-              <w:t>S2</w:t>
-            </w:r>
-          </w:p>
-        </w:tc>
-        <w:tc>
-          <w:tcPr>
-            <w:tcW w:w="568" w:type="dxa"/>
-            <w:tcBorders>
-              <w:top w:val="single" w:sz="1" w:space="0" w:color="CCCCCC"/>
-              <w:left w:val="single" w:sz="1" w:space="0" w:color="CCCCCC"/>
-              <w:bottom w:val="single" w:sz="1" w:space="0" w:color="CCCCCC"/>
-              <w:right w:val="single" w:sz="1" w:space="0" w:color="CCCCCC"/>
-            </w:tcBorders>
-            <w:shd w:val="clear" w:color="auto" w:fill="1D4ED8"/>
-            <w:tcMar>
-              <w:top w:w="60" w:type="dxa"/>
-              <w:left w:w="20" w:type="dxa"/>
-              <w:bottom w:w="60" w:type="dxa"/>
-              <w:right w:w="20" w:type="dxa"/>
-            </w:tcMar>
-          </w:tcPr>
-          <w:p>
-            <w:pPr>
-              <w:jc w:val="center"/>
-            </w:pPr>
-            <w:r>
-              <w:rPr>
-                <w:b/>
-                <w:bCs/>
-                <w:color w:val="FFFFFF"/>
-                <w:sz w:val="16"/>
-                <w:szCs w:val="16"/>
-              </w:rPr>
-              <w:t>S3</w:t>
-            </w:r>
-          </w:p>
-        </w:tc>
-        <w:tc>
-          <w:tcPr>
-            <w:tcW w:w="568" w:type="dxa"/>
-            <w:tcBorders>
-              <w:top w:val="single" w:sz="1" w:space="0" w:color="CCCCCC"/>
-              <w:left w:val="single" w:sz="1" w:space="0" w:color="CCCCCC"/>
-              <w:bottom w:val="single" w:sz="1" w:space="0" w:color="CCCCCC"/>
-              <w:right w:val="single" w:sz="1" w:space="0" w:color="CCCCCC"/>
-            </w:tcBorders>
-            <w:shd w:val="clear" w:color="auto" w:fill="1D4ED8"/>
-            <w:tcMar>
-              <w:top w:w="60" w:type="dxa"/>
-              <w:left w:w="20" w:type="dxa"/>
-              <w:bottom w:w="60" w:type="dxa"/>
-              <w:right w:w="20" w:type="dxa"/>
-            </w:tcMar>
-          </w:tcPr>
-          <w:p>
-            <w:pPr>
-              <w:jc w:val="center"/>
-            </w:pPr>
-            <w:r>
-              <w:rPr>
-                <w:b/>
-                <w:bCs/>
-                <w:color w:val="FFFFFF"/>
-                <w:sz w:val="16"/>
-                <w:szCs w:val="16"/>
-              </w:rPr>
-              <w:t>S4</w:t>
-            </w:r>
-          </w:p>
-        </w:tc>
-        <w:tc>
-          <w:tcPr>
-            <w:tcW w:w="568" w:type="dxa"/>
-            <w:tcBorders>
-              <w:top w:val="single" w:sz="1" w:space="0" w:color="CCCCCC"/>
-              <w:left w:val="single" w:sz="1" w:space="0" w:color="CCCCCC"/>
-              <w:bottom w:val="single" w:sz="1" w:space="0" w:color="CCCCCC"/>
-              <w:right w:val="single" w:sz="1" w:space="0" w:color="CCCCCC"/>
-            </w:tcBorders>
-            <w:shd w:val="clear" w:color="auto" w:fill="1D4ED8"/>
-            <w:tcMar>
-              <w:top w:w="60" w:type="dxa"/>
-              <w:left w:w="20" w:type="dxa"/>
-              <w:bottom w:w="60" w:type="dxa"/>
-              <w:right w:w="20" w:type="dxa"/>
-            </w:tcMar>
-          </w:tcPr>
-          <w:p>
-            <w:pPr>
-              <w:jc w:val="center"/>
-            </w:pPr>
-            <w:r>
-              <w:rPr>
-                <w:b/>
-                <w:bCs/>
-                <w:color w:val="FFFFFF"/>
-                <w:sz w:val="16"/>
-                <w:szCs w:val="16"/>
-              </w:rPr>
-              <w:t>S5</w:t>
-            </w:r>
-          </w:p>
-        </w:tc>
-        <w:tc>
-          <w:tcPr>
-            <w:tcW w:w="568" w:type="dxa"/>
-            <w:tcBorders>
-              <w:top w:val="single" w:sz="1" w:space="0" w:color="CCCCCC"/>
-              <w:left w:val="single" w:sz="1" w:space="0" w:color="CCCCCC"/>
-              <w:bottom w:val="single" w:sz="1" w:space="0" w:color="CCCCCC"/>
-              <w:right w:val="single" w:sz="1" w:space="0" w:color="CCCCCC"/>
-            </w:tcBorders>
-            <w:shd w:val="clear" w:color="auto" w:fill="1D4ED8"/>
-            <w:tcMar>
-              <w:top w:w="60" w:type="dxa"/>
-              <w:left w:w="20" w:type="dxa"/>
-              <w:bottom w:w="60" w:type="dxa"/>
-              <w:right w:w="20" w:type="dxa"/>
-            </w:tcMar>
-          </w:tcPr>
-          <w:p>
-            <w:pPr>
-              <w:jc w:val="center"/>
-            </w:pPr>
-            <w:r>
-              <w:rPr>
-                <w:b/>
-                <w:bCs/>
-                <w:color w:val="FFFFFF"/>
-                <w:sz w:val="16"/>
-                <w:szCs w:val="16"/>
-              </w:rPr>
-              <w:t>S6</w:t>
-            </w:r>
-          </w:p>
-        </w:tc>
-        <w:tc>
-          <w:tcPr>
-            <w:tcW w:w="568" w:type="dxa"/>
-            <w:tcBorders>
-              <w:top w:val="single" w:sz="1" w:space="0" w:color="CCCCCC"/>
-              <w:left w:val="single" w:sz="1" w:space="0" w:color="CCCCCC"/>
-              <w:bottom w:val="single" w:sz="1" w:space="0" w:color="CCCCCC"/>
-              <w:right w:val="single" w:sz="1" w:space="0" w:color="CCCCCC"/>
-            </w:tcBorders>
-            <w:shd w:val="clear" w:color="auto" w:fill="1D4ED8"/>
-            <w:tcMar>
-              <w:top w:w="60" w:type="dxa"/>
-              <w:left w:w="20" w:type="dxa"/>
-              <w:bottom w:w="60" w:type="dxa"/>
-              <w:right w:w="20" w:type="dxa"/>
-            </w:tcMar>
-          </w:tcPr>
-          <w:p>
-            <w:pPr>
-              <w:jc w:val="center"/>
-            </w:pPr>
-            <w:r>
-              <w:rPr>
-                <w:b/>
-                <w:bCs/>
-                <w:color w:val="FFFFFF"/>
-                <w:sz w:val="16"/>
-                <w:szCs w:val="16"/>
-              </w:rPr>
-              <w:t>S7</w:t>
-            </w:r>
-          </w:p>
-        </w:tc>
-        <w:tc>
-          <w:tcPr>
-            <w:tcW w:w="568" w:type="dxa"/>
-            <w:tcBorders>
-              <w:top w:val="single" w:sz="1" w:space="0" w:color="CCCCCC"/>
-              <w:left w:val="single" w:sz="1" w:space="0" w:color="CCCCCC"/>
-              <w:bottom w:val="single" w:sz="1" w:space="0" w:color="CCCCCC"/>
-              <w:right w:val="single" w:sz="1" w:space="0" w:color="CCCCCC"/>
-            </w:tcBorders>
-            <w:shd w:val="clear" w:color="auto" w:fill="1D4ED8"/>
-            <w:tcMar>
-              <w:top w:w="60" w:type="dxa"/>
-              <w:left w:w="20" w:type="dxa"/>
-              <w:bottom w:w="60" w:type="dxa"/>
-              <w:right w:w="20" w:type="dxa"/>
-            </w:tcMar>
-          </w:tcPr>
-          <w:p>
-            <w:pPr>
-              <w:jc w:val="center"/>
-            </w:pPr>
-            <w:r>
-              <w:rPr>
-                <w:b/>
-                <w:bCs/>
-                <w:color w:val="FFFFFF"/>
-                <w:sz w:val="16"/>
-                <w:szCs w:val="16"/>
-              </w:rPr>
-              <w:t>S8</w:t>
-            </w:r>
-          </w:p>
-        </w:tc>
-        <w:tc>
-          <w:tcPr>
-            <w:tcW w:w="568" w:type="dxa"/>
-            <w:tcBorders>
-              <w:top w:val="single" w:sz="1" w:space="0" w:color="CCCCCC"/>
-              <w:left w:val="single" w:sz="1" w:space="0" w:color="CCCCCC"/>
-              <w:bottom w:val="single" w:sz="1" w:space="0" w:color="CCCCCC"/>
-              <w:right w:val="single" w:sz="1" w:space="0" w:color="CCCCCC"/>
-            </w:tcBorders>
-            <w:shd w:val="clear" w:color="auto" w:fill="1D4ED8"/>
-            <w:tcMar>
-              <w:top w:w="60" w:type="dxa"/>
-              <w:left w:w="20" w:type="dxa"/>
-              <w:bottom w:w="60" w:type="dxa"/>
-              <w:right w:w="20" w:type="dxa"/>
-            </w:tcMar>
-          </w:tcPr>
-          <w:p>
-            <w:pPr>
-              <w:jc w:val="center"/>
-            </w:pPr>
-            <w:r>
-              <w:rPr>
-                <w:b/>
-                <w:bCs/>
-                <w:color w:val="FFFFFF"/>
-                <w:sz w:val="16"/>
-                <w:szCs w:val="16"/>
-              </w:rPr>
-              <w:t>S9</w:t>
-            </w:r>
-          </w:p>
-        </w:tc>
-        <w:tc>
-          <w:tcPr>
-            <w:tcW w:w="568" w:type="dxa"/>
-            <w:tcBorders>
-              <w:top w:val="single" w:sz="1" w:space="0" w:color="CCCCCC"/>
-              <w:left w:val="single" w:sz="1" w:space="0" w:color="CCCCCC"/>
-              <w:bottom w:val="single" w:sz="1" w:space="0" w:color="CCCCCC"/>
-              <w:right w:val="single" w:sz="1" w:space="0" w:color="CCCCCC"/>
-            </w:tcBorders>
-            <w:shd w:val="clear" w:color="auto" w:fill="1D4ED8"/>
-            <w:tcMar>
-              <w:top w:w="60" w:type="dxa"/>
-              <w:left w:w="20" w:type="dxa"/>
-              <w:bottom w:w="60" w:type="dxa"/>
-              <w:right w:w="20" w:type="dxa"/>
-            </w:tcMar>
-          </w:tcPr>
-          <w:p>
-            <w:pPr>
-              <w:jc w:val="center"/>
-            </w:pPr>
-            <w:r>
-              <w:rPr>
-                <w:b/>
-                <w:bCs/>
-                <w:color w:val="FFFFFF"/>
-                <w:sz w:val="16"/>
-                <w:szCs w:val="16"/>
-              </w:rPr>
-              <w:t>S10</w:t>
-            </w:r>
-          </w:p>
-        </w:tc>
-        <w:tc>
-          <w:tcPr>
-            <w:tcW w:w="568" w:type="dxa"/>
-            <w:tcBorders>
-              <w:top w:val="single" w:sz="1" w:space="0" w:color="CCCCCC"/>
-              <w:left w:val="single" w:sz="1" w:space="0" w:color="CCCCCC"/>
-              <w:bottom w:val="single" w:sz="1" w:space="0" w:color="CCCCCC"/>
-              <w:right w:val="single" w:sz="1" w:space="0" w:color="CCCCCC"/>
-            </w:tcBorders>
-            <w:shd w:val="clear" w:color="auto" w:fill="1D4ED8"/>
-            <w:tcMar>
-              <w:top w:w="60" w:type="dxa"/>
-              <w:left w:w="20" w:type="dxa"/>
-              <w:bottom w:w="60" w:type="dxa"/>
-              <w:right w:w="20" w:type="dxa"/>
-            </w:tcMar>
-          </w:tcPr>
-          <w:p>
-            <w:pPr>
-              <w:jc w:val="center"/>
-            </w:pPr>
-            <w:r>
-              <w:rPr>
-                <w:b/>
-                <w:bCs/>
-                <w:color w:val="FFFFFF"/>
-                <w:sz w:val="16"/>
-                <w:szCs w:val="16"/>
-              </w:rPr>
-              <w:t>S11</w:t>
-            </w:r>
-          </w:p>
-        </w:tc>
-        <w:tc>
-          <w:tcPr>
-            <w:tcW w:w="568" w:type="dxa"/>
-            <w:tcBorders>
-              <w:top w:val="single" w:sz="1" w:space="0" w:color="CCCCCC"/>
-              <w:left w:val="single" w:sz="1" w:space="0" w:color="CCCCCC"/>
-              <w:bottom w:val="single" w:sz="1" w:space="0" w:color="CCCCCC"/>
-              <w:right w:val="single" w:sz="1" w:space="0" w:color="CCCCCC"/>
-            </w:tcBorders>
-            <w:shd w:val="clear" w:color="auto" w:fill="1D4ED8"/>
-            <w:tcMar>
-              <w:top w:w="60" w:type="dxa"/>
-              <w:left w:w="20" w:type="dxa"/>
-              <w:bottom w:w="60" w:type="dxa"/>
-              <w:right w:w="20" w:type="dxa"/>
-            </w:tcMar>
-          </w:tcPr>
-          <w:p>
-            <w:pPr>
-              <w:jc w:val="center"/>
-            </w:pPr>
-            <w:r>
-              <w:rPr>
-                <w:b/>
-                <w:bCs/>
-                <w:color w:val="FFFFFF"/>
-                <w:sz w:val="16"/>
-                <w:szCs w:val="16"/>
-              </w:rPr>
-              <w:t>S12</w:t>
-            </w:r>
-          </w:p>
-        </w:tc>
-      </w:tr>
-      <w:tr>
-        <w:tc>
-          <w:tcPr>
-            <w:tcW w:w="2200" w:type="dxa"/>
-            <w:tcBorders>
-              <w:top w:val="single" w:sz="1" w:space="0" w:color="CCCCCC"/>
-              <w:left w:val="single" w:sz="1" w:space="0" w:color="CCCCCC"/>
-              <w:bottom w:val="single" w:sz="1" w:space="0" w:color="CCCCCC"/>
-              <w:right w:val="single" w:sz="1" w:space="0" w:color="CCCCCC"/>
-            </w:tcBorders>
-            <w:shd w:val="clear" w:color="auto" w:fill="EFF6FF"/>
-            <w:tcMar>
-              <w:top w:w="60" w:type="dxa"/>
-              <w:left w:w="100" w:type="dxa"/>
-              <w:bottom w:w="60" w:type="dxa"/>
-              <w:right w:w="100" w:type="dxa"/>
-            </w:tcMar>
-          </w:tcPr>
-          <w:p>
-            <w:r>
-              <w:rPr>
-                <w:sz w:val="17"/>
-                <w:szCs w:val="17"/>
-              </w:rPr>
-              <w:t>Diseño de BD y entorno</w:t>
-            </w:r>
-          </w:p>
-        </w:tc>
-        <w:tc>
-          <w:tcPr>
-            <w:tcW w:w="568" w:type="dxa"/>
-            <w:tcBorders>
-              <w:top w:val="single" w:sz="1" w:space="0" w:color="CCCCCC"/>
-              <w:left w:val="single" w:sz="1" w:space="0" w:color="CCCCCC"/>
-              <w:bottom w:val="single" w:sz="1" w:space="0" w:color="CCCCCC"/>
-              <w:right w:val="single" w:sz="1" w:space="0" w:color="CCCCCC"/>
-            </w:tcBorders>
-            <w:shd w:val="clear" w:color="auto" w:fill="DBEAFE"/>
-            <w:tcMar>
-              <w:top w:w="60" w:type="dxa"/>
-              <w:left w:w="20" w:type="dxa"/>
-              <w:bottom w:w="60" w:type="dxa"/>
-              <w:right w:w="20" w:type="dxa"/>
-            </w:tcMar>
-          </w:tcPr>
-          <w:p>
-            <w:pPr>
-              <w:jc w:val="center"/>
-            </w:pPr>
-            <w:r>
-              <w:rPr>
-                <w:color w:val="1D4ED8"/>
-                <w:sz w:val="14"/>
-                <w:szCs w:val="14"/>
-              </w:rPr>
-              <w:t>■</w:t>
-            </w:r>
-          </w:p>
-        </w:tc>
-        <w:tc>
-          <w:tcPr>
-            <w:tcW w:w="568" w:type="dxa"/>
-            <w:tcBorders>
-              <w:top w:val="single" w:sz="1" w:space="0" w:color="CCCCCC"/>
-              <w:left w:val="single" w:sz="1" w:space="0" w:color="CCCCCC"/>
-              <w:bottom w:val="single" w:sz="1" w:space="0" w:color="CCCCCC"/>
-              <w:right w:val="single" w:sz="1" w:space="0" w:color="CCCCCC"/>
-            </w:tcBorders>
-            <w:shd w:val="clear" w:color="auto" w:fill="DBEAFE"/>
-            <w:tcMar>
-              <w:top w:w="60" w:type="dxa"/>
-              <w:left w:w="20" w:type="dxa"/>
-              <w:bottom w:w="60" w:type="dxa"/>
-              <w:right w:w="20" w:type="dxa"/>
-            </w:tcMar>
-          </w:tcPr>
-          <w:p>
-            <w:pPr>
-              <w:jc w:val="center"/>
-            </w:pPr>
-            <w:r>
-              <w:rPr>
-                <w:color w:val="1D4ED8"/>
-                <w:sz w:val="14"/>
-                <w:szCs w:val="14"/>
-              </w:rPr>
-              <w:t>■</w:t>
-            </w:r>
-          </w:p>
-        </w:tc>
-        <w:tc>
-          <w:tcPr>
-            <w:tcW w:w="568" w:type="dxa"/>
-            <w:tcBorders>
-              <w:top w:val="single" w:sz="1" w:space="0" w:color="CCCCCC"/>
-              <w:left w:val="single" w:sz="1" w:space="0" w:color="CCCCCC"/>
-              <w:bottom w:val="single" w:sz="1" w:space="0" w:color="CCCCCC"/>
-              <w:right w:val="single" w:sz="1" w:space="0" w:color="CCCCCC"/>
-            </w:tcBorders>
-            <w:shd w:val="clear" w:color="auto" w:fill="EFF6FF"/>
-            <w:tcMar>
-              <w:top w:w="60" w:type="dxa"/>
-              <w:left w:w="20" w:type="dxa"/>
-              <w:bottom w:w="60" w:type="dxa"/>
-              <w:right w:w="20" w:type="dxa"/>
-            </w:tcMar>
-          </w:tcPr>
-          <w:p>
-            <w:pPr>
-              <w:jc w:val="center"/>
-            </w:pPr>
-          </w:p>
-        </w:tc>
-        <w:tc>
-          <w:tcPr>
-            <w:tcW w:w="568" w:type="dxa"/>
-            <w:tcBorders>
-              <w:top w:val="single" w:sz="1" w:space="0" w:color="CCCCCC"/>
-              <w:left w:val="single" w:sz="1" w:space="0" w:color="CCCCCC"/>
-              <w:bottom w:val="single" w:sz="1" w:space="0" w:color="CCCCCC"/>
-              <w:right w:val="single" w:sz="1" w:space="0" w:color="CCCCCC"/>
-            </w:tcBorders>
-            <w:shd w:val="clear" w:color="auto" w:fill="EFF6FF"/>
-            <w:tcMar>
-              <w:top w:w="60" w:type="dxa"/>
-              <w:left w:w="20" w:type="dxa"/>
-              <w:bottom w:w="60" w:type="dxa"/>
-              <w:right w:w="20" w:type="dxa"/>
-            </w:tcMar>
-          </w:tcPr>
-          <w:p>
-            <w:pPr>
-              <w:jc w:val="center"/>
-            </w:pPr>
-          </w:p>
-        </w:tc>
-        <w:tc>
-          <w:tcPr>
-            <w:tcW w:w="568" w:type="dxa"/>
-            <w:tcBorders>
-              <w:top w:val="single" w:sz="1" w:space="0" w:color="CCCCCC"/>
-              <w:left w:val="single" w:sz="1" w:space="0" w:color="CCCCCC"/>
-              <w:bottom w:val="single" w:sz="1" w:space="0" w:color="CCCCCC"/>
-              <w:right w:val="single" w:sz="1" w:space="0" w:color="CCCCCC"/>
-            </w:tcBorders>
-            <w:shd w:val="clear" w:color="auto" w:fill="EFF6FF"/>
-            <w:tcMar>
-              <w:top w:w="60" w:type="dxa"/>
-              <w:left w:w="20" w:type="dxa"/>
-              <w:bottom w:w="60" w:type="dxa"/>
-              <w:right w:w="20" w:type="dxa"/>
-            </w:tcMar>
-          </w:tcPr>
-          <w:p>
-            <w:pPr>
-              <w:jc w:val="center"/>
-            </w:pPr>
-          </w:p>
-        </w:tc>
-        <w:tc>
-          <w:tcPr>
-            <w:tcW w:w="568" w:type="dxa"/>
-            <w:tcBorders>
-              <w:top w:val="single" w:sz="1" w:space="0" w:color="CCCCCC"/>
-              <w:left w:val="single" w:sz="1" w:space="0" w:color="CCCCCC"/>
-              <w:bottom w:val="single" w:sz="1" w:space="0" w:color="CCCCCC"/>
-              <w:right w:val="single" w:sz="1" w:space="0" w:color="CCCCCC"/>
-            </w:tcBorders>
-            <w:shd w:val="clear" w:color="auto" w:fill="EFF6FF"/>
-            <w:tcMar>
-              <w:top w:w="60" w:type="dxa"/>
-              <w:left w:w="20" w:type="dxa"/>
-              <w:bottom w:w="60" w:type="dxa"/>
-              <w:right w:w="20" w:type="dxa"/>
-            </w:tcMar>
-          </w:tcPr>
-          <w:p>
-            <w:pPr>
-              <w:jc w:val="center"/>
-            </w:pPr>
-          </w:p>
-        </w:tc>
-        <w:tc>
-          <w:tcPr>
-            <w:tcW w:w="568" w:type="dxa"/>
-            <w:tcBorders>
-              <w:top w:val="single" w:sz="1" w:space="0" w:color="CCCCCC"/>
-              <w:left w:val="single" w:sz="1" w:space="0" w:color="CCCCCC"/>
-              <w:bottom w:val="single" w:sz="1" w:space="0" w:color="CCCCCC"/>
-              <w:right w:val="single" w:sz="1" w:space="0" w:color="CCCCCC"/>
-            </w:tcBorders>
-            <w:shd w:val="clear" w:color="auto" w:fill="EFF6FF"/>
-            <w:tcMar>
-              <w:top w:w="60" w:type="dxa"/>
-              <w:left w:w="20" w:type="dxa"/>
-              <w:bottom w:w="60" w:type="dxa"/>
-              <w:right w:w="20" w:type="dxa"/>
-            </w:tcMar>
-          </w:tcPr>
-          <w:p>
-            <w:pPr>
-              <w:jc w:val="center"/>
-            </w:pPr>
-          </w:p>
-        </w:tc>
-        <w:tc>
-          <w:tcPr>
-            <w:tcW w:w="568" w:type="dxa"/>
-            <w:tcBorders>
-              <w:top w:val="single" w:sz="1" w:space="0" w:color="CCCCCC"/>
-              <w:left w:val="single" w:sz="1" w:space="0" w:color="CCCCCC"/>
-              <w:bottom w:val="single" w:sz="1" w:space="0" w:color="CCCCCC"/>
-              <w:right w:val="single" w:sz="1" w:space="0" w:color="CCCCCC"/>
-            </w:tcBorders>
-            <w:shd w:val="clear" w:color="auto" w:fill="EFF6FF"/>
-            <w:tcMar>
-              <w:top w:w="60" w:type="dxa"/>
-              <w:left w:w="20" w:type="dxa"/>
-              <w:bottom w:w="60" w:type="dxa"/>
-              <w:right w:w="20" w:type="dxa"/>
-            </w:tcMar>
-          </w:tcPr>
-          <w:p>
-            <w:pPr>
-              <w:jc w:val="center"/>
-            </w:pPr>
-          </w:p>
-        </w:tc>
-        <w:tc>
-          <w:tcPr>
-            <w:tcW w:w="568" w:type="dxa"/>
-            <w:tcBorders>
-              <w:top w:val="single" w:sz="1" w:space="0" w:color="CCCCCC"/>
-              <w:left w:val="single" w:sz="1" w:space="0" w:color="CCCCCC"/>
-              <w:bottom w:val="single" w:sz="1" w:space="0" w:color="CCCCCC"/>
-              <w:right w:val="single" w:sz="1" w:space="0" w:color="CCCCCC"/>
-            </w:tcBorders>
-            <w:shd w:val="clear" w:color="auto" w:fill="EFF6FF"/>
-            <w:tcMar>
-              <w:top w:w="60" w:type="dxa"/>
-              <w:left w:w="20" w:type="dxa"/>
-              <w:bottom w:w="60" w:type="dxa"/>
-              <w:right w:w="20" w:type="dxa"/>
-            </w:tcMar>
-          </w:tcPr>
-          <w:p>
-            <w:pPr>
-              <w:jc w:val="center"/>
-            </w:pPr>
-          </w:p>
-        </w:tc>
-        <w:tc>
-          <w:tcPr>
-            <w:tcW w:w="568" w:type="dxa"/>
-            <w:tcBorders>
-              <w:top w:val="single" w:sz="1" w:space="0" w:color="CCCCCC"/>
-              <w:left w:val="single" w:sz="1" w:space="0" w:color="CCCCCC"/>
-              <w:bottom w:val="single" w:sz="1" w:space="0" w:color="CCCCCC"/>
-              <w:right w:val="single" w:sz="1" w:space="0" w:color="CCCCCC"/>
-            </w:tcBorders>
-            <w:shd w:val="clear" w:color="auto" w:fill="EFF6FF"/>
-            <w:tcMar>
-              <w:top w:w="60" w:type="dxa"/>
-              <w:left w:w="20" w:type="dxa"/>
-              <w:bottom w:w="60" w:type="dxa"/>
-              <w:right w:w="20" w:type="dxa"/>
-            </w:tcMar>
-          </w:tcPr>
-          <w:p>
-            <w:pPr>
-              <w:jc w:val="center"/>
-            </w:pPr>
-          </w:p>
-        </w:tc>
-        <w:tc>
-          <w:tcPr>
-            <w:tcW w:w="568" w:type="dxa"/>
-            <w:tcBorders>
-              <w:top w:val="single" w:sz="1" w:space="0" w:color="CCCCCC"/>
-              <w:left w:val="single" w:sz="1" w:space="0" w:color="CCCCCC"/>
-              <w:bottom w:val="single" w:sz="1" w:space="0" w:color="CCCCCC"/>
-              <w:right w:val="single" w:sz="1" w:space="0" w:color="CCCCCC"/>
-            </w:tcBorders>
-            <w:shd w:val="clear" w:color="auto" w:fill="EFF6FF"/>
-            <w:tcMar>
-              <w:top w:w="60" w:type="dxa"/>
-              <w:left w:w="20" w:type="dxa"/>
-              <w:bottom w:w="60" w:type="dxa"/>
-              <w:right w:w="20" w:type="dxa"/>
-            </w:tcMar>
-          </w:tcPr>
-          <w:p>
-            <w:pPr>
-              <w:jc w:val="center"/>
-            </w:pPr>
-          </w:p>
-        </w:tc>
-        <w:tc>
-          <w:tcPr>
-            <w:tcW w:w="568" w:type="dxa"/>
-            <w:tcBorders>
-              <w:top w:val="single" w:sz="1" w:space="0" w:color="CCCCCC"/>
-              <w:left w:val="single" w:sz="1" w:space="0" w:color="CCCCCC"/>
-              <w:bottom w:val="single" w:sz="1" w:space="0" w:color="CCCCCC"/>
-              <w:right w:val="single" w:sz="1" w:space="0" w:color="CCCCCC"/>
-            </w:tcBorders>
-            <w:shd w:val="clear" w:color="auto" w:fill="EFF6FF"/>
-            <w:tcMar>
-              <w:top w:w="60" w:type="dxa"/>
-              <w:left w:w="20" w:type="dxa"/>
-              <w:bottom w:w="60" w:type="dxa"/>
-              <w:right w:w="20" w:type="dxa"/>
-            </w:tcMar>
-          </w:tcPr>
-          <w:p>
-            <w:pPr>
-              <w:jc w:val="center"/>
-            </w:pPr>
-          </w:p>
-        </w:tc>
-      </w:tr>
-      <w:tr>
-        <w:tc>
-          <w:tcPr>
-            <w:tcW w:w="2200" w:type="dxa"/>
-            <w:tcBorders>
-              <w:top w:val="single" w:sz="1" w:space="0" w:color="CCCCCC"/>
-              <w:left w:val="single" w:sz="1" w:space="0" w:color="CCCCCC"/>
-              <w:bottom w:val="single" w:sz="1" w:space="0" w:color="CCCCCC"/>
-              <w:right w:val="single" w:sz="1" w:space="0" w:color="CCCCCC"/>
-            </w:tcBorders>
-            <w:shd w:val="clear" w:color="auto" w:fill="FFFFFF"/>
-            <w:tcMar>
-              <w:top w:w="60" w:type="dxa"/>
-              <w:left w:w="100" w:type="dxa"/>
-              <w:bottom w:w="60" w:type="dxa"/>
-              <w:right w:w="100" w:type="dxa"/>
-            </w:tcMar>
-          </w:tcPr>
-          <w:p>
-            <w:r>
-              <w:rPr>
-                <w:sz w:val="17"/>
-                <w:szCs w:val="17"/>
-              </w:rPr>
-              <w:t>Autenticación JWT</w:t>
-            </w:r>
-          </w:p>
-        </w:tc>
-        <w:tc>
-          <w:tcPr>
-            <w:tcW w:w="568" w:type="dxa"/>
-            <w:tcBorders>
-              <w:top w:val="single" w:sz="1" w:space="0" w:color="CCCCCC"/>
-              <w:left w:val="single" w:sz="1" w:space="0" w:color="CCCCCC"/>
-              <w:bottom w:val="single" w:sz="1" w:space="0" w:color="CCCCCC"/>
-              <w:right w:val="single" w:sz="1" w:space="0" w:color="CCCCCC"/>
-            </w:tcBorders>
-            <w:shd w:val="clear" w:color="auto" w:fill="FFFFFF"/>
-            <w:tcMar>
-              <w:top w:w="60" w:type="dxa"/>
-              <w:left w:w="20" w:type="dxa"/>
-              <w:bottom w:w="60" w:type="dxa"/>
-              <w:right w:w="20" w:type="dxa"/>
-            </w:tcMar>
-          </w:tcPr>
-          <w:p>
-            <w:pPr>
-              <w:jc w:val="center"/>
-            </w:pPr>
-          </w:p>
-        </w:tc>
-        <w:tc>
-          <w:tcPr>
-            <w:tcW w:w="568" w:type="dxa"/>
-            <w:tcBorders>
-              <w:top w:val="single" w:sz="1" w:space="0" w:color="CCCCCC"/>
-              <w:left w:val="single" w:sz="1" w:space="0" w:color="CCCCCC"/>
-              <w:bottom w:val="single" w:sz="1" w:space="0" w:color="CCCCCC"/>
-              <w:right w:val="single" w:sz="1" w:space="0" w:color="CCCCCC"/>
-            </w:tcBorders>
-            <w:shd w:val="clear" w:color="auto" w:fill="DBEAFE"/>
-            <w:tcMar>
-              <w:top w:w="60" w:type="dxa"/>
-              <w:left w:w="20" w:type="dxa"/>
-              <w:bottom w:w="60" w:type="dxa"/>
-              <w:right w:w="20" w:type="dxa"/>
-            </w:tcMar>
-          </w:tcPr>
-          <w:p>
-            <w:pPr>
-              <w:jc w:val="center"/>
-            </w:pPr>
-            <w:r>
-              <w:rPr>
-                <w:color w:val="1D4ED8"/>
-                <w:sz w:val="14"/>
-                <w:szCs w:val="14"/>
-              </w:rPr>
-              <w:t>■</w:t>
-            </w:r>
-          </w:p>
-        </w:tc>
-        <w:tc>
-          <w:tcPr>
-            <w:tcW w:w="568" w:type="dxa"/>
-            <w:tcBorders>
-              <w:top w:val="single" w:sz="1" w:space="0" w:color="CCCCCC"/>
-              <w:left w:val="single" w:sz="1" w:space="0" w:color="CCCCCC"/>
-              <w:bottom w:val="single" w:sz="1" w:space="0" w:color="CCCCCC"/>
-              <w:right w:val="single" w:sz="1" w:space="0" w:color="CCCCCC"/>
-            </w:tcBorders>
-            <w:shd w:val="clear" w:color="auto" w:fill="DBEAFE"/>
-            <w:tcMar>
-              <w:top w:w="60" w:type="dxa"/>
-              <w:left w:w="20" w:type="dxa"/>
-              <w:bottom w:w="60" w:type="dxa"/>
-              <w:right w:w="20" w:type="dxa"/>
-            </w:tcMar>
-          </w:tcPr>
-          <w:p>
-            <w:pPr>
-              <w:jc w:val="center"/>
-            </w:pPr>
-            <w:r>
-              <w:rPr>
-                <w:color w:val="1D4ED8"/>
-                <w:sz w:val="14"/>
-                <w:szCs w:val="14"/>
-              </w:rPr>
-              <w:t>■</w:t>
-            </w:r>
-          </w:p>
-        </w:tc>
-        <w:tc>
-          <w:tcPr>
-            <w:tcW w:w="568" w:type="dxa"/>
-            <w:tcBorders>
-              <w:top w:val="single" w:sz="1" w:space="0" w:color="CCCCCC"/>
-              <w:left w:val="single" w:sz="1" w:space="0" w:color="CCCCCC"/>
-              <w:bottom w:val="single" w:sz="1" w:space="0" w:color="CCCCCC"/>
-              <w:right w:val="single" w:sz="1" w:space="0" w:color="CCCCCC"/>
-            </w:tcBorders>
-            <w:shd w:val="clear" w:color="auto" w:fill="FFFFFF"/>
-            <w:tcMar>
-              <w:top w:w="60" w:type="dxa"/>
-              <w:left w:w="20" w:type="dxa"/>
-              <w:bottom w:w="60" w:type="dxa"/>
-              <w:right w:w="20" w:type="dxa"/>
-            </w:tcMar>
-          </w:tcPr>
-          <w:p>
-            <w:pPr>
-              <w:jc w:val="center"/>
-            </w:pPr>
-          </w:p>
-        </w:tc>
-        <w:tc>
-          <w:tcPr>
-            <w:tcW w:w="568" w:type="dxa"/>
-            <w:tcBorders>
-              <w:top w:val="single" w:sz="1" w:space="0" w:color="CCCCCC"/>
-              <w:left w:val="single" w:sz="1" w:space="0" w:color="CCCCCC"/>
-              <w:bottom w:val="single" w:sz="1" w:space="0" w:color="CCCCCC"/>
-              <w:right w:val="single" w:sz="1" w:space="0" w:color="CCCCCC"/>
-            </w:tcBorders>
-            <w:shd w:val="clear" w:color="auto" w:fill="FFFFFF"/>
-            <w:tcMar>
-              <w:top w:w="60" w:type="dxa"/>
-              <w:left w:w="20" w:type="dxa"/>
-              <w:bottom w:w="60" w:type="dxa"/>
-              <w:right w:w="20" w:type="dxa"/>
-            </w:tcMar>
-          </w:tcPr>
-          <w:p>
-            <w:pPr>
-              <w:jc w:val="center"/>
-            </w:pPr>
-          </w:p>
-        </w:tc>
-        <w:tc>
-          <w:tcPr>
-            <w:tcW w:w="568" w:type="dxa"/>
-            <w:tcBorders>
-              <w:top w:val="single" w:sz="1" w:space="0" w:color="CCCCCC"/>
-              <w:left w:val="single" w:sz="1" w:space="0" w:color="CCCCCC"/>
-              <w:bottom w:val="single" w:sz="1" w:space="0" w:color="CCCCCC"/>
-              <w:right w:val="single" w:sz="1" w:space="0" w:color="CCCCCC"/>
-            </w:tcBorders>
-            <w:shd w:val="clear" w:color="auto" w:fill="FFFFFF"/>
-            <w:tcMar>
-              <w:top w:w="60" w:type="dxa"/>
-              <w:left w:w="20" w:type="dxa"/>
-              <w:bottom w:w="60" w:type="dxa"/>
-              <w:right w:w="20" w:type="dxa"/>
-            </w:tcMar>
-          </w:tcPr>
-          <w:p>
-            <w:pPr>
-              <w:jc w:val="center"/>
-            </w:pPr>
-          </w:p>
-        </w:tc>
-        <w:tc>
-          <w:tcPr>
-            <w:tcW w:w="568" w:type="dxa"/>
-            <w:tcBorders>
-              <w:top w:val="single" w:sz="1" w:space="0" w:color="CCCCCC"/>
-              <w:left w:val="single" w:sz="1" w:space="0" w:color="CCCCCC"/>
-              <w:bottom w:val="single" w:sz="1" w:space="0" w:color="CCCCCC"/>
-              <w:right w:val="single" w:sz="1" w:space="0" w:color="CCCCCC"/>
-            </w:tcBorders>
-            <w:shd w:val="clear" w:color="auto" w:fill="FFFFFF"/>
-            <w:tcMar>
-              <w:top w:w="60" w:type="dxa"/>
-              <w:left w:w="20" w:type="dxa"/>
-              <w:bottom w:w="60" w:type="dxa"/>
-              <w:right w:w="20" w:type="dxa"/>
-            </w:tcMar>
-          </w:tcPr>
-          <w:p>
-            <w:pPr>
-              <w:jc w:val="center"/>
-            </w:pPr>
-          </w:p>
-        </w:tc>
-        <w:tc>
-          <w:tcPr>
-            <w:tcW w:w="568" w:type="dxa"/>
-            <w:tcBorders>
-              <w:top w:val="single" w:sz="1" w:space="0" w:color="CCCCCC"/>
-              <w:left w:val="single" w:sz="1" w:space="0" w:color="CCCCCC"/>
-              <w:bottom w:val="single" w:sz="1" w:space="0" w:color="CCCCCC"/>
-              <w:right w:val="single" w:sz="1" w:space="0" w:color="CCCCCC"/>
-            </w:tcBorders>
-            <w:shd w:val="clear" w:color="auto" w:fill="FFFFFF"/>
-            <w:tcMar>
-              <w:top w:w="60" w:type="dxa"/>
-              <w:left w:w="20" w:type="dxa"/>
-              <w:bottom w:w="60" w:type="dxa"/>
-              <w:right w:w="20" w:type="dxa"/>
-            </w:tcMar>
-          </w:tcPr>
-          <w:p>
-            <w:pPr>
-              <w:jc w:val="center"/>
-            </w:pPr>
-          </w:p>
-        </w:tc>
-        <w:tc>
-          <w:tcPr>
-            <w:tcW w:w="568" w:type="dxa"/>
-            <w:tcBorders>
-              <w:top w:val="single" w:sz="1" w:space="0" w:color="CCCCCC"/>
-              <w:left w:val="single" w:sz="1" w:space="0" w:color="CCCCCC"/>
-              <w:bottom w:val="single" w:sz="1" w:space="0" w:color="CCCCCC"/>
-              <w:right w:val="single" w:sz="1" w:space="0" w:color="CCCCCC"/>
-            </w:tcBorders>
-            <w:shd w:val="clear" w:color="auto" w:fill="FFFFFF"/>
-            <w:tcMar>
-              <w:top w:w="60" w:type="dxa"/>
-              <w:left w:w="20" w:type="dxa"/>
-              <w:bottom w:w="60" w:type="dxa"/>
-              <w:right w:w="20" w:type="dxa"/>
-            </w:tcMar>
-          </w:tcPr>
-          <w:p>
-            <w:pPr>
-              <w:jc w:val="center"/>
-            </w:pPr>
-          </w:p>
-        </w:tc>
-        <w:tc>
-          <w:tcPr>
-            <w:tcW w:w="568" w:type="dxa"/>
-            <w:tcBorders>
-              <w:top w:val="single" w:sz="1" w:space="0" w:color="CCCCCC"/>
-              <w:left w:val="single" w:sz="1" w:space="0" w:color="CCCCCC"/>
-              <w:bottom w:val="single" w:sz="1" w:space="0" w:color="CCCCCC"/>
-              <w:right w:val="single" w:sz="1" w:space="0" w:color="CCCCCC"/>
-            </w:tcBorders>
-            <w:shd w:val="clear" w:color="auto" w:fill="FFFFFF"/>
-            <w:tcMar>
-              <w:top w:w="60" w:type="dxa"/>
-              <w:left w:w="20" w:type="dxa"/>
-              <w:bottom w:w="60" w:type="dxa"/>
-              <w:right w:w="20" w:type="dxa"/>
-            </w:tcMar>
-          </w:tcPr>
-          <w:p>
-            <w:pPr>
-              <w:jc w:val="center"/>
-            </w:pPr>
-          </w:p>
-        </w:tc>
-        <w:tc>
-          <w:tcPr>
-            <w:tcW w:w="568" w:type="dxa"/>
-            <w:tcBorders>
-              <w:top w:val="single" w:sz="1" w:space="0" w:color="CCCCCC"/>
-              <w:left w:val="single" w:sz="1" w:space="0" w:color="CCCCCC"/>
-              <w:bottom w:val="single" w:sz="1" w:space="0" w:color="CCCCCC"/>
-              <w:right w:val="single" w:sz="1" w:space="0" w:color="CCCCCC"/>
-            </w:tcBorders>
-            <w:shd w:val="clear" w:color="auto" w:fill="FFFFFF"/>
-            <w:tcMar>
-              <w:top w:w="60" w:type="dxa"/>
-              <w:left w:w="20" w:type="dxa"/>
-              <w:bottom w:w="60" w:type="dxa"/>
-              <w:right w:w="20" w:type="dxa"/>
-            </w:tcMar>
-          </w:tcPr>
-          <w:p>
-            <w:pPr>
-              <w:jc w:val="center"/>
-            </w:pPr>
-          </w:p>
-        </w:tc>
-        <w:tc>
-          <w:tcPr>
-            <w:tcW w:w="568" w:type="dxa"/>
-            <w:tcBorders>
-              <w:top w:val="single" w:sz="1" w:space="0" w:color="CCCCCC"/>
-              <w:left w:val="single" w:sz="1" w:space="0" w:color="CCCCCC"/>
-              <w:bottom w:val="single" w:sz="1" w:space="0" w:color="CCCCCC"/>
-              <w:right w:val="single" w:sz="1" w:space="0" w:color="CCCCCC"/>
-            </w:tcBorders>
-            <w:shd w:val="clear" w:color="auto" w:fill="FFFFFF"/>
-            <w:tcMar>
-              <w:top w:w="60" w:type="dxa"/>
-              <w:left w:w="20" w:type="dxa"/>
-              <w:bottom w:w="60" w:type="dxa"/>
-              <w:right w:w="20" w:type="dxa"/>
-            </w:tcMar>
-          </w:tcPr>
-          <w:p>
-            <w:pPr>
-              <w:jc w:val="center"/>
-            </w:pPr>
-          </w:p>
-        </w:tc>
-      </w:tr>
-      <w:tr>
-        <w:tc>
-          <w:tcPr>
-            <w:tcW w:w="2200" w:type="dxa"/>
-            <w:tcBorders>
-              <w:top w:val="single" w:sz="1" w:space="0" w:color="CCCCCC"/>
-              <w:left w:val="single" w:sz="1" w:space="0" w:color="CCCCCC"/>
-              <w:bottom w:val="single" w:sz="1" w:space="0" w:color="CCCCCC"/>
-              <w:right w:val="single" w:sz="1" w:space="0" w:color="CCCCCC"/>
-            </w:tcBorders>
-            <w:shd w:val="clear" w:color="auto" w:fill="EFF6FF"/>
-            <w:tcMar>
-              <w:top w:w="60" w:type="dxa"/>
-              <w:left w:w="100" w:type="dxa"/>
-              <w:bottom w:w="60" w:type="dxa"/>
-              <w:right w:w="100" w:type="dxa"/>
-            </w:tcMar>
-          </w:tcPr>
-          <w:p>
-            <w:r>
-              <w:rPr>
-                <w:sz w:val="17"/>
-                <w:szCs w:val="17"/>
-              </w:rPr>
-              <w:t>Pipeline RAG</w:t>
-            </w:r>
-          </w:p>
-        </w:tc>
-        <w:tc>
-          <w:tcPr>
-            <w:tcW w:w="568" w:type="dxa"/>
-            <w:tcBorders>
-              <w:top w:val="single" w:sz="1" w:space="0" w:color="CCCCCC"/>
-              <w:left w:val="single" w:sz="1" w:space="0" w:color="CCCCCC"/>
-              <w:bottom w:val="single" w:sz="1" w:space="0" w:color="CCCCCC"/>
-              <w:right w:val="single" w:sz="1" w:space="0" w:color="CCCCCC"/>
-            </w:tcBorders>
-            <w:shd w:val="clear" w:color="auto" w:fill="EFF6FF"/>
-            <w:tcMar>
-              <w:top w:w="60" w:type="dxa"/>
-              <w:left w:w="20" w:type="dxa"/>
-              <w:bottom w:w="60" w:type="dxa"/>
-              <w:right w:w="20" w:type="dxa"/>
-            </w:tcMar>
-          </w:tcPr>
-          <w:p>
-            <w:pPr>
-              <w:jc w:val="center"/>
-            </w:pPr>
-          </w:p>
-        </w:tc>
-        <w:tc>
-          <w:tcPr>
-            <w:tcW w:w="568" w:type="dxa"/>
-            <w:tcBorders>
-              <w:top w:val="single" w:sz="1" w:space="0" w:color="CCCCCC"/>
-              <w:left w:val="single" w:sz="1" w:space="0" w:color="CCCCCC"/>
-              <w:bottom w:val="single" w:sz="1" w:space="0" w:color="CCCCCC"/>
-              <w:right w:val="single" w:sz="1" w:space="0" w:color="CCCCCC"/>
-            </w:tcBorders>
-            <w:shd w:val="clear" w:color="auto" w:fill="EFF6FF"/>
-            <w:tcMar>
-              <w:top w:w="60" w:type="dxa"/>
-              <w:left w:w="20" w:type="dxa"/>
-              <w:bottom w:w="60" w:type="dxa"/>
-              <w:right w:w="20" w:type="dxa"/>
-            </w:tcMar>
-          </w:tcPr>
-          <w:p>
-            <w:pPr>
-              <w:jc w:val="center"/>
-            </w:pPr>
-          </w:p>
-        </w:tc>
-        <w:tc>
-          <w:tcPr>
-            <w:tcW w:w="568" w:type="dxa"/>
-            <w:tcBorders>
-              <w:top w:val="single" w:sz="1" w:space="0" w:color="CCCCCC"/>
-              <w:left w:val="single" w:sz="1" w:space="0" w:color="CCCCCC"/>
-              <w:bottom w:val="single" w:sz="1" w:space="0" w:color="CCCCCC"/>
-              <w:right w:val="single" w:sz="1" w:space="0" w:color="CCCCCC"/>
-            </w:tcBorders>
-            <w:shd w:val="clear" w:color="auto" w:fill="DBEAFE"/>
-            <w:tcMar>
-              <w:top w:w="60" w:type="dxa"/>
-              <w:left w:w="20" w:type="dxa"/>
-              <w:bottom w:w="60" w:type="dxa"/>
-              <w:right w:w="20" w:type="dxa"/>
-            </w:tcMar>
-          </w:tcPr>
-          <w:p>
-            <w:pPr>
-              <w:jc w:val="center"/>
-            </w:pPr>
-            <w:r>
-              <w:rPr>
-                <w:color w:val="1D4ED8"/>
-                <w:sz w:val="14"/>
-                <w:szCs w:val="14"/>
-              </w:rPr>
-              <w:t>■</w:t>
-            </w:r>
-          </w:p>
-        </w:tc>
-        <w:tc>
-          <w:tcPr>
-            <w:tcW w:w="568" w:type="dxa"/>
-            <w:tcBorders>
-              <w:top w:val="single" w:sz="1" w:space="0" w:color="CCCCCC"/>
-              <w:left w:val="single" w:sz="1" w:space="0" w:color="CCCCCC"/>
-              <w:bottom w:val="single" w:sz="1" w:space="0" w:color="CCCCCC"/>
-              <w:right w:val="single" w:sz="1" w:space="0" w:color="CCCCCC"/>
-            </w:tcBorders>
-            <w:shd w:val="clear" w:color="auto" w:fill="DBEAFE"/>
-            <w:tcMar>
-              <w:top w:w="60" w:type="dxa"/>
-              <w:left w:w="20" w:type="dxa"/>
-              <w:bottom w:w="60" w:type="dxa"/>
-              <w:right w:w="20" w:type="dxa"/>
-            </w:tcMar>
-          </w:tcPr>
-          <w:p>
-            <w:pPr>
-              <w:jc w:val="center"/>
-            </w:pPr>
-            <w:r>
-              <w:rPr>
-                <w:color w:val="1D4ED8"/>
-                <w:sz w:val="14"/>
-                <w:szCs w:val="14"/>
-              </w:rPr>
-              <w:t>■</w:t>
-            </w:r>
-          </w:p>
-        </w:tc>
-        <w:tc>
-          <w:tcPr>
-            <w:tcW w:w="568" w:type="dxa"/>
-            <w:tcBorders>
-              <w:top w:val="single" w:sz="1" w:space="0" w:color="CCCCCC"/>
-              <w:left w:val="single" w:sz="1" w:space="0" w:color="CCCCCC"/>
-              <w:bottom w:val="single" w:sz="1" w:space="0" w:color="CCCCCC"/>
-              <w:right w:val="single" w:sz="1" w:space="0" w:color="CCCCCC"/>
-            </w:tcBorders>
-            <w:shd w:val="clear" w:color="auto" w:fill="EFF6FF"/>
-            <w:tcMar>
-              <w:top w:w="60" w:type="dxa"/>
-              <w:left w:w="20" w:type="dxa"/>
-              <w:bottom w:w="60" w:type="dxa"/>
-              <w:right w:w="20" w:type="dxa"/>
-            </w:tcMar>
-          </w:tcPr>
-          <w:p>
-            <w:pPr>
-              <w:jc w:val="center"/>
-            </w:pPr>
-          </w:p>
-        </w:tc>
-        <w:tc>
-          <w:tcPr>
-            <w:tcW w:w="568" w:type="dxa"/>
-            <w:tcBorders>
-              <w:top w:val="single" w:sz="1" w:space="0" w:color="CCCCCC"/>
-              <w:left w:val="single" w:sz="1" w:space="0" w:color="CCCCCC"/>
-              <w:bottom w:val="single" w:sz="1" w:space="0" w:color="CCCCCC"/>
-              <w:right w:val="single" w:sz="1" w:space="0" w:color="CCCCCC"/>
-            </w:tcBorders>
-            <w:shd w:val="clear" w:color="auto" w:fill="EFF6FF"/>
-            <w:tcMar>
-              <w:top w:w="60" w:type="dxa"/>
-              <w:left w:w="20" w:type="dxa"/>
-              <w:bottom w:w="60" w:type="dxa"/>
-              <w:right w:w="20" w:type="dxa"/>
-            </w:tcMar>
-          </w:tcPr>
-          <w:p>
-            <w:pPr>
-              <w:jc w:val="center"/>
-            </w:pPr>
-          </w:p>
-        </w:tc>
-        <w:tc>
-          <w:tcPr>
-            <w:tcW w:w="568" w:type="dxa"/>
-            <w:tcBorders>
-              <w:top w:val="single" w:sz="1" w:space="0" w:color="CCCCCC"/>
-              <w:left w:val="single" w:sz="1" w:space="0" w:color="CCCCCC"/>
-              <w:bottom w:val="single" w:sz="1" w:space="0" w:color="CCCCCC"/>
-              <w:right w:val="single" w:sz="1" w:space="0" w:color="CCCCCC"/>
-            </w:tcBorders>
-            <w:shd w:val="clear" w:color="auto" w:fill="EFF6FF"/>
-            <w:tcMar>
-              <w:top w:w="60" w:type="dxa"/>
-              <w:left w:w="20" w:type="dxa"/>
-              <w:bottom w:w="60" w:type="dxa"/>
-              <w:right w:w="20" w:type="dxa"/>
-            </w:tcMar>
-          </w:tcPr>
-          <w:p>
-            <w:pPr>
-              <w:jc w:val="center"/>
-            </w:pPr>
-          </w:p>
-        </w:tc>
-        <w:tc>
-          <w:tcPr>
-            <w:tcW w:w="568" w:type="dxa"/>
-            <w:tcBorders>
-              <w:top w:val="single" w:sz="1" w:space="0" w:color="CCCCCC"/>
-              <w:left w:val="single" w:sz="1" w:space="0" w:color="CCCCCC"/>
-              <w:bottom w:val="single" w:sz="1" w:space="0" w:color="CCCCCC"/>
-              <w:right w:val="single" w:sz="1" w:space="0" w:color="CCCCCC"/>
-            </w:tcBorders>
-            <w:shd w:val="clear" w:color="auto" w:fill="EFF6FF"/>
-            <w:tcMar>
-              <w:top w:w="60" w:type="dxa"/>
-              <w:left w:w="20" w:type="dxa"/>
-              <w:bottom w:w="60" w:type="dxa"/>
-              <w:right w:w="20" w:type="dxa"/>
-            </w:tcMar>
-          </w:tcPr>
-          <w:p>
-            <w:pPr>
-              <w:jc w:val="center"/>
-            </w:pPr>
-          </w:p>
-        </w:tc>
-        <w:tc>
-          <w:tcPr>
-            <w:tcW w:w="568" w:type="dxa"/>
-            <w:tcBorders>
-              <w:top w:val="single" w:sz="1" w:space="0" w:color="CCCCCC"/>
-              <w:left w:val="single" w:sz="1" w:space="0" w:color="CCCCCC"/>
-              <w:bottom w:val="single" w:sz="1" w:space="0" w:color="CCCCCC"/>
-              <w:right w:val="single" w:sz="1" w:space="0" w:color="CCCCCC"/>
-            </w:tcBorders>
-            <w:shd w:val="clear" w:color="auto" w:fill="EFF6FF"/>
-            <w:tcMar>
-              <w:top w:w="60" w:type="dxa"/>
-              <w:left w:w="20" w:type="dxa"/>
-              <w:bottom w:w="60" w:type="dxa"/>
-              <w:right w:w="20" w:type="dxa"/>
-            </w:tcMar>
-          </w:tcPr>
-          <w:p>
-            <w:pPr>
-              <w:jc w:val="center"/>
-            </w:pPr>
-          </w:p>
-        </w:tc>
-        <w:tc>
-          <w:tcPr>
-            <w:tcW w:w="568" w:type="dxa"/>
-            <w:tcBorders>
-              <w:top w:val="single" w:sz="1" w:space="0" w:color="CCCCCC"/>
-              <w:left w:val="single" w:sz="1" w:space="0" w:color="CCCCCC"/>
-              <w:bottom w:val="single" w:sz="1" w:space="0" w:color="CCCCCC"/>
-              <w:right w:val="single" w:sz="1" w:space="0" w:color="CCCCCC"/>
-            </w:tcBorders>
-            <w:shd w:val="clear" w:color="auto" w:fill="EFF6FF"/>
-            <w:tcMar>
-              <w:top w:w="60" w:type="dxa"/>
-              <w:left w:w="20" w:type="dxa"/>
-              <w:bottom w:w="60" w:type="dxa"/>
-              <w:right w:w="20" w:type="dxa"/>
-            </w:tcMar>
-          </w:tcPr>
-          <w:p>
-            <w:pPr>
-              <w:jc w:val="center"/>
-            </w:pPr>
-          </w:p>
-        </w:tc>
-        <w:tc>
-          <w:tcPr>
-            <w:tcW w:w="568" w:type="dxa"/>
-            <w:tcBorders>
-              <w:top w:val="single" w:sz="1" w:space="0" w:color="CCCCCC"/>
-              <w:left w:val="single" w:sz="1" w:space="0" w:color="CCCCCC"/>
-              <w:bottom w:val="single" w:sz="1" w:space="0" w:color="CCCCCC"/>
-              <w:right w:val="single" w:sz="1" w:space="0" w:color="CCCCCC"/>
-            </w:tcBorders>
-            <w:shd w:val="clear" w:color="auto" w:fill="EFF6FF"/>
-            <w:tcMar>
-              <w:top w:w="60" w:type="dxa"/>
-              <w:left w:w="20" w:type="dxa"/>
-              <w:bottom w:w="60" w:type="dxa"/>
-              <w:right w:w="20" w:type="dxa"/>
-            </w:tcMar>
-          </w:tcPr>
-          <w:p>
-            <w:pPr>
-              <w:jc w:val="center"/>
-            </w:pPr>
-          </w:p>
-        </w:tc>
-        <w:tc>
-          <w:tcPr>
-            <w:tcW w:w="568" w:type="dxa"/>
-            <w:tcBorders>
-              <w:top w:val="single" w:sz="1" w:space="0" w:color="CCCCCC"/>
-              <w:left w:val="single" w:sz="1" w:space="0" w:color="CCCCCC"/>
-              <w:bottom w:val="single" w:sz="1" w:space="0" w:color="CCCCCC"/>
-              <w:right w:val="single" w:sz="1" w:space="0" w:color="CCCCCC"/>
-            </w:tcBorders>
-            <w:shd w:val="clear" w:color="auto" w:fill="EFF6FF"/>
-            <w:tcMar>
-              <w:top w:w="60" w:type="dxa"/>
-              <w:left w:w="20" w:type="dxa"/>
-              <w:bottom w:w="60" w:type="dxa"/>
-              <w:right w:w="20" w:type="dxa"/>
-            </w:tcMar>
-          </w:tcPr>
-          <w:p>
-            <w:pPr>
-              <w:jc w:val="center"/>
-            </w:pPr>
-          </w:p>
-        </w:tc>
-      </w:tr>
-      <w:tr>
-        <w:tc>
-          <w:tcPr>
-            <w:tcW w:w="2200" w:type="dxa"/>
-            <w:tcBorders>
-              <w:top w:val="single" w:sz="1" w:space="0" w:color="CCCCCC"/>
-              <w:left w:val="single" w:sz="1" w:space="0" w:color="CCCCCC"/>
-              <w:bottom w:val="single" w:sz="1" w:space="0" w:color="CCCCCC"/>
-              <w:right w:val="single" w:sz="1" w:space="0" w:color="CCCCCC"/>
-            </w:tcBorders>
-            <w:shd w:val="clear" w:color="auto" w:fill="FFFFFF"/>
-            <w:tcMar>
-              <w:top w:w="60" w:type="dxa"/>
-              <w:left w:w="100" w:type="dxa"/>
-              <w:bottom w:w="60" w:type="dxa"/>
-              <w:right w:w="100" w:type="dxa"/>
-            </w:tcMar>
-          </w:tcPr>
-          <w:p>
-            <w:proofErr w:type="spellStart"/>
-            <w:r>
-              <w:rPr>
-                <w:sz w:val="17"/>
-                <w:szCs w:val="17"/>
-              </w:rPr>
-              <w:t>Endpoints</w:t>
-            </w:r>
-            <w:proofErr w:type="spellEnd"/>
-            <w:r>
-              <w:rPr>
-                <w:sz w:val="17"/>
-                <w:szCs w:val="17"/>
-              </w:rPr>
-              <w:t xml:space="preserve"> documentos</w:t>
-            </w:r>
-          </w:p>
-        </w:tc>
-        <w:tc>
-          <w:tcPr>
-            <w:tcW w:w="568" w:type="dxa"/>
-            <w:tcBorders>
-              <w:top w:val="single" w:sz="1" w:space="0" w:color="CCCCCC"/>
-              <w:left w:val="single" w:sz="1" w:space="0" w:color="CCCCCC"/>
-              <w:bottom w:val="single" w:sz="1" w:space="0" w:color="CCCCCC"/>
-              <w:right w:val="single" w:sz="1" w:space="0" w:color="CCCCCC"/>
-            </w:tcBorders>
-            <w:shd w:val="clear" w:color="auto" w:fill="FFFFFF"/>
-            <w:tcMar>
-              <w:top w:w="60" w:type="dxa"/>
-              <w:left w:w="20" w:type="dxa"/>
-              <w:bottom w:w="60" w:type="dxa"/>
-              <w:right w:w="20" w:type="dxa"/>
-            </w:tcMar>
-          </w:tcPr>
-          <w:p>
-            <w:pPr>
-              <w:jc w:val="center"/>
-            </w:pPr>
-          </w:p>
-        </w:tc>
-        <w:tc>
-          <w:tcPr>
-            <w:tcW w:w="568" w:type="dxa"/>
-            <w:tcBorders>
-              <w:top w:val="single" w:sz="1" w:space="0" w:color="CCCCCC"/>
-              <w:left w:val="single" w:sz="1" w:space="0" w:color="CCCCCC"/>
-              <w:bottom w:val="single" w:sz="1" w:space="0" w:color="CCCCCC"/>
-              <w:right w:val="single" w:sz="1" w:space="0" w:color="CCCCCC"/>
-            </w:tcBorders>
-            <w:shd w:val="clear" w:color="auto" w:fill="FFFFFF"/>
-            <w:tcMar>
-              <w:top w:w="60" w:type="dxa"/>
-              <w:left w:w="20" w:type="dxa"/>
-              <w:bottom w:w="60" w:type="dxa"/>
-              <w:right w:w="20" w:type="dxa"/>
-            </w:tcMar>
-          </w:tcPr>
-          <w:p>
-            <w:pPr>
-              <w:jc w:val="center"/>
-            </w:pPr>
-          </w:p>
-        </w:tc>
-        <w:tc>
-          <w:tcPr>
-            <w:tcW w:w="568" w:type="dxa"/>
-            <w:tcBorders>
-              <w:top w:val="single" w:sz="1" w:space="0" w:color="CCCCCC"/>
-              <w:left w:val="single" w:sz="1" w:space="0" w:color="CCCCCC"/>
-              <w:bottom w:val="single" w:sz="1" w:space="0" w:color="CCCCCC"/>
-              <w:right w:val="single" w:sz="1" w:space="0" w:color="CCCCCC"/>
-            </w:tcBorders>
-            <w:shd w:val="clear" w:color="auto" w:fill="FFFFFF"/>
-            <w:tcMar>
-              <w:top w:w="60" w:type="dxa"/>
-              <w:left w:w="20" w:type="dxa"/>
-              <w:bottom w:w="60" w:type="dxa"/>
-              <w:right w:w="20" w:type="dxa"/>
-            </w:tcMar>
-          </w:tcPr>
-          <w:p>
-            <w:pPr>
-              <w:jc w:val="center"/>
-            </w:pPr>
-          </w:p>
-        </w:tc>
-        <w:tc>
-          <w:tcPr>
-            <w:tcW w:w="568" w:type="dxa"/>
-            <w:tcBorders>
-              <w:top w:val="single" w:sz="1" w:space="0" w:color="CCCCCC"/>
-              <w:left w:val="single" w:sz="1" w:space="0" w:color="CCCCCC"/>
-              <w:bottom w:val="single" w:sz="1" w:space="0" w:color="CCCCCC"/>
-              <w:right w:val="single" w:sz="1" w:space="0" w:color="CCCCCC"/>
-            </w:tcBorders>
-            <w:shd w:val="clear" w:color="auto" w:fill="DBEAFE"/>
-            <w:tcMar>
-              <w:top w:w="60" w:type="dxa"/>
-              <w:left w:w="20" w:type="dxa"/>
-              <w:bottom w:w="60" w:type="dxa"/>
-              <w:right w:w="20" w:type="dxa"/>
-            </w:tcMar>
-          </w:tcPr>
-          <w:p>
-            <w:pPr>
-              <w:jc w:val="center"/>
-            </w:pPr>
-            <w:r>
-              <w:rPr>
-                <w:color w:val="1D4ED8"/>
-                <w:sz w:val="14"/>
-                <w:szCs w:val="14"/>
-              </w:rPr>
-              <w:t>■</w:t>
-            </w:r>
-          </w:p>
-        </w:tc>
-        <w:tc>
-          <w:tcPr>
-            <w:tcW w:w="568" w:type="dxa"/>
-            <w:tcBorders>
-              <w:top w:val="single" w:sz="1" w:space="0" w:color="CCCCCC"/>
-              <w:left w:val="single" w:sz="1" w:space="0" w:color="CCCCCC"/>
-              <w:bottom w:val="single" w:sz="1" w:space="0" w:color="CCCCCC"/>
-              <w:right w:val="single" w:sz="1" w:space="0" w:color="CCCCCC"/>
-            </w:tcBorders>
-            <w:shd w:val="clear" w:color="auto" w:fill="FFFFFF"/>
-            <w:tcMar>
-              <w:top w:w="60" w:type="dxa"/>
-              <w:left w:w="20" w:type="dxa"/>
-              <w:bottom w:w="60" w:type="dxa"/>
-              <w:right w:w="20" w:type="dxa"/>
-            </w:tcMar>
-          </w:tcPr>
-          <w:p>
-            <w:pPr>
-              <w:jc w:val="center"/>
-            </w:pPr>
-          </w:p>
-        </w:tc>
-        <w:tc>
-          <w:tcPr>
-            <w:tcW w:w="568" w:type="dxa"/>
-            <w:tcBorders>
-              <w:top w:val="single" w:sz="1" w:space="0" w:color="CCCCCC"/>
-              <w:left w:val="single" w:sz="1" w:space="0" w:color="CCCCCC"/>
-              <w:bottom w:val="single" w:sz="1" w:space="0" w:color="CCCCCC"/>
-              <w:right w:val="single" w:sz="1" w:space="0" w:color="CCCCCC"/>
-            </w:tcBorders>
-            <w:shd w:val="clear" w:color="auto" w:fill="FFFFFF"/>
-            <w:tcMar>
-              <w:top w:w="60" w:type="dxa"/>
-              <w:left w:w="20" w:type="dxa"/>
-              <w:bottom w:w="60" w:type="dxa"/>
-              <w:right w:w="20" w:type="dxa"/>
-            </w:tcMar>
-          </w:tcPr>
-          <w:p>
-            <w:pPr>
-              <w:jc w:val="center"/>
-            </w:pPr>
-          </w:p>
-        </w:tc>
-        <w:tc>
-          <w:tcPr>
-            <w:tcW w:w="568" w:type="dxa"/>
-            <w:tcBorders>
-              <w:top w:val="single" w:sz="1" w:space="0" w:color="CCCCCC"/>
-              <w:left w:val="single" w:sz="1" w:space="0" w:color="CCCCCC"/>
-              <w:bottom w:val="single" w:sz="1" w:space="0" w:color="CCCCCC"/>
-              <w:right w:val="single" w:sz="1" w:space="0" w:color="CCCCCC"/>
-            </w:tcBorders>
-            <w:shd w:val="clear" w:color="auto" w:fill="FFFFFF"/>
-            <w:tcMar>
-              <w:top w:w="60" w:type="dxa"/>
-              <w:left w:w="20" w:type="dxa"/>
-              <w:bottom w:w="60" w:type="dxa"/>
-              <w:right w:w="20" w:type="dxa"/>
-            </w:tcMar>
-          </w:tcPr>
-          <w:p>
-            <w:pPr>
-              <w:jc w:val="center"/>
-            </w:pPr>
-          </w:p>
-        </w:tc>
-        <w:tc>
-          <w:tcPr>
-            <w:tcW w:w="568" w:type="dxa"/>
-            <w:tcBorders>
-              <w:top w:val="single" w:sz="1" w:space="0" w:color="CCCCCC"/>
-              <w:left w:val="single" w:sz="1" w:space="0" w:color="CCCCCC"/>
-              <w:bottom w:val="single" w:sz="1" w:space="0" w:color="CCCCCC"/>
-              <w:right w:val="single" w:sz="1" w:space="0" w:color="CCCCCC"/>
-            </w:tcBorders>
-            <w:shd w:val="clear" w:color="auto" w:fill="FFFFFF"/>
-            <w:tcMar>
-              <w:top w:w="60" w:type="dxa"/>
-              <w:left w:w="20" w:type="dxa"/>
-              <w:bottom w:w="60" w:type="dxa"/>
-              <w:right w:w="20" w:type="dxa"/>
-            </w:tcMar>
-          </w:tcPr>
-          <w:p>
-            <w:pPr>
-              <w:jc w:val="center"/>
-            </w:pPr>
-          </w:p>
-        </w:tc>
-        <w:tc>
-          <w:tcPr>
-            <w:tcW w:w="568" w:type="dxa"/>
-            <w:tcBorders>
-              <w:top w:val="single" w:sz="1" w:space="0" w:color="CCCCCC"/>
-              <w:left w:val="single" w:sz="1" w:space="0" w:color="CCCCCC"/>
-              <w:bottom w:val="single" w:sz="1" w:space="0" w:color="CCCCCC"/>
-              <w:right w:val="single" w:sz="1" w:space="0" w:color="CCCCCC"/>
-            </w:tcBorders>
-            <w:shd w:val="clear" w:color="auto" w:fill="FFFFFF"/>
-            <w:tcMar>
-              <w:top w:w="60" w:type="dxa"/>
-              <w:left w:w="20" w:type="dxa"/>
-              <w:bottom w:w="60" w:type="dxa"/>
-              <w:right w:w="20" w:type="dxa"/>
-            </w:tcMar>
-          </w:tcPr>
-          <w:p>
-            <w:pPr>
-              <w:jc w:val="center"/>
-            </w:pPr>
-          </w:p>
-        </w:tc>
-        <w:tc>
-          <w:tcPr>
-            <w:tcW w:w="568" w:type="dxa"/>
-            <w:tcBorders>
-              <w:top w:val="single" w:sz="1" w:space="0" w:color="CCCCCC"/>
-              <w:left w:val="single" w:sz="1" w:space="0" w:color="CCCCCC"/>
-              <w:bottom w:val="single" w:sz="1" w:space="0" w:color="CCCCCC"/>
-              <w:right w:val="single" w:sz="1" w:space="0" w:color="CCCCCC"/>
-            </w:tcBorders>
-            <w:shd w:val="clear" w:color="auto" w:fill="FFFFFF"/>
-            <w:tcMar>
-              <w:top w:w="60" w:type="dxa"/>
-              <w:left w:w="20" w:type="dxa"/>
-              <w:bottom w:w="60" w:type="dxa"/>
-              <w:right w:w="20" w:type="dxa"/>
-            </w:tcMar>
-          </w:tcPr>
-          <w:p>
-            <w:pPr>
-              <w:jc w:val="center"/>
-            </w:pPr>
-          </w:p>
-        </w:tc>
-        <w:tc>
-          <w:tcPr>
-            <w:tcW w:w="568" w:type="dxa"/>
-            <w:tcBorders>
-              <w:top w:val="single" w:sz="1" w:space="0" w:color="CCCCCC"/>
-              <w:left w:val="single" w:sz="1" w:space="0" w:color="CCCCCC"/>
-              <w:bottom w:val="single" w:sz="1" w:space="0" w:color="CCCCCC"/>
-              <w:right w:val="single" w:sz="1" w:space="0" w:color="CCCCCC"/>
-            </w:tcBorders>
-            <w:shd w:val="clear" w:color="auto" w:fill="FFFFFF"/>
-            <w:tcMar>
-              <w:top w:w="60" w:type="dxa"/>
-              <w:left w:w="20" w:type="dxa"/>
-              <w:bottom w:w="60" w:type="dxa"/>
-              <w:right w:w="20" w:type="dxa"/>
-            </w:tcMar>
-          </w:tcPr>
-          <w:p>
-            <w:pPr>
-              <w:jc w:val="center"/>
-            </w:pPr>
-          </w:p>
-        </w:tc>
-        <w:tc>
-          <w:tcPr>
-            <w:tcW w:w="568" w:type="dxa"/>
-            <w:tcBorders>
-              <w:top w:val="single" w:sz="1" w:space="0" w:color="CCCCCC"/>
-              <w:left w:val="single" w:sz="1" w:space="0" w:color="CCCCCC"/>
-              <w:bottom w:val="single" w:sz="1" w:space="0" w:color="CCCCCC"/>
-              <w:right w:val="single" w:sz="1" w:space="0" w:color="CCCCCC"/>
-            </w:tcBorders>
-            <w:shd w:val="clear" w:color="auto" w:fill="FFFFFF"/>
-            <w:tcMar>
-              <w:top w:w="60" w:type="dxa"/>
-              <w:left w:w="20" w:type="dxa"/>
-              <w:bottom w:w="60" w:type="dxa"/>
-              <w:right w:w="20" w:type="dxa"/>
-            </w:tcMar>
-          </w:tcPr>
-          <w:p>
-            <w:pPr>
-              <w:jc w:val="center"/>
-            </w:pPr>
-          </w:p>
-        </w:tc>
-      </w:tr>
-      <w:tr>
-        <w:tc>
-          <w:tcPr>
-            <w:tcW w:w="2200" w:type="dxa"/>
-            <w:tcBorders>
-              <w:top w:val="single" w:sz="1" w:space="0" w:color="CCCCCC"/>
-              <w:left w:val="single" w:sz="1" w:space="0" w:color="CCCCCC"/>
-              <w:bottom w:val="single" w:sz="1" w:space="0" w:color="CCCCCC"/>
-              <w:right w:val="single" w:sz="1" w:space="0" w:color="CCCCCC"/>
-            </w:tcBorders>
-            <w:shd w:val="clear" w:color="auto" w:fill="EFF6FF"/>
-            <w:tcMar>
-              <w:top w:w="60" w:type="dxa"/>
-              <w:left w:w="100" w:type="dxa"/>
-              <w:bottom w:w="60" w:type="dxa"/>
-              <w:right w:w="100" w:type="dxa"/>
-            </w:tcMar>
-          </w:tcPr>
-          <w:p>
-            <w:proofErr w:type="spellStart"/>
-            <w:r>
-              <w:rPr>
-                <w:sz w:val="17"/>
-                <w:szCs w:val="17"/>
-              </w:rPr>
-              <w:t>Flutter</w:t>
-            </w:r>
-            <w:proofErr w:type="spellEnd"/>
-            <w:r>
-              <w:rPr>
-                <w:sz w:val="17"/>
-                <w:szCs w:val="17"/>
-              </w:rPr>
-              <w:t xml:space="preserve"> – Base</w:t>
-            </w:r>
-          </w:p>
-        </w:tc>
-        <w:tc>
-          <w:tcPr>
-            <w:tcW w:w="568" w:type="dxa"/>
-            <w:tcBorders>
-              <w:top w:val="single" w:sz="1" w:space="0" w:color="CCCCCC"/>
-              <w:left w:val="single" w:sz="1" w:space="0" w:color="CCCCCC"/>
-              <w:bottom w:val="single" w:sz="1" w:space="0" w:color="CCCCCC"/>
-              <w:right w:val="single" w:sz="1" w:space="0" w:color="CCCCCC"/>
-            </w:tcBorders>
-            <w:shd w:val="clear" w:color="auto" w:fill="EFF6FF"/>
-            <w:tcMar>
-              <w:top w:w="60" w:type="dxa"/>
-              <w:left w:w="20" w:type="dxa"/>
-              <w:bottom w:w="60" w:type="dxa"/>
-              <w:right w:w="20" w:type="dxa"/>
-            </w:tcMar>
-          </w:tcPr>
-          <w:p>
-            <w:pPr>
-              <w:jc w:val="center"/>
-            </w:pPr>
-          </w:p>
-        </w:tc>
-        <w:tc>
-          <w:tcPr>
-            <w:tcW w:w="568" w:type="dxa"/>
-            <w:tcBorders>
-              <w:top w:val="single" w:sz="1" w:space="0" w:color="CCCCCC"/>
-              <w:left w:val="single" w:sz="1" w:space="0" w:color="CCCCCC"/>
-              <w:bottom w:val="single" w:sz="1" w:space="0" w:color="CCCCCC"/>
-              <w:right w:val="single" w:sz="1" w:space="0" w:color="CCCCCC"/>
-            </w:tcBorders>
-            <w:shd w:val="clear" w:color="auto" w:fill="EFF6FF"/>
-            <w:tcMar>
-              <w:top w:w="60" w:type="dxa"/>
-              <w:left w:w="20" w:type="dxa"/>
-              <w:bottom w:w="60" w:type="dxa"/>
-              <w:right w:w="20" w:type="dxa"/>
-            </w:tcMar>
-          </w:tcPr>
-          <w:p>
-            <w:pPr>
-              <w:jc w:val="center"/>
-            </w:pPr>
-          </w:p>
-        </w:tc>
-        <w:tc>
-          <w:tcPr>
-            <w:tcW w:w="568" w:type="dxa"/>
-            <w:tcBorders>
-              <w:top w:val="single" w:sz="1" w:space="0" w:color="CCCCCC"/>
-              <w:left w:val="single" w:sz="1" w:space="0" w:color="CCCCCC"/>
-              <w:bottom w:val="single" w:sz="1" w:space="0" w:color="CCCCCC"/>
-              <w:right w:val="single" w:sz="1" w:space="0" w:color="CCCCCC"/>
-            </w:tcBorders>
-            <w:shd w:val="clear" w:color="auto" w:fill="EFF6FF"/>
-            <w:tcMar>
-              <w:top w:w="60" w:type="dxa"/>
-              <w:left w:w="20" w:type="dxa"/>
-              <w:bottom w:w="60" w:type="dxa"/>
-              <w:right w:w="20" w:type="dxa"/>
-            </w:tcMar>
-          </w:tcPr>
-          <w:p>
-            <w:pPr>
-              <w:jc w:val="center"/>
-            </w:pPr>
-          </w:p>
-        </w:tc>
-        <w:tc>
-          <w:tcPr>
-            <w:tcW w:w="568" w:type="dxa"/>
-            <w:tcBorders>
-              <w:top w:val="single" w:sz="1" w:space="0" w:color="CCCCCC"/>
-              <w:left w:val="single" w:sz="1" w:space="0" w:color="CCCCCC"/>
-              <w:bottom w:val="single" w:sz="1" w:space="0" w:color="CCCCCC"/>
-              <w:right w:val="single" w:sz="1" w:space="0" w:color="CCCCCC"/>
-            </w:tcBorders>
-            <w:shd w:val="clear" w:color="auto" w:fill="EFF6FF"/>
-            <w:tcMar>
-              <w:top w:w="60" w:type="dxa"/>
-              <w:left w:w="20" w:type="dxa"/>
-              <w:bottom w:w="60" w:type="dxa"/>
-              <w:right w:w="20" w:type="dxa"/>
-            </w:tcMar>
-          </w:tcPr>
-          <w:p>
-            <w:pPr>
-              <w:jc w:val="center"/>
-            </w:pPr>
-          </w:p>
-        </w:tc>
-        <w:tc>
-          <w:tcPr>
-            <w:tcW w:w="568" w:type="dxa"/>
-            <w:tcBorders>
-              <w:top w:val="single" w:sz="1" w:space="0" w:color="CCCCCC"/>
-              <w:left w:val="single" w:sz="1" w:space="0" w:color="CCCCCC"/>
-              <w:bottom w:val="single" w:sz="1" w:space="0" w:color="CCCCCC"/>
-              <w:right w:val="single" w:sz="1" w:space="0" w:color="CCCCCC"/>
-            </w:tcBorders>
-            <w:shd w:val="clear" w:color="auto" w:fill="DBEAFE"/>
-            <w:tcMar>
-              <w:top w:w="60" w:type="dxa"/>
-              <w:left w:w="20" w:type="dxa"/>
-              <w:bottom w:w="60" w:type="dxa"/>
-              <w:right w:w="20" w:type="dxa"/>
-            </w:tcMar>
-          </w:tcPr>
-          <w:p>
-            <w:pPr>
-              <w:jc w:val="center"/>
-            </w:pPr>
-            <w:r>
-              <w:rPr>
-                <w:color w:val="1D4ED8"/>
-                <w:sz w:val="14"/>
-                <w:szCs w:val="14"/>
-              </w:rPr>
-              <w:t>■</w:t>
-            </w:r>
-          </w:p>
-        </w:tc>
-        <w:tc>
-          <w:tcPr>
-            <w:tcW w:w="568" w:type="dxa"/>
-            <w:tcBorders>
-              <w:top w:val="single" w:sz="1" w:space="0" w:color="CCCCCC"/>
-              <w:left w:val="single" w:sz="1" w:space="0" w:color="CCCCCC"/>
-              <w:bottom w:val="single" w:sz="1" w:space="0" w:color="CCCCCC"/>
-              <w:right w:val="single" w:sz="1" w:space="0" w:color="CCCCCC"/>
-            </w:tcBorders>
-            <w:shd w:val="clear" w:color="auto" w:fill="DBEAFE"/>
-            <w:tcMar>
-              <w:top w:w="60" w:type="dxa"/>
-              <w:left w:w="20" w:type="dxa"/>
-              <w:bottom w:w="60" w:type="dxa"/>
-              <w:right w:w="20" w:type="dxa"/>
-            </w:tcMar>
-          </w:tcPr>
-          <w:p>
-            <w:pPr>
-              <w:jc w:val="center"/>
-            </w:pPr>
-            <w:r>
-              <w:rPr>
-                <w:color w:val="1D4ED8"/>
-                <w:sz w:val="14"/>
-                <w:szCs w:val="14"/>
-              </w:rPr>
-              <w:t>■</w:t>
-            </w:r>
-          </w:p>
-        </w:tc>
-        <w:tc>
-          <w:tcPr>
-            <w:tcW w:w="568" w:type="dxa"/>
-            <w:tcBorders>
-              <w:top w:val="single" w:sz="1" w:space="0" w:color="CCCCCC"/>
-              <w:left w:val="single" w:sz="1" w:space="0" w:color="CCCCCC"/>
-              <w:bottom w:val="single" w:sz="1" w:space="0" w:color="CCCCCC"/>
-              <w:right w:val="single" w:sz="1" w:space="0" w:color="CCCCCC"/>
-            </w:tcBorders>
-            <w:shd w:val="clear" w:color="auto" w:fill="EFF6FF"/>
-            <w:tcMar>
-              <w:top w:w="60" w:type="dxa"/>
-              <w:left w:w="20" w:type="dxa"/>
-              <w:bottom w:w="60" w:type="dxa"/>
-              <w:right w:w="20" w:type="dxa"/>
-            </w:tcMar>
-          </w:tcPr>
-          <w:p>
-            <w:pPr>
-              <w:jc w:val="center"/>
-            </w:pPr>
-          </w:p>
-        </w:tc>
-        <w:tc>
-          <w:tcPr>
-            <w:tcW w:w="568" w:type="dxa"/>
-            <w:tcBorders>
-              <w:top w:val="single" w:sz="1" w:space="0" w:color="CCCCCC"/>
-              <w:left w:val="single" w:sz="1" w:space="0" w:color="CCCCCC"/>
-              <w:bottom w:val="single" w:sz="1" w:space="0" w:color="CCCCCC"/>
-              <w:right w:val="single" w:sz="1" w:space="0" w:color="CCCCCC"/>
-            </w:tcBorders>
-            <w:shd w:val="clear" w:color="auto" w:fill="EFF6FF"/>
-            <w:tcMar>
-              <w:top w:w="60" w:type="dxa"/>
-              <w:left w:w="20" w:type="dxa"/>
-              <w:bottom w:w="60" w:type="dxa"/>
-              <w:right w:w="20" w:type="dxa"/>
-            </w:tcMar>
-          </w:tcPr>
-          <w:p>
-            <w:pPr>
-              <w:jc w:val="center"/>
-            </w:pPr>
-          </w:p>
-        </w:tc>
-        <w:tc>
-          <w:tcPr>
-            <w:tcW w:w="568" w:type="dxa"/>
-            <w:tcBorders>
-              <w:top w:val="single" w:sz="1" w:space="0" w:color="CCCCCC"/>
-              <w:left w:val="single" w:sz="1" w:space="0" w:color="CCCCCC"/>
-              <w:bottom w:val="single" w:sz="1" w:space="0" w:color="CCCCCC"/>
-              <w:right w:val="single" w:sz="1" w:space="0" w:color="CCCCCC"/>
-            </w:tcBorders>
-            <w:shd w:val="clear" w:color="auto" w:fill="EFF6FF"/>
-            <w:tcMar>
-              <w:top w:w="60" w:type="dxa"/>
-              <w:left w:w="20" w:type="dxa"/>
-              <w:bottom w:w="60" w:type="dxa"/>
-              <w:right w:w="20" w:type="dxa"/>
-            </w:tcMar>
-          </w:tcPr>
-          <w:p>
-            <w:pPr>
-              <w:jc w:val="center"/>
-            </w:pPr>
-          </w:p>
-        </w:tc>
-        <w:tc>
-          <w:tcPr>
-            <w:tcW w:w="568" w:type="dxa"/>
-            <w:tcBorders>
-              <w:top w:val="single" w:sz="1" w:space="0" w:color="CCCCCC"/>
-              <w:left w:val="single" w:sz="1" w:space="0" w:color="CCCCCC"/>
-              <w:bottom w:val="single" w:sz="1" w:space="0" w:color="CCCCCC"/>
-              <w:right w:val="single" w:sz="1" w:space="0" w:color="CCCCCC"/>
-            </w:tcBorders>
-            <w:shd w:val="clear" w:color="auto" w:fill="EFF6FF"/>
-            <w:tcMar>
-              <w:top w:w="60" w:type="dxa"/>
-              <w:left w:w="20" w:type="dxa"/>
-              <w:bottom w:w="60" w:type="dxa"/>
-              <w:right w:w="20" w:type="dxa"/>
-            </w:tcMar>
-          </w:tcPr>
-          <w:p>
-            <w:pPr>
-              <w:jc w:val="center"/>
-            </w:pPr>
-          </w:p>
-        </w:tc>
-        <w:tc>
-          <w:tcPr>
-            <w:tcW w:w="568" w:type="dxa"/>
-            <w:tcBorders>
-              <w:top w:val="single" w:sz="1" w:space="0" w:color="CCCCCC"/>
-              <w:left w:val="single" w:sz="1" w:space="0" w:color="CCCCCC"/>
-              <w:bottom w:val="single" w:sz="1" w:space="0" w:color="CCCCCC"/>
-              <w:right w:val="single" w:sz="1" w:space="0" w:color="CCCCCC"/>
-            </w:tcBorders>
-            <w:shd w:val="clear" w:color="auto" w:fill="EFF6FF"/>
-            <w:tcMar>
-              <w:top w:w="60" w:type="dxa"/>
-              <w:left w:w="20" w:type="dxa"/>
-              <w:bottom w:w="60" w:type="dxa"/>
-              <w:right w:w="20" w:type="dxa"/>
-            </w:tcMar>
-          </w:tcPr>
-          <w:p>
-            <w:pPr>
-              <w:jc w:val="center"/>
-            </w:pPr>
-          </w:p>
-        </w:tc>
-        <w:tc>
-          <w:tcPr>
-            <w:tcW w:w="568" w:type="dxa"/>
-            <w:tcBorders>
-              <w:top w:val="single" w:sz="1" w:space="0" w:color="CCCCCC"/>
-              <w:left w:val="single" w:sz="1" w:space="0" w:color="CCCCCC"/>
-              <w:bottom w:val="single" w:sz="1" w:space="0" w:color="CCCCCC"/>
-              <w:right w:val="single" w:sz="1" w:space="0" w:color="CCCCCC"/>
-            </w:tcBorders>
-            <w:shd w:val="clear" w:color="auto" w:fill="EFF6FF"/>
-            <w:tcMar>
-              <w:top w:w="60" w:type="dxa"/>
-              <w:left w:w="20" w:type="dxa"/>
-              <w:bottom w:w="60" w:type="dxa"/>
-              <w:right w:w="20" w:type="dxa"/>
-            </w:tcMar>
-          </w:tcPr>
-          <w:p>
-            <w:pPr>
-              <w:jc w:val="center"/>
-            </w:pPr>
-          </w:p>
-        </w:tc>
-      </w:tr>
-      <w:tr>
-        <w:tc>
-          <w:tcPr>
-            <w:tcW w:w="2200" w:type="dxa"/>
-            <w:tcBorders>
-              <w:top w:val="single" w:sz="1" w:space="0" w:color="CCCCCC"/>
-              <w:left w:val="single" w:sz="1" w:space="0" w:color="CCCCCC"/>
-              <w:bottom w:val="single" w:sz="1" w:space="0" w:color="CCCCCC"/>
-              <w:right w:val="single" w:sz="1" w:space="0" w:color="CCCCCC"/>
-            </w:tcBorders>
-            <w:shd w:val="clear" w:color="auto" w:fill="FFFFFF"/>
-            <w:tcMar>
-              <w:top w:w="60" w:type="dxa"/>
-              <w:left w:w="100" w:type="dxa"/>
-              <w:bottom w:w="60" w:type="dxa"/>
-              <w:right w:w="100" w:type="dxa"/>
-            </w:tcMar>
-          </w:tcPr>
-          <w:p>
-            <w:proofErr w:type="spellStart"/>
-            <w:r>
-              <w:rPr>
-                <w:sz w:val="17"/>
-                <w:szCs w:val="17"/>
-              </w:rPr>
-              <w:t>Flutter</w:t>
-            </w:r>
-            <w:proofErr w:type="spellEnd"/>
-            <w:r>
-              <w:rPr>
-                <w:sz w:val="17"/>
-                <w:szCs w:val="17"/>
-              </w:rPr>
-              <w:t xml:space="preserve"> – Chat y </w:t>
-            </w:r>
-            <w:proofErr w:type="spellStart"/>
-            <w:r>
-              <w:rPr>
-                <w:sz w:val="17"/>
-                <w:szCs w:val="17"/>
-              </w:rPr>
-              <w:t>docs</w:t>
-            </w:r>
-            <w:proofErr w:type="spellEnd"/>
-          </w:p>
-        </w:tc>
-        <w:tc>
-          <w:tcPr>
-            <w:tcW w:w="568" w:type="dxa"/>
-            <w:tcBorders>
-              <w:top w:val="single" w:sz="1" w:space="0" w:color="CCCCCC"/>
-              <w:left w:val="single" w:sz="1" w:space="0" w:color="CCCCCC"/>
-              <w:bottom w:val="single" w:sz="1" w:space="0" w:color="CCCCCC"/>
-              <w:right w:val="single" w:sz="1" w:space="0" w:color="CCCCCC"/>
-            </w:tcBorders>
-            <w:shd w:val="clear" w:color="auto" w:fill="FFFFFF"/>
-            <w:tcMar>
-              <w:top w:w="60" w:type="dxa"/>
-              <w:left w:w="20" w:type="dxa"/>
-              <w:bottom w:w="60" w:type="dxa"/>
-              <w:right w:w="20" w:type="dxa"/>
-            </w:tcMar>
-          </w:tcPr>
-          <w:p>
-            <w:pPr>
-              <w:jc w:val="center"/>
-            </w:pPr>
-          </w:p>
-        </w:tc>
-        <w:tc>
-          <w:tcPr>
-            <w:tcW w:w="568" w:type="dxa"/>
-            <w:tcBorders>
-              <w:top w:val="single" w:sz="1" w:space="0" w:color="CCCCCC"/>
-              <w:left w:val="single" w:sz="1" w:space="0" w:color="CCCCCC"/>
-              <w:bottom w:val="single" w:sz="1" w:space="0" w:color="CCCCCC"/>
-              <w:right w:val="single" w:sz="1" w:space="0" w:color="CCCCCC"/>
-            </w:tcBorders>
-            <w:shd w:val="clear" w:color="auto" w:fill="FFFFFF"/>
-            <w:tcMar>
-              <w:top w:w="60" w:type="dxa"/>
-              <w:left w:w="20" w:type="dxa"/>
-              <w:bottom w:w="60" w:type="dxa"/>
-              <w:right w:w="20" w:type="dxa"/>
-            </w:tcMar>
-          </w:tcPr>
-          <w:p>
-            <w:pPr>
-              <w:jc w:val="center"/>
-            </w:pPr>
-          </w:p>
-        </w:tc>
-        <w:tc>
-          <w:tcPr>
-            <w:tcW w:w="568" w:type="dxa"/>
-            <w:tcBorders>
-              <w:top w:val="single" w:sz="1" w:space="0" w:color="CCCCCC"/>
-              <w:left w:val="single" w:sz="1" w:space="0" w:color="CCCCCC"/>
-              <w:bottom w:val="single" w:sz="1" w:space="0" w:color="CCCCCC"/>
-              <w:right w:val="single" w:sz="1" w:space="0" w:color="CCCCCC"/>
-            </w:tcBorders>
-            <w:shd w:val="clear" w:color="auto" w:fill="FFFFFF"/>
-            <w:tcMar>
-              <w:top w:w="60" w:type="dxa"/>
-              <w:left w:w="20" w:type="dxa"/>
-              <w:bottom w:w="60" w:type="dxa"/>
-              <w:right w:w="20" w:type="dxa"/>
-            </w:tcMar>
-          </w:tcPr>
-          <w:p>
-            <w:pPr>
-              <w:jc w:val="center"/>
-            </w:pPr>
-          </w:p>
-        </w:tc>
-        <w:tc>
-          <w:tcPr>
-            <w:tcW w:w="568" w:type="dxa"/>
-            <w:tcBorders>
-              <w:top w:val="single" w:sz="1" w:space="0" w:color="CCCCCC"/>
-              <w:left w:val="single" w:sz="1" w:space="0" w:color="CCCCCC"/>
-              <w:bottom w:val="single" w:sz="1" w:space="0" w:color="CCCCCC"/>
-              <w:right w:val="single" w:sz="1" w:space="0" w:color="CCCCCC"/>
-            </w:tcBorders>
-            <w:shd w:val="clear" w:color="auto" w:fill="FFFFFF"/>
-            <w:tcMar>
-              <w:top w:w="60" w:type="dxa"/>
-              <w:left w:w="20" w:type="dxa"/>
-              <w:bottom w:w="60" w:type="dxa"/>
-              <w:right w:w="20" w:type="dxa"/>
-            </w:tcMar>
-          </w:tcPr>
-          <w:p>
-            <w:pPr>
-              <w:jc w:val="center"/>
-            </w:pPr>
-          </w:p>
-        </w:tc>
-        <w:tc>
-          <w:tcPr>
-            <w:tcW w:w="568" w:type="dxa"/>
-            <w:tcBorders>
-              <w:top w:val="single" w:sz="1" w:space="0" w:color="CCCCCC"/>
-              <w:left w:val="single" w:sz="1" w:space="0" w:color="CCCCCC"/>
-              <w:bottom w:val="single" w:sz="1" w:space="0" w:color="CCCCCC"/>
-              <w:right w:val="single" w:sz="1" w:space="0" w:color="CCCCCC"/>
-            </w:tcBorders>
-            <w:shd w:val="clear" w:color="auto" w:fill="FFFFFF"/>
-            <w:tcMar>
-              <w:top w:w="60" w:type="dxa"/>
-              <w:left w:w="20" w:type="dxa"/>
-              <w:bottom w:w="60" w:type="dxa"/>
-              <w:right w:w="20" w:type="dxa"/>
-            </w:tcMar>
-          </w:tcPr>
-          <w:p>
-            <w:pPr>
-              <w:jc w:val="center"/>
-            </w:pPr>
-          </w:p>
-        </w:tc>
-        <w:tc>
-          <w:tcPr>
-            <w:tcW w:w="568" w:type="dxa"/>
-            <w:tcBorders>
-              <w:top w:val="single" w:sz="1" w:space="0" w:color="CCCCCC"/>
-              <w:left w:val="single" w:sz="1" w:space="0" w:color="CCCCCC"/>
-              <w:bottom w:val="single" w:sz="1" w:space="0" w:color="CCCCCC"/>
-              <w:right w:val="single" w:sz="1" w:space="0" w:color="CCCCCC"/>
-            </w:tcBorders>
-            <w:shd w:val="clear" w:color="auto" w:fill="DBEAFE"/>
-            <w:tcMar>
-              <w:top w:w="60" w:type="dxa"/>
-              <w:left w:w="20" w:type="dxa"/>
-              <w:bottom w:w="60" w:type="dxa"/>
-              <w:right w:w="20" w:type="dxa"/>
-            </w:tcMar>
-          </w:tcPr>
-          <w:p>
-            <w:pPr>
-              <w:jc w:val="center"/>
-            </w:pPr>
-            <w:r>
-              <w:rPr>
-                <w:color w:val="1D4ED8"/>
-                <w:sz w:val="14"/>
-                <w:szCs w:val="14"/>
-              </w:rPr>
-              <w:t>■</w:t>
-            </w:r>
-          </w:p>
-        </w:tc>
-        <w:tc>
-          <w:tcPr>
-            <w:tcW w:w="568" w:type="dxa"/>
-            <w:tcBorders>
-              <w:top w:val="single" w:sz="1" w:space="0" w:color="CCCCCC"/>
-              <w:left w:val="single" w:sz="1" w:space="0" w:color="CCCCCC"/>
-              <w:bottom w:val="single" w:sz="1" w:space="0" w:color="CCCCCC"/>
-              <w:right w:val="single" w:sz="1" w:space="0" w:color="CCCCCC"/>
-            </w:tcBorders>
-            <w:shd w:val="clear" w:color="auto" w:fill="DBEAFE"/>
-            <w:tcMar>
-              <w:top w:w="60" w:type="dxa"/>
-              <w:left w:w="20" w:type="dxa"/>
-              <w:bottom w:w="60" w:type="dxa"/>
-              <w:right w:w="20" w:type="dxa"/>
-            </w:tcMar>
-          </w:tcPr>
-          <w:p>
-            <w:pPr>
-              <w:jc w:val="center"/>
-            </w:pPr>
-            <w:r>
-              <w:rPr>
-                <w:color w:val="1D4ED8"/>
-                <w:sz w:val="14"/>
-                <w:szCs w:val="14"/>
-              </w:rPr>
-              <w:t>■</w:t>
-            </w:r>
-          </w:p>
-        </w:tc>
-        <w:tc>
-          <w:tcPr>
-            <w:tcW w:w="568" w:type="dxa"/>
-            <w:tcBorders>
-              <w:top w:val="single" w:sz="1" w:space="0" w:color="CCCCCC"/>
-              <w:left w:val="single" w:sz="1" w:space="0" w:color="CCCCCC"/>
-              <w:bottom w:val="single" w:sz="1" w:space="0" w:color="CCCCCC"/>
-              <w:right w:val="single" w:sz="1" w:space="0" w:color="CCCCCC"/>
-            </w:tcBorders>
-            <w:shd w:val="clear" w:color="auto" w:fill="FFFFFF"/>
-            <w:tcMar>
-              <w:top w:w="60" w:type="dxa"/>
-              <w:left w:w="20" w:type="dxa"/>
-              <w:bottom w:w="60" w:type="dxa"/>
-              <w:right w:w="20" w:type="dxa"/>
-            </w:tcMar>
-          </w:tcPr>
-          <w:p>
-            <w:pPr>
-              <w:jc w:val="center"/>
-            </w:pPr>
-          </w:p>
-        </w:tc>
-        <w:tc>
-          <w:tcPr>
-            <w:tcW w:w="568" w:type="dxa"/>
-            <w:tcBorders>
-              <w:top w:val="single" w:sz="1" w:space="0" w:color="CCCCCC"/>
-              <w:left w:val="single" w:sz="1" w:space="0" w:color="CCCCCC"/>
-              <w:bottom w:val="single" w:sz="1" w:space="0" w:color="CCCCCC"/>
-              <w:right w:val="single" w:sz="1" w:space="0" w:color="CCCCCC"/>
-            </w:tcBorders>
-            <w:shd w:val="clear" w:color="auto" w:fill="FFFFFF"/>
-            <w:tcMar>
-              <w:top w:w="60" w:type="dxa"/>
-              <w:left w:w="20" w:type="dxa"/>
-              <w:bottom w:w="60" w:type="dxa"/>
-              <w:right w:w="20" w:type="dxa"/>
-            </w:tcMar>
-          </w:tcPr>
-          <w:p>
-            <w:pPr>
-              <w:jc w:val="center"/>
-            </w:pPr>
-          </w:p>
-        </w:tc>
-        <w:tc>
-          <w:tcPr>
-            <w:tcW w:w="568" w:type="dxa"/>
-            <w:tcBorders>
-              <w:top w:val="single" w:sz="1" w:space="0" w:color="CCCCCC"/>
-              <w:left w:val="single" w:sz="1" w:space="0" w:color="CCCCCC"/>
-              <w:bottom w:val="single" w:sz="1" w:space="0" w:color="CCCCCC"/>
-              <w:right w:val="single" w:sz="1" w:space="0" w:color="CCCCCC"/>
-            </w:tcBorders>
-            <w:shd w:val="clear" w:color="auto" w:fill="FFFFFF"/>
-            <w:tcMar>
-              <w:top w:w="60" w:type="dxa"/>
-              <w:left w:w="20" w:type="dxa"/>
-              <w:bottom w:w="60" w:type="dxa"/>
-              <w:right w:w="20" w:type="dxa"/>
-            </w:tcMar>
-          </w:tcPr>
-          <w:p>
-            <w:pPr>
-              <w:jc w:val="center"/>
-            </w:pPr>
-          </w:p>
-        </w:tc>
-        <w:tc>
-          <w:tcPr>
-            <w:tcW w:w="568" w:type="dxa"/>
-            <w:tcBorders>
-              <w:top w:val="single" w:sz="1" w:space="0" w:color="CCCCCC"/>
-              <w:left w:val="single" w:sz="1" w:space="0" w:color="CCCCCC"/>
-              <w:bottom w:val="single" w:sz="1" w:space="0" w:color="CCCCCC"/>
-              <w:right w:val="single" w:sz="1" w:space="0" w:color="CCCCCC"/>
-            </w:tcBorders>
-            <w:shd w:val="clear" w:color="auto" w:fill="FFFFFF"/>
-            <w:tcMar>
-              <w:top w:w="60" w:type="dxa"/>
-              <w:left w:w="20" w:type="dxa"/>
-              <w:bottom w:w="60" w:type="dxa"/>
-              <w:right w:w="20" w:type="dxa"/>
-            </w:tcMar>
-          </w:tcPr>
-          <w:p>
-            <w:pPr>
-              <w:jc w:val="center"/>
-            </w:pPr>
-          </w:p>
-        </w:tc>
-        <w:tc>
-          <w:tcPr>
-            <w:tcW w:w="568" w:type="dxa"/>
-            <w:tcBorders>
-              <w:top w:val="single" w:sz="1" w:space="0" w:color="CCCCCC"/>
-              <w:left w:val="single" w:sz="1" w:space="0" w:color="CCCCCC"/>
-              <w:bottom w:val="single" w:sz="1" w:space="0" w:color="CCCCCC"/>
-              <w:right w:val="single" w:sz="1" w:space="0" w:color="CCCCCC"/>
-            </w:tcBorders>
-            <w:shd w:val="clear" w:color="auto" w:fill="FFFFFF"/>
-            <w:tcMar>
-              <w:top w:w="60" w:type="dxa"/>
-              <w:left w:w="20" w:type="dxa"/>
-              <w:bottom w:w="60" w:type="dxa"/>
-              <w:right w:w="20" w:type="dxa"/>
-            </w:tcMar>
-          </w:tcPr>
-          <w:p>
-            <w:pPr>
-              <w:jc w:val="center"/>
-            </w:pPr>
-          </w:p>
-        </w:tc>
-      </w:tr>
-      <w:tr>
-        <w:tc>
-          <w:tcPr>
-            <w:tcW w:w="2200" w:type="dxa"/>
-            <w:tcBorders>
-              <w:top w:val="single" w:sz="1" w:space="0" w:color="CCCCCC"/>
-              <w:left w:val="single" w:sz="1" w:space="0" w:color="CCCCCC"/>
-              <w:bottom w:val="single" w:sz="1" w:space="0" w:color="CCCCCC"/>
-              <w:right w:val="single" w:sz="1" w:space="0" w:color="CCCCCC"/>
-            </w:tcBorders>
-            <w:shd w:val="clear" w:color="auto" w:fill="EFF6FF"/>
-            <w:tcMar>
-              <w:top w:w="60" w:type="dxa"/>
-              <w:left w:w="100" w:type="dxa"/>
-              <w:bottom w:w="60" w:type="dxa"/>
-              <w:right w:w="100" w:type="dxa"/>
-            </w:tcMar>
-          </w:tcPr>
-          <w:p>
-            <w:proofErr w:type="spellStart"/>
-            <w:r>
-              <w:rPr>
-                <w:sz w:val="17"/>
-                <w:szCs w:val="17"/>
-              </w:rPr>
-              <w:t>Flutter</w:t>
-            </w:r>
-            <w:proofErr w:type="spellEnd"/>
-            <w:r>
-              <w:rPr>
-                <w:sz w:val="17"/>
-                <w:szCs w:val="17"/>
-              </w:rPr>
-              <w:t xml:space="preserve"> – Historial</w:t>
-            </w:r>
-          </w:p>
-        </w:tc>
-        <w:tc>
-          <w:tcPr>
-            <w:tcW w:w="568" w:type="dxa"/>
-            <w:tcBorders>
-              <w:top w:val="single" w:sz="1" w:space="0" w:color="CCCCCC"/>
-              <w:left w:val="single" w:sz="1" w:space="0" w:color="CCCCCC"/>
-              <w:bottom w:val="single" w:sz="1" w:space="0" w:color="CCCCCC"/>
-              <w:right w:val="single" w:sz="1" w:space="0" w:color="CCCCCC"/>
-            </w:tcBorders>
-            <w:shd w:val="clear" w:color="auto" w:fill="EFF6FF"/>
-            <w:tcMar>
-              <w:top w:w="60" w:type="dxa"/>
-              <w:left w:w="20" w:type="dxa"/>
-              <w:bottom w:w="60" w:type="dxa"/>
-              <w:right w:w="20" w:type="dxa"/>
-            </w:tcMar>
-          </w:tcPr>
-          <w:p>
-            <w:pPr>
-              <w:jc w:val="center"/>
-            </w:pPr>
-          </w:p>
-        </w:tc>
-        <w:tc>
-          <w:tcPr>
-            <w:tcW w:w="568" w:type="dxa"/>
-            <w:tcBorders>
-              <w:top w:val="single" w:sz="1" w:space="0" w:color="CCCCCC"/>
-              <w:left w:val="single" w:sz="1" w:space="0" w:color="CCCCCC"/>
-              <w:bottom w:val="single" w:sz="1" w:space="0" w:color="CCCCCC"/>
-              <w:right w:val="single" w:sz="1" w:space="0" w:color="CCCCCC"/>
-            </w:tcBorders>
-            <w:shd w:val="clear" w:color="auto" w:fill="EFF6FF"/>
-            <w:tcMar>
-              <w:top w:w="60" w:type="dxa"/>
-              <w:left w:w="20" w:type="dxa"/>
-              <w:bottom w:w="60" w:type="dxa"/>
-              <w:right w:w="20" w:type="dxa"/>
-            </w:tcMar>
-          </w:tcPr>
-          <w:p>
-            <w:pPr>
-              <w:jc w:val="center"/>
-            </w:pPr>
-          </w:p>
-        </w:tc>
-        <w:tc>
-          <w:tcPr>
-            <w:tcW w:w="568" w:type="dxa"/>
-            <w:tcBorders>
-              <w:top w:val="single" w:sz="1" w:space="0" w:color="CCCCCC"/>
-              <w:left w:val="single" w:sz="1" w:space="0" w:color="CCCCCC"/>
-              <w:bottom w:val="single" w:sz="1" w:space="0" w:color="CCCCCC"/>
-              <w:right w:val="single" w:sz="1" w:space="0" w:color="CCCCCC"/>
-            </w:tcBorders>
-            <w:shd w:val="clear" w:color="auto" w:fill="EFF6FF"/>
-            <w:tcMar>
-              <w:top w:w="60" w:type="dxa"/>
-              <w:left w:w="20" w:type="dxa"/>
-              <w:bottom w:w="60" w:type="dxa"/>
-              <w:right w:w="20" w:type="dxa"/>
-            </w:tcMar>
-          </w:tcPr>
-          <w:p>
-            <w:pPr>
-              <w:jc w:val="center"/>
-            </w:pPr>
-          </w:p>
-        </w:tc>
-        <w:tc>
-          <w:tcPr>
-            <w:tcW w:w="568" w:type="dxa"/>
-            <w:tcBorders>
-              <w:top w:val="single" w:sz="1" w:space="0" w:color="CCCCCC"/>
-              <w:left w:val="single" w:sz="1" w:space="0" w:color="CCCCCC"/>
-              <w:bottom w:val="single" w:sz="1" w:space="0" w:color="CCCCCC"/>
-              <w:right w:val="single" w:sz="1" w:space="0" w:color="CCCCCC"/>
-            </w:tcBorders>
-            <w:shd w:val="clear" w:color="auto" w:fill="EFF6FF"/>
-            <w:tcMar>
-              <w:top w:w="60" w:type="dxa"/>
-              <w:left w:w="20" w:type="dxa"/>
-              <w:bottom w:w="60" w:type="dxa"/>
-              <w:right w:w="20" w:type="dxa"/>
-            </w:tcMar>
-          </w:tcPr>
-          <w:p>
-            <w:pPr>
-              <w:jc w:val="center"/>
-            </w:pPr>
-          </w:p>
-        </w:tc>
-        <w:tc>
-          <w:tcPr>
-            <w:tcW w:w="568" w:type="dxa"/>
-            <w:tcBorders>
-              <w:top w:val="single" w:sz="1" w:space="0" w:color="CCCCCC"/>
-              <w:left w:val="single" w:sz="1" w:space="0" w:color="CCCCCC"/>
-              <w:bottom w:val="single" w:sz="1" w:space="0" w:color="CCCCCC"/>
-              <w:right w:val="single" w:sz="1" w:space="0" w:color="CCCCCC"/>
-            </w:tcBorders>
-            <w:shd w:val="clear" w:color="auto" w:fill="EFF6FF"/>
-            <w:tcMar>
-              <w:top w:w="60" w:type="dxa"/>
-              <w:left w:w="20" w:type="dxa"/>
-              <w:bottom w:w="60" w:type="dxa"/>
-              <w:right w:w="20" w:type="dxa"/>
-            </w:tcMar>
-          </w:tcPr>
-          <w:p>
-            <w:pPr>
-              <w:jc w:val="center"/>
-            </w:pPr>
-          </w:p>
-        </w:tc>
-        <w:tc>
-          <w:tcPr>
-            <w:tcW w:w="568" w:type="dxa"/>
-            <w:tcBorders>
-              <w:top w:val="single" w:sz="1" w:space="0" w:color="CCCCCC"/>
-              <w:left w:val="single" w:sz="1" w:space="0" w:color="CCCCCC"/>
-              <w:bottom w:val="single" w:sz="1" w:space="0" w:color="CCCCCC"/>
-              <w:right w:val="single" w:sz="1" w:space="0" w:color="CCCCCC"/>
-            </w:tcBorders>
-            <w:shd w:val="clear" w:color="auto" w:fill="EFF6FF"/>
-            <w:tcMar>
-              <w:top w:w="60" w:type="dxa"/>
-              <w:left w:w="20" w:type="dxa"/>
-              <w:bottom w:w="60" w:type="dxa"/>
-              <w:right w:w="20" w:type="dxa"/>
-            </w:tcMar>
-          </w:tcPr>
-          <w:p>
-            <w:pPr>
-              <w:jc w:val="center"/>
-            </w:pPr>
-          </w:p>
-        </w:tc>
-        <w:tc>
-          <w:tcPr>
-            <w:tcW w:w="568" w:type="dxa"/>
-            <w:tcBorders>
-              <w:top w:val="single" w:sz="1" w:space="0" w:color="CCCCCC"/>
-              <w:left w:val="single" w:sz="1" w:space="0" w:color="CCCCCC"/>
-              <w:bottom w:val="single" w:sz="1" w:space="0" w:color="CCCCCC"/>
-              <w:right w:val="single" w:sz="1" w:space="0" w:color="CCCCCC"/>
-            </w:tcBorders>
-            <w:shd w:val="clear" w:color="auto" w:fill="DBEAFE"/>
-            <w:tcMar>
-              <w:top w:w="60" w:type="dxa"/>
-              <w:left w:w="20" w:type="dxa"/>
-              <w:bottom w:w="60" w:type="dxa"/>
-              <w:right w:w="20" w:type="dxa"/>
-            </w:tcMar>
-          </w:tcPr>
-          <w:p>
-            <w:pPr>
-              <w:jc w:val="center"/>
-            </w:pPr>
-            <w:r>
-              <w:rPr>
-                <w:color w:val="1D4ED8"/>
-                <w:sz w:val="14"/>
-                <w:szCs w:val="14"/>
-              </w:rPr>
-              <w:t>■</w:t>
-            </w:r>
-          </w:p>
-        </w:tc>
-        <w:tc>
-          <w:tcPr>
-            <w:tcW w:w="568" w:type="dxa"/>
-            <w:tcBorders>
-              <w:top w:val="single" w:sz="1" w:space="0" w:color="CCCCCC"/>
-              <w:left w:val="single" w:sz="1" w:space="0" w:color="CCCCCC"/>
-              <w:bottom w:val="single" w:sz="1" w:space="0" w:color="CCCCCC"/>
-              <w:right w:val="single" w:sz="1" w:space="0" w:color="CCCCCC"/>
-            </w:tcBorders>
-            <w:shd w:val="clear" w:color="auto" w:fill="DBEAFE"/>
-            <w:tcMar>
-              <w:top w:w="60" w:type="dxa"/>
-              <w:left w:w="20" w:type="dxa"/>
-              <w:bottom w:w="60" w:type="dxa"/>
-              <w:right w:w="20" w:type="dxa"/>
-            </w:tcMar>
-          </w:tcPr>
-          <w:p>
-            <w:pPr>
-              <w:jc w:val="center"/>
-            </w:pPr>
-            <w:r>
-              <w:rPr>
-                <w:color w:val="1D4ED8"/>
-                <w:sz w:val="14"/>
-                <w:szCs w:val="14"/>
-              </w:rPr>
-              <w:t>■</w:t>
-            </w:r>
-          </w:p>
-        </w:tc>
-        <w:tc>
-          <w:tcPr>
-            <w:tcW w:w="568" w:type="dxa"/>
-            <w:tcBorders>
-              <w:top w:val="single" w:sz="1" w:space="0" w:color="CCCCCC"/>
-              <w:left w:val="single" w:sz="1" w:space="0" w:color="CCCCCC"/>
-              <w:bottom w:val="single" w:sz="1" w:space="0" w:color="CCCCCC"/>
-              <w:right w:val="single" w:sz="1" w:space="0" w:color="CCCCCC"/>
-            </w:tcBorders>
-            <w:shd w:val="clear" w:color="auto" w:fill="EFF6FF"/>
-            <w:tcMar>
-              <w:top w:w="60" w:type="dxa"/>
-              <w:left w:w="20" w:type="dxa"/>
-              <w:bottom w:w="60" w:type="dxa"/>
-              <w:right w:w="20" w:type="dxa"/>
-            </w:tcMar>
-          </w:tcPr>
-          <w:p>
-            <w:pPr>
-              <w:jc w:val="center"/>
-            </w:pPr>
-          </w:p>
-        </w:tc>
-        <w:tc>
-          <w:tcPr>
-            <w:tcW w:w="568" w:type="dxa"/>
-            <w:tcBorders>
-              <w:top w:val="single" w:sz="1" w:space="0" w:color="CCCCCC"/>
-              <w:left w:val="single" w:sz="1" w:space="0" w:color="CCCCCC"/>
-              <w:bottom w:val="single" w:sz="1" w:space="0" w:color="CCCCCC"/>
-              <w:right w:val="single" w:sz="1" w:space="0" w:color="CCCCCC"/>
-            </w:tcBorders>
-            <w:shd w:val="clear" w:color="auto" w:fill="EFF6FF"/>
-            <w:tcMar>
-              <w:top w:w="60" w:type="dxa"/>
-              <w:left w:w="20" w:type="dxa"/>
-              <w:bottom w:w="60" w:type="dxa"/>
-              <w:right w:w="20" w:type="dxa"/>
-            </w:tcMar>
-          </w:tcPr>
-          <w:p>
-            <w:pPr>
-              <w:jc w:val="center"/>
-            </w:pPr>
-          </w:p>
-        </w:tc>
-        <w:tc>
-          <w:tcPr>
-            <w:tcW w:w="568" w:type="dxa"/>
-            <w:tcBorders>
-              <w:top w:val="single" w:sz="1" w:space="0" w:color="CCCCCC"/>
-              <w:left w:val="single" w:sz="1" w:space="0" w:color="CCCCCC"/>
-              <w:bottom w:val="single" w:sz="1" w:space="0" w:color="CCCCCC"/>
-              <w:right w:val="single" w:sz="1" w:space="0" w:color="CCCCCC"/>
-            </w:tcBorders>
-            <w:shd w:val="clear" w:color="auto" w:fill="EFF6FF"/>
-            <w:tcMar>
-              <w:top w:w="60" w:type="dxa"/>
-              <w:left w:w="20" w:type="dxa"/>
-              <w:bottom w:w="60" w:type="dxa"/>
-              <w:right w:w="20" w:type="dxa"/>
-            </w:tcMar>
-          </w:tcPr>
-          <w:p>
-            <w:pPr>
-              <w:jc w:val="center"/>
-            </w:pPr>
-          </w:p>
-        </w:tc>
-        <w:tc>
-          <w:tcPr>
-            <w:tcW w:w="568" w:type="dxa"/>
-            <w:tcBorders>
-              <w:top w:val="single" w:sz="1" w:space="0" w:color="CCCCCC"/>
-              <w:left w:val="single" w:sz="1" w:space="0" w:color="CCCCCC"/>
-              <w:bottom w:val="single" w:sz="1" w:space="0" w:color="CCCCCC"/>
-              <w:right w:val="single" w:sz="1" w:space="0" w:color="CCCCCC"/>
-            </w:tcBorders>
-            <w:shd w:val="clear" w:color="auto" w:fill="EFF6FF"/>
-            <w:tcMar>
-              <w:top w:w="60" w:type="dxa"/>
-              <w:left w:w="20" w:type="dxa"/>
-              <w:bottom w:w="60" w:type="dxa"/>
-              <w:right w:w="20" w:type="dxa"/>
-            </w:tcMar>
-          </w:tcPr>
-          <w:p>
-            <w:pPr>
-              <w:jc w:val="center"/>
-            </w:pPr>
-          </w:p>
-        </w:tc>
-      </w:tr>
-      <w:tr>
-        <w:tc>
-          <w:tcPr>
-            <w:tcW w:w="2200" w:type="dxa"/>
-            <w:tcBorders>
-              <w:top w:val="single" w:sz="1" w:space="0" w:color="CCCCCC"/>
-              <w:left w:val="single" w:sz="1" w:space="0" w:color="CCCCCC"/>
-              <w:bottom w:val="single" w:sz="1" w:space="0" w:color="CCCCCC"/>
-              <w:right w:val="single" w:sz="1" w:space="0" w:color="CCCCCC"/>
-            </w:tcBorders>
-            <w:shd w:val="clear" w:color="auto" w:fill="FFFFFF"/>
-            <w:tcMar>
-              <w:top w:w="60" w:type="dxa"/>
-              <w:left w:w="100" w:type="dxa"/>
-              <w:bottom w:w="60" w:type="dxa"/>
-              <w:right w:w="100" w:type="dxa"/>
-            </w:tcMar>
-          </w:tcPr>
-          <w:p>
-            <w:r>
-              <w:rPr>
-                <w:sz w:val="17"/>
-                <w:szCs w:val="17"/>
-              </w:rPr>
-              <w:t>Diseño y UX</w:t>
-            </w:r>
-          </w:p>
-        </w:tc>
-        <w:tc>
-          <w:tcPr>
-            <w:tcW w:w="568" w:type="dxa"/>
-            <w:tcBorders>
-              <w:top w:val="single" w:sz="1" w:space="0" w:color="CCCCCC"/>
-              <w:left w:val="single" w:sz="1" w:space="0" w:color="CCCCCC"/>
-              <w:bottom w:val="single" w:sz="1" w:space="0" w:color="CCCCCC"/>
-              <w:right w:val="single" w:sz="1" w:space="0" w:color="CCCCCC"/>
-            </w:tcBorders>
-            <w:shd w:val="clear" w:color="auto" w:fill="FFFFFF"/>
-            <w:tcMar>
-              <w:top w:w="60" w:type="dxa"/>
-              <w:left w:w="20" w:type="dxa"/>
-              <w:bottom w:w="60" w:type="dxa"/>
-              <w:right w:w="20" w:type="dxa"/>
-            </w:tcMar>
-          </w:tcPr>
-          <w:p>
-            <w:pPr>
-              <w:jc w:val="center"/>
-            </w:pPr>
-          </w:p>
-        </w:tc>
-        <w:tc>
-          <w:tcPr>
-            <w:tcW w:w="568" w:type="dxa"/>
-            <w:tcBorders>
-              <w:top w:val="single" w:sz="1" w:space="0" w:color="CCCCCC"/>
-              <w:left w:val="single" w:sz="1" w:space="0" w:color="CCCCCC"/>
-              <w:bottom w:val="single" w:sz="1" w:space="0" w:color="CCCCCC"/>
-              <w:right w:val="single" w:sz="1" w:space="0" w:color="CCCCCC"/>
-            </w:tcBorders>
-            <w:shd w:val="clear" w:color="auto" w:fill="FFFFFF"/>
-            <w:tcMar>
-              <w:top w:w="60" w:type="dxa"/>
-              <w:left w:w="20" w:type="dxa"/>
-              <w:bottom w:w="60" w:type="dxa"/>
-              <w:right w:w="20" w:type="dxa"/>
-            </w:tcMar>
-          </w:tcPr>
-          <w:p>
-            <w:pPr>
-              <w:jc w:val="center"/>
-            </w:pPr>
-          </w:p>
-        </w:tc>
-        <w:tc>
-          <w:tcPr>
-            <w:tcW w:w="568" w:type="dxa"/>
-            <w:tcBorders>
-              <w:top w:val="single" w:sz="1" w:space="0" w:color="CCCCCC"/>
-              <w:left w:val="single" w:sz="1" w:space="0" w:color="CCCCCC"/>
-              <w:bottom w:val="single" w:sz="1" w:space="0" w:color="CCCCCC"/>
-              <w:right w:val="single" w:sz="1" w:space="0" w:color="CCCCCC"/>
-            </w:tcBorders>
-            <w:shd w:val="clear" w:color="auto" w:fill="FFFFFF"/>
-            <w:tcMar>
-              <w:top w:w="60" w:type="dxa"/>
-              <w:left w:w="20" w:type="dxa"/>
-              <w:bottom w:w="60" w:type="dxa"/>
-              <w:right w:w="20" w:type="dxa"/>
-            </w:tcMar>
-          </w:tcPr>
-          <w:p>
-            <w:pPr>
-              <w:jc w:val="center"/>
-            </w:pPr>
-          </w:p>
-        </w:tc>
-        <w:tc>
-          <w:tcPr>
-            <w:tcW w:w="568" w:type="dxa"/>
-            <w:tcBorders>
-              <w:top w:val="single" w:sz="1" w:space="0" w:color="CCCCCC"/>
-              <w:left w:val="single" w:sz="1" w:space="0" w:color="CCCCCC"/>
-              <w:bottom w:val="single" w:sz="1" w:space="0" w:color="CCCCCC"/>
-              <w:right w:val="single" w:sz="1" w:space="0" w:color="CCCCCC"/>
-            </w:tcBorders>
-            <w:shd w:val="clear" w:color="auto" w:fill="FFFFFF"/>
-            <w:tcMar>
-              <w:top w:w="60" w:type="dxa"/>
-              <w:left w:w="20" w:type="dxa"/>
-              <w:bottom w:w="60" w:type="dxa"/>
-              <w:right w:w="20" w:type="dxa"/>
-            </w:tcMar>
-          </w:tcPr>
-          <w:p>
-            <w:pPr>
-              <w:jc w:val="center"/>
-            </w:pPr>
-          </w:p>
-        </w:tc>
-        <w:tc>
-          <w:tcPr>
-            <w:tcW w:w="568" w:type="dxa"/>
-            <w:tcBorders>
-              <w:top w:val="single" w:sz="1" w:space="0" w:color="CCCCCC"/>
-              <w:left w:val="single" w:sz="1" w:space="0" w:color="CCCCCC"/>
-              <w:bottom w:val="single" w:sz="1" w:space="0" w:color="CCCCCC"/>
-              <w:right w:val="single" w:sz="1" w:space="0" w:color="CCCCCC"/>
-            </w:tcBorders>
-            <w:shd w:val="clear" w:color="auto" w:fill="FFFFFF"/>
-            <w:tcMar>
-              <w:top w:w="60" w:type="dxa"/>
-              <w:left w:w="20" w:type="dxa"/>
-              <w:bottom w:w="60" w:type="dxa"/>
-              <w:right w:w="20" w:type="dxa"/>
-            </w:tcMar>
-          </w:tcPr>
-          <w:p>
-            <w:pPr>
-              <w:jc w:val="center"/>
-            </w:pPr>
-          </w:p>
-        </w:tc>
-        <w:tc>
-          <w:tcPr>
-            <w:tcW w:w="568" w:type="dxa"/>
-            <w:tcBorders>
-              <w:top w:val="single" w:sz="1" w:space="0" w:color="CCCCCC"/>
-              <w:left w:val="single" w:sz="1" w:space="0" w:color="CCCCCC"/>
-              <w:bottom w:val="single" w:sz="1" w:space="0" w:color="CCCCCC"/>
-              <w:right w:val="single" w:sz="1" w:space="0" w:color="CCCCCC"/>
-            </w:tcBorders>
-            <w:shd w:val="clear" w:color="auto" w:fill="FFFFFF"/>
-            <w:tcMar>
-              <w:top w:w="60" w:type="dxa"/>
-              <w:left w:w="20" w:type="dxa"/>
-              <w:bottom w:w="60" w:type="dxa"/>
-              <w:right w:w="20" w:type="dxa"/>
-            </w:tcMar>
-          </w:tcPr>
-          <w:p>
-            <w:pPr>
-              <w:jc w:val="center"/>
-            </w:pPr>
-          </w:p>
-        </w:tc>
-        <w:tc>
-          <w:tcPr>
-            <w:tcW w:w="568" w:type="dxa"/>
-            <w:tcBorders>
-              <w:top w:val="single" w:sz="1" w:space="0" w:color="CCCCCC"/>
-              <w:left w:val="single" w:sz="1" w:space="0" w:color="CCCCCC"/>
-              <w:bottom w:val="single" w:sz="1" w:space="0" w:color="CCCCCC"/>
-              <w:right w:val="single" w:sz="1" w:space="0" w:color="CCCCCC"/>
-            </w:tcBorders>
-            <w:shd w:val="clear" w:color="auto" w:fill="FFFFFF"/>
-            <w:tcMar>
-              <w:top w:w="60" w:type="dxa"/>
-              <w:left w:w="20" w:type="dxa"/>
-              <w:bottom w:w="60" w:type="dxa"/>
-              <w:right w:w="20" w:type="dxa"/>
-            </w:tcMar>
-          </w:tcPr>
-          <w:p>
-            <w:pPr>
-              <w:jc w:val="center"/>
-            </w:pPr>
-          </w:p>
-        </w:tc>
-        <w:tc>
-          <w:tcPr>
-            <w:tcW w:w="568" w:type="dxa"/>
-            <w:tcBorders>
-              <w:top w:val="single" w:sz="1" w:space="0" w:color="CCCCCC"/>
-              <w:left w:val="single" w:sz="1" w:space="0" w:color="CCCCCC"/>
-              <w:bottom w:val="single" w:sz="1" w:space="0" w:color="CCCCCC"/>
-              <w:right w:val="single" w:sz="1" w:space="0" w:color="CCCCCC"/>
-            </w:tcBorders>
-            <w:shd w:val="clear" w:color="auto" w:fill="DBEAFE"/>
-            <w:tcMar>
-              <w:top w:w="60" w:type="dxa"/>
-              <w:left w:w="20" w:type="dxa"/>
-              <w:bottom w:w="60" w:type="dxa"/>
-              <w:right w:w="20" w:type="dxa"/>
-            </w:tcMar>
-          </w:tcPr>
-          <w:p>
-            <w:pPr>
-              <w:jc w:val="center"/>
-            </w:pPr>
-            <w:r>
-              <w:rPr>
-                <w:color w:val="1D4ED8"/>
-                <w:sz w:val="14"/>
-                <w:szCs w:val="14"/>
-              </w:rPr>
-              <w:t>■</w:t>
-            </w:r>
-          </w:p>
-        </w:tc>
-        <w:tc>
-          <w:tcPr>
-            <w:tcW w:w="568" w:type="dxa"/>
-            <w:tcBorders>
-              <w:top w:val="single" w:sz="1" w:space="0" w:color="CCCCCC"/>
-              <w:left w:val="single" w:sz="1" w:space="0" w:color="CCCCCC"/>
-              <w:bottom w:val="single" w:sz="1" w:space="0" w:color="CCCCCC"/>
-              <w:right w:val="single" w:sz="1" w:space="0" w:color="CCCCCC"/>
-            </w:tcBorders>
-            <w:shd w:val="clear" w:color="auto" w:fill="DBEAFE"/>
-            <w:tcMar>
-              <w:top w:w="60" w:type="dxa"/>
-              <w:left w:w="20" w:type="dxa"/>
-              <w:bottom w:w="60" w:type="dxa"/>
-              <w:right w:w="20" w:type="dxa"/>
-            </w:tcMar>
-          </w:tcPr>
-          <w:p>
-            <w:pPr>
-              <w:jc w:val="center"/>
-            </w:pPr>
-            <w:r>
-              <w:rPr>
-                <w:color w:val="1D4ED8"/>
-                <w:sz w:val="14"/>
-                <w:szCs w:val="14"/>
-              </w:rPr>
-              <w:t>■</w:t>
-            </w:r>
-          </w:p>
-        </w:tc>
-        <w:tc>
-          <w:tcPr>
-            <w:tcW w:w="568" w:type="dxa"/>
-            <w:tcBorders>
-              <w:top w:val="single" w:sz="1" w:space="0" w:color="CCCCCC"/>
-              <w:left w:val="single" w:sz="1" w:space="0" w:color="CCCCCC"/>
-              <w:bottom w:val="single" w:sz="1" w:space="0" w:color="CCCCCC"/>
-              <w:right w:val="single" w:sz="1" w:space="0" w:color="CCCCCC"/>
-            </w:tcBorders>
-            <w:shd w:val="clear" w:color="auto" w:fill="FFFFFF"/>
-            <w:tcMar>
-              <w:top w:w="60" w:type="dxa"/>
-              <w:left w:w="20" w:type="dxa"/>
-              <w:bottom w:w="60" w:type="dxa"/>
-              <w:right w:w="20" w:type="dxa"/>
-            </w:tcMar>
-          </w:tcPr>
-          <w:p>
-            <w:pPr>
-              <w:jc w:val="center"/>
-            </w:pPr>
-          </w:p>
-        </w:tc>
-        <w:tc>
-          <w:tcPr>
-            <w:tcW w:w="568" w:type="dxa"/>
-            <w:tcBorders>
-              <w:top w:val="single" w:sz="1" w:space="0" w:color="CCCCCC"/>
-              <w:left w:val="single" w:sz="1" w:space="0" w:color="CCCCCC"/>
-              <w:bottom w:val="single" w:sz="1" w:space="0" w:color="CCCCCC"/>
-              <w:right w:val="single" w:sz="1" w:space="0" w:color="CCCCCC"/>
-            </w:tcBorders>
-            <w:shd w:val="clear" w:color="auto" w:fill="FFFFFF"/>
-            <w:tcMar>
-              <w:top w:w="60" w:type="dxa"/>
-              <w:left w:w="20" w:type="dxa"/>
-              <w:bottom w:w="60" w:type="dxa"/>
-              <w:right w:w="20" w:type="dxa"/>
-            </w:tcMar>
-          </w:tcPr>
-          <w:p>
-            <w:pPr>
-              <w:jc w:val="center"/>
-            </w:pPr>
-          </w:p>
-        </w:tc>
-        <w:tc>
-          <w:tcPr>
-            <w:tcW w:w="568" w:type="dxa"/>
-            <w:tcBorders>
-              <w:top w:val="single" w:sz="1" w:space="0" w:color="CCCCCC"/>
-              <w:left w:val="single" w:sz="1" w:space="0" w:color="CCCCCC"/>
-              <w:bottom w:val="single" w:sz="1" w:space="0" w:color="CCCCCC"/>
-              <w:right w:val="single" w:sz="1" w:space="0" w:color="CCCCCC"/>
-            </w:tcBorders>
-            <w:shd w:val="clear" w:color="auto" w:fill="FFFFFF"/>
-            <w:tcMar>
-              <w:top w:w="60" w:type="dxa"/>
-              <w:left w:w="20" w:type="dxa"/>
-              <w:bottom w:w="60" w:type="dxa"/>
-              <w:right w:w="20" w:type="dxa"/>
-            </w:tcMar>
-          </w:tcPr>
-          <w:p>
-            <w:pPr>
-              <w:jc w:val="center"/>
-            </w:pPr>
-          </w:p>
-        </w:tc>
-      </w:tr>
-      <w:tr>
-        <w:tc>
-          <w:tcPr>
-            <w:tcW w:w="2200" w:type="dxa"/>
-            <w:tcBorders>
-              <w:top w:val="single" w:sz="1" w:space="0" w:color="CCCCCC"/>
-              <w:left w:val="single" w:sz="1" w:space="0" w:color="CCCCCC"/>
-              <w:bottom w:val="single" w:sz="1" w:space="0" w:color="CCCCCC"/>
-              <w:right w:val="single" w:sz="1" w:space="0" w:color="CCCCCC"/>
-            </w:tcBorders>
-            <w:shd w:val="clear" w:color="auto" w:fill="EFF6FF"/>
-            <w:tcMar>
-              <w:top w:w="60" w:type="dxa"/>
-              <w:left w:w="100" w:type="dxa"/>
-              <w:bottom w:w="60" w:type="dxa"/>
-              <w:right w:w="100" w:type="dxa"/>
-            </w:tcMar>
-          </w:tcPr>
-          <w:p>
-            <w:r>
-              <w:rPr>
-                <w:sz w:val="17"/>
-                <w:szCs w:val="17"/>
-              </w:rPr>
-              <w:t xml:space="preserve">Despliegue </w:t>
-            </w:r>
-            <w:proofErr w:type="spellStart"/>
-            <w:r>
-              <w:rPr>
-                <w:sz w:val="17"/>
-                <w:szCs w:val="17"/>
-              </w:rPr>
-              <w:t>Railway</w:t>
-            </w:r>
-            <w:proofErr w:type="spellEnd"/>
-          </w:p>
-        </w:tc>
-        <w:tc>
-          <w:tcPr>
-            <w:tcW w:w="568" w:type="dxa"/>
-            <w:tcBorders>
-              <w:top w:val="single" w:sz="1" w:space="0" w:color="CCCCCC"/>
-              <w:left w:val="single" w:sz="1" w:space="0" w:color="CCCCCC"/>
-              <w:bottom w:val="single" w:sz="1" w:space="0" w:color="CCCCCC"/>
-              <w:right w:val="single" w:sz="1" w:space="0" w:color="CCCCCC"/>
-            </w:tcBorders>
-            <w:shd w:val="clear" w:color="auto" w:fill="EFF6FF"/>
-            <w:tcMar>
-              <w:top w:w="60" w:type="dxa"/>
-              <w:left w:w="20" w:type="dxa"/>
-              <w:bottom w:w="60" w:type="dxa"/>
-              <w:right w:w="20" w:type="dxa"/>
-            </w:tcMar>
-          </w:tcPr>
-          <w:p>
-            <w:pPr>
-              <w:jc w:val="center"/>
-            </w:pPr>
-          </w:p>
-        </w:tc>
-        <w:tc>
-          <w:tcPr>
-            <w:tcW w:w="568" w:type="dxa"/>
-            <w:tcBorders>
-              <w:top w:val="single" w:sz="1" w:space="0" w:color="CCCCCC"/>
-              <w:left w:val="single" w:sz="1" w:space="0" w:color="CCCCCC"/>
-              <w:bottom w:val="single" w:sz="1" w:space="0" w:color="CCCCCC"/>
-              <w:right w:val="single" w:sz="1" w:space="0" w:color="CCCCCC"/>
-            </w:tcBorders>
-            <w:shd w:val="clear" w:color="auto" w:fill="EFF6FF"/>
-            <w:tcMar>
-              <w:top w:w="60" w:type="dxa"/>
-              <w:left w:w="20" w:type="dxa"/>
-              <w:bottom w:w="60" w:type="dxa"/>
-              <w:right w:w="20" w:type="dxa"/>
-            </w:tcMar>
-          </w:tcPr>
-          <w:p>
-            <w:pPr>
-              <w:jc w:val="center"/>
-            </w:pPr>
-          </w:p>
-        </w:tc>
-        <w:tc>
-          <w:tcPr>
-            <w:tcW w:w="568" w:type="dxa"/>
-            <w:tcBorders>
-              <w:top w:val="single" w:sz="1" w:space="0" w:color="CCCCCC"/>
-              <w:left w:val="single" w:sz="1" w:space="0" w:color="CCCCCC"/>
-              <w:bottom w:val="single" w:sz="1" w:space="0" w:color="CCCCCC"/>
-              <w:right w:val="single" w:sz="1" w:space="0" w:color="CCCCCC"/>
-            </w:tcBorders>
-            <w:shd w:val="clear" w:color="auto" w:fill="EFF6FF"/>
-            <w:tcMar>
-              <w:top w:w="60" w:type="dxa"/>
-              <w:left w:w="20" w:type="dxa"/>
-              <w:bottom w:w="60" w:type="dxa"/>
-              <w:right w:w="20" w:type="dxa"/>
-            </w:tcMar>
-          </w:tcPr>
-          <w:p>
-            <w:pPr>
-              <w:jc w:val="center"/>
-            </w:pPr>
-          </w:p>
-        </w:tc>
-        <w:tc>
-          <w:tcPr>
-            <w:tcW w:w="568" w:type="dxa"/>
-            <w:tcBorders>
-              <w:top w:val="single" w:sz="1" w:space="0" w:color="CCCCCC"/>
-              <w:left w:val="single" w:sz="1" w:space="0" w:color="CCCCCC"/>
-              <w:bottom w:val="single" w:sz="1" w:space="0" w:color="CCCCCC"/>
-              <w:right w:val="single" w:sz="1" w:space="0" w:color="CCCCCC"/>
-            </w:tcBorders>
-            <w:shd w:val="clear" w:color="auto" w:fill="EFF6FF"/>
-            <w:tcMar>
-              <w:top w:w="60" w:type="dxa"/>
-              <w:left w:w="20" w:type="dxa"/>
-              <w:bottom w:w="60" w:type="dxa"/>
-              <w:right w:w="20" w:type="dxa"/>
-            </w:tcMar>
-          </w:tcPr>
-          <w:p>
-            <w:pPr>
-              <w:jc w:val="center"/>
-            </w:pPr>
-          </w:p>
-        </w:tc>
-        <w:tc>
-          <w:tcPr>
-            <w:tcW w:w="568" w:type="dxa"/>
-            <w:tcBorders>
-              <w:top w:val="single" w:sz="1" w:space="0" w:color="CCCCCC"/>
-              <w:left w:val="single" w:sz="1" w:space="0" w:color="CCCCCC"/>
-              <w:bottom w:val="single" w:sz="1" w:space="0" w:color="CCCCCC"/>
-              <w:right w:val="single" w:sz="1" w:space="0" w:color="CCCCCC"/>
-            </w:tcBorders>
-            <w:shd w:val="clear" w:color="auto" w:fill="EFF6FF"/>
-            <w:tcMar>
-              <w:top w:w="60" w:type="dxa"/>
-              <w:left w:w="20" w:type="dxa"/>
-              <w:bottom w:w="60" w:type="dxa"/>
-              <w:right w:w="20" w:type="dxa"/>
-            </w:tcMar>
-          </w:tcPr>
-          <w:p>
-            <w:pPr>
-              <w:jc w:val="center"/>
-            </w:pPr>
-          </w:p>
-        </w:tc>
-        <w:tc>
-          <w:tcPr>
-            <w:tcW w:w="568" w:type="dxa"/>
-            <w:tcBorders>
-              <w:top w:val="single" w:sz="1" w:space="0" w:color="CCCCCC"/>
-              <w:left w:val="single" w:sz="1" w:space="0" w:color="CCCCCC"/>
-              <w:bottom w:val="single" w:sz="1" w:space="0" w:color="CCCCCC"/>
-              <w:right w:val="single" w:sz="1" w:space="0" w:color="CCCCCC"/>
-            </w:tcBorders>
-            <w:shd w:val="clear" w:color="auto" w:fill="EFF6FF"/>
-            <w:tcMar>
-              <w:top w:w="60" w:type="dxa"/>
-              <w:left w:w="20" w:type="dxa"/>
-              <w:bottom w:w="60" w:type="dxa"/>
-              <w:right w:w="20" w:type="dxa"/>
-            </w:tcMar>
-          </w:tcPr>
-          <w:p>
-            <w:pPr>
-              <w:jc w:val="center"/>
-            </w:pPr>
-          </w:p>
-        </w:tc>
-        <w:tc>
-          <w:tcPr>
-            <w:tcW w:w="568" w:type="dxa"/>
-            <w:tcBorders>
-              <w:top w:val="single" w:sz="1" w:space="0" w:color="CCCCCC"/>
-              <w:left w:val="single" w:sz="1" w:space="0" w:color="CCCCCC"/>
-              <w:bottom w:val="single" w:sz="1" w:space="0" w:color="CCCCCC"/>
-              <w:right w:val="single" w:sz="1" w:space="0" w:color="CCCCCC"/>
-            </w:tcBorders>
-            <w:shd w:val="clear" w:color="auto" w:fill="EFF6FF"/>
-            <w:tcMar>
-              <w:top w:w="60" w:type="dxa"/>
-              <w:left w:w="20" w:type="dxa"/>
-              <w:bottom w:w="60" w:type="dxa"/>
-              <w:right w:w="20" w:type="dxa"/>
-            </w:tcMar>
-          </w:tcPr>
-          <w:p>
-            <w:pPr>
-              <w:jc w:val="center"/>
-            </w:pPr>
-          </w:p>
-        </w:tc>
-        <w:tc>
-          <w:tcPr>
-            <w:tcW w:w="568" w:type="dxa"/>
-            <w:tcBorders>
-              <w:top w:val="single" w:sz="1" w:space="0" w:color="CCCCCC"/>
-              <w:left w:val="single" w:sz="1" w:space="0" w:color="CCCCCC"/>
-              <w:bottom w:val="single" w:sz="1" w:space="0" w:color="CCCCCC"/>
-              <w:right w:val="single" w:sz="1" w:space="0" w:color="CCCCCC"/>
-            </w:tcBorders>
-            <w:shd w:val="clear" w:color="auto" w:fill="EFF6FF"/>
-            <w:tcMar>
-              <w:top w:w="60" w:type="dxa"/>
-              <w:left w:w="20" w:type="dxa"/>
-              <w:bottom w:w="60" w:type="dxa"/>
-              <w:right w:w="20" w:type="dxa"/>
-            </w:tcMar>
-          </w:tcPr>
-          <w:p>
-            <w:pPr>
-              <w:jc w:val="center"/>
-            </w:pPr>
-          </w:p>
-        </w:tc>
-        <w:tc>
-          <w:tcPr>
-            <w:tcW w:w="568" w:type="dxa"/>
-            <w:tcBorders>
-              <w:top w:val="single" w:sz="1" w:space="0" w:color="CCCCCC"/>
-              <w:left w:val="single" w:sz="1" w:space="0" w:color="CCCCCC"/>
-              <w:bottom w:val="single" w:sz="1" w:space="0" w:color="CCCCCC"/>
-              <w:right w:val="single" w:sz="1" w:space="0" w:color="CCCCCC"/>
-            </w:tcBorders>
-            <w:shd w:val="clear" w:color="auto" w:fill="DBEAFE"/>
-            <w:tcMar>
-              <w:top w:w="60" w:type="dxa"/>
-              <w:left w:w="20" w:type="dxa"/>
-              <w:bottom w:w="60" w:type="dxa"/>
-              <w:right w:w="20" w:type="dxa"/>
-            </w:tcMar>
-          </w:tcPr>
-          <w:p>
-            <w:pPr>
-              <w:jc w:val="center"/>
-            </w:pPr>
-            <w:r>
-              <w:rPr>
-                <w:color w:val="1D4ED8"/>
-                <w:sz w:val="14"/>
-                <w:szCs w:val="14"/>
-              </w:rPr>
-              <w:t>■</w:t>
-            </w:r>
-          </w:p>
-        </w:tc>
-        <w:tc>
-          <w:tcPr>
-            <w:tcW w:w="568" w:type="dxa"/>
-            <w:tcBorders>
-              <w:top w:val="single" w:sz="1" w:space="0" w:color="CCCCCC"/>
-              <w:left w:val="single" w:sz="1" w:space="0" w:color="CCCCCC"/>
-              <w:bottom w:val="single" w:sz="1" w:space="0" w:color="CCCCCC"/>
-              <w:right w:val="single" w:sz="1" w:space="0" w:color="CCCCCC"/>
-            </w:tcBorders>
-            <w:shd w:val="clear" w:color="auto" w:fill="DBEAFE"/>
-            <w:tcMar>
-              <w:top w:w="60" w:type="dxa"/>
-              <w:left w:w="20" w:type="dxa"/>
-              <w:bottom w:w="60" w:type="dxa"/>
-              <w:right w:w="20" w:type="dxa"/>
-            </w:tcMar>
-          </w:tcPr>
-          <w:p>
-            <w:pPr>
-              <w:jc w:val="center"/>
-            </w:pPr>
-            <w:r>
-              <w:rPr>
-                <w:color w:val="1D4ED8"/>
-                <w:sz w:val="14"/>
-                <w:szCs w:val="14"/>
-              </w:rPr>
-              <w:t>■</w:t>
-            </w:r>
-          </w:p>
-        </w:tc>
-        <w:tc>
-          <w:tcPr>
-            <w:tcW w:w="568" w:type="dxa"/>
-            <w:tcBorders>
-              <w:top w:val="single" w:sz="1" w:space="0" w:color="CCCCCC"/>
-              <w:left w:val="single" w:sz="1" w:space="0" w:color="CCCCCC"/>
-              <w:bottom w:val="single" w:sz="1" w:space="0" w:color="CCCCCC"/>
-              <w:right w:val="single" w:sz="1" w:space="0" w:color="CCCCCC"/>
-            </w:tcBorders>
-            <w:shd w:val="clear" w:color="auto" w:fill="EFF6FF"/>
-            <w:tcMar>
-              <w:top w:w="60" w:type="dxa"/>
-              <w:left w:w="20" w:type="dxa"/>
-              <w:bottom w:w="60" w:type="dxa"/>
-              <w:right w:w="20" w:type="dxa"/>
-            </w:tcMar>
-          </w:tcPr>
-          <w:p>
-            <w:pPr>
-              <w:jc w:val="center"/>
-            </w:pPr>
-          </w:p>
-        </w:tc>
-        <w:tc>
-          <w:tcPr>
-            <w:tcW w:w="568" w:type="dxa"/>
-            <w:tcBorders>
-              <w:top w:val="single" w:sz="1" w:space="0" w:color="CCCCCC"/>
-              <w:left w:val="single" w:sz="1" w:space="0" w:color="CCCCCC"/>
-              <w:bottom w:val="single" w:sz="1" w:space="0" w:color="CCCCCC"/>
-              <w:right w:val="single" w:sz="1" w:space="0" w:color="CCCCCC"/>
-            </w:tcBorders>
-            <w:shd w:val="clear" w:color="auto" w:fill="EFF6FF"/>
-            <w:tcMar>
-              <w:top w:w="60" w:type="dxa"/>
-              <w:left w:w="20" w:type="dxa"/>
-              <w:bottom w:w="60" w:type="dxa"/>
-              <w:right w:w="20" w:type="dxa"/>
-            </w:tcMar>
-          </w:tcPr>
-          <w:p>
-            <w:pPr>
-              <w:jc w:val="center"/>
-            </w:pPr>
-          </w:p>
-        </w:tc>
-      </w:tr>
-      <w:tr>
-        <w:tc>
-          <w:tcPr>
-            <w:tcW w:w="2200" w:type="dxa"/>
-            <w:tcBorders>
-              <w:top w:val="single" w:sz="1" w:space="0" w:color="CCCCCC"/>
-              <w:left w:val="single" w:sz="1" w:space="0" w:color="CCCCCC"/>
-              <w:bottom w:val="single" w:sz="1" w:space="0" w:color="CCCCCC"/>
-              <w:right w:val="single" w:sz="1" w:space="0" w:color="CCCCCC"/>
-            </w:tcBorders>
-            <w:shd w:val="clear" w:color="auto" w:fill="FFFFFF"/>
-            <w:tcMar>
-              <w:top w:w="60" w:type="dxa"/>
-              <w:left w:w="100" w:type="dxa"/>
-              <w:bottom w:w="60" w:type="dxa"/>
-              <w:right w:w="100" w:type="dxa"/>
-            </w:tcMar>
-          </w:tcPr>
-          <w:p>
-            <w:proofErr w:type="spellStart"/>
-            <w:r>
-              <w:rPr>
-                <w:sz w:val="17"/>
-                <w:szCs w:val="17"/>
-              </w:rPr>
-              <w:t>Testing</w:t>
-            </w:r>
-            <w:proofErr w:type="spellEnd"/>
-          </w:p>
-        </w:tc>
-        <w:tc>
-          <w:tcPr>
-            <w:tcW w:w="568" w:type="dxa"/>
-            <w:tcBorders>
-              <w:top w:val="single" w:sz="1" w:space="0" w:color="CCCCCC"/>
-              <w:left w:val="single" w:sz="1" w:space="0" w:color="CCCCCC"/>
-              <w:bottom w:val="single" w:sz="1" w:space="0" w:color="CCCCCC"/>
-              <w:right w:val="single" w:sz="1" w:space="0" w:color="CCCCCC"/>
-            </w:tcBorders>
-            <w:shd w:val="clear" w:color="auto" w:fill="FFFFFF"/>
-            <w:tcMar>
-              <w:top w:w="60" w:type="dxa"/>
-              <w:left w:w="20" w:type="dxa"/>
-              <w:bottom w:w="60" w:type="dxa"/>
-              <w:right w:w="20" w:type="dxa"/>
-            </w:tcMar>
-          </w:tcPr>
-          <w:p>
-            <w:pPr>
-              <w:jc w:val="center"/>
-            </w:pPr>
-          </w:p>
-        </w:tc>
-        <w:tc>
-          <w:tcPr>
-            <w:tcW w:w="568" w:type="dxa"/>
-            <w:tcBorders>
-              <w:top w:val="single" w:sz="1" w:space="0" w:color="CCCCCC"/>
-              <w:left w:val="single" w:sz="1" w:space="0" w:color="CCCCCC"/>
-              <w:bottom w:val="single" w:sz="1" w:space="0" w:color="CCCCCC"/>
-              <w:right w:val="single" w:sz="1" w:space="0" w:color="CCCCCC"/>
-            </w:tcBorders>
-            <w:shd w:val="clear" w:color="auto" w:fill="FFFFFF"/>
-            <w:tcMar>
-              <w:top w:w="60" w:type="dxa"/>
-              <w:left w:w="20" w:type="dxa"/>
-              <w:bottom w:w="60" w:type="dxa"/>
-              <w:right w:w="20" w:type="dxa"/>
-            </w:tcMar>
-          </w:tcPr>
-          <w:p>
-            <w:pPr>
-              <w:jc w:val="center"/>
-            </w:pPr>
-          </w:p>
-        </w:tc>
-        <w:tc>
-          <w:tcPr>
-            <w:tcW w:w="568" w:type="dxa"/>
-            <w:tcBorders>
-              <w:top w:val="single" w:sz="1" w:space="0" w:color="CCCCCC"/>
-              <w:left w:val="single" w:sz="1" w:space="0" w:color="CCCCCC"/>
-              <w:bottom w:val="single" w:sz="1" w:space="0" w:color="CCCCCC"/>
-              <w:right w:val="single" w:sz="1" w:space="0" w:color="CCCCCC"/>
-            </w:tcBorders>
-            <w:shd w:val="clear" w:color="auto" w:fill="FFFFFF"/>
-            <w:tcMar>
-              <w:top w:w="60" w:type="dxa"/>
-              <w:left w:w="20" w:type="dxa"/>
-              <w:bottom w:w="60" w:type="dxa"/>
-              <w:right w:w="20" w:type="dxa"/>
-            </w:tcMar>
-          </w:tcPr>
-          <w:p>
-            <w:pPr>
-              <w:jc w:val="center"/>
-            </w:pPr>
-          </w:p>
-        </w:tc>
-        <w:tc>
-          <w:tcPr>
-            <w:tcW w:w="568" w:type="dxa"/>
-            <w:tcBorders>
-              <w:top w:val="single" w:sz="1" w:space="0" w:color="CCCCCC"/>
-              <w:left w:val="single" w:sz="1" w:space="0" w:color="CCCCCC"/>
-              <w:bottom w:val="single" w:sz="1" w:space="0" w:color="CCCCCC"/>
-              <w:right w:val="single" w:sz="1" w:space="0" w:color="CCCCCC"/>
-            </w:tcBorders>
-            <w:shd w:val="clear" w:color="auto" w:fill="FFFFFF"/>
-            <w:tcMar>
-              <w:top w:w="60" w:type="dxa"/>
-              <w:left w:w="20" w:type="dxa"/>
-              <w:bottom w:w="60" w:type="dxa"/>
-              <w:right w:w="20" w:type="dxa"/>
-            </w:tcMar>
-          </w:tcPr>
-          <w:p>
-            <w:pPr>
-              <w:jc w:val="center"/>
-            </w:pPr>
-          </w:p>
-        </w:tc>
-        <w:tc>
-          <w:tcPr>
-            <w:tcW w:w="568" w:type="dxa"/>
-            <w:tcBorders>
-              <w:top w:val="single" w:sz="1" w:space="0" w:color="CCCCCC"/>
-              <w:left w:val="single" w:sz="1" w:space="0" w:color="CCCCCC"/>
-              <w:bottom w:val="single" w:sz="1" w:space="0" w:color="CCCCCC"/>
-              <w:right w:val="single" w:sz="1" w:space="0" w:color="CCCCCC"/>
-            </w:tcBorders>
-            <w:shd w:val="clear" w:color="auto" w:fill="FFFFFF"/>
-            <w:tcMar>
-              <w:top w:w="60" w:type="dxa"/>
-              <w:left w:w="20" w:type="dxa"/>
-              <w:bottom w:w="60" w:type="dxa"/>
-              <w:right w:w="20" w:type="dxa"/>
-            </w:tcMar>
-          </w:tcPr>
-          <w:p>
-            <w:pPr>
-              <w:jc w:val="center"/>
-            </w:pPr>
-          </w:p>
-        </w:tc>
-        <w:tc>
-          <w:tcPr>
-            <w:tcW w:w="568" w:type="dxa"/>
-            <w:tcBorders>
-              <w:top w:val="single" w:sz="1" w:space="0" w:color="CCCCCC"/>
-              <w:left w:val="single" w:sz="1" w:space="0" w:color="CCCCCC"/>
-              <w:bottom w:val="single" w:sz="1" w:space="0" w:color="CCCCCC"/>
-              <w:right w:val="single" w:sz="1" w:space="0" w:color="CCCCCC"/>
-            </w:tcBorders>
-            <w:shd w:val="clear" w:color="auto" w:fill="FFFFFF"/>
-            <w:tcMar>
-              <w:top w:w="60" w:type="dxa"/>
-              <w:left w:w="20" w:type="dxa"/>
-              <w:bottom w:w="60" w:type="dxa"/>
-              <w:right w:w="20" w:type="dxa"/>
-            </w:tcMar>
-          </w:tcPr>
-          <w:p>
-            <w:pPr>
-              <w:jc w:val="center"/>
-            </w:pPr>
-          </w:p>
-        </w:tc>
-        <w:tc>
-          <w:tcPr>
-            <w:tcW w:w="568" w:type="dxa"/>
-            <w:tcBorders>
-              <w:top w:val="single" w:sz="1" w:space="0" w:color="CCCCCC"/>
-              <w:left w:val="single" w:sz="1" w:space="0" w:color="CCCCCC"/>
-              <w:bottom w:val="single" w:sz="1" w:space="0" w:color="CCCCCC"/>
-              <w:right w:val="single" w:sz="1" w:space="0" w:color="CCCCCC"/>
-            </w:tcBorders>
-            <w:shd w:val="clear" w:color="auto" w:fill="FFFFFF"/>
-            <w:tcMar>
-              <w:top w:w="60" w:type="dxa"/>
-              <w:left w:w="20" w:type="dxa"/>
-              <w:bottom w:w="60" w:type="dxa"/>
-              <w:right w:w="20" w:type="dxa"/>
-            </w:tcMar>
-          </w:tcPr>
-          <w:p>
-            <w:pPr>
-              <w:jc w:val="center"/>
-            </w:pPr>
-          </w:p>
-        </w:tc>
-        <w:tc>
-          <w:tcPr>
-            <w:tcW w:w="568" w:type="dxa"/>
-            <w:tcBorders>
-              <w:top w:val="single" w:sz="1" w:space="0" w:color="CCCCCC"/>
-              <w:left w:val="single" w:sz="1" w:space="0" w:color="CCCCCC"/>
-              <w:bottom w:val="single" w:sz="1" w:space="0" w:color="CCCCCC"/>
-              <w:right w:val="single" w:sz="1" w:space="0" w:color="CCCCCC"/>
-            </w:tcBorders>
-            <w:shd w:val="clear" w:color="auto" w:fill="FFFFFF"/>
-            <w:tcMar>
-              <w:top w:w="60" w:type="dxa"/>
-              <w:left w:w="20" w:type="dxa"/>
-              <w:bottom w:w="60" w:type="dxa"/>
-              <w:right w:w="20" w:type="dxa"/>
-            </w:tcMar>
-          </w:tcPr>
-          <w:p>
-            <w:pPr>
-              <w:jc w:val="center"/>
-            </w:pPr>
-          </w:p>
-        </w:tc>
-        <w:tc>
-          <w:tcPr>
-            <w:tcW w:w="568" w:type="dxa"/>
-            <w:tcBorders>
-              <w:top w:val="single" w:sz="1" w:space="0" w:color="CCCCCC"/>
-              <w:left w:val="single" w:sz="1" w:space="0" w:color="CCCCCC"/>
-              <w:bottom w:val="single" w:sz="1" w:space="0" w:color="CCCCCC"/>
-              <w:right w:val="single" w:sz="1" w:space="0" w:color="CCCCCC"/>
-            </w:tcBorders>
-            <w:shd w:val="clear" w:color="auto" w:fill="FFFFFF"/>
-            <w:tcMar>
-              <w:top w:w="60" w:type="dxa"/>
-              <w:left w:w="20" w:type="dxa"/>
-              <w:bottom w:w="60" w:type="dxa"/>
-              <w:right w:w="20" w:type="dxa"/>
-            </w:tcMar>
-          </w:tcPr>
-          <w:p>
-            <w:pPr>
-              <w:jc w:val="center"/>
-            </w:pPr>
-          </w:p>
-        </w:tc>
-        <w:tc>
-          <w:tcPr>
-            <w:tcW w:w="568" w:type="dxa"/>
-            <w:tcBorders>
-              <w:top w:val="single" w:sz="1" w:space="0" w:color="CCCCCC"/>
-              <w:left w:val="single" w:sz="1" w:space="0" w:color="CCCCCC"/>
-              <w:bottom w:val="single" w:sz="1" w:space="0" w:color="CCCCCC"/>
-              <w:right w:val="single" w:sz="1" w:space="0" w:color="CCCCCC"/>
-            </w:tcBorders>
-            <w:shd w:val="clear" w:color="auto" w:fill="DBEAFE"/>
-            <w:tcMar>
-              <w:top w:w="60" w:type="dxa"/>
-              <w:left w:w="20" w:type="dxa"/>
-              <w:bottom w:w="60" w:type="dxa"/>
-              <w:right w:w="20" w:type="dxa"/>
-            </w:tcMar>
-          </w:tcPr>
-          <w:p>
-            <w:pPr>
-              <w:jc w:val="center"/>
-            </w:pPr>
-            <w:r>
-              <w:rPr>
-                <w:color w:val="1D4ED8"/>
-                <w:sz w:val="14"/>
-                <w:szCs w:val="14"/>
-              </w:rPr>
-              <w:t>■</w:t>
-            </w:r>
-          </w:p>
-        </w:tc>
-        <w:tc>
-          <w:tcPr>
-            <w:tcW w:w="568" w:type="dxa"/>
-            <w:tcBorders>
-              <w:top w:val="single" w:sz="1" w:space="0" w:color="CCCCCC"/>
-              <w:left w:val="single" w:sz="1" w:space="0" w:color="CCCCCC"/>
-              <w:bottom w:val="single" w:sz="1" w:space="0" w:color="CCCCCC"/>
-              <w:right w:val="single" w:sz="1" w:space="0" w:color="CCCCCC"/>
-            </w:tcBorders>
-            <w:shd w:val="clear" w:color="auto" w:fill="DBEAFE"/>
-            <w:tcMar>
-              <w:top w:w="60" w:type="dxa"/>
-              <w:left w:w="20" w:type="dxa"/>
-              <w:bottom w:w="60" w:type="dxa"/>
-              <w:right w:w="20" w:type="dxa"/>
-            </w:tcMar>
-          </w:tcPr>
-          <w:p>
-            <w:pPr>
-              <w:jc w:val="center"/>
-            </w:pPr>
-            <w:r>
-              <w:rPr>
-                <w:color w:val="1D4ED8"/>
-                <w:sz w:val="14"/>
-                <w:szCs w:val="14"/>
-              </w:rPr>
-              <w:t>■</w:t>
-            </w:r>
-          </w:p>
-        </w:tc>
-        <w:tc>
-          <w:tcPr>
-            <w:tcW w:w="568" w:type="dxa"/>
-            <w:tcBorders>
-              <w:top w:val="single" w:sz="1" w:space="0" w:color="CCCCCC"/>
-              <w:left w:val="single" w:sz="1" w:space="0" w:color="CCCCCC"/>
-              <w:bottom w:val="single" w:sz="1" w:space="0" w:color="CCCCCC"/>
-              <w:right w:val="single" w:sz="1" w:space="0" w:color="CCCCCC"/>
-            </w:tcBorders>
-            <w:shd w:val="clear" w:color="auto" w:fill="FFFFFF"/>
-            <w:tcMar>
-              <w:top w:w="60" w:type="dxa"/>
-              <w:left w:w="20" w:type="dxa"/>
-              <w:bottom w:w="60" w:type="dxa"/>
-              <w:right w:w="20" w:type="dxa"/>
-            </w:tcMar>
-          </w:tcPr>
-          <w:p>
-            <w:pPr>
-              <w:jc w:val="center"/>
-            </w:pPr>
-          </w:p>
-        </w:tc>
-      </w:tr>
-      <w:tr>
-        <w:tc>
-          <w:tcPr>
-            <w:tcW w:w="2200" w:type="dxa"/>
-            <w:tcBorders>
-              <w:top w:val="single" w:sz="1" w:space="0" w:color="CCCCCC"/>
-              <w:left w:val="single" w:sz="1" w:space="0" w:color="CCCCCC"/>
-              <w:bottom w:val="single" w:sz="1" w:space="0" w:color="CCCCCC"/>
-              <w:right w:val="single" w:sz="1" w:space="0" w:color="CCCCCC"/>
-            </w:tcBorders>
-            <w:shd w:val="clear" w:color="auto" w:fill="EFF6FF"/>
-            <w:tcMar>
-              <w:top w:w="60" w:type="dxa"/>
-              <w:left w:w="100" w:type="dxa"/>
-              <w:bottom w:w="60" w:type="dxa"/>
-              <w:right w:w="100" w:type="dxa"/>
-            </w:tcMar>
-          </w:tcPr>
-          <w:p>
-            <w:r>
-              <w:rPr>
-                <w:sz w:val="17"/>
-                <w:szCs w:val="17"/>
-              </w:rPr>
-              <w:t>Documentación</w:t>
-            </w:r>
-          </w:p>
-        </w:tc>
-        <w:tc>
-          <w:tcPr>
-            <w:tcW w:w="568" w:type="dxa"/>
-            <w:tcBorders>
-              <w:top w:val="single" w:sz="1" w:space="0" w:color="CCCCCC"/>
-              <w:left w:val="single" w:sz="1" w:space="0" w:color="CCCCCC"/>
-              <w:bottom w:val="single" w:sz="1" w:space="0" w:color="CCCCCC"/>
-              <w:right w:val="single" w:sz="1" w:space="0" w:color="CCCCCC"/>
-            </w:tcBorders>
-            <w:shd w:val="clear" w:color="auto" w:fill="DBEAFE"/>
-            <w:tcMar>
-              <w:top w:w="60" w:type="dxa"/>
-              <w:left w:w="20" w:type="dxa"/>
-              <w:bottom w:w="60" w:type="dxa"/>
-              <w:right w:w="20" w:type="dxa"/>
-            </w:tcMar>
-          </w:tcPr>
-          <w:p>
-            <w:pPr>
-              <w:jc w:val="center"/>
-            </w:pPr>
-            <w:r>
-              <w:rPr>
-                <w:color w:val="1D4ED8"/>
-                <w:sz w:val="14"/>
-                <w:szCs w:val="14"/>
-              </w:rPr>
-              <w:t>■</w:t>
-            </w:r>
-          </w:p>
-        </w:tc>
-        <w:tc>
-          <w:tcPr>
-            <w:tcW w:w="568" w:type="dxa"/>
-            <w:tcBorders>
-              <w:top w:val="single" w:sz="1" w:space="0" w:color="CCCCCC"/>
-              <w:left w:val="single" w:sz="1" w:space="0" w:color="CCCCCC"/>
-              <w:bottom w:val="single" w:sz="1" w:space="0" w:color="CCCCCC"/>
-              <w:right w:val="single" w:sz="1" w:space="0" w:color="CCCCCC"/>
-            </w:tcBorders>
-            <w:shd w:val="clear" w:color="auto" w:fill="DBEAFE"/>
-            <w:tcMar>
-              <w:top w:w="60" w:type="dxa"/>
-              <w:left w:w="20" w:type="dxa"/>
-              <w:bottom w:w="60" w:type="dxa"/>
-              <w:right w:w="20" w:type="dxa"/>
-            </w:tcMar>
-          </w:tcPr>
-          <w:p>
-            <w:pPr>
-              <w:jc w:val="center"/>
-            </w:pPr>
-            <w:r>
-              <w:rPr>
-                <w:color w:val="1D4ED8"/>
-                <w:sz w:val="14"/>
-                <w:szCs w:val="14"/>
-              </w:rPr>
-              <w:t>■</w:t>
-            </w:r>
-          </w:p>
-        </w:tc>
-        <w:tc>
-          <w:tcPr>
-            <w:tcW w:w="568" w:type="dxa"/>
-            <w:tcBorders>
-              <w:top w:val="single" w:sz="1" w:space="0" w:color="CCCCCC"/>
-              <w:left w:val="single" w:sz="1" w:space="0" w:color="CCCCCC"/>
-              <w:bottom w:val="single" w:sz="1" w:space="0" w:color="CCCCCC"/>
-              <w:right w:val="single" w:sz="1" w:space="0" w:color="CCCCCC"/>
-            </w:tcBorders>
-            <w:shd w:val="clear" w:color="auto" w:fill="DBEAFE"/>
-            <w:tcMar>
-              <w:top w:w="60" w:type="dxa"/>
-              <w:left w:w="20" w:type="dxa"/>
-              <w:bottom w:w="60" w:type="dxa"/>
-              <w:right w:w="20" w:type="dxa"/>
-            </w:tcMar>
-          </w:tcPr>
-          <w:p>
-            <w:pPr>
-              <w:jc w:val="center"/>
-            </w:pPr>
-            <w:r>
-              <w:rPr>
-                <w:color w:val="1D4ED8"/>
-                <w:sz w:val="14"/>
-                <w:szCs w:val="14"/>
-              </w:rPr>
-              <w:t>■</w:t>
-            </w:r>
-          </w:p>
-        </w:tc>
-        <w:tc>
-          <w:tcPr>
-            <w:tcW w:w="568" w:type="dxa"/>
-            <w:tcBorders>
-              <w:top w:val="single" w:sz="1" w:space="0" w:color="CCCCCC"/>
-              <w:left w:val="single" w:sz="1" w:space="0" w:color="CCCCCC"/>
-              <w:bottom w:val="single" w:sz="1" w:space="0" w:color="CCCCCC"/>
-              <w:right w:val="single" w:sz="1" w:space="0" w:color="CCCCCC"/>
-            </w:tcBorders>
-            <w:shd w:val="clear" w:color="auto" w:fill="DBEAFE"/>
-            <w:tcMar>
-              <w:top w:w="60" w:type="dxa"/>
-              <w:left w:w="20" w:type="dxa"/>
-              <w:bottom w:w="60" w:type="dxa"/>
-              <w:right w:w="20" w:type="dxa"/>
-            </w:tcMar>
-          </w:tcPr>
-          <w:p>
-            <w:pPr>
-              <w:jc w:val="center"/>
-            </w:pPr>
-            <w:r>
-              <w:rPr>
-                <w:color w:val="1D4ED8"/>
-                <w:sz w:val="14"/>
-                <w:szCs w:val="14"/>
-              </w:rPr>
-              <w:t>■</w:t>
-            </w:r>
-          </w:p>
-        </w:tc>
-        <w:tc>
-          <w:tcPr>
-            <w:tcW w:w="568" w:type="dxa"/>
-            <w:tcBorders>
-              <w:top w:val="single" w:sz="1" w:space="0" w:color="CCCCCC"/>
-              <w:left w:val="single" w:sz="1" w:space="0" w:color="CCCCCC"/>
-              <w:bottom w:val="single" w:sz="1" w:space="0" w:color="CCCCCC"/>
-              <w:right w:val="single" w:sz="1" w:space="0" w:color="CCCCCC"/>
-            </w:tcBorders>
-            <w:shd w:val="clear" w:color="auto" w:fill="DBEAFE"/>
-            <w:tcMar>
-              <w:top w:w="60" w:type="dxa"/>
-              <w:left w:w="20" w:type="dxa"/>
-              <w:bottom w:w="60" w:type="dxa"/>
-              <w:right w:w="20" w:type="dxa"/>
-            </w:tcMar>
-          </w:tcPr>
-          <w:p>
-            <w:pPr>
-              <w:jc w:val="center"/>
-            </w:pPr>
-            <w:r>
-              <w:rPr>
-                <w:color w:val="1D4ED8"/>
-                <w:sz w:val="14"/>
-                <w:szCs w:val="14"/>
-              </w:rPr>
-              <w:t>■</w:t>
-            </w:r>
-          </w:p>
-        </w:tc>
-        <w:tc>
-          <w:tcPr>
-            <w:tcW w:w="568" w:type="dxa"/>
-            <w:tcBorders>
-              <w:top w:val="single" w:sz="1" w:space="0" w:color="CCCCCC"/>
-              <w:left w:val="single" w:sz="1" w:space="0" w:color="CCCCCC"/>
-              <w:bottom w:val="single" w:sz="1" w:space="0" w:color="CCCCCC"/>
-              <w:right w:val="single" w:sz="1" w:space="0" w:color="CCCCCC"/>
-            </w:tcBorders>
-            <w:shd w:val="clear" w:color="auto" w:fill="DBEAFE"/>
-            <w:tcMar>
-              <w:top w:w="60" w:type="dxa"/>
-              <w:left w:w="20" w:type="dxa"/>
-              <w:bottom w:w="60" w:type="dxa"/>
-              <w:right w:w="20" w:type="dxa"/>
-            </w:tcMar>
-          </w:tcPr>
-          <w:p>
-            <w:pPr>
-              <w:jc w:val="center"/>
-            </w:pPr>
-            <w:r>
-              <w:rPr>
-                <w:color w:val="1D4ED8"/>
-                <w:sz w:val="14"/>
-                <w:szCs w:val="14"/>
-              </w:rPr>
-              <w:t>■</w:t>
-            </w:r>
-          </w:p>
-        </w:tc>
-        <w:tc>
-          <w:tcPr>
-            <w:tcW w:w="568" w:type="dxa"/>
-            <w:tcBorders>
-              <w:top w:val="single" w:sz="1" w:space="0" w:color="CCCCCC"/>
-              <w:left w:val="single" w:sz="1" w:space="0" w:color="CCCCCC"/>
-              <w:bottom w:val="single" w:sz="1" w:space="0" w:color="CCCCCC"/>
-              <w:right w:val="single" w:sz="1" w:space="0" w:color="CCCCCC"/>
-            </w:tcBorders>
-            <w:shd w:val="clear" w:color="auto" w:fill="DBEAFE"/>
-            <w:tcMar>
-              <w:top w:w="60" w:type="dxa"/>
-              <w:left w:w="20" w:type="dxa"/>
-              <w:bottom w:w="60" w:type="dxa"/>
-              <w:right w:w="20" w:type="dxa"/>
-            </w:tcMar>
-          </w:tcPr>
-          <w:p>
-            <w:pPr>
-              <w:jc w:val="center"/>
-            </w:pPr>
-            <w:r>
-              <w:rPr>
-                <w:color w:val="1D4ED8"/>
-                <w:sz w:val="14"/>
-                <w:szCs w:val="14"/>
-              </w:rPr>
-              <w:t>■</w:t>
-            </w:r>
-          </w:p>
-        </w:tc>
-        <w:tc>
-          <w:tcPr>
-            <w:tcW w:w="568" w:type="dxa"/>
-            <w:tcBorders>
-              <w:top w:val="single" w:sz="1" w:space="0" w:color="CCCCCC"/>
-              <w:left w:val="single" w:sz="1" w:space="0" w:color="CCCCCC"/>
-              <w:bottom w:val="single" w:sz="1" w:space="0" w:color="CCCCCC"/>
-              <w:right w:val="single" w:sz="1" w:space="0" w:color="CCCCCC"/>
-            </w:tcBorders>
-            <w:shd w:val="clear" w:color="auto" w:fill="DBEAFE"/>
-            <w:tcMar>
-              <w:top w:w="60" w:type="dxa"/>
-              <w:left w:w="20" w:type="dxa"/>
-              <w:bottom w:w="60" w:type="dxa"/>
-              <w:right w:w="20" w:type="dxa"/>
-            </w:tcMar>
-          </w:tcPr>
-          <w:p>
-            <w:pPr>
-              <w:jc w:val="center"/>
-            </w:pPr>
-            <w:r>
-              <w:rPr>
-                <w:color w:val="1D4ED8"/>
-                <w:sz w:val="14"/>
-                <w:szCs w:val="14"/>
-              </w:rPr>
-              <w:t>■</w:t>
-            </w:r>
-          </w:p>
-        </w:tc>
-        <w:tc>
-          <w:tcPr>
-            <w:tcW w:w="568" w:type="dxa"/>
-            <w:tcBorders>
-              <w:top w:val="single" w:sz="1" w:space="0" w:color="CCCCCC"/>
-              <w:left w:val="single" w:sz="1" w:space="0" w:color="CCCCCC"/>
-              <w:bottom w:val="single" w:sz="1" w:space="0" w:color="CCCCCC"/>
-              <w:right w:val="single" w:sz="1" w:space="0" w:color="CCCCCC"/>
-            </w:tcBorders>
-            <w:shd w:val="clear" w:color="auto" w:fill="DBEAFE"/>
-            <w:tcMar>
-              <w:top w:w="60" w:type="dxa"/>
-              <w:left w:w="20" w:type="dxa"/>
-              <w:bottom w:w="60" w:type="dxa"/>
-              <w:right w:w="20" w:type="dxa"/>
-            </w:tcMar>
-          </w:tcPr>
-          <w:p>
-            <w:pPr>
-              <w:jc w:val="center"/>
-            </w:pPr>
-            <w:r>
-              <w:rPr>
-                <w:color w:val="1D4ED8"/>
-                <w:sz w:val="14"/>
-                <w:szCs w:val="14"/>
-              </w:rPr>
-              <w:t>■</w:t>
-            </w:r>
-          </w:p>
-        </w:tc>
-        <w:tc>
-          <w:tcPr>
-            <w:tcW w:w="568" w:type="dxa"/>
-            <w:tcBorders>
-              <w:top w:val="single" w:sz="1" w:space="0" w:color="CCCCCC"/>
-              <w:left w:val="single" w:sz="1" w:space="0" w:color="CCCCCC"/>
-              <w:bottom w:val="single" w:sz="1" w:space="0" w:color="CCCCCC"/>
-              <w:right w:val="single" w:sz="1" w:space="0" w:color="CCCCCC"/>
-            </w:tcBorders>
-            <w:shd w:val="clear" w:color="auto" w:fill="DBEAFE"/>
-            <w:tcMar>
-              <w:top w:w="60" w:type="dxa"/>
-              <w:left w:w="20" w:type="dxa"/>
-              <w:bottom w:w="60" w:type="dxa"/>
-              <w:right w:w="20" w:type="dxa"/>
-            </w:tcMar>
-          </w:tcPr>
-          <w:p>
-            <w:pPr>
-              <w:jc w:val="center"/>
-            </w:pPr>
-            <w:r>
-              <w:rPr>
-                <w:color w:val="1D4ED8"/>
-                <w:sz w:val="14"/>
-                <w:szCs w:val="14"/>
-              </w:rPr>
-              <w:t>■</w:t>
-            </w:r>
-          </w:p>
-        </w:tc>
-        <w:tc>
-          <w:tcPr>
-            <w:tcW w:w="568" w:type="dxa"/>
-            <w:tcBorders>
-              <w:top w:val="single" w:sz="1" w:space="0" w:color="CCCCCC"/>
-              <w:left w:val="single" w:sz="1" w:space="0" w:color="CCCCCC"/>
-              <w:bottom w:val="single" w:sz="1" w:space="0" w:color="CCCCCC"/>
-              <w:right w:val="single" w:sz="1" w:space="0" w:color="CCCCCC"/>
-            </w:tcBorders>
-            <w:shd w:val="clear" w:color="auto" w:fill="DBEAFE"/>
-            <w:tcMar>
-              <w:top w:w="60" w:type="dxa"/>
-              <w:left w:w="20" w:type="dxa"/>
-              <w:bottom w:w="60" w:type="dxa"/>
-              <w:right w:w="20" w:type="dxa"/>
-            </w:tcMar>
-          </w:tcPr>
-          <w:p>
-            <w:pPr>
-              <w:jc w:val="center"/>
-            </w:pPr>
-            <w:r>
-              <w:rPr>
-                <w:color w:val="1D4ED8"/>
-                <w:sz w:val="14"/>
-                <w:szCs w:val="14"/>
-              </w:rPr>
-              <w:t>■</w:t>
-            </w:r>
-          </w:p>
-        </w:tc>
-        <w:tc>
-          <w:tcPr>
-            <w:tcW w:w="568" w:type="dxa"/>
-            <w:tcBorders>
-              <w:top w:val="single" w:sz="1" w:space="0" w:color="CCCCCC"/>
-              <w:left w:val="single" w:sz="1" w:space="0" w:color="CCCCCC"/>
-              <w:bottom w:val="single" w:sz="1" w:space="0" w:color="CCCCCC"/>
-              <w:right w:val="single" w:sz="1" w:space="0" w:color="CCCCCC"/>
-            </w:tcBorders>
-            <w:shd w:val="clear" w:color="auto" w:fill="EFF6FF"/>
-            <w:tcMar>
-              <w:top w:w="60" w:type="dxa"/>
-              <w:left w:w="20" w:type="dxa"/>
-              <w:bottom w:w="60" w:type="dxa"/>
-              <w:right w:w="20" w:type="dxa"/>
-            </w:tcMar>
-          </w:tcPr>
-          <w:p>
-            <w:pPr>
-              <w:jc w:val="center"/>
-            </w:pPr>
-          </w:p>
-        </w:tc>
-      </w:tr>
-      <w:tr>
-        <w:tc>
-          <w:tcPr>
-            <w:tcW w:w="2200" w:type="dxa"/>
-            <w:tcBorders>
-              <w:top w:val="single" w:sz="1" w:space="0" w:color="CCCCCC"/>
-              <w:left w:val="single" w:sz="1" w:space="0" w:color="CCCCCC"/>
-              <w:bottom w:val="single" w:sz="1" w:space="0" w:color="CCCCCC"/>
-              <w:right w:val="single" w:sz="1" w:space="0" w:color="CCCCCC"/>
-            </w:tcBorders>
-            <w:shd w:val="clear" w:color="auto" w:fill="FFFFFF"/>
-            <w:tcMar>
-              <w:top w:w="60" w:type="dxa"/>
-              <w:left w:w="100" w:type="dxa"/>
-              <w:bottom w:w="60" w:type="dxa"/>
-              <w:right w:w="100" w:type="dxa"/>
-            </w:tcMar>
-          </w:tcPr>
-          <w:p>
-            <w:r>
-              <w:rPr>
-                <w:sz w:val="17"/>
-                <w:szCs w:val="17"/>
-              </w:rPr>
-              <w:t>Presentación</w:t>
-            </w:r>
-          </w:p>
-        </w:tc>
-        <w:tc>
-          <w:tcPr>
-            <w:tcW w:w="568" w:type="dxa"/>
-            <w:tcBorders>
-              <w:top w:val="single" w:sz="1" w:space="0" w:color="CCCCCC"/>
-              <w:left w:val="single" w:sz="1" w:space="0" w:color="CCCCCC"/>
-              <w:bottom w:val="single" w:sz="1" w:space="0" w:color="CCCCCC"/>
-              <w:right w:val="single" w:sz="1" w:space="0" w:color="CCCCCC"/>
-            </w:tcBorders>
-            <w:shd w:val="clear" w:color="auto" w:fill="FFFFFF"/>
-            <w:tcMar>
-              <w:top w:w="60" w:type="dxa"/>
-              <w:left w:w="20" w:type="dxa"/>
-              <w:bottom w:w="60" w:type="dxa"/>
-              <w:right w:w="20" w:type="dxa"/>
-            </w:tcMar>
-          </w:tcPr>
-          <w:p>
-            <w:pPr>
-              <w:jc w:val="center"/>
-            </w:pPr>
-          </w:p>
-        </w:tc>
-        <w:tc>
-          <w:tcPr>
-            <w:tcW w:w="568" w:type="dxa"/>
-            <w:tcBorders>
-              <w:top w:val="single" w:sz="1" w:space="0" w:color="CCCCCC"/>
-              <w:left w:val="single" w:sz="1" w:space="0" w:color="CCCCCC"/>
-              <w:bottom w:val="single" w:sz="1" w:space="0" w:color="CCCCCC"/>
-              <w:right w:val="single" w:sz="1" w:space="0" w:color="CCCCCC"/>
-            </w:tcBorders>
-            <w:shd w:val="clear" w:color="auto" w:fill="FFFFFF"/>
-            <w:tcMar>
-              <w:top w:w="60" w:type="dxa"/>
-              <w:left w:w="20" w:type="dxa"/>
-              <w:bottom w:w="60" w:type="dxa"/>
-              <w:right w:w="20" w:type="dxa"/>
-            </w:tcMar>
-          </w:tcPr>
-          <w:p>
-            <w:pPr>
-              <w:jc w:val="center"/>
-            </w:pPr>
-          </w:p>
-        </w:tc>
-        <w:tc>
-          <w:tcPr>
-            <w:tcW w:w="568" w:type="dxa"/>
-            <w:tcBorders>
-              <w:top w:val="single" w:sz="1" w:space="0" w:color="CCCCCC"/>
-              <w:left w:val="single" w:sz="1" w:space="0" w:color="CCCCCC"/>
-              <w:bottom w:val="single" w:sz="1" w:space="0" w:color="CCCCCC"/>
-              <w:right w:val="single" w:sz="1" w:space="0" w:color="CCCCCC"/>
-            </w:tcBorders>
-            <w:shd w:val="clear" w:color="auto" w:fill="FFFFFF"/>
-            <w:tcMar>
-              <w:top w:w="60" w:type="dxa"/>
-              <w:left w:w="20" w:type="dxa"/>
-              <w:bottom w:w="60" w:type="dxa"/>
-              <w:right w:w="20" w:type="dxa"/>
-            </w:tcMar>
-          </w:tcPr>
-          <w:p>
-            <w:pPr>
-              <w:jc w:val="center"/>
-            </w:pPr>
-          </w:p>
-        </w:tc>
-        <w:tc>
-          <w:tcPr>
-            <w:tcW w:w="568" w:type="dxa"/>
-            <w:tcBorders>
-              <w:top w:val="single" w:sz="1" w:space="0" w:color="CCCCCC"/>
-              <w:left w:val="single" w:sz="1" w:space="0" w:color="CCCCCC"/>
-              <w:bottom w:val="single" w:sz="1" w:space="0" w:color="CCCCCC"/>
-              <w:right w:val="single" w:sz="1" w:space="0" w:color="CCCCCC"/>
-            </w:tcBorders>
-            <w:shd w:val="clear" w:color="auto" w:fill="FFFFFF"/>
-            <w:tcMar>
-              <w:top w:w="60" w:type="dxa"/>
-              <w:left w:w="20" w:type="dxa"/>
-              <w:bottom w:w="60" w:type="dxa"/>
-              <w:right w:w="20" w:type="dxa"/>
-            </w:tcMar>
-          </w:tcPr>
-          <w:p>
-            <w:pPr>
-              <w:jc w:val="center"/>
-            </w:pPr>
-          </w:p>
-        </w:tc>
-        <w:tc>
-          <w:tcPr>
-            <w:tcW w:w="568" w:type="dxa"/>
-            <w:tcBorders>
-              <w:top w:val="single" w:sz="1" w:space="0" w:color="CCCCCC"/>
-              <w:left w:val="single" w:sz="1" w:space="0" w:color="CCCCCC"/>
-              <w:bottom w:val="single" w:sz="1" w:space="0" w:color="CCCCCC"/>
-              <w:right w:val="single" w:sz="1" w:space="0" w:color="CCCCCC"/>
-            </w:tcBorders>
-            <w:shd w:val="clear" w:color="auto" w:fill="FFFFFF"/>
-            <w:tcMar>
-              <w:top w:w="60" w:type="dxa"/>
-              <w:left w:w="20" w:type="dxa"/>
-              <w:bottom w:w="60" w:type="dxa"/>
-              <w:right w:w="20" w:type="dxa"/>
-            </w:tcMar>
-          </w:tcPr>
-          <w:p>
-            <w:pPr>
-              <w:jc w:val="center"/>
-            </w:pPr>
-          </w:p>
-        </w:tc>
-        <w:tc>
-          <w:tcPr>
-            <w:tcW w:w="568" w:type="dxa"/>
-            <w:tcBorders>
-              <w:top w:val="single" w:sz="1" w:space="0" w:color="CCCCCC"/>
-              <w:left w:val="single" w:sz="1" w:space="0" w:color="CCCCCC"/>
-              <w:bottom w:val="single" w:sz="1" w:space="0" w:color="CCCCCC"/>
-              <w:right w:val="single" w:sz="1" w:space="0" w:color="CCCCCC"/>
-            </w:tcBorders>
-            <w:shd w:val="clear" w:color="auto" w:fill="FFFFFF"/>
-            <w:tcMar>
-              <w:top w:w="60" w:type="dxa"/>
-              <w:left w:w="20" w:type="dxa"/>
-              <w:bottom w:w="60" w:type="dxa"/>
-              <w:right w:w="20" w:type="dxa"/>
-            </w:tcMar>
-          </w:tcPr>
-          <w:p>
-            <w:pPr>
-              <w:jc w:val="center"/>
-            </w:pPr>
-          </w:p>
-        </w:tc>
-        <w:tc>
-          <w:tcPr>
-            <w:tcW w:w="568" w:type="dxa"/>
-            <w:tcBorders>
-              <w:top w:val="single" w:sz="1" w:space="0" w:color="CCCCCC"/>
-              <w:left w:val="single" w:sz="1" w:space="0" w:color="CCCCCC"/>
-              <w:bottom w:val="single" w:sz="1" w:space="0" w:color="CCCCCC"/>
-              <w:right w:val="single" w:sz="1" w:space="0" w:color="CCCCCC"/>
-            </w:tcBorders>
-            <w:shd w:val="clear" w:color="auto" w:fill="FFFFFF"/>
-            <w:tcMar>
-              <w:top w:w="60" w:type="dxa"/>
-              <w:left w:w="20" w:type="dxa"/>
-              <w:bottom w:w="60" w:type="dxa"/>
-              <w:right w:w="20" w:type="dxa"/>
-            </w:tcMar>
-          </w:tcPr>
-          <w:p>
-            <w:pPr>
-              <w:jc w:val="center"/>
-            </w:pPr>
-          </w:p>
-        </w:tc>
-        <w:tc>
-          <w:tcPr>
-            <w:tcW w:w="568" w:type="dxa"/>
-            <w:tcBorders>
-              <w:top w:val="single" w:sz="1" w:space="0" w:color="CCCCCC"/>
-              <w:left w:val="single" w:sz="1" w:space="0" w:color="CCCCCC"/>
-              <w:bottom w:val="single" w:sz="1" w:space="0" w:color="CCCCCC"/>
-              <w:right w:val="single" w:sz="1" w:space="0" w:color="CCCCCC"/>
-            </w:tcBorders>
-            <w:shd w:val="clear" w:color="auto" w:fill="FFFFFF"/>
-            <w:tcMar>
-              <w:top w:w="60" w:type="dxa"/>
-              <w:left w:w="20" w:type="dxa"/>
-              <w:bottom w:w="60" w:type="dxa"/>
-              <w:right w:w="20" w:type="dxa"/>
-            </w:tcMar>
-          </w:tcPr>
-          <w:p>
-            <w:pPr>
-              <w:jc w:val="center"/>
-            </w:pPr>
-          </w:p>
-        </w:tc>
-        <w:tc>
-          <w:tcPr>
-            <w:tcW w:w="568" w:type="dxa"/>
-            <w:tcBorders>
-              <w:top w:val="single" w:sz="1" w:space="0" w:color="CCCCCC"/>
-              <w:left w:val="single" w:sz="1" w:space="0" w:color="CCCCCC"/>
-              <w:bottom w:val="single" w:sz="1" w:space="0" w:color="CCCCCC"/>
-              <w:right w:val="single" w:sz="1" w:space="0" w:color="CCCCCC"/>
-            </w:tcBorders>
-            <w:shd w:val="clear" w:color="auto" w:fill="FFFFFF"/>
-            <w:tcMar>
-              <w:top w:w="60" w:type="dxa"/>
-              <w:left w:w="20" w:type="dxa"/>
-              <w:bottom w:w="60" w:type="dxa"/>
-              <w:right w:w="20" w:type="dxa"/>
-            </w:tcMar>
-          </w:tcPr>
-          <w:p>
-            <w:pPr>
-              <w:jc w:val="center"/>
-            </w:pPr>
-          </w:p>
-        </w:tc>
-        <w:tc>
-          <w:tcPr>
-            <w:tcW w:w="568" w:type="dxa"/>
-            <w:tcBorders>
-              <w:top w:val="single" w:sz="1" w:space="0" w:color="CCCCCC"/>
-              <w:left w:val="single" w:sz="1" w:space="0" w:color="CCCCCC"/>
-              <w:bottom w:val="single" w:sz="1" w:space="0" w:color="CCCCCC"/>
-              <w:right w:val="single" w:sz="1" w:space="0" w:color="CCCCCC"/>
-            </w:tcBorders>
-            <w:shd w:val="clear" w:color="auto" w:fill="FFFFFF"/>
-            <w:tcMar>
-              <w:top w:w="60" w:type="dxa"/>
-              <w:left w:w="20" w:type="dxa"/>
-              <w:bottom w:w="60" w:type="dxa"/>
-              <w:right w:w="20" w:type="dxa"/>
-            </w:tcMar>
-          </w:tcPr>
-          <w:p>
-            <w:pPr>
-              <w:jc w:val="center"/>
-            </w:pPr>
-          </w:p>
-        </w:tc>
-        <w:tc>
-          <w:tcPr>
-            <w:tcW w:w="568" w:type="dxa"/>
-            <w:tcBorders>
-              <w:top w:val="single" w:sz="1" w:space="0" w:color="CCCCCC"/>
-              <w:left w:val="single" w:sz="1" w:space="0" w:color="CCCCCC"/>
-              <w:bottom w:val="single" w:sz="1" w:space="0" w:color="CCCCCC"/>
-              <w:right w:val="single" w:sz="1" w:space="0" w:color="CCCCCC"/>
-            </w:tcBorders>
-            <w:shd w:val="clear" w:color="auto" w:fill="DBEAFE"/>
-            <w:tcMar>
-              <w:top w:w="60" w:type="dxa"/>
-              <w:left w:w="20" w:type="dxa"/>
-              <w:bottom w:w="60" w:type="dxa"/>
-              <w:right w:w="20" w:type="dxa"/>
-            </w:tcMar>
-          </w:tcPr>
-          <w:p>
-            <w:pPr>
-              <w:jc w:val="center"/>
-            </w:pPr>
-            <w:r>
-              <w:rPr>
-                <w:color w:val="1D4ED8"/>
-                <w:sz w:val="14"/>
-                <w:szCs w:val="14"/>
-              </w:rPr>
-              <w:t>■</w:t>
-            </w:r>
-          </w:p>
-        </w:tc>
-        <w:tc>
-          <w:tcPr>
-            <w:tcW w:w="568" w:type="dxa"/>
-            <w:tcBorders>
-              <w:top w:val="single" w:sz="1" w:space="0" w:color="CCCCCC"/>
-              <w:left w:val="single" w:sz="1" w:space="0" w:color="CCCCCC"/>
-              <w:bottom w:val="single" w:sz="1" w:space="0" w:color="CCCCCC"/>
-              <w:right w:val="single" w:sz="1" w:space="0" w:color="CCCCCC"/>
-            </w:tcBorders>
-            <w:shd w:val="clear" w:color="auto" w:fill="DBEAFE"/>
-            <w:tcMar>
-              <w:top w:w="60" w:type="dxa"/>
-              <w:left w:w="20" w:type="dxa"/>
-              <w:bottom w:w="60" w:type="dxa"/>
-              <w:right w:w="20" w:type="dxa"/>
-            </w:tcMar>
-          </w:tcPr>
-          <w:p>
-            <w:pPr>
-              <w:jc w:val="center"/>
-            </w:pPr>
-            <w:r>
-              <w:rPr>
-                <w:color w:val="1D4ED8"/>
-                <w:sz w:val="14"/>
-                <w:szCs w:val="14"/>
-              </w:rPr>
-              <w:t>■</w:t>
-            </w:r>
-          </w:p>
-        </w:tc>
-      </w:tr>
-    </w:tbl>
-    <w:p>
-      <w:pPr>
-        <w:spacing w:line="480" w:lineRule="auto"/>
-      </w:pPr>
-    </w:p>
-    <w:p>
+        <w:jc w:val="both"/>
+      </w:pPr>
+      <w:r>
+        <w:drawing>
+          <wp:inline distT="0" distB="0" distL="0" distR="0" wp14:anchorId="29150FF9" wp14:editId="34319B73">
+            <wp:extent cx="5731510" cy="4293870"/>
+            <wp:effectExtent l="0" t="0" r="2540" b="0"/>
+            <wp:docPr id="16" name="Imagen 16"/>
+            <wp:cNvGraphicFramePr>
+              <a:graphicFrameLocks xmlns:a="http://schemas.openxmlformats.org/drawingml/2006/main" noChangeAspect="1"/>
+            </wp:cNvGraphicFramePr>
+            <a:graphic xmlns:a="http://schemas.openxmlformats.org/drawingml/2006/main">
+              <a:graphicData uri="http://schemas.openxmlformats.org/drawingml/2006/picture">
+                <pic:pic xmlns:pic="http://schemas.openxmlformats.org/drawingml/2006/picture">
+                  <pic:nvPicPr>
+                    <pic:cNvPr id="1" name=""/>
+                    <pic:cNvPicPr/>
+                  </pic:nvPicPr>
+                  <pic:blipFill>
+                    <a:blip r:embed="rId19"/>
+                    <a:stretch>
+                      <a:fillRect/>
+                    </a:stretch>
+                  </pic:blipFill>
+                  <pic:spPr>
+                    <a:xfrm>
+                      <a:off x="0" y="0"/>
+                      <a:ext cx="5731510" cy="4293870"/>
+                    </a:xfrm>
+                    <a:prstGeom prst="rect">
+                      <a:avLst/>
+                    </a:prstGeom>
+                  </pic:spPr>
+                </pic:pic>
+              </a:graphicData>
+            </a:graphic>
+          </wp:inline>
+        </w:drawing>
+      </w:r>
+    </w:p>
+    <w:p>
+      <w:pPr>
+        <w:spacing w:line="480" w:lineRule="auto"/>
+        <w:jc w:val="both"/>
+      </w:pPr>
+    </w:p>
+    <w:p>
+      <w:pPr>
+        <w:spacing w:line="480" w:lineRule="auto"/>
+        <w:jc w:val="both"/>
+      </w:pPr>
+    </w:p>
+    <w:p>
+      <w:pPr>
+        <w:jc w:val="both"/>
+      </w:pPr>
       <w:r>
         <w:br w:type="page"/>
       </w:r>
@@ -10766,6 +6807,7 @@
     <w:p>
       <w:pPr>
         <w:pStyle w:val="Ttulo1"/>
+        <w:jc w:val="both"/>
       </w:pPr>
       <w:bookmarkStart w:id="22" w:name="_Toc230724177"/>
       <w:r>
@@ -10804,11 +6846,13 @@
     <w:p>
       <w:pPr>
         <w:spacing w:line="480" w:lineRule="auto"/>
+        <w:jc w:val="both"/>
       </w:pPr>
     </w:p>
     <w:p>
       <w:pPr>
         <w:pStyle w:val="Ttulo2"/>
+        <w:jc w:val="both"/>
       </w:pPr>
       <w:bookmarkStart w:id="23" w:name="_Toc230724178"/>
       <w:r>
@@ -10819,6 +6863,7 @@
     <w:p>
       <w:pPr>
         <w:spacing w:line="480" w:lineRule="auto"/>
+        <w:jc w:val="both"/>
         <w:rPr>
           <w:u w:val="single"/>
         </w:rPr>
@@ -10843,7 +6888,7 @@
                     <pic:cNvPicPr/>
                   </pic:nvPicPr>
                   <pic:blipFill>
-                    <a:blip r:embed="rId18">
+                    <a:blip r:embed="rId20">
                       <a:extLst>
                         <a:ext uri="{28A0092B-C50C-407E-A947-70E740481C1C}">
                           <a14:useLocalDpi xmlns:a14="http://schemas.microsoft.com/office/drawing/2010/main" val="0"/>
@@ -10873,6 +6918,7 @@
     <w:p>
       <w:pPr>
         <w:pStyle w:val="Ttulo2"/>
+        <w:jc w:val="both"/>
       </w:pPr>
       <w:bookmarkStart w:id="24" w:name="_Toc230724179"/>
       <w:r>
@@ -10887,19 +6933,20 @@
           <w:ilvl w:val="0"/>
           <w:numId w:val="2"/>
         </w:numPr>
-      </w:pPr>
-      <w:r>
-        <w:rPr>
-          <w:color w:val="111827"/>
-        </w:rPr>
-        <w:t xml:space="preserve">Un usuario puede tener muchos documentos (relación </w:t>
+        <w:jc w:val="both"/>
+      </w:pPr>
+      <w:r>
+        <w:rPr>
+          <w:color w:val="111827"/>
+        </w:rPr>
+        <w:t>Un usuario puede tener muchos documentos (relación 1</w:t>
       </w:r>
       <w:proofErr w:type="gramStart"/>
       <w:r>
         <w:rPr>
           <w:color w:val="111827"/>
         </w:rPr>
-        <w:t>1:N</w:t>
+        <w:t>:N</w:t>
       </w:r>
       <w:proofErr w:type="gramEnd"/>
       <w:r>
@@ -10944,19 +6991,20 @@
           <w:ilvl w:val="0"/>
           <w:numId w:val="2"/>
         </w:numPr>
-      </w:pPr>
-      <w:r>
-        <w:rPr>
-          <w:color w:val="111827"/>
-        </w:rPr>
-        <w:t xml:space="preserve">Un usuario puede tener muchos mensajes de chat (relación </w:t>
+        <w:jc w:val="both"/>
+      </w:pPr>
+      <w:r>
+        <w:rPr>
+          <w:color w:val="111827"/>
+        </w:rPr>
+        <w:t>Un usuario puede tener muchos mensajes de chat (relación 1</w:t>
       </w:r>
       <w:proofErr w:type="gramStart"/>
       <w:r>
         <w:rPr>
           <w:color w:val="111827"/>
         </w:rPr>
-        <w:t>1:N</w:t>
+        <w:t>:N</w:t>
       </w:r>
       <w:proofErr w:type="gramEnd"/>
       <w:r>
@@ -11001,26 +7049,27 @@
           <w:ilvl w:val="0"/>
           <w:numId w:val="2"/>
         </w:numPr>
-      </w:pPr>
-      <w:r>
-        <w:rPr>
-          <w:color w:val="111827"/>
-        </w:rPr>
-        <w:t xml:space="preserve">Un mensaje puede estar asociado a un documento o no (relación </w:t>
+        <w:jc w:val="both"/>
+      </w:pPr>
+      <w:r>
+        <w:rPr>
+          <w:color w:val="111827"/>
+        </w:rPr>
+        <w:t>Un mensaje puede estar asociado a un documento o no (relación 0</w:t>
       </w:r>
       <w:proofErr w:type="gramStart"/>
       <w:r>
         <w:rPr>
           <w:color w:val="111827"/>
         </w:rPr>
-        <w:t>0..</w:t>
+        <w:t>..1:N</w:t>
       </w:r>
       <w:proofErr w:type="gramEnd"/>
       <w:r>
         <w:rPr>
           <w:color w:val="111827"/>
         </w:rPr>
-        <w:t xml:space="preserve">1:N entre </w:t>
+        <w:t xml:space="preserve"> entre </w:t>
       </w:r>
       <w:proofErr w:type="spellStart"/>
       <w:r>
@@ -11058,6 +7107,7 @@
           <w:ilvl w:val="0"/>
           <w:numId w:val="2"/>
         </w:numPr>
+        <w:jc w:val="both"/>
       </w:pPr>
       <w:r>
         <w:rPr>
@@ -11070,11 +7120,13 @@
     <w:p>
       <w:pPr>
         <w:spacing w:line="480" w:lineRule="auto"/>
+        <w:jc w:val="both"/>
       </w:pPr>
     </w:p>
     <w:p>
       <w:pPr>
         <w:pStyle w:val="Ttulo2"/>
+        <w:jc w:val="both"/>
       </w:pPr>
       <w:bookmarkStart w:id="25" w:name="_Toc230724180"/>
       <w:r>
@@ -11165,6 +7217,9 @@
       </w:r>
     </w:p>
     <w:p>
+      <w:pPr>
+        <w:jc w:val="both"/>
+      </w:pPr>
       <w:r>
         <w:br w:type="page"/>
       </w:r>
@@ -11172,6 +7227,7 @@
     <w:p>
       <w:pPr>
         <w:pStyle w:val="Ttulo1"/>
+        <w:jc w:val="both"/>
       </w:pPr>
       <w:bookmarkStart w:id="26" w:name="_Toc230724181"/>
       <w:r>
@@ -11210,6 +7266,7 @@
     <w:p>
       <w:pPr>
         <w:spacing w:line="480" w:lineRule="auto"/>
+        <w:jc w:val="both"/>
       </w:pPr>
     </w:p>
     <w:p>
@@ -11236,7 +7293,21 @@
         <w:rPr>
           <w:color w:val="111827"/>
         </w:rPr>
-        <w:t xml:space="preserve"> y Dart han resultado ser un </w:t>
+        <w:t xml:space="preserve"> y </w:t>
+      </w:r>
+      <w:proofErr w:type="spellStart"/>
+      <w:r>
+        <w:rPr>
+          <w:color w:val="111827"/>
+        </w:rPr>
+        <w:t>Dart</w:t>
+      </w:r>
+      <w:proofErr w:type="spellEnd"/>
+      <w:r>
+        <w:rPr>
+          <w:color w:val="111827"/>
+        </w:rPr>
+        <w:t xml:space="preserve"> han resultado ser un </w:t>
       </w:r>
       <w:proofErr w:type="spellStart"/>
       <w:r>
@@ -11278,12 +7349,25 @@
         <w:rPr>
           <w:color w:val="111827"/>
         </w:rPr>
-        <w:t xml:space="preserve"> ha sido muy productivo para construir la API REST. La parte más interesante ha sido la implementación del pipeline RAG, ya que introduce conceptos directamente relacionados con el ciclo de especialización en Inteligencia Artificial y Big Data que cursa el autor el próximo año.</w:t>
-      </w:r>
-    </w:p>
-    <w:p>
-      <w:pPr>
-        <w:spacing w:line="480" w:lineRule="auto"/>
+        <w:t xml:space="preserve"> ha sido muy productivo para construir la API REST. La parte más interesante ha sido la implementación del pipeline RAG, ya que introduce conceptos directamente relacionados con el ciclo de especialización en Inteligencia Artificial y Big Data que cursa</w:t>
+      </w:r>
+      <w:r>
+        <w:rPr>
+          <w:color w:val="111827"/>
+        </w:rPr>
+        <w:t>ré</w:t>
+      </w:r>
+      <w:r>
+        <w:rPr>
+          <w:color w:val="111827"/>
+        </w:rPr>
+        <w:t xml:space="preserve"> el próximo año.</w:t>
+      </w:r>
+    </w:p>
+    <w:p>
+      <w:pPr>
+        <w:spacing w:line="480" w:lineRule="auto"/>
+        <w:jc w:val="both"/>
       </w:pPr>
     </w:p>
     <w:p>
@@ -11291,6 +7375,9 @@
         <w:spacing w:line="480" w:lineRule="auto"/>
         <w:ind w:firstLine="720"/>
         <w:jc w:val="both"/>
+        <w:rPr>
+          <w:color w:val="111827"/>
+        </w:rPr>
       </w:pPr>
       <w:r>
         <w:rPr>
@@ -11316,11 +7403,71 @@
     <w:p>
       <w:pPr>
         <w:spacing w:line="480" w:lineRule="auto"/>
-      </w:pPr>
+        <w:ind w:firstLine="720"/>
+        <w:jc w:val="both"/>
+        <w:rPr>
+          <w:color w:val="111827"/>
+        </w:rPr>
+      </w:pPr>
+    </w:p>
+    <w:p>
+      <w:pPr>
+        <w:spacing w:line="480" w:lineRule="auto"/>
+        <w:ind w:firstLine="720"/>
+        <w:jc w:val="both"/>
+        <w:rPr>
+          <w:color w:val="111827"/>
+        </w:rPr>
+      </w:pPr>
+      <w:r>
+        <w:rPr>
+          <w:color w:val="111827"/>
+        </w:rPr>
+        <w:t>Desde mi punto de vista más personal, puedo decir que he disfrutado de verdad hacer específicamente este tipo de proyecto, debido a que me gustaría dedicarme a la inteligencia artificial me ha servido como aprendizaje</w:t>
+      </w:r>
+      <w:r>
+        <w:rPr>
+          <w:color w:val="111827"/>
+        </w:rPr>
+        <w:t xml:space="preserve">, aprender sobre los RAG y cómo funcionan los </w:t>
+      </w:r>
+      <w:proofErr w:type="spellStart"/>
+      <w:r>
+        <w:rPr>
+          <w:color w:val="111827"/>
+        </w:rPr>
+        <w:t>embeddings</w:t>
+      </w:r>
+      <w:proofErr w:type="spellEnd"/>
+      <w:r>
+        <w:rPr>
+          <w:color w:val="111827"/>
+        </w:rPr>
+        <w:t xml:space="preserve"> me ha supuesto un reto pero que he afrontado con ganas</w:t>
+      </w:r>
+      <w:r>
+        <w:rPr>
+          <w:color w:val="111827"/>
+        </w:rPr>
+        <w:t>. C</w:t>
+      </w:r>
+      <w:r>
+        <w:rPr>
+          <w:color w:val="111827"/>
+        </w:rPr>
+        <w:t xml:space="preserve">ada vez que </w:t>
+      </w:r>
+      <w:r>
+        <w:rPr>
+          <w:color w:val="111827"/>
+        </w:rPr>
+        <w:t>solucionaba cualquier problema me he sentido muy satisfecho. En resumen es un proyecto disfrutable y que haría otra vez.</w:t>
+      </w:r>
     </w:p>
     <w:p>
       <w:pPr>
         <w:pStyle w:val="Ttulo2"/>
+        <w:jc w:val="both"/>
       </w:pPr>
       <w:bookmarkStart w:id="27" w:name="_Toc230724182"/>
       <w:r>
@@ -11335,6 +7482,7 @@
           <w:ilvl w:val="0"/>
           <w:numId w:val="2"/>
         </w:numPr>
+        <w:jc w:val="both"/>
       </w:pPr>
       <w:r>
         <w:rPr>
@@ -11392,12 +7540,28 @@
           <w:ilvl w:val="0"/>
           <w:numId w:val="2"/>
         </w:numPr>
-      </w:pPr>
-      <w:r>
-        <w:rPr>
-          <w:color w:val="111827"/>
-        </w:rPr>
-        <w:t xml:space="preserve">La sincronización entre MySQL y </w:t>
+        <w:jc w:val="both"/>
+      </w:pPr>
+      <w:r>
+        <w:rPr>
+          <w:color w:val="111827"/>
+        </w:rPr>
+        <w:lastRenderedPageBreak/>
+        <w:t xml:space="preserve">La sincronización entre </w:t>
+      </w:r>
+      <w:proofErr w:type="spellStart"/>
+      <w:r>
+        <w:rPr>
+          <w:color w:val="111827"/>
+        </w:rPr>
+        <w:t>MySQL</w:t>
+      </w:r>
+      <w:proofErr w:type="spellEnd"/>
+      <w:r>
+        <w:rPr>
+          <w:color w:val="111827"/>
+        </w:rPr>
+        <w:t xml:space="preserve"> y </w:t>
       </w:r>
       <w:proofErr w:type="spellStart"/>
       <w:r>
@@ -11421,6 +7585,7 @@
           <w:ilvl w:val="0"/>
           <w:numId w:val="2"/>
         </w:numPr>
+        <w:jc w:val="both"/>
       </w:pPr>
       <w:r>
         <w:rPr>
@@ -11450,13 +7615,13 @@
           <w:ilvl w:val="0"/>
           <w:numId w:val="2"/>
         </w:numPr>
-      </w:pPr>
-      <w:proofErr w:type="spellStart"/>
-      <w:r>
-        <w:rPr>
-          <w:color w:val="111827"/>
-        </w:rPr>
-        <w:lastRenderedPageBreak/>
+        <w:jc w:val="both"/>
+      </w:pPr>
+      <w:proofErr w:type="spellStart"/>
+      <w:r>
+        <w:rPr>
+          <w:color w:val="111827"/>
+        </w:rPr>
         <w:t>ChromaDB</w:t>
       </w:r>
       <w:proofErr w:type="spellEnd"/>
@@ -11474,6 +7639,7 @@
           <w:ilvl w:val="0"/>
           <w:numId w:val="2"/>
         </w:numPr>
+        <w:jc w:val="both"/>
       </w:pPr>
       <w:r>
         <w:t xml:space="preserve">Los archivos de texto muy pequeños (inferiores a 500 palabras) tienen menor representación en </w:t>
@@ -11490,11 +7656,13 @@
     <w:p>
       <w:pPr>
         <w:spacing w:line="480" w:lineRule="auto"/>
+        <w:jc w:val="both"/>
       </w:pPr>
     </w:p>
     <w:p>
       <w:pPr>
         <w:pStyle w:val="Ttulo2"/>
+        <w:jc w:val="both"/>
       </w:pPr>
       <w:bookmarkStart w:id="28" w:name="_Toc230724183"/>
       <w:r>
@@ -11509,6 +7677,7 @@
           <w:ilvl w:val="0"/>
           <w:numId w:val="2"/>
         </w:numPr>
+        <w:jc w:val="both"/>
       </w:pPr>
       <w:r>
         <w:rPr>
@@ -11524,6 +7693,7 @@
           <w:ilvl w:val="0"/>
           <w:numId w:val="2"/>
         </w:numPr>
+        <w:jc w:val="both"/>
       </w:pPr>
       <w:r>
         <w:rPr>
@@ -11539,6 +7709,7 @@
           <w:ilvl w:val="0"/>
           <w:numId w:val="2"/>
         </w:numPr>
+        <w:jc w:val="both"/>
       </w:pPr>
       <w:r>
         <w:rPr>
@@ -11568,6 +7739,7 @@
           <w:ilvl w:val="0"/>
           <w:numId w:val="2"/>
         </w:numPr>
+        <w:jc w:val="both"/>
       </w:pPr>
       <w:r>
         <w:rPr>
@@ -11597,6 +7769,7 @@
           <w:ilvl w:val="0"/>
           <w:numId w:val="2"/>
         </w:numPr>
+        <w:jc w:val="both"/>
       </w:pPr>
       <w:r>
         <w:rPr>
@@ -11606,6 +7779,9 @@
       </w:r>
     </w:p>
     <w:p>
+      <w:pPr>
+        <w:jc w:val="both"/>
+      </w:pPr>
       <w:r>
         <w:br w:type="page"/>
       </w:r>
@@ -11613,6 +7789,7 @@
     <w:p>
       <w:pPr>
         <w:pStyle w:val="Ttulo1"/>
+        <w:jc w:val="both"/>
       </w:pPr>
       <w:bookmarkStart w:id="29" w:name="_Toc230724184"/>
       <w:r>
@@ -11624,6 +7801,7 @@
     <w:p>
       <w:pPr>
         <w:pStyle w:val="Ttulo2"/>
+        <w:jc w:val="both"/>
       </w:pPr>
       <w:bookmarkStart w:id="30" w:name="_Toc230724185"/>
       <w:r>
@@ -11638,6 +7816,7 @@
           <w:ilvl w:val="0"/>
           <w:numId w:val="2"/>
         </w:numPr>
+        <w:jc w:val="both"/>
       </w:pPr>
       <w:r>
         <w:rPr>
@@ -11653,6 +7832,7 @@
           <w:ilvl w:val="0"/>
           <w:numId w:val="2"/>
         </w:numPr>
+        <w:jc w:val="both"/>
       </w:pPr>
       <w:r>
         <w:rPr>
@@ -11668,6 +7848,7 @@
           <w:ilvl w:val="0"/>
           <w:numId w:val="2"/>
         </w:numPr>
+        <w:jc w:val="both"/>
       </w:pPr>
       <w:r>
         <w:rPr>
@@ -11683,6 +7864,7 @@
           <w:ilvl w:val="0"/>
           <w:numId w:val="2"/>
         </w:numPr>
+        <w:jc w:val="both"/>
       </w:pPr>
       <w:r>
         <w:rPr>
@@ -11690,21 +7872,6 @@
         </w:rPr>
         <w:t>Curso: 2025/2026</w:t>
       </w:r>
-    </w:p>
-    <w:p>
-      <w:pPr>
-        <w:spacing w:line="480" w:lineRule="auto"/>
-      </w:pPr>
-    </w:p>
-    <w:p>
-      <w:pPr>
-        <w:pStyle w:val="Ttulo2"/>
-      </w:pPr>
-      <w:bookmarkStart w:id="31" w:name="_Toc230724186"/>
-      <w:r>
-        <w:t>9.2 Tecnologías utilizadas</w:t>
-      </w:r>
-      <w:bookmarkEnd w:id="31"/>
     </w:p>
     <w:p>
       <w:pPr>
@@ -11713,21 +7880,33 @@
           <w:ilvl w:val="0"/>
           <w:numId w:val="2"/>
         </w:numPr>
-      </w:pPr>
-      <w:proofErr w:type="spellStart"/>
-      <w:r>
-        <w:rPr>
-          <w:color w:val="111827"/>
-        </w:rPr>
-        <w:t>Flutter</w:t>
-      </w:r>
-      <w:proofErr w:type="spellEnd"/>
-      <w:r>
-        <w:rPr>
-          <w:color w:val="111827"/>
-        </w:rPr>
-        <w:t xml:space="preserve"> / Dart – Desarrollo de la aplicación móvil.</w:t>
-      </w:r>
+        <w:jc w:val="both"/>
+      </w:pPr>
+      <w:bookmarkStart w:id="31" w:name="_GoBack"/>
+      <w:bookmarkEnd w:id="31"/>
+      <w:r>
+        <w:t>Reposit</w:t>
+      </w:r>
+      <w:r>
+        <w:t>orio: github.com/iamsilva07/TFC</w:t>
+      </w:r>
+    </w:p>
+    <w:p>
+      <w:pPr>
+        <w:spacing w:line="480" w:lineRule="auto"/>
+        <w:jc w:val="both"/>
+      </w:pPr>
+    </w:p>
+    <w:p>
+      <w:pPr>
+        <w:pStyle w:val="Ttulo2"/>
+        <w:jc w:val="both"/>
+      </w:pPr>
+      <w:bookmarkStart w:id="32" w:name="_Toc230724186"/>
+      <w:r>
+        <w:t>9.2 Tecnologías utilizadas</w:t>
+      </w:r>
+      <w:bookmarkEnd w:id="32"/>
     </w:p>
     <w:p>
       <w:pPr>
@@ -11736,34 +7915,35 @@
           <w:ilvl w:val="0"/>
           <w:numId w:val="2"/>
         </w:numPr>
-      </w:pPr>
-      <w:proofErr w:type="spellStart"/>
-      <w:r>
-        <w:rPr>
-          <w:color w:val="111827"/>
-        </w:rPr>
-        <w:t>FastAPI</w:t>
-      </w:r>
-      <w:proofErr w:type="spellEnd"/>
-      <w:r>
-        <w:rPr>
-          <w:color w:val="111827"/>
-        </w:rPr>
-        <w:t xml:space="preserve"> / Python – </w:t>
-      </w:r>
-      <w:proofErr w:type="spellStart"/>
-      <w:r>
-        <w:rPr>
-          <w:color w:val="111827"/>
-        </w:rPr>
-        <w:t>Backend</w:t>
-      </w:r>
-      <w:proofErr w:type="spellEnd"/>
-      <w:r>
-        <w:rPr>
-          <w:color w:val="111827"/>
-        </w:rPr>
-        <w:t xml:space="preserve"> y API REST.</w:t>
+        <w:jc w:val="both"/>
+      </w:pPr>
+      <w:proofErr w:type="spellStart"/>
+      <w:r>
+        <w:rPr>
+          <w:color w:val="111827"/>
+        </w:rPr>
+        <w:t>Flutter</w:t>
+      </w:r>
+      <w:proofErr w:type="spellEnd"/>
+      <w:r>
+        <w:rPr>
+          <w:color w:val="111827"/>
+        </w:rPr>
+        <w:t xml:space="preserve"> / </w:t>
+      </w:r>
+      <w:proofErr w:type="spellStart"/>
+      <w:r>
+        <w:rPr>
+          <w:color w:val="111827"/>
+        </w:rPr>
+        <w:t>Dart</w:t>
+      </w:r>
+      <w:proofErr w:type="spellEnd"/>
+      <w:r>
+        <w:rPr>
+          <w:color w:val="111827"/>
+        </w:rPr>
+        <w:t xml:space="preserve"> – Desarrollo de la aplicación móvil.</w:t>
       </w:r>
     </w:p>
     <w:p>
@@ -11773,20 +7953,49 @@
           <w:ilvl w:val="0"/>
           <w:numId w:val="2"/>
         </w:numPr>
-      </w:pPr>
-      <w:proofErr w:type="spellStart"/>
-      <w:r>
-        <w:rPr>
-          <w:color w:val="111827"/>
-        </w:rPr>
-        <w:t>SQLAlchemy</w:t>
-      </w:r>
-      <w:proofErr w:type="spellEnd"/>
-      <w:r>
-        <w:rPr>
-          <w:color w:val="111827"/>
-        </w:rPr>
-        <w:t xml:space="preserve"> – ORM para la base de datos.</w:t>
+        <w:jc w:val="both"/>
+      </w:pPr>
+      <w:proofErr w:type="spellStart"/>
+      <w:r>
+        <w:rPr>
+          <w:color w:val="111827"/>
+        </w:rPr>
+        <w:t>FastAPI</w:t>
+      </w:r>
+      <w:proofErr w:type="spellEnd"/>
+      <w:r>
+        <w:rPr>
+          <w:color w:val="111827"/>
+        </w:rPr>
+        <w:t xml:space="preserve"> / </w:t>
+      </w:r>
+      <w:proofErr w:type="spellStart"/>
+      <w:r>
+        <w:rPr>
+          <w:color w:val="111827"/>
+        </w:rPr>
+        <w:t>Python</w:t>
+      </w:r>
+      <w:proofErr w:type="spellEnd"/>
+      <w:r>
+        <w:rPr>
+          <w:color w:val="111827"/>
+        </w:rPr>
+        <w:t xml:space="preserve"> – </w:t>
+      </w:r>
+      <w:proofErr w:type="spellStart"/>
+      <w:r>
+        <w:rPr>
+          <w:color w:val="111827"/>
+        </w:rPr>
+        <w:t>Backend</w:t>
+      </w:r>
+      <w:proofErr w:type="spellEnd"/>
+      <w:r>
+        <w:rPr>
+          <w:color w:val="111827"/>
+        </w:rPr>
+        <w:t xml:space="preserve"> y API REST.</w:t>
       </w:r>
     </w:p>
     <w:p>
@@ -11796,12 +8005,21 @@
           <w:ilvl w:val="0"/>
           <w:numId w:val="2"/>
         </w:numPr>
-      </w:pPr>
-      <w:r>
-        <w:rPr>
-          <w:color w:val="111827"/>
-        </w:rPr>
-        <w:t>MySQL – Base de datos relacional.</w:t>
+        <w:jc w:val="both"/>
+      </w:pPr>
+      <w:proofErr w:type="spellStart"/>
+      <w:r>
+        <w:rPr>
+          <w:color w:val="111827"/>
+        </w:rPr>
+        <w:t>SQLAlchemy</w:t>
+      </w:r>
+      <w:proofErr w:type="spellEnd"/>
+      <w:r>
+        <w:rPr>
+          <w:color w:val="111827"/>
+        </w:rPr>
+        <w:t xml:space="preserve"> – ORM para la base de datos.</w:t>
       </w:r>
     </w:p>
     <w:p>
@@ -11811,20 +8029,13 @@
           <w:ilvl w:val="0"/>
           <w:numId w:val="2"/>
         </w:numPr>
-      </w:pPr>
-      <w:proofErr w:type="spellStart"/>
-      <w:r>
-        <w:rPr>
-          <w:color w:val="111827"/>
-        </w:rPr>
-        <w:t>ChromaDB</w:t>
-      </w:r>
-      <w:proofErr w:type="spellEnd"/>
-      <w:r>
-        <w:rPr>
-          <w:color w:val="111827"/>
-        </w:rPr>
-        <w:t xml:space="preserve"> – Base de datos vectorial para el pipeline RAG.</w:t>
+        <w:jc w:val="both"/>
+      </w:pPr>
+      <w:r>
+        <w:rPr>
+          <w:color w:val="111827"/>
+        </w:rPr>
+        <w:t>MySQL – Base de datos relacional.</w:t>
       </w:r>
     </w:p>
     <w:p>
@@ -11834,20 +8045,21 @@
           <w:ilvl w:val="0"/>
           <w:numId w:val="2"/>
         </w:numPr>
-      </w:pPr>
-      <w:proofErr w:type="spellStart"/>
-      <w:r>
-        <w:rPr>
-          <w:color w:val="111827"/>
-        </w:rPr>
-        <w:t>Groq</w:t>
-      </w:r>
-      <w:proofErr w:type="spellEnd"/>
-      <w:r>
-        <w:rPr>
-          <w:color w:val="111827"/>
-        </w:rPr>
-        <w:t xml:space="preserve"> / Llama 3.3 – Modelo de lenguaje para la generación de respuestas.</w:t>
+        <w:jc w:val="both"/>
+      </w:pPr>
+      <w:proofErr w:type="spellStart"/>
+      <w:r>
+        <w:rPr>
+          <w:color w:val="111827"/>
+        </w:rPr>
+        <w:t>ChromaDB</w:t>
+      </w:r>
+      <w:proofErr w:type="spellEnd"/>
+      <w:r>
+        <w:rPr>
+          <w:color w:val="111827"/>
+        </w:rPr>
+        <w:t xml:space="preserve"> – Base de datos vectorial para el pipeline RAG.</w:t>
       </w:r>
     </w:p>
     <w:p>
@@ -11857,20 +8069,21 @@
           <w:ilvl w:val="0"/>
           <w:numId w:val="2"/>
         </w:numPr>
-      </w:pPr>
-      <w:proofErr w:type="spellStart"/>
-      <w:r>
-        <w:rPr>
-          <w:color w:val="111827"/>
-        </w:rPr>
-        <w:t>Railway</w:t>
-      </w:r>
-      <w:proofErr w:type="spellEnd"/>
-      <w:r>
-        <w:rPr>
-          <w:color w:val="111827"/>
-        </w:rPr>
-        <w:t xml:space="preserve"> – Despliegue en la nube.</w:t>
+        <w:jc w:val="both"/>
+      </w:pPr>
+      <w:proofErr w:type="spellStart"/>
+      <w:r>
+        <w:rPr>
+          <w:color w:val="111827"/>
+        </w:rPr>
+        <w:t>Groq</w:t>
+      </w:r>
+      <w:proofErr w:type="spellEnd"/>
+      <w:r>
+        <w:rPr>
+          <w:color w:val="111827"/>
+        </w:rPr>
+        <w:t xml:space="preserve"> / Llama 3.3 – Modelo de lenguaje para la generación de respuestas.</w:t>
       </w:r>
     </w:p>
     <w:p>
@@ -11880,12 +8093,21 @@
           <w:ilvl w:val="0"/>
           <w:numId w:val="2"/>
         </w:numPr>
-      </w:pPr>
-      <w:r>
-        <w:rPr>
-          <w:color w:val="111827"/>
-        </w:rPr>
-        <w:t>GitHub – Control de versiones.</w:t>
+        <w:jc w:val="both"/>
+      </w:pPr>
+      <w:proofErr w:type="spellStart"/>
+      <w:r>
+        <w:rPr>
+          <w:color w:val="111827"/>
+        </w:rPr>
+        <w:t>Railway</w:t>
+      </w:r>
+      <w:proofErr w:type="spellEnd"/>
+      <w:r>
+        <w:rPr>
+          <w:color w:val="111827"/>
+        </w:rPr>
+        <w:t xml:space="preserve"> – Despliegue en la nube.</w:t>
       </w:r>
     </w:p>
     <w:p>
@@ -11895,6 +8117,23 @@
           <w:ilvl w:val="0"/>
           <w:numId w:val="2"/>
         </w:numPr>
+        <w:jc w:val="both"/>
+      </w:pPr>
+      <w:r>
+        <w:rPr>
+          <w:color w:val="111827"/>
+        </w:rPr>
+        <w:t>GitHub – Control de versiones.</w:t>
+      </w:r>
+    </w:p>
+    <w:p>
+      <w:pPr>
+        <w:pStyle w:val="Prrafodelista"/>
+        <w:numPr>
+          <w:ilvl w:val="0"/>
+          <w:numId w:val="2"/>
+        </w:numPr>
+        <w:jc w:val="both"/>
       </w:pPr>
       <w:r>
         <w:rPr>
@@ -11920,17 +8159,19 @@
     <w:p>
       <w:pPr>
         <w:spacing w:line="480" w:lineRule="auto"/>
+        <w:jc w:val="both"/>
       </w:pPr>
     </w:p>
     <w:p>
       <w:pPr>
         <w:pStyle w:val="Ttulo2"/>
-      </w:pPr>
-      <w:bookmarkStart w:id="32" w:name="_Toc230724187"/>
+        <w:jc w:val="both"/>
+      </w:pPr>
+      <w:bookmarkStart w:id="33" w:name="_Toc230724187"/>
       <w:r>
         <w:t>9.3 Licencia</w:t>
       </w:r>
-      <w:bookmarkEnd w:id="32"/>
+      <w:bookmarkEnd w:id="33"/>
     </w:p>
     <w:p>
       <w:pPr>
@@ -11948,18 +8189,20 @@
     <w:p>
       <w:pPr>
         <w:spacing w:line="480" w:lineRule="auto"/>
+        <w:jc w:val="both"/>
       </w:pPr>
     </w:p>
     <w:p>
       <w:pPr>
         <w:pStyle w:val="Ttulo2"/>
-      </w:pPr>
-      <w:bookmarkStart w:id="33" w:name="_Toc230724188"/>
+        <w:jc w:val="both"/>
+      </w:pPr>
+      <w:bookmarkStart w:id="34" w:name="_Toc230724188"/>
       <w:r>
         <w:lastRenderedPageBreak/>
         <w:t>9.4 Agradecimientos</w:t>
       </w:r>
-      <w:bookmarkEnd w:id="33"/>
+      <w:bookmarkEnd w:id="34"/>
     </w:p>
     <w:p>
       <w:pPr>
@@ -11975,7 +8218,7 @@
       </w:r>
     </w:p>
     <w:sectPr>
-      <w:headerReference w:type="default" r:id="rId19"/>
+      <w:headerReference w:type="default" r:id="rId21"/>
       <w:pgSz w:w="11906" w:h="16838"/>
       <w:pgMar w:top="1440" w:right="1440" w:bottom="1440" w:left="1440" w:header="708" w:footer="708" w:gutter="0"/>
       <w:cols w:space="720"/>
@@ -11986,7 +8229,7 @@
 </file>
 
 <file path=word/endnotes.xml><?xml version="1.0" encoding="utf-8"?>
-<w:endnotes xmlns:wpc="http://schemas.microsoft.com/office/word/2010/wordprocessingCanvas" xmlns:cx="http://schemas.microsoft.com/office/drawing/2014/chartex" xmlns:cx1="http://schemas.microsoft.com/office/drawing/2015/9/8/chartex" xmlns:cx2="http://schemas.microsoft.com/office/drawing/2015/10/21/chartex" xmlns:cx3="http://schemas.microsoft.com/office/drawing/2016/5/9/chartex" xmlns:cx4="http://schemas.microsoft.com/office/drawing/2016/5/10/chartex" xmlns:cx5="http://schemas.microsoft.com/office/drawing/2016/5/11/chartex" xmlns:cx6="http://schemas.microsoft.com/office/drawing/2016/5/12/chartex" xmlns:cx7="http://schemas.microsoft.com/office/drawing/2016/5/13/chartex" xmlns:cx8="http://schemas.microsoft.com/office/drawing/2016/5/14/chartex" xmlns:mc="http://schemas.openxmlformats.org/markup-compatibility/2006" xmlns:aink="http://schemas.microsoft.com/office/drawing/2016/ink" xmlns:am3d="http://schemas.microsoft.com/office/drawing/2017/model3d" xmlns:o="urn:schemas-microsoft-com:office:office" xmlns:r="http://schemas.openxmlformats.org/officeDocument/2006/relationships" xmlns:m="http://schemas.openxmlformats.org/officeDocument/2006/math" xmlns:v="urn:schemas-microsoft-com:vml" xmlns:wp14="http://schemas.microsoft.com/office/word/2010/wordprocessingDrawing" xmlns:wp="http://schemas.openxmlformats.org/drawingml/2006/wordprocessingDrawing" xmlns:w10="urn:schemas-microsoft-com:office:word" xmlns:w="http://schemas.openxmlformats.org/wordprocessingml/2006/main" xmlns:w14="http://schemas.microsoft.com/office/word/2010/wordml" xmlns:w15="http://schemas.microsoft.com/office/word/2012/wordml" xmlns:w16cex="http://schemas.microsoft.com/office/word/2018/wordml/cex" xmlns:w16cid="http://schemas.microsoft.com/office/word/2016/wordml/cid" xmlns:w16="http://schemas.microsoft.com/office/word/2018/wordml" xmlns:w16sdtdh="http://schemas.microsoft.com/office/word/2020/wordml/sdtdatahash" xmlns:w16se="http://schemas.microsoft.com/office/word/2015/wordml/symex" xmlns:wpg="http://schemas.microsoft.com/office/word/2010/wordprocessingGroup" xmlns:wpi="http://schemas.microsoft.com/office/word/2010/wordprocessingInk" xmlns:wne="http://schemas.microsoft.com/office/word/2006/wordml" xmlns:wps="http://schemas.microsoft.com/office/word/2010/wordprocessingShape" mc:Ignorable="w14 w15 w16se w16cid w16 w16cex w16sdtdh wp14">
+<w:endnotes xmlns:wpc="http://schemas.microsoft.com/office/word/2010/wordprocessingCanvas" xmlns:mc="http://schemas.openxmlformats.org/markup-compatibility/2006" xmlns:o="urn:schemas-microsoft-com:office:office" xmlns:r="http://schemas.openxmlformats.org/officeDocument/2006/relationships" xmlns:m="http://schemas.openxmlformats.org/officeDocument/2006/math" xmlns:v="urn:schemas-microsoft-com:vml" xmlns:wp14="http://schemas.microsoft.com/office/word/2010/wordprocessingDrawing" xmlns:wp="http://schemas.openxmlformats.org/drawingml/2006/wordprocessingDrawing" xmlns:w10="urn:schemas-microsoft-com:office:word" xmlns:w="http://schemas.openxmlformats.org/wordprocessingml/2006/main" xmlns:w14="http://schemas.microsoft.com/office/word/2010/wordml" xmlns:w15="http://schemas.microsoft.com/office/word/2012/wordml" xmlns:wpg="http://schemas.microsoft.com/office/word/2010/wordprocessingGroup" xmlns:wpi="http://schemas.microsoft.com/office/word/2010/wordprocessingInk" xmlns:wne="http://schemas.microsoft.com/office/word/2006/wordml" xmlns:wps="http://schemas.microsoft.com/office/word/2010/wordprocessingShape" mc:Ignorable="w14 w15 wp14">
   <w:endnote w:type="separator" w:id="-1">
     <w:p>
       <w:r>
@@ -12005,7 +8248,7 @@
 </file>
 
 <file path=word/footnotes.xml><?xml version="1.0" encoding="utf-8"?>
-<w:footnotes xmlns:wpc="http://schemas.microsoft.com/office/word/2010/wordprocessingCanvas" xmlns:cx="http://schemas.microsoft.com/office/drawing/2014/chartex" xmlns:cx1="http://schemas.microsoft.com/office/drawing/2015/9/8/chartex" xmlns:cx2="http://schemas.microsoft.com/office/drawing/2015/10/21/chartex" xmlns:cx3="http://schemas.microsoft.com/office/drawing/2016/5/9/chartex" xmlns:cx4="http://schemas.microsoft.com/office/drawing/2016/5/10/chartex" xmlns:cx5="http://schemas.microsoft.com/office/drawing/2016/5/11/chartex" xmlns:cx6="http://schemas.microsoft.com/office/drawing/2016/5/12/chartex" xmlns:cx7="http://schemas.microsoft.com/office/drawing/2016/5/13/chartex" xmlns:cx8="http://schemas.microsoft.com/office/drawing/2016/5/14/chartex" xmlns:mc="http://schemas.openxmlformats.org/markup-compatibility/2006" xmlns:aink="http://schemas.microsoft.com/office/drawing/2016/ink" xmlns:am3d="http://schemas.microsoft.com/office/drawing/2017/model3d" xmlns:o="urn:schemas-microsoft-com:office:office" xmlns:r="http://schemas.openxmlformats.org/officeDocument/2006/relationships" xmlns:m="http://schemas.openxmlformats.org/officeDocument/2006/math" xmlns:v="urn:schemas-microsoft-com:vml" xmlns:wp14="http://schemas.microsoft.com/office/word/2010/wordprocessingDrawing" xmlns:wp="http://schemas.openxmlformats.org/drawingml/2006/wordprocessingDrawing" xmlns:w10="urn:schemas-microsoft-com:office:word" xmlns:w="http://schemas.openxmlformats.org/wordprocessingml/2006/main" xmlns:w14="http://schemas.microsoft.com/office/word/2010/wordml" xmlns:w15="http://schemas.microsoft.com/office/word/2012/wordml" xmlns:w16cex="http://schemas.microsoft.com/office/word/2018/wordml/cex" xmlns:w16cid="http://schemas.microsoft.com/office/word/2016/wordml/cid" xmlns:w16="http://schemas.microsoft.com/office/word/2018/wordml" xmlns:w16sdtdh="http://schemas.microsoft.com/office/word/2020/wordml/sdtdatahash" xmlns:w16se="http://schemas.microsoft.com/office/word/2015/wordml/symex" xmlns:wpg="http://schemas.microsoft.com/office/word/2010/wordprocessingGroup" xmlns:wpi="http://schemas.microsoft.com/office/word/2010/wordprocessingInk" xmlns:wne="http://schemas.microsoft.com/office/word/2006/wordml" xmlns:wps="http://schemas.microsoft.com/office/word/2010/wordprocessingShape" mc:Ignorable="w14 w15 w16se w16cid w16 w16cex w16sdtdh wp14">
+<w:footnotes xmlns:wpc="http://schemas.microsoft.com/office/word/2010/wordprocessingCanvas" xmlns:mc="http://schemas.openxmlformats.org/markup-compatibility/2006" xmlns:o="urn:schemas-microsoft-com:office:office" xmlns:r="http://schemas.openxmlformats.org/officeDocument/2006/relationships" xmlns:m="http://schemas.openxmlformats.org/officeDocument/2006/math" xmlns:v="urn:schemas-microsoft-com:vml" xmlns:wp14="http://schemas.microsoft.com/office/word/2010/wordprocessingDrawing" xmlns:wp="http://schemas.openxmlformats.org/drawingml/2006/wordprocessingDrawing" xmlns:w10="urn:schemas-microsoft-com:office:word" xmlns:w="http://schemas.openxmlformats.org/wordprocessingml/2006/main" xmlns:w14="http://schemas.microsoft.com/office/word/2010/wordml" xmlns:w15="http://schemas.microsoft.com/office/word/2012/wordml" xmlns:wpg="http://schemas.microsoft.com/office/word/2010/wordprocessingGroup" xmlns:wpi="http://schemas.microsoft.com/office/word/2010/wordprocessingInk" xmlns:wne="http://schemas.microsoft.com/office/word/2006/wordml" xmlns:wps="http://schemas.microsoft.com/office/word/2010/wordprocessingShape" mc:Ignorable="w14 w15 wp14">
   <w:footnote w:type="separator" w:id="-1">
     <w:p>
       <w:r>
@@ -12024,7 +8267,7 @@
 </file>
 
 <file path=word/header1.xml><?xml version="1.0" encoding="utf-8"?>
-<w:hdr xmlns:wpc="http://schemas.microsoft.com/office/word/2010/wordprocessingCanvas" xmlns:cx="http://schemas.microsoft.com/office/drawing/2014/chartex" xmlns:cx1="http://schemas.microsoft.com/office/drawing/2015/9/8/chartex" xmlns:cx2="http://schemas.microsoft.com/office/drawing/2015/10/21/chartex" xmlns:cx3="http://schemas.microsoft.com/office/drawing/2016/5/9/chartex" xmlns:cx4="http://schemas.microsoft.com/office/drawing/2016/5/10/chartex" xmlns:cx5="http://schemas.microsoft.com/office/drawing/2016/5/11/chartex" xmlns:cx6="http://schemas.microsoft.com/office/drawing/2016/5/12/chartex" xmlns:cx7="http://schemas.microsoft.com/office/drawing/2016/5/13/chartex" xmlns:cx8="http://schemas.microsoft.com/office/drawing/2016/5/14/chartex" xmlns:mc="http://schemas.openxmlformats.org/markup-compatibility/2006" xmlns:aink="http://schemas.microsoft.com/office/drawing/2016/ink" xmlns:am3d="http://schemas.microsoft.com/office/drawing/2017/model3d" xmlns:o="urn:schemas-microsoft-com:office:office" xmlns:r="http://schemas.openxmlformats.org/officeDocument/2006/relationships" xmlns:m="http://schemas.openxmlformats.org/officeDocument/2006/math" xmlns:v="urn:schemas-microsoft-com:vml" xmlns:wp14="http://schemas.microsoft.com/office/word/2010/wordprocessingDrawing" xmlns:wp="http://schemas.openxmlformats.org/drawingml/2006/wordprocessingDrawing" xmlns:w10="urn:schemas-microsoft-com:office:word" xmlns:w="http://schemas.openxmlformats.org/wordprocessingml/2006/main" xmlns:w14="http://schemas.microsoft.com/office/word/2010/wordml" xmlns:w15="http://schemas.microsoft.com/office/word/2012/wordml" xmlns:w16cex="http://schemas.microsoft.com/office/word/2018/wordml/cex" xmlns:w16cid="http://schemas.microsoft.com/office/word/2016/wordml/cid" xmlns:w16="http://schemas.microsoft.com/office/word/2018/wordml" xmlns:w16sdtdh="http://schemas.microsoft.com/office/word/2020/wordml/sdtdatahash" xmlns:w16se="http://schemas.microsoft.com/office/word/2015/wordml/symex" xmlns:wpg="http://schemas.microsoft.com/office/word/2010/wordprocessingGroup" xmlns:wpi="http://schemas.microsoft.com/office/word/2010/wordprocessingInk" xmlns:wne="http://schemas.microsoft.com/office/word/2006/wordml" xmlns:wps="http://schemas.microsoft.com/office/word/2010/wordprocessingShape" mc:Ignorable="w14 w15 w16se w16cid w16 w16cex w16sdtdh wp14">
+<w:hdr xmlns:wpc="http://schemas.microsoft.com/office/word/2010/wordprocessingCanvas" xmlns:mc="http://schemas.openxmlformats.org/markup-compatibility/2006" xmlns:o="urn:schemas-microsoft-com:office:office" xmlns:r="http://schemas.openxmlformats.org/officeDocument/2006/relationships" xmlns:m="http://schemas.openxmlformats.org/officeDocument/2006/math" xmlns:v="urn:schemas-microsoft-com:vml" xmlns:wp14="http://schemas.microsoft.com/office/word/2010/wordprocessingDrawing" xmlns:wp="http://schemas.openxmlformats.org/drawingml/2006/wordprocessingDrawing" xmlns:w10="urn:schemas-microsoft-com:office:word" xmlns:w="http://schemas.openxmlformats.org/wordprocessingml/2006/main" xmlns:w14="http://schemas.microsoft.com/office/word/2010/wordml" xmlns:w15="http://schemas.microsoft.com/office/word/2012/wordml" xmlns:wpg="http://schemas.microsoft.com/office/word/2010/wordprocessingGroup" xmlns:wpi="http://schemas.microsoft.com/office/word/2010/wordprocessingInk" xmlns:wne="http://schemas.microsoft.com/office/word/2006/wordml" xmlns:wps="http://schemas.microsoft.com/office/word/2010/wordprocessingShape" mc:Ignorable="w14 w15 wp14">
   <w:sdt>
     <w:sdtPr>
       <w:id w:val="504405882"/>
@@ -12050,7 +8293,10 @@
           <w:fldChar w:fldCharType="separate"/>
         </w:r>
         <w:r>
-          <w:t>2</w:t>
+          <w:rPr>
+            <w:noProof/>
+          </w:rPr>
+          <w:t>26</w:t>
         </w:r>
         <w:r>
           <w:fldChar w:fldCharType="end"/>
@@ -12067,8 +8313,8 @@
 </file>
 
 <file path=word/numbering.xml><?xml version="1.0" encoding="utf-8"?>
-<w:numbering xmlns:wpc="http://schemas.microsoft.com/office/word/2010/wordprocessingCanvas" xmlns:cx="http://schemas.microsoft.com/office/drawing/2014/chartex" xmlns:cx1="http://schemas.microsoft.com/office/drawing/2015/9/8/chartex" xmlns:cx2="http://schemas.microsoft.com/office/drawing/2015/10/21/chartex" xmlns:cx3="http://schemas.microsoft.com/office/drawing/2016/5/9/chartex" xmlns:cx4="http://schemas.microsoft.com/office/drawing/2016/5/10/chartex" xmlns:cx5="http://schemas.microsoft.com/office/drawing/2016/5/11/chartex" xmlns:cx6="http://schemas.microsoft.com/office/drawing/2016/5/12/chartex" xmlns:cx7="http://schemas.microsoft.com/office/drawing/2016/5/13/chartex" xmlns:cx8="http://schemas.microsoft.com/office/drawing/2016/5/14/chartex" xmlns:mc="http://schemas.openxmlformats.org/markup-compatibility/2006" xmlns:aink="http://schemas.microsoft.com/office/drawing/2016/ink" xmlns:am3d="http://schemas.microsoft.com/office/drawing/2017/model3d" xmlns:o="urn:schemas-microsoft-com:office:office" xmlns:r="http://schemas.openxmlformats.org/officeDocument/2006/relationships" xmlns:m="http://schemas.openxmlformats.org/officeDocument/2006/math" xmlns:v="urn:schemas-microsoft-com:vml" xmlns:wp14="http://schemas.microsoft.com/office/word/2010/wordprocessingDrawing" xmlns:wp="http://schemas.openxmlformats.org/drawingml/2006/wordprocessingDrawing" xmlns:w10="urn:schemas-microsoft-com:office:word" xmlns:w="http://schemas.openxmlformats.org/wordprocessingml/2006/main" xmlns:w14="http://schemas.microsoft.com/office/word/2010/wordml" xmlns:w15="http://schemas.microsoft.com/office/word/2012/wordml" xmlns:w16cex="http://schemas.microsoft.com/office/word/2018/wordml/cex" xmlns:w16cid="http://schemas.microsoft.com/office/word/2016/wordml/cid" xmlns:w16="http://schemas.microsoft.com/office/word/2018/wordml" xmlns:w16sdtdh="http://schemas.microsoft.com/office/word/2020/wordml/sdtdatahash" xmlns:w16se="http://schemas.microsoft.com/office/word/2015/wordml/symex" xmlns:wpg="http://schemas.microsoft.com/office/word/2010/wordprocessingGroup" xmlns:wpi="http://schemas.microsoft.com/office/word/2010/wordprocessingInk" xmlns:wne="http://schemas.microsoft.com/office/word/2006/wordml" xmlns:wps="http://schemas.microsoft.com/office/word/2010/wordprocessingShape" mc:Ignorable="w14 w15 w16se w16cid w16 w16cex w16sdtdh wp14">
-  <w:abstractNum w:abstractNumId="0" w15:restartNumberingAfterBreak="0">
+<w:numbering xmlns:wpc="http://schemas.microsoft.com/office/word/2010/wordprocessingCanvas" xmlns:mc="http://schemas.openxmlformats.org/markup-compatibility/2006" xmlns:o="urn:schemas-microsoft-com:office:office" xmlns:r="http://schemas.openxmlformats.org/officeDocument/2006/relationships" xmlns:m="http://schemas.openxmlformats.org/officeDocument/2006/math" xmlns:v="urn:schemas-microsoft-com:vml" xmlns:wp14="http://schemas.microsoft.com/office/word/2010/wordprocessingDrawing" xmlns:wp="http://schemas.openxmlformats.org/drawingml/2006/wordprocessingDrawing" xmlns:w10="urn:schemas-microsoft-com:office:word" xmlns:w="http://schemas.openxmlformats.org/wordprocessingml/2006/main" xmlns:w14="http://schemas.microsoft.com/office/word/2010/wordml" xmlns:w15="http://schemas.microsoft.com/office/word/2012/wordml" xmlns:wpg="http://schemas.microsoft.com/office/word/2010/wordprocessingGroup" xmlns:wpi="http://schemas.microsoft.com/office/word/2010/wordprocessingInk" xmlns:wne="http://schemas.microsoft.com/office/word/2006/wordml" xmlns:wps="http://schemas.microsoft.com/office/word/2010/wordprocessingShape" mc:Ignorable="w14 w15 wp14">
+  <w:abstractNum w:abstractNumId="0">
     <w:nsid w:val="2FD7101E"/>
     <w:multiLevelType w:val="hybridMultilevel"/>
     <w:tmpl w:val="1F185736"/>
@@ -12123,7 +8369,7 @@
       <w:lvlJc w:val="left"/>
     </w:lvl>
   </w:abstractNum>
-  <w:abstractNum w:abstractNumId="1" w15:restartNumberingAfterBreak="0">
+  <w:abstractNum w:abstractNumId="1">
     <w:nsid w:val="41D41BF7"/>
     <w:multiLevelType w:val="hybridMultilevel"/>
     <w:tmpl w:val="2A8A402E"/>
@@ -12225,7 +8471,7 @@
 </file>
 
 <file path=word/styles.xml><?xml version="1.0" encoding="utf-8"?>
-<w:styles xmlns:mc="http://schemas.openxmlformats.org/markup-compatibility/2006" xmlns:r="http://schemas.openxmlformats.org/officeDocument/2006/relationships" xmlns:w="http://schemas.openxmlformats.org/wordprocessingml/2006/main" xmlns:w14="http://schemas.microsoft.com/office/word/2010/wordml" xmlns:w15="http://schemas.microsoft.com/office/word/2012/wordml" xmlns:w16cex="http://schemas.microsoft.com/office/word/2018/wordml/cex" xmlns:w16cid="http://schemas.microsoft.com/office/word/2016/wordml/cid" xmlns:w16="http://schemas.microsoft.com/office/word/2018/wordml" xmlns:w16sdtdh="http://schemas.microsoft.com/office/word/2020/wordml/sdtdatahash" xmlns:w16se="http://schemas.microsoft.com/office/word/2015/wordml/symex" mc:Ignorable="w14 w15 w16se w16cid w16 w16cex w16sdtdh">
+<w:styles xmlns:mc="http://schemas.openxmlformats.org/markup-compatibility/2006" xmlns:r="http://schemas.openxmlformats.org/officeDocument/2006/relationships" xmlns:w="http://schemas.openxmlformats.org/wordprocessingml/2006/main" xmlns:w14="http://schemas.microsoft.com/office/word/2010/wordml" xmlns:w15="http://schemas.microsoft.com/office/word/2012/wordml" mc:Ignorable="w14 w15">
   <w:docDefaults>
     <w:rPrDefault>
       <w:rPr>
@@ -12237,7 +8483,7 @@
     </w:rPrDefault>
     <w:pPrDefault/>
   </w:docDefaults>
-  <w:latentStyles w:defLockedState="0" w:defUIPriority="99" w:defSemiHidden="0" w:defUnhideWhenUsed="0" w:defQFormat="0" w:count="376">
+  <w:latentStyles w:defLockedState="0" w:defUIPriority="99" w:defSemiHidden="0" w:defUnhideWhenUsed="0" w:defQFormat="0" w:count="371">
     <w:lsdException w:name="Normal" w:uiPriority="0" w:qFormat="1"/>
     <w:lsdException w:name="heading 1" w:uiPriority="9" w:qFormat="1"/>
     <w:lsdException w:name="heading 2" w:semiHidden="1" w:uiPriority="9" w:unhideWhenUsed="1" w:qFormat="1"/>
@@ -12609,11 +8855,6 @@
     <w:lsdException w:name="List Table 5 Dark Accent 6" w:uiPriority="50"/>
     <w:lsdException w:name="List Table 6 Colorful Accent 6" w:uiPriority="51"/>
     <w:lsdException w:name="List Table 7 Colorful Accent 6" w:uiPriority="52"/>
-    <w:lsdException w:name="Mention" w:semiHidden="1" w:unhideWhenUsed="1"/>
-    <w:lsdException w:name="Smart Hyperlink" w:semiHidden="1" w:unhideWhenUsed="1"/>
-    <w:lsdException w:name="Hashtag" w:semiHidden="1" w:unhideWhenUsed="1"/>
-    <w:lsdException w:name="Unresolved Mention" w:semiHidden="1" w:unhideWhenUsed="1"/>
-    <w:lsdException w:name="Smart Link" w:semiHidden="1" w:unhideWhenUsed="1"/>
   </w:latentStyles>
   <w:style w:type="paragraph" w:default="1" w:styleId="Normal">
     <w:name w:val="Normal"/>
@@ -12735,7 +8976,7 @@
     <w:semiHidden/>
     <w:unhideWhenUsed/>
   </w:style>
-  <w:style w:type="paragraph" w:styleId="Ttulo">
+  <w:style w:type="paragraph" w:styleId="Puesto">
     <w:name w:val="Title"/>
     <w:uiPriority w:val="10"/>
     <w:qFormat/>
@@ -12827,7 +9068,7 @@
       <w:szCs w:val="20"/>
     </w:rPr>
   </w:style>
-  <w:style w:type="paragraph" w:styleId="TtuloTDC">
+  <w:style w:type="paragraph" w:styleId="TtulodeTDC">
     <w:name w:val="TOC Heading"/>
     <w:basedOn w:val="Ttulo1"/>
     <w:next w:val="Normal"/>

--- a/Documentacion_TFC_iamSilvaVazquez.docx
+++ b/Documentacion_TFC_iamSilvaVazquez.docx
@@ -147,8 +147,8 @@
             <w:tabs>
               <w:tab w:val="right" w:leader="dot" w:pos="9016"/>
             </w:tabs>
-            <w:jc w:val="both"/>
             <w:rPr>
+              <w:rFonts w:asciiTheme="minorHAnsi" w:eastAsiaTheme="minorEastAsia" w:hAnsiTheme="minorHAnsi" w:cstheme="minorBidi"/>
               <w:noProof/>
             </w:rPr>
           </w:pPr>
@@ -161,7 +161,7 @@
           <w:r>
             <w:fldChar w:fldCharType="separate"/>
           </w:r>
-          <w:hyperlink w:anchor="_Toc230724155" w:history="1">
+          <w:hyperlink w:anchor="_Toc230949186" w:history="1">
             <w:r>
               <w:rPr>
                 <w:rStyle w:val="Hipervnculo"/>
@@ -188,7 +188,7 @@
                 <w:noProof/>
                 <w:webHidden/>
               </w:rPr>
-              <w:instrText xml:space="preserve"> PAGEREF _Toc230724155 \h </w:instrText>
+              <w:instrText xml:space="preserve"> PAGEREF _Toc230949186 \h </w:instrText>
             </w:r>
             <w:r>
               <w:rPr>
@@ -208,7 +208,7 @@
                 <w:noProof/>
                 <w:webHidden/>
               </w:rPr>
-              <w:t>3</w:t>
+              <w:t>4</w:t>
             </w:r>
             <w:r>
               <w:rPr>
@@ -225,12 +225,12 @@
             <w:tabs>
               <w:tab w:val="right" w:leader="dot" w:pos="9016"/>
             </w:tabs>
-            <w:jc w:val="both"/>
             <w:rPr>
+              <w:rFonts w:asciiTheme="minorHAnsi" w:eastAsiaTheme="minorEastAsia" w:hAnsiTheme="minorHAnsi" w:cstheme="minorBidi"/>
               <w:noProof/>
             </w:rPr>
           </w:pPr>
-          <w:hyperlink w:anchor="_Toc230724156" w:history="1">
+          <w:hyperlink w:anchor="_Toc230949187" w:history="1">
             <w:r>
               <w:rPr>
                 <w:rStyle w:val="Hipervnculo"/>
@@ -257,7 +257,7 @@
                 <w:noProof/>
                 <w:webHidden/>
               </w:rPr>
-              <w:instrText xml:space="preserve"> PAGEREF _Toc230724156 \h </w:instrText>
+              <w:instrText xml:space="preserve"> PAGEREF _Toc230949187 \h </w:instrText>
             </w:r>
             <w:r>
               <w:rPr>
@@ -277,7 +277,7 @@
                 <w:noProof/>
                 <w:webHidden/>
               </w:rPr>
-              <w:t>4</w:t>
+              <w:t>5</w:t>
             </w:r>
             <w:r>
               <w:rPr>
@@ -294,12 +294,12 @@
             <w:tabs>
               <w:tab w:val="right" w:leader="dot" w:pos="9016"/>
             </w:tabs>
-            <w:jc w:val="both"/>
             <w:rPr>
+              <w:rFonts w:asciiTheme="minorHAnsi" w:eastAsiaTheme="minorEastAsia" w:hAnsiTheme="minorHAnsi" w:cstheme="minorBidi"/>
               <w:noProof/>
             </w:rPr>
           </w:pPr>
-          <w:hyperlink w:anchor="_Toc230724157" w:history="1">
+          <w:hyperlink w:anchor="_Toc230949188" w:history="1">
             <w:r>
               <w:rPr>
                 <w:rStyle w:val="Hipervnculo"/>
@@ -326,7 +326,7 @@
                 <w:noProof/>
                 <w:webHidden/>
               </w:rPr>
-              <w:instrText xml:space="preserve"> PAGEREF _Toc230724157 \h </w:instrText>
+              <w:instrText xml:space="preserve"> PAGEREF _Toc230949188 \h </w:instrText>
             </w:r>
             <w:r>
               <w:rPr>
@@ -346,7 +346,7 @@
                 <w:noProof/>
                 <w:webHidden/>
               </w:rPr>
-              <w:t>4</w:t>
+              <w:t>5</w:t>
             </w:r>
             <w:r>
               <w:rPr>
@@ -363,12 +363,12 @@
             <w:tabs>
               <w:tab w:val="right" w:leader="dot" w:pos="9016"/>
             </w:tabs>
-            <w:jc w:val="both"/>
             <w:rPr>
+              <w:rFonts w:asciiTheme="minorHAnsi" w:eastAsiaTheme="minorEastAsia" w:hAnsiTheme="minorHAnsi" w:cstheme="minorBidi"/>
               <w:noProof/>
             </w:rPr>
           </w:pPr>
-          <w:hyperlink w:anchor="_Toc230724158" w:history="1">
+          <w:hyperlink w:anchor="_Toc230949189" w:history="1">
             <w:r>
               <w:rPr>
                 <w:rStyle w:val="Hipervnculo"/>
@@ -395,7 +395,7 @@
                 <w:noProof/>
                 <w:webHidden/>
               </w:rPr>
-              <w:instrText xml:space="preserve"> PAGEREF _Toc230724158 \h </w:instrText>
+              <w:instrText xml:space="preserve"> PAGEREF _Toc230949189 \h </w:instrText>
             </w:r>
             <w:r>
               <w:rPr>
@@ -415,7 +415,7 @@
                 <w:noProof/>
                 <w:webHidden/>
               </w:rPr>
-              <w:t>4</w:t>
+              <w:t>5</w:t>
             </w:r>
             <w:r>
               <w:rPr>
@@ -432,12 +432,12 @@
             <w:tabs>
               <w:tab w:val="right" w:leader="dot" w:pos="9016"/>
             </w:tabs>
-            <w:jc w:val="both"/>
             <w:rPr>
+              <w:rFonts w:asciiTheme="minorHAnsi" w:eastAsiaTheme="minorEastAsia" w:hAnsiTheme="minorHAnsi" w:cstheme="minorBidi"/>
               <w:noProof/>
             </w:rPr>
           </w:pPr>
-          <w:hyperlink w:anchor="_Toc230724159" w:history="1">
+          <w:hyperlink w:anchor="_Toc230949190" w:history="1">
             <w:r>
               <w:rPr>
                 <w:rStyle w:val="Hipervnculo"/>
@@ -464,7 +464,7 @@
                 <w:noProof/>
                 <w:webHidden/>
               </w:rPr>
-              <w:instrText xml:space="preserve"> PAGEREF _Toc230724159 \h </w:instrText>
+              <w:instrText xml:space="preserve"> PAGEREF _Toc230949190 \h </w:instrText>
             </w:r>
             <w:r>
               <w:rPr>
@@ -484,7 +484,7 @@
                 <w:noProof/>
                 <w:webHidden/>
               </w:rPr>
-              <w:t>5</w:t>
+              <w:t>6</w:t>
             </w:r>
             <w:r>
               <w:rPr>
@@ -501,12 +501,12 @@
             <w:tabs>
               <w:tab w:val="right" w:leader="dot" w:pos="9016"/>
             </w:tabs>
-            <w:jc w:val="both"/>
             <w:rPr>
+              <w:rFonts w:asciiTheme="minorHAnsi" w:eastAsiaTheme="minorEastAsia" w:hAnsiTheme="minorHAnsi" w:cstheme="minorBidi"/>
               <w:noProof/>
             </w:rPr>
           </w:pPr>
-          <w:hyperlink w:anchor="_Toc230724160" w:history="1">
+          <w:hyperlink w:anchor="_Toc230949191" w:history="1">
             <w:r>
               <w:rPr>
                 <w:rStyle w:val="Hipervnculo"/>
@@ -533,7 +533,7 @@
                 <w:noProof/>
                 <w:webHidden/>
               </w:rPr>
-              <w:instrText xml:space="preserve"> PAGEREF _Toc230724160 \h </w:instrText>
+              <w:instrText xml:space="preserve"> PAGEREF _Toc230949191 \h </w:instrText>
             </w:r>
             <w:r>
               <w:rPr>
@@ -553,7 +553,7 @@
                 <w:noProof/>
                 <w:webHidden/>
               </w:rPr>
-              <w:t>5</w:t>
+              <w:t>6</w:t>
             </w:r>
             <w:r>
               <w:rPr>
@@ -570,12 +570,12 @@
             <w:tabs>
               <w:tab w:val="right" w:leader="dot" w:pos="9016"/>
             </w:tabs>
-            <w:jc w:val="both"/>
             <w:rPr>
+              <w:rFonts w:asciiTheme="minorHAnsi" w:eastAsiaTheme="minorEastAsia" w:hAnsiTheme="minorHAnsi" w:cstheme="minorBidi"/>
               <w:noProof/>
             </w:rPr>
           </w:pPr>
-          <w:hyperlink w:anchor="_Toc230724161" w:history="1">
+          <w:hyperlink w:anchor="_Toc230949192" w:history="1">
             <w:r>
               <w:rPr>
                 <w:rStyle w:val="Hipervnculo"/>
@@ -602,7 +602,7 @@
                 <w:noProof/>
                 <w:webHidden/>
               </w:rPr>
-              <w:instrText xml:space="preserve"> PAGEREF _Toc230724161 \h </w:instrText>
+              <w:instrText xml:space="preserve"> PAGEREF _Toc230949192 \h </w:instrText>
             </w:r>
             <w:r>
               <w:rPr>
@@ -622,7 +622,7 @@
                 <w:noProof/>
                 <w:webHidden/>
               </w:rPr>
-              <w:t>6</w:t>
+              <w:t>7</w:t>
             </w:r>
             <w:r>
               <w:rPr>
@@ -639,12 +639,12 @@
             <w:tabs>
               <w:tab w:val="right" w:leader="dot" w:pos="9016"/>
             </w:tabs>
-            <w:jc w:val="both"/>
             <w:rPr>
+              <w:rFonts w:asciiTheme="minorHAnsi" w:eastAsiaTheme="minorEastAsia" w:hAnsiTheme="minorHAnsi" w:cstheme="minorBidi"/>
               <w:noProof/>
             </w:rPr>
           </w:pPr>
-          <w:hyperlink w:anchor="_Toc230724162" w:history="1">
+          <w:hyperlink w:anchor="_Toc230949193" w:history="1">
             <w:r>
               <w:rPr>
                 <w:rStyle w:val="Hipervnculo"/>
@@ -671,7 +671,7 @@
                 <w:noProof/>
                 <w:webHidden/>
               </w:rPr>
-              <w:instrText xml:space="preserve"> PAGEREF _Toc230724162 \h </w:instrText>
+              <w:instrText xml:space="preserve"> PAGEREF _Toc230949193 \h </w:instrText>
             </w:r>
             <w:r>
               <w:rPr>
@@ -708,12 +708,12 @@
             <w:tabs>
               <w:tab w:val="right" w:leader="dot" w:pos="9016"/>
             </w:tabs>
-            <w:jc w:val="both"/>
             <w:rPr>
+              <w:rFonts w:asciiTheme="minorHAnsi" w:eastAsiaTheme="minorEastAsia" w:hAnsiTheme="minorHAnsi" w:cstheme="minorBidi"/>
               <w:noProof/>
             </w:rPr>
           </w:pPr>
-          <w:hyperlink w:anchor="_Toc230724163" w:history="1">
+          <w:hyperlink w:anchor="_Toc230949194" w:history="1">
             <w:r>
               <w:rPr>
                 <w:rStyle w:val="Hipervnculo"/>
@@ -740,7 +740,7 @@
                 <w:noProof/>
                 <w:webHidden/>
               </w:rPr>
-              <w:instrText xml:space="preserve"> PAGEREF _Toc230724163 \h </w:instrText>
+              <w:instrText xml:space="preserve"> PAGEREF _Toc230949194 \h </w:instrText>
             </w:r>
             <w:r>
               <w:rPr>
@@ -777,12 +777,12 @@
             <w:tabs>
               <w:tab w:val="right" w:leader="dot" w:pos="9016"/>
             </w:tabs>
-            <w:jc w:val="both"/>
             <w:rPr>
+              <w:rFonts w:asciiTheme="minorHAnsi" w:eastAsiaTheme="minorEastAsia" w:hAnsiTheme="minorHAnsi" w:cstheme="minorBidi"/>
               <w:noProof/>
             </w:rPr>
           </w:pPr>
-          <w:hyperlink w:anchor="_Toc230724164" w:history="1">
+          <w:hyperlink w:anchor="_Toc230949195" w:history="1">
             <w:r>
               <w:rPr>
                 <w:rStyle w:val="Hipervnculo"/>
@@ -809,7 +809,7 @@
                 <w:noProof/>
                 <w:webHidden/>
               </w:rPr>
-              <w:instrText xml:space="preserve"> PAGEREF _Toc230724164 \h </w:instrText>
+              <w:instrText xml:space="preserve"> PAGEREF _Toc230949195 \h </w:instrText>
             </w:r>
             <w:r>
               <w:rPr>
@@ -846,12 +846,12 @@
             <w:tabs>
               <w:tab w:val="right" w:leader="dot" w:pos="9016"/>
             </w:tabs>
-            <w:jc w:val="both"/>
             <w:rPr>
+              <w:rFonts w:asciiTheme="minorHAnsi" w:eastAsiaTheme="minorEastAsia" w:hAnsiTheme="minorHAnsi" w:cstheme="minorBidi"/>
               <w:noProof/>
             </w:rPr>
           </w:pPr>
-          <w:hyperlink w:anchor="_Toc230724165" w:history="1">
+          <w:hyperlink w:anchor="_Toc230949196" w:history="1">
             <w:r>
               <w:rPr>
                 <w:rStyle w:val="Hipervnculo"/>
@@ -878,7 +878,7 @@
                 <w:noProof/>
                 <w:webHidden/>
               </w:rPr>
-              <w:instrText xml:space="preserve"> PAGEREF _Toc230724165 \h </w:instrText>
+              <w:instrText xml:space="preserve"> PAGEREF _Toc230949196 \h </w:instrText>
             </w:r>
             <w:r>
               <w:rPr>
@@ -915,12 +915,12 @@
             <w:tabs>
               <w:tab w:val="right" w:leader="dot" w:pos="9016"/>
             </w:tabs>
-            <w:jc w:val="both"/>
             <w:rPr>
+              <w:rFonts w:asciiTheme="minorHAnsi" w:eastAsiaTheme="minorEastAsia" w:hAnsiTheme="minorHAnsi" w:cstheme="minorBidi"/>
               <w:noProof/>
             </w:rPr>
           </w:pPr>
-          <w:hyperlink w:anchor="_Toc230724166" w:history="1">
+          <w:hyperlink w:anchor="_Toc230949197" w:history="1">
             <w:r>
               <w:rPr>
                 <w:rStyle w:val="Hipervnculo"/>
@@ -947,7 +947,7 @@
                 <w:noProof/>
                 <w:webHidden/>
               </w:rPr>
-              <w:instrText xml:space="preserve"> PAGEREF _Toc230724166 \h </w:instrText>
+              <w:instrText xml:space="preserve"> PAGEREF _Toc230949197 \h </w:instrText>
             </w:r>
             <w:r>
               <w:rPr>
@@ -984,12 +984,12 @@
             <w:tabs>
               <w:tab w:val="right" w:leader="dot" w:pos="9016"/>
             </w:tabs>
-            <w:jc w:val="both"/>
             <w:rPr>
+              <w:rFonts w:asciiTheme="minorHAnsi" w:eastAsiaTheme="minorEastAsia" w:hAnsiTheme="minorHAnsi" w:cstheme="minorBidi"/>
               <w:noProof/>
             </w:rPr>
           </w:pPr>
-          <w:hyperlink w:anchor="_Toc230724167" w:history="1">
+          <w:hyperlink w:anchor="_Toc230949198" w:history="1">
             <w:r>
               <w:rPr>
                 <w:rStyle w:val="Hipervnculo"/>
@@ -1016,7 +1016,7 @@
                 <w:noProof/>
                 <w:webHidden/>
               </w:rPr>
-              <w:instrText xml:space="preserve"> PAGEREF _Toc230724167 \h </w:instrText>
+              <w:instrText xml:space="preserve"> PAGEREF _Toc230949198 \h </w:instrText>
             </w:r>
             <w:r>
               <w:rPr>
@@ -1053,12 +1053,12 @@
             <w:tabs>
               <w:tab w:val="right" w:leader="dot" w:pos="9016"/>
             </w:tabs>
-            <w:jc w:val="both"/>
             <w:rPr>
+              <w:rFonts w:asciiTheme="minorHAnsi" w:eastAsiaTheme="minorEastAsia" w:hAnsiTheme="minorHAnsi" w:cstheme="minorBidi"/>
               <w:noProof/>
             </w:rPr>
           </w:pPr>
-          <w:hyperlink w:anchor="_Toc230724168" w:history="1">
+          <w:hyperlink w:anchor="_Toc230949199" w:history="1">
             <w:r>
               <w:rPr>
                 <w:rStyle w:val="Hipervnculo"/>
@@ -1085,7 +1085,7 @@
                 <w:noProof/>
                 <w:webHidden/>
               </w:rPr>
-              <w:instrText xml:space="preserve"> PAGEREF _Toc230724168 \h </w:instrText>
+              <w:instrText xml:space="preserve"> PAGEREF _Toc230949199 \h </w:instrText>
             </w:r>
             <w:r>
               <w:rPr>
@@ -1122,12 +1122,12 @@
             <w:tabs>
               <w:tab w:val="right" w:leader="dot" w:pos="9016"/>
             </w:tabs>
-            <w:jc w:val="both"/>
             <w:rPr>
+              <w:rFonts w:asciiTheme="minorHAnsi" w:eastAsiaTheme="minorEastAsia" w:hAnsiTheme="minorHAnsi" w:cstheme="minorBidi"/>
               <w:noProof/>
             </w:rPr>
           </w:pPr>
-          <w:hyperlink w:anchor="_Toc230724169" w:history="1">
+          <w:hyperlink w:anchor="_Toc230949201" w:history="1">
             <w:r>
               <w:rPr>
                 <w:rStyle w:val="Hipervnculo"/>
@@ -1154,7 +1154,7 @@
                 <w:noProof/>
                 <w:webHidden/>
               </w:rPr>
-              <w:instrText xml:space="preserve"> PAGEREF _Toc230724169 \h </w:instrText>
+              <w:instrText xml:space="preserve"> PAGEREF _Toc230949201 \h </w:instrText>
             </w:r>
             <w:r>
               <w:rPr>
@@ -1174,7 +1174,7 @@
                 <w:noProof/>
                 <w:webHidden/>
               </w:rPr>
-              <w:t>16</w:t>
+              <w:t>17</w:t>
             </w:r>
             <w:r>
               <w:rPr>
@@ -1191,12 +1191,12 @@
             <w:tabs>
               <w:tab w:val="right" w:leader="dot" w:pos="9016"/>
             </w:tabs>
-            <w:jc w:val="both"/>
             <w:rPr>
+              <w:rFonts w:asciiTheme="minorHAnsi" w:eastAsiaTheme="minorEastAsia" w:hAnsiTheme="minorHAnsi" w:cstheme="minorBidi"/>
               <w:noProof/>
             </w:rPr>
           </w:pPr>
-          <w:hyperlink w:anchor="_Toc230724170" w:history="1">
+          <w:hyperlink w:anchor="_Toc230949202" w:history="1">
             <w:r>
               <w:rPr>
                 <w:rStyle w:val="Hipervnculo"/>
@@ -1223,7 +1223,7 @@
                 <w:noProof/>
                 <w:webHidden/>
               </w:rPr>
-              <w:instrText xml:space="preserve"> PAGEREF _Toc230724170 \h </w:instrText>
+              <w:instrText xml:space="preserve"> PAGEREF _Toc230949202 \h </w:instrText>
             </w:r>
             <w:r>
               <w:rPr>
@@ -1243,7 +1243,7 @@
                 <w:noProof/>
                 <w:webHidden/>
               </w:rPr>
-              <w:t>16</w:t>
+              <w:t>18</w:t>
             </w:r>
             <w:r>
               <w:rPr>
@@ -1260,12 +1260,12 @@
             <w:tabs>
               <w:tab w:val="right" w:leader="dot" w:pos="9016"/>
             </w:tabs>
-            <w:jc w:val="both"/>
             <w:rPr>
+              <w:rFonts w:asciiTheme="minorHAnsi" w:eastAsiaTheme="minorEastAsia" w:hAnsiTheme="minorHAnsi" w:cstheme="minorBidi"/>
               <w:noProof/>
             </w:rPr>
           </w:pPr>
-          <w:hyperlink w:anchor="_Toc230724171" w:history="1">
+          <w:hyperlink w:anchor="_Toc230949203" w:history="1">
             <w:r>
               <w:rPr>
                 <w:rStyle w:val="Hipervnculo"/>
@@ -1292,7 +1292,7 @@
                 <w:noProof/>
                 <w:webHidden/>
               </w:rPr>
-              <w:instrText xml:space="preserve"> PAGEREF _Toc230724171 \h </w:instrText>
+              <w:instrText xml:space="preserve"> PAGEREF _Toc230949203 \h </w:instrText>
             </w:r>
             <w:r>
               <w:rPr>
@@ -1312,7 +1312,7 @@
                 <w:noProof/>
                 <w:webHidden/>
               </w:rPr>
-              <w:t>17</w:t>
+              <w:t>19</w:t>
             </w:r>
             <w:r>
               <w:rPr>
@@ -1329,18 +1329,203 @@
             <w:tabs>
               <w:tab w:val="right" w:leader="dot" w:pos="9016"/>
             </w:tabs>
-            <w:jc w:val="both"/>
+            <w:rPr>
+              <w:rFonts w:asciiTheme="minorHAnsi" w:eastAsiaTheme="minorEastAsia" w:hAnsiTheme="minorHAnsi" w:cstheme="minorBidi"/>
+              <w:noProof/>
+            </w:rPr>
+          </w:pPr>
+          <w:hyperlink w:anchor="_Toc230949205" w:history="1">
+            <w:r>
+              <w:rPr>
+                <w:rStyle w:val="Hipervnculo"/>
+                <w:noProof/>
+              </w:rPr>
+              <w:t>5.5 Chat con la IA</w:t>
+            </w:r>
+            <w:r>
+              <w:rPr>
+                <w:noProof/>
+                <w:webHidden/>
+              </w:rPr>
+              <w:tab/>
+            </w:r>
+            <w:r>
+              <w:rPr>
+                <w:noProof/>
+                <w:webHidden/>
+              </w:rPr>
+              <w:fldChar w:fldCharType="begin"/>
+            </w:r>
+            <w:r>
+              <w:rPr>
+                <w:noProof/>
+                <w:webHidden/>
+              </w:rPr>
+              <w:instrText xml:space="preserve"> PAGEREF _Toc230949205 \h </w:instrText>
+            </w:r>
+            <w:r>
+              <w:rPr>
+                <w:noProof/>
+                <w:webHidden/>
+              </w:rPr>
+            </w:r>
+            <w:r>
+              <w:rPr>
+                <w:noProof/>
+                <w:webHidden/>
+              </w:rPr>
+              <w:fldChar w:fldCharType="separate"/>
+            </w:r>
+            <w:r>
+              <w:rPr>
+                <w:noProof/>
+                <w:webHidden/>
+              </w:rPr>
+              <w:t>21</w:t>
+            </w:r>
+            <w:r>
+              <w:rPr>
+                <w:noProof/>
+                <w:webHidden/>
+              </w:rPr>
+              <w:fldChar w:fldCharType="end"/>
+            </w:r>
+          </w:hyperlink>
+        </w:p>
+        <w:bookmarkStart w:id="0" w:name="_GoBack"/>
+        <w:bookmarkEnd w:id="0"/>
+        <w:p>
+          <w:pPr>
+            <w:pStyle w:val="TDC2"/>
+            <w:tabs>
+              <w:tab w:val="right" w:leader="dot" w:pos="9016"/>
+            </w:tabs>
+            <w:rPr>
+              <w:rFonts w:asciiTheme="minorHAnsi" w:eastAsiaTheme="minorEastAsia" w:hAnsiTheme="minorHAnsi" w:cstheme="minorBidi"/>
+              <w:noProof/>
+            </w:rPr>
+          </w:pPr>
+          <w:r>
+            <w:rPr>
+              <w:rStyle w:val="Hipervnculo"/>
+              <w:noProof/>
+            </w:rPr>
+            <w:fldChar w:fldCharType="begin"/>
+          </w:r>
+          <w:r>
+            <w:rPr>
+              <w:rStyle w:val="Hipervnculo"/>
+              <w:noProof/>
+            </w:rPr>
+            <w:instrText xml:space="preserve"> </w:instrText>
+          </w:r>
+          <w:r>
             <w:rPr>
               <w:noProof/>
             </w:rPr>
+            <w:instrText>HYPERLINK \l "_Toc230949207"</w:instrText>
+          </w:r>
+          <w:r>
+            <w:rPr>
+              <w:rStyle w:val="Hipervnculo"/>
+              <w:noProof/>
+            </w:rPr>
+            <w:instrText xml:space="preserve"> </w:instrText>
+          </w:r>
+          <w:r>
+            <w:rPr>
+              <w:rStyle w:val="Hipervnculo"/>
+              <w:noProof/>
+            </w:rPr>
+          </w:r>
+          <w:r>
+            <w:rPr>
+              <w:rStyle w:val="Hipervnculo"/>
+              <w:noProof/>
+            </w:rPr>
+            <w:fldChar w:fldCharType="separate"/>
+          </w:r>
+          <w:r>
+            <w:rPr>
+              <w:rStyle w:val="Hipervnculo"/>
+              <w:noProof/>
+            </w:rPr>
+            <w:t>5.6 Chat general</w:t>
+          </w:r>
+          <w:r>
+            <w:rPr>
+              <w:noProof/>
+              <w:webHidden/>
+            </w:rPr>
+            <w:tab/>
+          </w:r>
+          <w:r>
+            <w:rPr>
+              <w:noProof/>
+              <w:webHidden/>
+            </w:rPr>
+            <w:fldChar w:fldCharType="begin"/>
+          </w:r>
+          <w:r>
+            <w:rPr>
+              <w:noProof/>
+              <w:webHidden/>
+            </w:rPr>
+            <w:instrText xml:space="preserve"> PAGEREF _Toc230949207 \h </w:instrText>
+          </w:r>
+          <w:r>
+            <w:rPr>
+              <w:noProof/>
+              <w:webHidden/>
+            </w:rPr>
+          </w:r>
+          <w:r>
+            <w:rPr>
+              <w:noProof/>
+              <w:webHidden/>
+            </w:rPr>
+            <w:fldChar w:fldCharType="separate"/>
+          </w:r>
+          <w:r>
+            <w:rPr>
+              <w:noProof/>
+              <w:webHidden/>
+            </w:rPr>
+            <w:t>23</w:t>
+          </w:r>
+          <w:r>
+            <w:rPr>
+              <w:noProof/>
+              <w:webHidden/>
+            </w:rPr>
+            <w:fldChar w:fldCharType="end"/>
+          </w:r>
+          <w:r>
+            <w:rPr>
+              <w:rStyle w:val="Hipervnculo"/>
+              <w:noProof/>
+            </w:rPr>
+            <w:fldChar w:fldCharType="end"/>
+          </w:r>
+        </w:p>
+        <w:p>
+          <w:pPr>
+            <w:pStyle w:val="TDC2"/>
+            <w:tabs>
+              <w:tab w:val="right" w:leader="dot" w:pos="9016"/>
+            </w:tabs>
+            <w:rPr>
+              <w:rFonts w:asciiTheme="minorHAnsi" w:eastAsiaTheme="minorEastAsia" w:hAnsiTheme="minorHAnsi" w:cstheme="minorBidi"/>
+              <w:noProof/>
+            </w:rPr>
           </w:pPr>
-          <w:hyperlink w:anchor="_Toc230724172" w:history="1">
+          <w:hyperlink w:anchor="_Toc230949208" w:history="1">
             <w:r>
               <w:rPr>
                 <w:rStyle w:val="Hipervnculo"/>
                 <w:noProof/>
               </w:rPr>
-              <w:t>5.5 Chat con la IA</w:t>
+              <w:t>5.7 Historial de chat</w:t>
             </w:r>
             <w:r>
               <w:rPr>
@@ -1361,7 +1546,7 @@
                 <w:noProof/>
                 <w:webHidden/>
               </w:rPr>
-              <w:instrText xml:space="preserve"> PAGEREF _Toc230724172 \h </w:instrText>
+              <w:instrText xml:space="preserve"> PAGEREF _Toc230949208 \h </w:instrText>
             </w:r>
             <w:r>
               <w:rPr>
@@ -1381,7 +1566,7 @@
                 <w:noProof/>
                 <w:webHidden/>
               </w:rPr>
-              <w:t>18</w:t>
+              <w:t>24</w:t>
             </w:r>
             <w:r>
               <w:rPr>
@@ -1398,18 +1583,18 @@
             <w:tabs>
               <w:tab w:val="right" w:leader="dot" w:pos="9016"/>
             </w:tabs>
-            <w:jc w:val="both"/>
             <w:rPr>
+              <w:rFonts w:asciiTheme="minorHAnsi" w:eastAsiaTheme="minorEastAsia" w:hAnsiTheme="minorHAnsi" w:cstheme="minorBidi"/>
               <w:noProof/>
             </w:rPr>
           </w:pPr>
-          <w:hyperlink w:anchor="_Toc230724173" w:history="1">
+          <w:hyperlink w:anchor="_Toc230949209" w:history="1">
             <w:r>
               <w:rPr>
                 <w:rStyle w:val="Hipervnculo"/>
                 <w:noProof/>
               </w:rPr>
-              <w:t>5.6 Chat general</w:t>
+              <w:t>5.8 Perfil de usuario</w:t>
             </w:r>
             <w:r>
               <w:rPr>
@@ -1430,7 +1615,7 @@
                 <w:noProof/>
                 <w:webHidden/>
               </w:rPr>
-              <w:instrText xml:space="preserve"> PAGEREF _Toc230724173 \h </w:instrText>
+              <w:instrText xml:space="preserve"> PAGEREF _Toc230949209 \h </w:instrText>
             </w:r>
             <w:r>
               <w:rPr>
@@ -1450,7 +1635,145 @@
                 <w:noProof/>
                 <w:webHidden/>
               </w:rPr>
-              <w:t>19</w:t>
+              <w:t>26</w:t>
+            </w:r>
+            <w:r>
+              <w:rPr>
+                <w:noProof/>
+                <w:webHidden/>
+              </w:rPr>
+              <w:fldChar w:fldCharType="end"/>
+            </w:r>
+          </w:hyperlink>
+        </w:p>
+        <w:p>
+          <w:pPr>
+            <w:pStyle w:val="TDC1"/>
+            <w:tabs>
+              <w:tab w:val="right" w:leader="dot" w:pos="9016"/>
+            </w:tabs>
+            <w:rPr>
+              <w:rFonts w:asciiTheme="minorHAnsi" w:eastAsiaTheme="minorEastAsia" w:hAnsiTheme="minorHAnsi" w:cstheme="minorBidi"/>
+              <w:noProof/>
+            </w:rPr>
+          </w:pPr>
+          <w:hyperlink w:anchor="_Toc230949210" w:history="1">
+            <w:r>
+              <w:rPr>
+                <w:rStyle w:val="Hipervnculo"/>
+                <w:noProof/>
+              </w:rPr>
+              <w:t>6. Planificación</w:t>
+            </w:r>
+            <w:r>
+              <w:rPr>
+                <w:noProof/>
+                <w:webHidden/>
+              </w:rPr>
+              <w:tab/>
+            </w:r>
+            <w:r>
+              <w:rPr>
+                <w:noProof/>
+                <w:webHidden/>
+              </w:rPr>
+              <w:fldChar w:fldCharType="begin"/>
+            </w:r>
+            <w:r>
+              <w:rPr>
+                <w:noProof/>
+                <w:webHidden/>
+              </w:rPr>
+              <w:instrText xml:space="preserve"> PAGEREF _Toc230949210 \h </w:instrText>
+            </w:r>
+            <w:r>
+              <w:rPr>
+                <w:noProof/>
+                <w:webHidden/>
+              </w:rPr>
+            </w:r>
+            <w:r>
+              <w:rPr>
+                <w:noProof/>
+                <w:webHidden/>
+              </w:rPr>
+              <w:fldChar w:fldCharType="separate"/>
+            </w:r>
+            <w:r>
+              <w:rPr>
+                <w:noProof/>
+                <w:webHidden/>
+              </w:rPr>
+              <w:t>27</w:t>
+            </w:r>
+            <w:r>
+              <w:rPr>
+                <w:noProof/>
+                <w:webHidden/>
+              </w:rPr>
+              <w:fldChar w:fldCharType="end"/>
+            </w:r>
+          </w:hyperlink>
+        </w:p>
+        <w:p>
+          <w:pPr>
+            <w:pStyle w:val="TDC1"/>
+            <w:tabs>
+              <w:tab w:val="right" w:leader="dot" w:pos="9016"/>
+            </w:tabs>
+            <w:rPr>
+              <w:rFonts w:asciiTheme="minorHAnsi" w:eastAsiaTheme="minorEastAsia" w:hAnsiTheme="minorHAnsi" w:cstheme="minorBidi"/>
+              <w:noProof/>
+            </w:rPr>
+          </w:pPr>
+          <w:hyperlink w:anchor="_Toc230949211" w:history="1">
+            <w:r>
+              <w:rPr>
+                <w:rStyle w:val="Hipervnculo"/>
+                <w:noProof/>
+              </w:rPr>
+              <w:t>7. Gestión de la información y datos</w:t>
+            </w:r>
+            <w:r>
+              <w:rPr>
+                <w:noProof/>
+                <w:webHidden/>
+              </w:rPr>
+              <w:tab/>
+            </w:r>
+            <w:r>
+              <w:rPr>
+                <w:noProof/>
+                <w:webHidden/>
+              </w:rPr>
+              <w:fldChar w:fldCharType="begin"/>
+            </w:r>
+            <w:r>
+              <w:rPr>
+                <w:noProof/>
+                <w:webHidden/>
+              </w:rPr>
+              <w:instrText xml:space="preserve"> PAGEREF _Toc230949211 \h </w:instrText>
+            </w:r>
+            <w:r>
+              <w:rPr>
+                <w:noProof/>
+                <w:webHidden/>
+              </w:rPr>
+            </w:r>
+            <w:r>
+              <w:rPr>
+                <w:noProof/>
+                <w:webHidden/>
+              </w:rPr>
+              <w:fldChar w:fldCharType="separate"/>
+            </w:r>
+            <w:r>
+              <w:rPr>
+                <w:noProof/>
+                <w:webHidden/>
+              </w:rPr>
+              <w:t>28</w:t>
             </w:r>
             <w:r>
               <w:rPr>
@@ -1467,18 +1790,18 @@
             <w:tabs>
               <w:tab w:val="right" w:leader="dot" w:pos="9016"/>
             </w:tabs>
-            <w:jc w:val="both"/>
             <w:rPr>
+              <w:rFonts w:asciiTheme="minorHAnsi" w:eastAsiaTheme="minorEastAsia" w:hAnsiTheme="minorHAnsi" w:cstheme="minorBidi"/>
               <w:noProof/>
             </w:rPr>
           </w:pPr>
-          <w:hyperlink w:anchor="_Toc230724174" w:history="1">
+          <w:hyperlink w:anchor="_Toc230949212" w:history="1">
             <w:r>
               <w:rPr>
                 <w:rStyle w:val="Hipervnculo"/>
                 <w:noProof/>
               </w:rPr>
-              <w:t>5.7 Historial de chat</w:t>
+              <w:t>7.1 Modelo Entidad-Relación</w:t>
             </w:r>
             <w:r>
               <w:rPr>
@@ -1499,7 +1822,7 @@
                 <w:noProof/>
                 <w:webHidden/>
               </w:rPr>
-              <w:instrText xml:space="preserve"> PAGEREF _Toc230724174 \h </w:instrText>
+              <w:instrText xml:space="preserve"> PAGEREF _Toc230949212 \h </w:instrText>
             </w:r>
             <w:r>
               <w:rPr>
@@ -1519,7 +1842,7 @@
                 <w:noProof/>
                 <w:webHidden/>
               </w:rPr>
-              <w:t>20</w:t>
+              <w:t>28</w:t>
             </w:r>
             <w:r>
               <w:rPr>
@@ -1536,18 +1859,18 @@
             <w:tabs>
               <w:tab w:val="right" w:leader="dot" w:pos="9016"/>
             </w:tabs>
-            <w:jc w:val="both"/>
             <w:rPr>
+              <w:rFonts w:asciiTheme="minorHAnsi" w:eastAsiaTheme="minorEastAsia" w:hAnsiTheme="minorHAnsi" w:cstheme="minorBidi"/>
               <w:noProof/>
             </w:rPr>
           </w:pPr>
-          <w:hyperlink w:anchor="_Toc230724175" w:history="1">
+          <w:hyperlink w:anchor="_Toc230949213" w:history="1">
             <w:r>
               <w:rPr>
                 <w:rStyle w:val="Hipervnculo"/>
                 <w:noProof/>
               </w:rPr>
-              <w:t>5.8 Perfil de usuario</w:t>
+              <w:t>7.2 Relaciones</w:t>
             </w:r>
             <w:r>
               <w:rPr>
@@ -1568,7 +1891,7 @@
                 <w:noProof/>
                 <w:webHidden/>
               </w:rPr>
-              <w:instrText xml:space="preserve"> PAGEREF _Toc230724175 \h </w:instrText>
+              <w:instrText xml:space="preserve"> PAGEREF _Toc230949213 \h </w:instrText>
             </w:r>
             <w:r>
               <w:rPr>
@@ -1588,7 +1911,76 @@
                 <w:noProof/>
                 <w:webHidden/>
               </w:rPr>
-              <w:t>21</w:t>
+              <w:t>28</w:t>
+            </w:r>
+            <w:r>
+              <w:rPr>
+                <w:noProof/>
+                <w:webHidden/>
+              </w:rPr>
+              <w:fldChar w:fldCharType="end"/>
+            </w:r>
+          </w:hyperlink>
+        </w:p>
+        <w:p>
+          <w:pPr>
+            <w:pStyle w:val="TDC2"/>
+            <w:tabs>
+              <w:tab w:val="right" w:leader="dot" w:pos="9016"/>
+            </w:tabs>
+            <w:rPr>
+              <w:rFonts w:asciiTheme="minorHAnsi" w:eastAsiaTheme="minorEastAsia" w:hAnsiTheme="minorHAnsi" w:cstheme="minorBidi"/>
+              <w:noProof/>
+            </w:rPr>
+          </w:pPr>
+          <w:hyperlink w:anchor="_Toc230949214" w:history="1">
+            <w:r>
+              <w:rPr>
+                <w:rStyle w:val="Hipervnculo"/>
+                <w:noProof/>
+              </w:rPr>
+              <w:t>7.3 ChromaDB</w:t>
+            </w:r>
+            <w:r>
+              <w:rPr>
+                <w:noProof/>
+                <w:webHidden/>
+              </w:rPr>
+              <w:tab/>
+            </w:r>
+            <w:r>
+              <w:rPr>
+                <w:noProof/>
+                <w:webHidden/>
+              </w:rPr>
+              <w:fldChar w:fldCharType="begin"/>
+            </w:r>
+            <w:r>
+              <w:rPr>
+                <w:noProof/>
+                <w:webHidden/>
+              </w:rPr>
+              <w:instrText xml:space="preserve"> PAGEREF _Toc230949214 \h </w:instrText>
+            </w:r>
+            <w:r>
+              <w:rPr>
+                <w:noProof/>
+                <w:webHidden/>
+              </w:rPr>
+            </w:r>
+            <w:r>
+              <w:rPr>
+                <w:noProof/>
+                <w:webHidden/>
+              </w:rPr>
+              <w:fldChar w:fldCharType="separate"/>
+            </w:r>
+            <w:r>
+              <w:rPr>
+                <w:noProof/>
+                <w:webHidden/>
+              </w:rPr>
+              <w:t>29</w:t>
             </w:r>
             <w:r>
               <w:rPr>
@@ -1605,18 +1997,18 @@
             <w:tabs>
               <w:tab w:val="right" w:leader="dot" w:pos="9016"/>
             </w:tabs>
-            <w:jc w:val="both"/>
             <w:rPr>
+              <w:rFonts w:asciiTheme="minorHAnsi" w:eastAsiaTheme="minorEastAsia" w:hAnsiTheme="minorHAnsi" w:cstheme="minorBidi"/>
               <w:noProof/>
             </w:rPr>
           </w:pPr>
-          <w:hyperlink w:anchor="_Toc230724176" w:history="1">
+          <w:hyperlink w:anchor="_Toc230949215" w:history="1">
             <w:r>
               <w:rPr>
                 <w:rStyle w:val="Hipervnculo"/>
                 <w:noProof/>
               </w:rPr>
-              <w:t>6. Planificación</w:t>
+              <w:t>8. Conclusiones</w:t>
             </w:r>
             <w:r>
               <w:rPr>
@@ -1637,7 +2029,7 @@
                 <w:noProof/>
                 <w:webHidden/>
               </w:rPr>
-              <w:instrText xml:space="preserve"> PAGEREF _Toc230724176 \h </w:instrText>
+              <w:instrText xml:space="preserve"> PAGEREF _Toc230949215 \h </w:instrText>
             </w:r>
             <w:r>
               <w:rPr>
@@ -1657,7 +2049,145 @@
                 <w:noProof/>
                 <w:webHidden/>
               </w:rPr>
-              <w:t>23</w:t>
+              <w:t>30</w:t>
+            </w:r>
+            <w:r>
+              <w:rPr>
+                <w:noProof/>
+                <w:webHidden/>
+              </w:rPr>
+              <w:fldChar w:fldCharType="end"/>
+            </w:r>
+          </w:hyperlink>
+        </w:p>
+        <w:p>
+          <w:pPr>
+            <w:pStyle w:val="TDC2"/>
+            <w:tabs>
+              <w:tab w:val="right" w:leader="dot" w:pos="9016"/>
+            </w:tabs>
+            <w:rPr>
+              <w:rFonts w:asciiTheme="minorHAnsi" w:eastAsiaTheme="minorEastAsia" w:hAnsiTheme="minorHAnsi" w:cstheme="minorBidi"/>
+              <w:noProof/>
+            </w:rPr>
+          </w:pPr>
+          <w:hyperlink w:anchor="_Toc230949216" w:history="1">
+            <w:r>
+              <w:rPr>
+                <w:rStyle w:val="Hipervnculo"/>
+                <w:noProof/>
+              </w:rPr>
+              <w:t>8.1 Dificultades encontradas</w:t>
+            </w:r>
+            <w:r>
+              <w:rPr>
+                <w:noProof/>
+                <w:webHidden/>
+              </w:rPr>
+              <w:tab/>
+            </w:r>
+            <w:r>
+              <w:rPr>
+                <w:noProof/>
+                <w:webHidden/>
+              </w:rPr>
+              <w:fldChar w:fldCharType="begin"/>
+            </w:r>
+            <w:r>
+              <w:rPr>
+                <w:noProof/>
+                <w:webHidden/>
+              </w:rPr>
+              <w:instrText xml:space="preserve"> PAGEREF _Toc230949216 \h </w:instrText>
+            </w:r>
+            <w:r>
+              <w:rPr>
+                <w:noProof/>
+                <w:webHidden/>
+              </w:rPr>
+            </w:r>
+            <w:r>
+              <w:rPr>
+                <w:noProof/>
+                <w:webHidden/>
+              </w:rPr>
+              <w:fldChar w:fldCharType="separate"/>
+            </w:r>
+            <w:r>
+              <w:rPr>
+                <w:noProof/>
+                <w:webHidden/>
+              </w:rPr>
+              <w:t>30</w:t>
+            </w:r>
+            <w:r>
+              <w:rPr>
+                <w:noProof/>
+                <w:webHidden/>
+              </w:rPr>
+              <w:fldChar w:fldCharType="end"/>
+            </w:r>
+          </w:hyperlink>
+        </w:p>
+        <w:p>
+          <w:pPr>
+            <w:pStyle w:val="TDC2"/>
+            <w:tabs>
+              <w:tab w:val="right" w:leader="dot" w:pos="9016"/>
+            </w:tabs>
+            <w:rPr>
+              <w:rFonts w:asciiTheme="minorHAnsi" w:eastAsiaTheme="minorEastAsia" w:hAnsiTheme="minorHAnsi" w:cstheme="minorBidi"/>
+              <w:noProof/>
+            </w:rPr>
+          </w:pPr>
+          <w:hyperlink w:anchor="_Toc230949217" w:history="1">
+            <w:r>
+              <w:rPr>
+                <w:rStyle w:val="Hipervnculo"/>
+                <w:noProof/>
+              </w:rPr>
+              <w:t>8.2 Trabajo futuro</w:t>
+            </w:r>
+            <w:r>
+              <w:rPr>
+                <w:noProof/>
+                <w:webHidden/>
+              </w:rPr>
+              <w:tab/>
+            </w:r>
+            <w:r>
+              <w:rPr>
+                <w:noProof/>
+                <w:webHidden/>
+              </w:rPr>
+              <w:fldChar w:fldCharType="begin"/>
+            </w:r>
+            <w:r>
+              <w:rPr>
+                <w:noProof/>
+                <w:webHidden/>
+              </w:rPr>
+              <w:instrText xml:space="preserve"> PAGEREF _Toc230949217 \h </w:instrText>
+            </w:r>
+            <w:r>
+              <w:rPr>
+                <w:noProof/>
+                <w:webHidden/>
+              </w:rPr>
+            </w:r>
+            <w:r>
+              <w:rPr>
+                <w:noProof/>
+                <w:webHidden/>
+              </w:rPr>
+              <w:fldChar w:fldCharType="separate"/>
+            </w:r>
+            <w:r>
+              <w:rPr>
+                <w:noProof/>
+                <w:webHidden/>
+              </w:rPr>
+              <w:t>31</w:t>
             </w:r>
             <w:r>
               <w:rPr>
@@ -1674,18 +2204,18 @@
             <w:tabs>
               <w:tab w:val="right" w:leader="dot" w:pos="9016"/>
             </w:tabs>
-            <w:jc w:val="both"/>
             <w:rPr>
+              <w:rFonts w:asciiTheme="minorHAnsi" w:eastAsiaTheme="minorEastAsia" w:hAnsiTheme="minorHAnsi" w:cstheme="minorBidi"/>
               <w:noProof/>
             </w:rPr>
           </w:pPr>
-          <w:hyperlink w:anchor="_Toc230724177" w:history="1">
+          <w:hyperlink w:anchor="_Toc230949218" w:history="1">
             <w:r>
               <w:rPr>
                 <w:rStyle w:val="Hipervnculo"/>
                 <w:noProof/>
               </w:rPr>
-              <w:t>7. Gestión de la información y datos</w:t>
+              <w:t>9. Otros</w:t>
             </w:r>
             <w:r>
               <w:rPr>
@@ -1706,7 +2236,7 @@
                 <w:noProof/>
                 <w:webHidden/>
               </w:rPr>
-              <w:instrText xml:space="preserve"> PAGEREF _Toc230724177 \h </w:instrText>
+              <w:instrText xml:space="preserve"> PAGEREF _Toc230949218 \h </w:instrText>
             </w:r>
             <w:r>
               <w:rPr>
@@ -1726,7 +2256,7 @@
                 <w:noProof/>
                 <w:webHidden/>
               </w:rPr>
-              <w:t>24</w:t>
+              <w:t>32</w:t>
             </w:r>
             <w:r>
               <w:rPr>
@@ -1743,18 +2273,18 @@
             <w:tabs>
               <w:tab w:val="right" w:leader="dot" w:pos="9016"/>
             </w:tabs>
-            <w:jc w:val="both"/>
             <w:rPr>
+              <w:rFonts w:asciiTheme="minorHAnsi" w:eastAsiaTheme="minorEastAsia" w:hAnsiTheme="minorHAnsi" w:cstheme="minorBidi"/>
               <w:noProof/>
             </w:rPr>
           </w:pPr>
-          <w:hyperlink w:anchor="_Toc230724178" w:history="1">
+          <w:hyperlink w:anchor="_Toc230949219" w:history="1">
             <w:r>
               <w:rPr>
                 <w:rStyle w:val="Hipervnculo"/>
                 <w:noProof/>
               </w:rPr>
-              <w:t>7.1 Modelo Entidad-Relación</w:t>
+              <w:t>9.1 Autor</w:t>
             </w:r>
             <w:r>
               <w:rPr>
@@ -1775,7 +2305,7 @@
                 <w:noProof/>
                 <w:webHidden/>
               </w:rPr>
-              <w:instrText xml:space="preserve"> PAGEREF _Toc230724178 \h </w:instrText>
+              <w:instrText xml:space="preserve"> PAGEREF _Toc230949219 \h </w:instrText>
             </w:r>
             <w:r>
               <w:rPr>
@@ -1795,7 +2325,7 @@
                 <w:noProof/>
                 <w:webHidden/>
               </w:rPr>
-              <w:t>24</w:t>
+              <w:t>32</w:t>
             </w:r>
             <w:r>
               <w:rPr>
@@ -1812,18 +2342,18 @@
             <w:tabs>
               <w:tab w:val="right" w:leader="dot" w:pos="9016"/>
             </w:tabs>
-            <w:jc w:val="both"/>
             <w:rPr>
+              <w:rFonts w:asciiTheme="minorHAnsi" w:eastAsiaTheme="minorEastAsia" w:hAnsiTheme="minorHAnsi" w:cstheme="minorBidi"/>
               <w:noProof/>
             </w:rPr>
           </w:pPr>
-          <w:hyperlink w:anchor="_Toc230724179" w:history="1">
+          <w:hyperlink w:anchor="_Toc230949220" w:history="1">
             <w:r>
               <w:rPr>
                 <w:rStyle w:val="Hipervnculo"/>
                 <w:noProof/>
               </w:rPr>
-              <w:t>7.2 Relaciones</w:t>
+              <w:t>9.2 Tecnologías utilizadas</w:t>
             </w:r>
             <w:r>
               <w:rPr>
@@ -1844,7 +2374,7 @@
                 <w:noProof/>
                 <w:webHidden/>
               </w:rPr>
-              <w:instrText xml:space="preserve"> PAGEREF _Toc230724179 \h </w:instrText>
+              <w:instrText xml:space="preserve"> PAGEREF _Toc230949220 \h </w:instrText>
             </w:r>
             <w:r>
               <w:rPr>
@@ -1864,7 +2394,7 @@
                 <w:noProof/>
                 <w:webHidden/>
               </w:rPr>
-              <w:t>24</w:t>
+              <w:t>32</w:t>
             </w:r>
             <w:r>
               <w:rPr>
@@ -1881,18 +2411,18 @@
             <w:tabs>
               <w:tab w:val="right" w:leader="dot" w:pos="9016"/>
             </w:tabs>
-            <w:jc w:val="both"/>
             <w:rPr>
+              <w:rFonts w:asciiTheme="minorHAnsi" w:eastAsiaTheme="minorEastAsia" w:hAnsiTheme="minorHAnsi" w:cstheme="minorBidi"/>
               <w:noProof/>
             </w:rPr>
           </w:pPr>
-          <w:hyperlink w:anchor="_Toc230724180" w:history="1">
+          <w:hyperlink w:anchor="_Toc230949221" w:history="1">
             <w:r>
               <w:rPr>
                 <w:rStyle w:val="Hipervnculo"/>
                 <w:noProof/>
               </w:rPr>
-              <w:t>7.3 ChromaDB</w:t>
+              <w:t>9.3 Licencia</w:t>
             </w:r>
             <w:r>
               <w:rPr>
@@ -1913,7 +2443,7 @@
                 <w:noProof/>
                 <w:webHidden/>
               </w:rPr>
-              <w:instrText xml:space="preserve"> PAGEREF _Toc230724180 \h </w:instrText>
+              <w:instrText xml:space="preserve"> PAGEREF _Toc230949221 \h </w:instrText>
             </w:r>
             <w:r>
               <w:rPr>
@@ -1933,76 +2463,7 @@
                 <w:noProof/>
                 <w:webHidden/>
               </w:rPr>
-              <w:t>25</w:t>
-            </w:r>
-            <w:r>
-              <w:rPr>
-                <w:noProof/>
-                <w:webHidden/>
-              </w:rPr>
-              <w:fldChar w:fldCharType="end"/>
-            </w:r>
-          </w:hyperlink>
-        </w:p>
-        <w:p>
-          <w:pPr>
-            <w:pStyle w:val="TDC1"/>
-            <w:tabs>
-              <w:tab w:val="right" w:leader="dot" w:pos="9016"/>
-            </w:tabs>
-            <w:jc w:val="both"/>
-            <w:rPr>
-              <w:noProof/>
-            </w:rPr>
-          </w:pPr>
-          <w:hyperlink w:anchor="_Toc230724181" w:history="1">
-            <w:r>
-              <w:rPr>
-                <w:rStyle w:val="Hipervnculo"/>
-                <w:noProof/>
-              </w:rPr>
-              <w:t>8. Conclusiones</w:t>
-            </w:r>
-            <w:r>
-              <w:rPr>
-                <w:noProof/>
-                <w:webHidden/>
-              </w:rPr>
-              <w:tab/>
-            </w:r>
-            <w:r>
-              <w:rPr>
-                <w:noProof/>
-                <w:webHidden/>
-              </w:rPr>
-              <w:fldChar w:fldCharType="begin"/>
-            </w:r>
-            <w:r>
-              <w:rPr>
-                <w:noProof/>
-                <w:webHidden/>
-              </w:rPr>
-              <w:instrText xml:space="preserve"> PAGEREF _Toc230724181 \h </w:instrText>
-            </w:r>
-            <w:r>
-              <w:rPr>
-                <w:noProof/>
-                <w:webHidden/>
-              </w:rPr>
-            </w:r>
-            <w:r>
-              <w:rPr>
-                <w:noProof/>
-                <w:webHidden/>
-              </w:rPr>
-              <w:fldChar w:fldCharType="separate"/>
-            </w:r>
-            <w:r>
-              <w:rPr>
-                <w:noProof/>
-                <w:webHidden/>
-              </w:rPr>
-              <w:t>26</w:t>
+              <w:t>32</w:t>
             </w:r>
             <w:r>
               <w:rPr>
@@ -2019,18 +2480,18 @@
             <w:tabs>
               <w:tab w:val="right" w:leader="dot" w:pos="9016"/>
             </w:tabs>
-            <w:jc w:val="both"/>
             <w:rPr>
+              <w:rFonts w:asciiTheme="minorHAnsi" w:eastAsiaTheme="minorEastAsia" w:hAnsiTheme="minorHAnsi" w:cstheme="minorBidi"/>
               <w:noProof/>
             </w:rPr>
           </w:pPr>
-          <w:hyperlink w:anchor="_Toc230724182" w:history="1">
+          <w:hyperlink w:anchor="_Toc230949222" w:history="1">
             <w:r>
               <w:rPr>
                 <w:rStyle w:val="Hipervnculo"/>
                 <w:noProof/>
               </w:rPr>
-              <w:t>8.1 Dificultades encontradas</w:t>
+              <w:t>9.4 Agradecimientos</w:t>
             </w:r>
             <w:r>
               <w:rPr>
@@ -2051,7 +2512,7 @@
                 <w:noProof/>
                 <w:webHidden/>
               </w:rPr>
-              <w:instrText xml:space="preserve"> PAGEREF _Toc230724182 \h </w:instrText>
+              <w:instrText xml:space="preserve"> PAGEREF _Toc230949222 \h </w:instrText>
             </w:r>
             <w:r>
               <w:rPr>
@@ -2071,421 +2532,7 @@
                 <w:noProof/>
                 <w:webHidden/>
               </w:rPr>
-              <w:t>26</w:t>
-            </w:r>
-            <w:r>
-              <w:rPr>
-                <w:noProof/>
-                <w:webHidden/>
-              </w:rPr>
-              <w:fldChar w:fldCharType="end"/>
-            </w:r>
-          </w:hyperlink>
-        </w:p>
-        <w:p>
-          <w:pPr>
-            <w:pStyle w:val="TDC2"/>
-            <w:tabs>
-              <w:tab w:val="right" w:leader="dot" w:pos="9016"/>
-            </w:tabs>
-            <w:jc w:val="both"/>
-            <w:rPr>
-              <w:noProof/>
-            </w:rPr>
-          </w:pPr>
-          <w:hyperlink w:anchor="_Toc230724183" w:history="1">
-            <w:r>
-              <w:rPr>
-                <w:rStyle w:val="Hipervnculo"/>
-                <w:noProof/>
-              </w:rPr>
-              <w:t>8.2 Trabajo futuro</w:t>
-            </w:r>
-            <w:r>
-              <w:rPr>
-                <w:noProof/>
-                <w:webHidden/>
-              </w:rPr>
-              <w:tab/>
-            </w:r>
-            <w:r>
-              <w:rPr>
-                <w:noProof/>
-                <w:webHidden/>
-              </w:rPr>
-              <w:fldChar w:fldCharType="begin"/>
-            </w:r>
-            <w:r>
-              <w:rPr>
-                <w:noProof/>
-                <w:webHidden/>
-              </w:rPr>
-              <w:instrText xml:space="preserve"> PAGEREF _Toc230724183 \h </w:instrText>
-            </w:r>
-            <w:r>
-              <w:rPr>
-                <w:noProof/>
-                <w:webHidden/>
-              </w:rPr>
-            </w:r>
-            <w:r>
-              <w:rPr>
-                <w:noProof/>
-                <w:webHidden/>
-              </w:rPr>
-              <w:fldChar w:fldCharType="separate"/>
-            </w:r>
-            <w:r>
-              <w:rPr>
-                <w:noProof/>
-                <w:webHidden/>
-              </w:rPr>
-              <w:t>27</w:t>
-            </w:r>
-            <w:r>
-              <w:rPr>
-                <w:noProof/>
-                <w:webHidden/>
-              </w:rPr>
-              <w:fldChar w:fldCharType="end"/>
-            </w:r>
-          </w:hyperlink>
-        </w:p>
-        <w:p>
-          <w:pPr>
-            <w:pStyle w:val="TDC1"/>
-            <w:tabs>
-              <w:tab w:val="right" w:leader="dot" w:pos="9016"/>
-            </w:tabs>
-            <w:jc w:val="both"/>
-            <w:rPr>
-              <w:noProof/>
-            </w:rPr>
-          </w:pPr>
-          <w:hyperlink w:anchor="_Toc230724184" w:history="1">
-            <w:r>
-              <w:rPr>
-                <w:rStyle w:val="Hipervnculo"/>
-                <w:noProof/>
-              </w:rPr>
-              <w:t>9. Otros</w:t>
-            </w:r>
-            <w:r>
-              <w:rPr>
-                <w:noProof/>
-                <w:webHidden/>
-              </w:rPr>
-              <w:tab/>
-            </w:r>
-            <w:r>
-              <w:rPr>
-                <w:noProof/>
-                <w:webHidden/>
-              </w:rPr>
-              <w:fldChar w:fldCharType="begin"/>
-            </w:r>
-            <w:r>
-              <w:rPr>
-                <w:noProof/>
-                <w:webHidden/>
-              </w:rPr>
-              <w:instrText xml:space="preserve"> PAGEREF _Toc230724184 \h </w:instrText>
-            </w:r>
-            <w:r>
-              <w:rPr>
-                <w:noProof/>
-                <w:webHidden/>
-              </w:rPr>
-            </w:r>
-            <w:r>
-              <w:rPr>
-                <w:noProof/>
-                <w:webHidden/>
-              </w:rPr>
-              <w:fldChar w:fldCharType="separate"/>
-            </w:r>
-            <w:r>
-              <w:rPr>
-                <w:noProof/>
-                <w:webHidden/>
-              </w:rPr>
-              <w:t>28</w:t>
-            </w:r>
-            <w:r>
-              <w:rPr>
-                <w:noProof/>
-                <w:webHidden/>
-              </w:rPr>
-              <w:fldChar w:fldCharType="end"/>
-            </w:r>
-          </w:hyperlink>
-        </w:p>
-        <w:p>
-          <w:pPr>
-            <w:pStyle w:val="TDC2"/>
-            <w:tabs>
-              <w:tab w:val="right" w:leader="dot" w:pos="9016"/>
-            </w:tabs>
-            <w:jc w:val="both"/>
-            <w:rPr>
-              <w:noProof/>
-            </w:rPr>
-          </w:pPr>
-          <w:hyperlink w:anchor="_Toc230724185" w:history="1">
-            <w:r>
-              <w:rPr>
-                <w:rStyle w:val="Hipervnculo"/>
-                <w:noProof/>
-              </w:rPr>
-              <w:t>9.1 Autor</w:t>
-            </w:r>
-            <w:r>
-              <w:rPr>
-                <w:noProof/>
-                <w:webHidden/>
-              </w:rPr>
-              <w:tab/>
-            </w:r>
-            <w:r>
-              <w:rPr>
-                <w:noProof/>
-                <w:webHidden/>
-              </w:rPr>
-              <w:fldChar w:fldCharType="begin"/>
-            </w:r>
-            <w:r>
-              <w:rPr>
-                <w:noProof/>
-                <w:webHidden/>
-              </w:rPr>
-              <w:instrText xml:space="preserve"> PAGEREF _Toc230724185 \h </w:instrText>
-            </w:r>
-            <w:r>
-              <w:rPr>
-                <w:noProof/>
-                <w:webHidden/>
-              </w:rPr>
-            </w:r>
-            <w:r>
-              <w:rPr>
-                <w:noProof/>
-                <w:webHidden/>
-              </w:rPr>
-              <w:fldChar w:fldCharType="separate"/>
-            </w:r>
-            <w:r>
-              <w:rPr>
-                <w:noProof/>
-                <w:webHidden/>
-              </w:rPr>
-              <w:t>28</w:t>
-            </w:r>
-            <w:r>
-              <w:rPr>
-                <w:noProof/>
-                <w:webHidden/>
-              </w:rPr>
-              <w:fldChar w:fldCharType="end"/>
-            </w:r>
-          </w:hyperlink>
-        </w:p>
-        <w:p>
-          <w:pPr>
-            <w:pStyle w:val="TDC2"/>
-            <w:tabs>
-              <w:tab w:val="right" w:leader="dot" w:pos="9016"/>
-            </w:tabs>
-            <w:jc w:val="both"/>
-            <w:rPr>
-              <w:noProof/>
-            </w:rPr>
-          </w:pPr>
-          <w:hyperlink w:anchor="_Toc230724186" w:history="1">
-            <w:r>
-              <w:rPr>
-                <w:rStyle w:val="Hipervnculo"/>
-                <w:noProof/>
-              </w:rPr>
-              <w:t>9.2 Tecnologías utilizadas</w:t>
-            </w:r>
-            <w:r>
-              <w:rPr>
-                <w:noProof/>
-                <w:webHidden/>
-              </w:rPr>
-              <w:tab/>
-            </w:r>
-            <w:r>
-              <w:rPr>
-                <w:noProof/>
-                <w:webHidden/>
-              </w:rPr>
-              <w:fldChar w:fldCharType="begin"/>
-            </w:r>
-            <w:r>
-              <w:rPr>
-                <w:noProof/>
-                <w:webHidden/>
-              </w:rPr>
-              <w:instrText xml:space="preserve"> PAGEREF _Toc230724186 \h </w:instrText>
-            </w:r>
-            <w:r>
-              <w:rPr>
-                <w:noProof/>
-                <w:webHidden/>
-              </w:rPr>
-            </w:r>
-            <w:r>
-              <w:rPr>
-                <w:noProof/>
-                <w:webHidden/>
-              </w:rPr>
-              <w:fldChar w:fldCharType="separate"/>
-            </w:r>
-            <w:r>
-              <w:rPr>
-                <w:noProof/>
-                <w:webHidden/>
-              </w:rPr>
-              <w:t>28</w:t>
-            </w:r>
-            <w:r>
-              <w:rPr>
-                <w:noProof/>
-                <w:webHidden/>
-              </w:rPr>
-              <w:fldChar w:fldCharType="end"/>
-            </w:r>
-          </w:hyperlink>
-        </w:p>
-        <w:p>
-          <w:pPr>
-            <w:pStyle w:val="TDC2"/>
-            <w:tabs>
-              <w:tab w:val="right" w:leader="dot" w:pos="9016"/>
-            </w:tabs>
-            <w:jc w:val="both"/>
-            <w:rPr>
-              <w:noProof/>
-            </w:rPr>
-          </w:pPr>
-          <w:hyperlink w:anchor="_Toc230724187" w:history="1">
-            <w:r>
-              <w:rPr>
-                <w:rStyle w:val="Hipervnculo"/>
-                <w:noProof/>
-              </w:rPr>
-              <w:t>9.3 Licencia</w:t>
-            </w:r>
-            <w:r>
-              <w:rPr>
-                <w:noProof/>
-                <w:webHidden/>
-              </w:rPr>
-              <w:tab/>
-            </w:r>
-            <w:r>
-              <w:rPr>
-                <w:noProof/>
-                <w:webHidden/>
-              </w:rPr>
-              <w:fldChar w:fldCharType="begin"/>
-            </w:r>
-            <w:r>
-              <w:rPr>
-                <w:noProof/>
-                <w:webHidden/>
-              </w:rPr>
-              <w:instrText xml:space="preserve"> PAGEREF _Toc230724187 \h </w:instrText>
-            </w:r>
-            <w:r>
-              <w:rPr>
-                <w:noProof/>
-                <w:webHidden/>
-              </w:rPr>
-            </w:r>
-            <w:r>
-              <w:rPr>
-                <w:noProof/>
-                <w:webHidden/>
-              </w:rPr>
-              <w:fldChar w:fldCharType="separate"/>
-            </w:r>
-            <w:r>
-              <w:rPr>
-                <w:noProof/>
-                <w:webHidden/>
-              </w:rPr>
-              <w:t>28</w:t>
-            </w:r>
-            <w:r>
-              <w:rPr>
-                <w:noProof/>
-                <w:webHidden/>
-              </w:rPr>
-              <w:fldChar w:fldCharType="end"/>
-            </w:r>
-          </w:hyperlink>
-        </w:p>
-        <w:p>
-          <w:pPr>
-            <w:pStyle w:val="TDC2"/>
-            <w:tabs>
-              <w:tab w:val="right" w:leader="dot" w:pos="9016"/>
-            </w:tabs>
-            <w:jc w:val="both"/>
-            <w:rPr>
-              <w:noProof/>
-            </w:rPr>
-          </w:pPr>
-          <w:hyperlink w:anchor="_Toc230724188" w:history="1">
-            <w:r>
-              <w:rPr>
-                <w:rStyle w:val="Hipervnculo"/>
-                <w:noProof/>
-              </w:rPr>
-              <w:t>9.4 Agradecimientos</w:t>
-            </w:r>
-            <w:r>
-              <w:rPr>
-                <w:noProof/>
-                <w:webHidden/>
-              </w:rPr>
-              <w:tab/>
-            </w:r>
-            <w:r>
-              <w:rPr>
-                <w:noProof/>
-                <w:webHidden/>
-              </w:rPr>
-              <w:fldChar w:fldCharType="begin"/>
-            </w:r>
-            <w:r>
-              <w:rPr>
-                <w:noProof/>
-                <w:webHidden/>
-              </w:rPr>
-              <w:instrText xml:space="preserve"> PAGEREF _Toc230724188 \h </w:instrText>
-            </w:r>
-            <w:r>
-              <w:rPr>
-                <w:noProof/>
-                <w:webHidden/>
-              </w:rPr>
-            </w:r>
-            <w:r>
-              <w:rPr>
-                <w:noProof/>
-                <w:webHidden/>
-              </w:rPr>
-              <w:fldChar w:fldCharType="separate"/>
-            </w:r>
-            <w:r>
-              <w:rPr>
-                <w:noProof/>
-                <w:webHidden/>
-              </w:rPr>
-              <w:t>29</w:t>
+              <w:t>32</w:t>
             </w:r>
             <w:r>
               <w:rPr>
@@ -2523,12 +2570,12 @@
         <w:pStyle w:val="Ttulo1"/>
         <w:jc w:val="both"/>
       </w:pPr>
-      <w:bookmarkStart w:id="0" w:name="_Toc230724155"/>
+      <w:bookmarkStart w:id="1" w:name="_Toc230949186"/>
       <w:r>
         <w:lastRenderedPageBreak/>
         <w:t>1. Introducción</w:t>
       </w:r>
-      <w:bookmarkEnd w:id="0"/>
+      <w:bookmarkEnd w:id="1"/>
     </w:p>
     <w:p>
       <w:pPr>
@@ -2720,23 +2767,23 @@
         <w:pStyle w:val="Ttulo1"/>
         <w:jc w:val="both"/>
       </w:pPr>
-      <w:bookmarkStart w:id="1" w:name="_Toc230724156"/>
+      <w:bookmarkStart w:id="2" w:name="_Toc230949187"/>
       <w:r>
         <w:lastRenderedPageBreak/>
         <w:t>2. Objetivos</w:t>
       </w:r>
-      <w:bookmarkEnd w:id="1"/>
+      <w:bookmarkEnd w:id="2"/>
     </w:p>
     <w:p>
       <w:pPr>
         <w:pStyle w:val="Ttulo2"/>
         <w:jc w:val="both"/>
       </w:pPr>
-      <w:bookmarkStart w:id="2" w:name="_Toc230724157"/>
+      <w:bookmarkStart w:id="3" w:name="_Toc230949188"/>
       <w:r>
         <w:t>2.1 Objetivos generales</w:t>
       </w:r>
-      <w:bookmarkEnd w:id="2"/>
+      <w:bookmarkEnd w:id="3"/>
     </w:p>
     <w:p>
       <w:pPr>
@@ -2855,11 +2902,11 @@
         <w:pStyle w:val="Ttulo2"/>
         <w:jc w:val="both"/>
       </w:pPr>
-      <w:bookmarkStart w:id="3" w:name="_Toc230724158"/>
+      <w:bookmarkStart w:id="4" w:name="_Toc230949189"/>
       <w:r>
         <w:t>2.2 Objetivos específicos</w:t>
       </w:r>
-      <w:bookmarkEnd w:id="3"/>
+      <w:bookmarkEnd w:id="4"/>
     </w:p>
     <w:p>
       <w:pPr>
@@ -3116,23 +3163,23 @@
         <w:pStyle w:val="Ttulo1"/>
         <w:jc w:val="both"/>
       </w:pPr>
-      <w:bookmarkStart w:id="4" w:name="_Toc230724159"/>
+      <w:bookmarkStart w:id="5" w:name="_Toc230949190"/>
       <w:r>
         <w:lastRenderedPageBreak/>
         <w:t>3. Análisis y especificación de requisitos</w:t>
       </w:r>
-      <w:bookmarkEnd w:id="4"/>
+      <w:bookmarkEnd w:id="5"/>
     </w:p>
     <w:p>
       <w:pPr>
         <w:pStyle w:val="Ttulo2"/>
         <w:jc w:val="both"/>
       </w:pPr>
-      <w:bookmarkStart w:id="5" w:name="_Toc230724160"/>
+      <w:bookmarkStart w:id="6" w:name="_Toc230949191"/>
       <w:r>
         <w:t>3.1 Requisitos funcionales</w:t>
       </w:r>
-      <w:bookmarkEnd w:id="5"/>
+      <w:bookmarkEnd w:id="6"/>
     </w:p>
     <w:p>
       <w:pPr>
@@ -3419,11 +3466,11 @@
         <w:pStyle w:val="Ttulo2"/>
         <w:jc w:val="both"/>
       </w:pPr>
-      <w:bookmarkStart w:id="6" w:name="_Toc230724161"/>
+      <w:bookmarkStart w:id="7" w:name="_Toc230949192"/>
       <w:r>
         <w:t>3.2 Requisitos no funcionales</w:t>
       </w:r>
-      <w:bookmarkEnd w:id="6"/>
+      <w:bookmarkEnd w:id="7"/>
     </w:p>
     <w:p>
       <w:pPr>
@@ -3636,12 +3683,12 @@
         <w:pStyle w:val="Ttulo2"/>
         <w:jc w:val="both"/>
       </w:pPr>
-      <w:bookmarkStart w:id="7" w:name="_Toc230724162"/>
+      <w:bookmarkStart w:id="8" w:name="_Toc230949193"/>
       <w:r>
         <w:lastRenderedPageBreak/>
         <w:t>3.3 Casos de uso</w:t>
       </w:r>
-      <w:bookmarkEnd w:id="7"/>
+      <w:bookmarkEnd w:id="8"/>
     </w:p>
     <w:p>
       <w:pPr>
@@ -4655,6 +4702,9 @@
         <w:jc w:val="both"/>
       </w:pPr>
       <w:r>
+        <w:rPr>
+          <w:noProof/>
+        </w:rPr>
         <w:drawing>
           <wp:inline distT="0" distB="0" distL="0" distR="0" wp14:anchorId="425C746E" wp14:editId="3F3FBEA4">
             <wp:extent cx="5731510" cy="5574030"/>
@@ -4698,10 +4748,7 @@
         <w:jc w:val="both"/>
       </w:pPr>
       <w:r>
-        <w:t>La figura anterior muestra el diagrama de casos de uso del sistema IAMDEX, donde se representan las interacciones entre el usuario y el sistema agr</w:t>
-      </w:r>
-      <w:r>
-        <w:t>upadas por categoría funcional.</w:t>
+        <w:t>La figura anterior muestra el diagrama de casos de uso del sistema IAMDEX, donde se representan las interacciones entre el usuario y el sistema agrupadas por categoría funcional.</w:t>
       </w:r>
     </w:p>
     <w:p>
@@ -4717,12 +4764,12 @@
         <w:pStyle w:val="Ttulo1"/>
         <w:jc w:val="both"/>
       </w:pPr>
-      <w:bookmarkStart w:id="8" w:name="_Toc230724163"/>
+      <w:bookmarkStart w:id="9" w:name="_Toc230949194"/>
       <w:r>
         <w:lastRenderedPageBreak/>
         <w:t>4. Manual de instalación</w:t>
       </w:r>
-      <w:bookmarkEnd w:id="8"/>
+      <w:bookmarkEnd w:id="9"/>
     </w:p>
     <w:p>
       <w:pPr>
@@ -4776,11 +4823,11 @@
         <w:pStyle w:val="Ttulo2"/>
         <w:jc w:val="both"/>
       </w:pPr>
-      <w:bookmarkStart w:id="9" w:name="_Toc230724164"/>
+      <w:bookmarkStart w:id="10" w:name="_Toc230949195"/>
       <w:r>
         <w:t>4.1 Requisitos previos</w:t>
       </w:r>
-      <w:bookmarkEnd w:id="9"/>
+      <w:bookmarkEnd w:id="10"/>
     </w:p>
     <w:p>
       <w:pPr>
@@ -4885,7 +4932,7 @@
         <w:pStyle w:val="Ttulo2"/>
         <w:jc w:val="both"/>
       </w:pPr>
-      <w:bookmarkStart w:id="10" w:name="_Toc230724165"/>
+      <w:bookmarkStart w:id="11" w:name="_Toc230949196"/>
       <w:r>
         <w:t xml:space="preserve">4.2 Despliegue del </w:t>
       </w:r>
@@ -4901,7 +4948,7 @@
       <w:r>
         <w:t>Railway</w:t>
       </w:r>
-      <w:bookmarkEnd w:id="10"/>
+      <w:bookmarkEnd w:id="11"/>
       <w:proofErr w:type="spellEnd"/>
     </w:p>
     <w:p>
@@ -5620,11 +5667,11 @@
         <w:pStyle w:val="Ttulo2"/>
         <w:jc w:val="both"/>
       </w:pPr>
-      <w:bookmarkStart w:id="11" w:name="_Toc230724166"/>
+      <w:bookmarkStart w:id="12" w:name="_Toc230949197"/>
       <w:r>
         <w:t>4.3 Instalación de la app móvil</w:t>
       </w:r>
-      <w:bookmarkEnd w:id="11"/>
+      <w:bookmarkEnd w:id="12"/>
     </w:p>
     <w:p>
       <w:pPr>
@@ -5704,12 +5751,12 @@
         <w:pStyle w:val="Ttulo1"/>
         <w:jc w:val="both"/>
       </w:pPr>
-      <w:bookmarkStart w:id="12" w:name="_Toc230724167"/>
+      <w:bookmarkStart w:id="13" w:name="_Toc230949198"/>
       <w:r>
         <w:lastRenderedPageBreak/>
         <w:t>5. Uso de la herramienta</w:t>
       </w:r>
-      <w:bookmarkEnd w:id="12"/>
+      <w:bookmarkEnd w:id="13"/>
     </w:p>
     <w:p>
       <w:pPr>
@@ -5721,21 +5768,29 @@
         <w:rPr>
           <w:color w:val="111827"/>
         </w:rPr>
-        <w:t>En este apartado se describe el flujo de uso de IAMDEX desde el primer acceso hasta la consulta de documentos. Las capturas corresponden a la versión final sobre Android.</w:t>
-      </w:r>
-    </w:p>
-    <w:p>
-      <w:pPr>
-        <w:spacing w:line="480" w:lineRule="auto"/>
-        <w:jc w:val="both"/>
-      </w:pPr>
+        <w:t xml:space="preserve">En este apartado se describe el flujo de uso de IAMDEX desde el primer acceso hasta la consulta de documentos. Las capturas corresponden a la versión final sobre </w:t>
+      </w:r>
+      <w:proofErr w:type="spellStart"/>
+      <w:r>
+        <w:rPr>
+          <w:color w:val="111827"/>
+        </w:rPr>
+        <w:t>Android</w:t>
+      </w:r>
+      <w:proofErr w:type="spellEnd"/>
+      <w:r>
+        <w:rPr>
+          <w:color w:val="111827"/>
+        </w:rPr>
+        <w:t>.</w:t>
+      </w:r>
     </w:p>
     <w:p>
       <w:pPr>
         <w:pStyle w:val="Ttulo2"/>
         <w:jc w:val="both"/>
       </w:pPr>
-      <w:bookmarkStart w:id="13" w:name="_Toc230724168"/>
+      <w:bookmarkStart w:id="14" w:name="_Toc230949199"/>
       <w:r>
         <w:t xml:space="preserve">5.1 </w:t>
       </w:r>
@@ -5743,7 +5798,7 @@
       <w:r>
         <w:t>Onboarding</w:t>
       </w:r>
-      <w:bookmarkEnd w:id="13"/>
+      <w:bookmarkEnd w:id="14"/>
       <w:proofErr w:type="spellEnd"/>
     </w:p>
     <w:p>
@@ -5751,12 +5806,27 @@
         <w:spacing w:line="480" w:lineRule="auto"/>
         <w:ind w:firstLine="720"/>
         <w:jc w:val="both"/>
-      </w:pPr>
-      <w:r>
-        <w:rPr>
-          <w:color w:val="111827"/>
-        </w:rPr>
-        <w:t xml:space="preserve">La primera vez que se abre la aplicación aparece una pantalla de bienvenida de tres páginas que explica las funcionalidades principales. Solo se muestra una vez; en los siguientes accesos el usuario va directamente al </w:t>
+        <w:rPr>
+          <w:color w:val="111827"/>
+        </w:rPr>
+      </w:pPr>
+      <w:r>
+        <w:rPr>
+          <w:color w:val="111827"/>
+        </w:rPr>
+        <w:t>La primera vez que se abre la aplicación aparece una pantalla de bienvenida de tres páginas que explica las funcionalidades princ</w:t>
+      </w:r>
+      <w:r>
+        <w:rPr>
+          <w:color w:val="111827"/>
+        </w:rPr>
+        <w:t>ipales. Solo se muestra una vez</w:t>
+      </w:r>
+      <w:r>
+        <w:rPr>
+          <w:color w:val="111827"/>
+        </w:rPr>
+        <w:t xml:space="preserve"> en los siguientes accesos el usuario va directamente al </w:t>
       </w:r>
       <w:proofErr w:type="spellStart"/>
       <w:r>
@@ -5776,6 +5846,7 @@
     <w:p>
       <w:pPr>
         <w:spacing w:line="480" w:lineRule="auto"/>
+        <w:ind w:firstLine="720"/>
         <w:jc w:val="both"/>
       </w:pPr>
       <w:r>
@@ -5783,9 +5854,17 @@
           <w:noProof/>
         </w:rPr>
         <w:drawing>
-          <wp:inline distT="0" distB="0" distL="0" distR="0" wp14:anchorId="2F886B2B" wp14:editId="09C4D706">
-            <wp:extent cx="2412993" cy="5364000"/>
-            <wp:effectExtent l="0" t="0" r="6985" b="8255"/>
+          <wp:anchor distT="0" distB="0" distL="114300" distR="114300" simplePos="0" relativeHeight="251662336" behindDoc="1" locked="0" layoutInCell="1" allowOverlap="1" wp14:anchorId="18994761" wp14:editId="246C144C">
+            <wp:simplePos x="0" y="0"/>
+            <wp:positionH relativeFrom="margin">
+              <wp:posOffset>474</wp:posOffset>
+            </wp:positionH>
+            <wp:positionV relativeFrom="paragraph">
+              <wp:posOffset>180340</wp:posOffset>
+            </wp:positionV>
+            <wp:extent cx="2428875" cy="5142230"/>
+            <wp:effectExtent l="0" t="0" r="9525" b="1270"/>
+            <wp:wrapTopAndBottom/>
             <wp:docPr id="1" name="Imagen 1"/>
             <wp:cNvGraphicFramePr>
               <a:graphicFrameLocks xmlns:a="http://schemas.openxmlformats.org/drawingml/2006/main" noChangeAspect="1"/>
@@ -5797,7 +5876,7 @@
                     <pic:cNvPr id="1" name="Imagen 1"/>
                     <pic:cNvPicPr/>
                   </pic:nvPicPr>
-                  <pic:blipFill>
+                  <pic:blipFill rotWithShape="1">
                     <a:blip r:embed="rId8" cstate="print">
                       <a:extLst>
                         <a:ext uri="{28A0092B-C50C-407E-A947-70E740481C1C}">
@@ -5805,73 +5884,52 @@
                         </a:ext>
                       </a:extLst>
                     </a:blip>
-                    <a:stretch>
-                      <a:fillRect/>
-                    </a:stretch>
+                    <a:srcRect b="4755"/>
+                    <a:stretch/>
                   </pic:blipFill>
-                  <pic:spPr>
+                  <pic:spPr bwMode="auto">
                     <a:xfrm>
                       <a:off x="0" y="0"/>
-                      <a:ext cx="2412993" cy="5364000"/>
+                      <a:ext cx="2428875" cy="5142230"/>
                     </a:xfrm>
                     <a:prstGeom prst="rect">
                       <a:avLst/>
                     </a:prstGeom>
+                    <a:ln>
+                      <a:noFill/>
+                    </a:ln>
+                    <a:extLst>
+                      <a:ext uri="{53640926-AAD7-44D8-BBD7-CCE9431645EC}">
+                        <a14:shadowObscured xmlns:a14="http://schemas.microsoft.com/office/drawing/2010/main"/>
+                      </a:ext>
+                    </a:extLst>
                   </pic:spPr>
                 </pic:pic>
               </a:graphicData>
             </a:graphic>
-          </wp:inline>
+            <wp14:sizeRelV relativeFrom="margin">
+              <wp14:pctHeight>0</wp14:pctHeight>
+            </wp14:sizeRelV>
+          </wp:anchor>
         </w:drawing>
       </w:r>
-    </w:p>
-    <w:p>
-      <w:pPr>
-        <w:pStyle w:val="Ttulo2"/>
-        <w:jc w:val="both"/>
-      </w:pPr>
-      <w:bookmarkStart w:id="14" w:name="_Toc230724169"/>
-      <w:r>
-        <w:lastRenderedPageBreak/>
-        <w:t>5.2 Registro e inicio de sesión</w:t>
-      </w:r>
-      <w:bookmarkEnd w:id="14"/>
-    </w:p>
-    <w:p>
-      <w:pPr>
-        <w:spacing w:line="480" w:lineRule="auto"/>
-        <w:ind w:firstLine="720"/>
-        <w:jc w:val="both"/>
-      </w:pPr>
-      <w:r>
-        <w:rPr>
-          <w:color w:val="111827"/>
-        </w:rPr>
-        <w:t>El usuario crea una cuenta con nombre, correo y contraseña. El sistema genera un token JWT que se guarda en el dispositivo para que la sesión se restaure automáticamente en los siguientes accesos.</w:t>
-      </w:r>
-    </w:p>
-    <w:p>
-      <w:pPr>
-        <w:spacing w:line="480" w:lineRule="auto"/>
-        <w:jc w:val="both"/>
-      </w:pPr>
       <w:r>
         <w:rPr>
           <w:noProof/>
         </w:rPr>
         <w:drawing>
-          <wp:anchor distT="0" distB="0" distL="114300" distR="114300" simplePos="0" relativeHeight="251658240" behindDoc="1" locked="0" layoutInCell="1" allowOverlap="1" wp14:anchorId="481A37E9" wp14:editId="646ABCE4">
+          <wp:anchor distT="0" distB="0" distL="114300" distR="114300" simplePos="0" relativeHeight="251663360" behindDoc="1" locked="0" layoutInCell="1" allowOverlap="1" wp14:anchorId="01711552" wp14:editId="28B3CC1C">
             <wp:simplePos x="0" y="0"/>
-            <wp:positionH relativeFrom="column">
-              <wp:posOffset>3114675</wp:posOffset>
+            <wp:positionH relativeFrom="margin">
+              <wp:posOffset>3274060</wp:posOffset>
             </wp:positionH>
             <wp:positionV relativeFrom="paragraph">
-              <wp:posOffset>8890</wp:posOffset>
+              <wp:posOffset>180340</wp:posOffset>
             </wp:positionV>
-            <wp:extent cx="2412993" cy="5364000"/>
-            <wp:effectExtent l="0" t="0" r="6985" b="8255"/>
-            <wp:wrapNone/>
-            <wp:docPr id="3" name="Imagen 3"/>
+            <wp:extent cx="2453005" cy="5140325"/>
+            <wp:effectExtent l="0" t="0" r="4445" b="3175"/>
+            <wp:wrapTopAndBottom/>
+            <wp:docPr id="15" name="Imagen 15"/>
             <wp:cNvGraphicFramePr>
               <a:graphicFrameLocks xmlns:a="http://schemas.openxmlformats.org/drawingml/2006/main" noChangeAspect="1"/>
             </wp:cNvGraphicFramePr>
@@ -5879,10 +5937,10 @@
               <a:graphicData uri="http://schemas.openxmlformats.org/drawingml/2006/picture">
                 <pic:pic xmlns:pic="http://schemas.openxmlformats.org/drawingml/2006/picture">
                   <pic:nvPicPr>
-                    <pic:cNvPr id="3" name="Imagen 3"/>
+                    <pic:cNvPr id="15" name="WhatsApp Image 2026-05-28 at 21.19.48.jpeg"/>
                     <pic:cNvPicPr/>
                   </pic:nvPicPr>
-                  <pic:blipFill>
+                  <pic:blipFill rotWithShape="1">
                     <a:blip r:embed="rId9" cstate="print">
                       <a:extLst>
                         <a:ext uri="{28A0092B-C50C-407E-A947-70E740481C1C}">
@@ -5890,18 +5948,25 @@
                         </a:ext>
                       </a:extLst>
                     </a:blip>
-                    <a:stretch>
-                      <a:fillRect/>
-                    </a:stretch>
+                    <a:srcRect b="5696"/>
+                    <a:stretch/>
                   </pic:blipFill>
-                  <pic:spPr>
+                  <pic:spPr bwMode="auto">
                     <a:xfrm>
                       <a:off x="0" y="0"/>
-                      <a:ext cx="2412993" cy="5364000"/>
+                      <a:ext cx="2453005" cy="5140325"/>
                     </a:xfrm>
                     <a:prstGeom prst="rect">
                       <a:avLst/>
                     </a:prstGeom>
+                    <a:ln>
+                      <a:noFill/>
+                    </a:ln>
+                    <a:extLst>
+                      <a:ext uri="{53640926-AAD7-44D8-BBD7-CCE9431645EC}">
+                        <a14:shadowObscured xmlns:a14="http://schemas.microsoft.com/office/drawing/2010/main"/>
+                      </a:ext>
+                    </a:extLst>
                   </pic:spPr>
                 </pic:pic>
               </a:graphicData>
@@ -5915,14 +5980,287 @@
           </wp:anchor>
         </w:drawing>
       </w:r>
+    </w:p>
+    <w:p>
+      <w:pPr>
+        <w:pStyle w:val="Ttulo2"/>
+        <w:jc w:val="both"/>
+        <w:rPr>
+          <w:b w:val="0"/>
+          <w:bCs w:val="0"/>
+          <w:color w:val="auto"/>
+          <w:sz w:val="22"/>
+          <w:szCs w:val="22"/>
+        </w:rPr>
+      </w:pPr>
+    </w:p>
+    <w:p>
+      <w:pPr>
+        <w:pStyle w:val="Ttulo2"/>
+        <w:jc w:val="both"/>
+      </w:pPr>
+      <w:bookmarkStart w:id="15" w:name="_Toc230949200"/>
       <w:r>
         <w:rPr>
           <w:noProof/>
         </w:rPr>
+        <w:lastRenderedPageBreak/>
         <w:drawing>
-          <wp:inline distT="0" distB="0" distL="0" distR="0" wp14:anchorId="4828E319" wp14:editId="4A6D26AA">
-            <wp:extent cx="2412352" cy="5362575"/>
-            <wp:effectExtent l="0" t="0" r="7620" b="0"/>
+          <wp:anchor distT="0" distB="0" distL="114300" distR="114300" simplePos="0" relativeHeight="251664384" behindDoc="0" locked="0" layoutInCell="1" allowOverlap="1" wp14:anchorId="39D33F98" wp14:editId="75384F1A">
+            <wp:simplePos x="0" y="0"/>
+            <wp:positionH relativeFrom="column">
+              <wp:posOffset>1638802</wp:posOffset>
+            </wp:positionH>
+            <wp:positionV relativeFrom="paragraph">
+              <wp:posOffset>-32020</wp:posOffset>
+            </wp:positionV>
+            <wp:extent cx="2430000" cy="5083200"/>
+            <wp:effectExtent l="0" t="0" r="8890" b="3175"/>
+            <wp:wrapNone/>
+            <wp:docPr id="13" name="Imagen 13"/>
+            <wp:cNvGraphicFramePr>
+              <a:graphicFrameLocks xmlns:a="http://schemas.openxmlformats.org/drawingml/2006/main" noChangeAspect="1"/>
+            </wp:cNvGraphicFramePr>
+            <a:graphic xmlns:a="http://schemas.openxmlformats.org/drawingml/2006/main">
+              <a:graphicData uri="http://schemas.openxmlformats.org/drawingml/2006/picture">
+                <pic:pic xmlns:pic="http://schemas.openxmlformats.org/drawingml/2006/picture">
+                  <pic:nvPicPr>
+                    <pic:cNvPr id="13" name="WhatsApp Image 2026-05-28 at 21.19.48 (1).jpeg"/>
+                    <pic:cNvPicPr/>
+                  </pic:nvPicPr>
+                  <pic:blipFill rotWithShape="1">
+                    <a:blip r:embed="rId10" cstate="print">
+                      <a:extLst>
+                        <a:ext uri="{28A0092B-C50C-407E-A947-70E740481C1C}">
+                          <a14:useLocalDpi xmlns:a14="http://schemas.microsoft.com/office/drawing/2010/main" val="0"/>
+                        </a:ext>
+                      </a:extLst>
+                    </a:blip>
+                    <a:srcRect b="5845"/>
+                    <a:stretch/>
+                  </pic:blipFill>
+                  <pic:spPr bwMode="auto">
+                    <a:xfrm>
+                      <a:off x="0" y="0"/>
+                      <a:ext cx="2430000" cy="5083200"/>
+                    </a:xfrm>
+                    <a:prstGeom prst="rect">
+                      <a:avLst/>
+                    </a:prstGeom>
+                    <a:ln>
+                      <a:noFill/>
+                    </a:ln>
+                    <a:extLst>
+                      <a:ext uri="{53640926-AAD7-44D8-BBD7-CCE9431645EC}">
+                        <a14:shadowObscured xmlns:a14="http://schemas.microsoft.com/office/drawing/2010/main"/>
+                      </a:ext>
+                    </a:extLst>
+                  </pic:spPr>
+                </pic:pic>
+              </a:graphicData>
+            </a:graphic>
+            <wp14:sizeRelH relativeFrom="margin">
+              <wp14:pctWidth>0</wp14:pctWidth>
+            </wp14:sizeRelH>
+            <wp14:sizeRelV relativeFrom="margin">
+              <wp14:pctHeight>0</wp14:pctHeight>
+            </wp14:sizeRelV>
+          </wp:anchor>
+        </w:drawing>
+      </w:r>
+      <w:bookmarkEnd w:id="15"/>
+    </w:p>
+    <w:p>
+      <w:pPr>
+        <w:pStyle w:val="Ttulo2"/>
+        <w:jc w:val="both"/>
+      </w:pPr>
+    </w:p>
+    <w:p>
+      <w:pPr>
+        <w:pStyle w:val="Ttulo2"/>
+        <w:jc w:val="both"/>
+      </w:pPr>
+    </w:p>
+    <w:p>
+      <w:pPr>
+        <w:pStyle w:val="Ttulo2"/>
+        <w:jc w:val="both"/>
+      </w:pPr>
+    </w:p>
+    <w:p>
+      <w:pPr>
+        <w:pStyle w:val="Ttulo2"/>
+        <w:jc w:val="both"/>
+      </w:pPr>
+    </w:p>
+    <w:p>
+      <w:pPr>
+        <w:pStyle w:val="Ttulo2"/>
+        <w:jc w:val="both"/>
+      </w:pPr>
+    </w:p>
+    <w:p>
+      <w:pPr>
+        <w:pStyle w:val="Ttulo2"/>
+        <w:jc w:val="both"/>
+      </w:pPr>
+    </w:p>
+    <w:p>
+      <w:pPr>
+        <w:pStyle w:val="Ttulo2"/>
+        <w:jc w:val="both"/>
+      </w:pPr>
+    </w:p>
+    <w:p>
+      <w:pPr>
+        <w:pStyle w:val="Ttulo2"/>
+        <w:jc w:val="both"/>
+      </w:pPr>
+    </w:p>
+    <w:p>
+      <w:pPr>
+        <w:pStyle w:val="Ttulo2"/>
+        <w:jc w:val="both"/>
+      </w:pPr>
+    </w:p>
+    <w:p>
+      <w:pPr>
+        <w:pStyle w:val="Ttulo2"/>
+        <w:jc w:val="both"/>
+      </w:pPr>
+    </w:p>
+    <w:p>
+      <w:pPr>
+        <w:pStyle w:val="Ttulo2"/>
+        <w:jc w:val="both"/>
+      </w:pPr>
+    </w:p>
+    <w:p>
+      <w:pPr>
+        <w:pStyle w:val="Ttulo2"/>
+        <w:jc w:val="both"/>
+      </w:pPr>
+    </w:p>
+    <w:p>
+      <w:pPr>
+        <w:pStyle w:val="Ttulo2"/>
+        <w:jc w:val="both"/>
+      </w:pPr>
+    </w:p>
+    <w:p>
+      <w:pPr>
+        <w:pStyle w:val="Ttulo2"/>
+        <w:jc w:val="both"/>
+      </w:pPr>
+    </w:p>
+    <w:p>
+      <w:pPr>
+        <w:pStyle w:val="Ttulo2"/>
+        <w:jc w:val="both"/>
+      </w:pPr>
+    </w:p>
+    <w:p>
+      <w:pPr>
+        <w:pStyle w:val="Ttulo2"/>
+        <w:jc w:val="both"/>
+      </w:pPr>
+      <w:bookmarkStart w:id="16" w:name="_Toc230949201"/>
+      <w:r>
+        <w:lastRenderedPageBreak/>
+        <w:t>5.2 Registro e inicio de sesión</w:t>
+      </w:r>
+      <w:bookmarkEnd w:id="16"/>
+    </w:p>
+    <w:p>
+      <w:pPr>
+        <w:spacing w:line="480" w:lineRule="auto"/>
+        <w:ind w:firstLine="720"/>
+        <w:jc w:val="both"/>
+      </w:pPr>
+      <w:r>
+        <w:rPr>
+          <w:noProof/>
+        </w:rPr>
+        <w:drawing>
+          <wp:anchor distT="0" distB="0" distL="114300" distR="114300" simplePos="0" relativeHeight="251658240" behindDoc="1" locked="0" layoutInCell="1" allowOverlap="0" wp14:anchorId="481A37E9" wp14:editId="09228E92">
+            <wp:simplePos x="0" y="0"/>
+            <wp:positionH relativeFrom="column">
+              <wp:posOffset>3275027</wp:posOffset>
+            </wp:positionH>
+            <wp:positionV relativeFrom="paragraph">
+              <wp:posOffset>998855</wp:posOffset>
+            </wp:positionV>
+            <wp:extent cx="2405627" cy="5083200"/>
+            <wp:effectExtent l="0" t="0" r="0" b="3175"/>
+            <wp:wrapTopAndBottom/>
+            <wp:docPr id="3" name="Imagen 3"/>
+            <wp:cNvGraphicFramePr>
+              <a:graphicFrameLocks xmlns:a="http://schemas.openxmlformats.org/drawingml/2006/main" noChangeAspect="1"/>
+            </wp:cNvGraphicFramePr>
+            <a:graphic xmlns:a="http://schemas.openxmlformats.org/drawingml/2006/main">
+              <a:graphicData uri="http://schemas.openxmlformats.org/drawingml/2006/picture">
+                <pic:pic xmlns:pic="http://schemas.openxmlformats.org/drawingml/2006/picture">
+                  <pic:nvPicPr>
+                    <pic:cNvPr id="3" name="Imagen 3"/>
+                    <pic:cNvPicPr/>
+                  </pic:nvPicPr>
+                  <pic:blipFill rotWithShape="1">
+                    <a:blip r:embed="rId11" cstate="print">
+                      <a:extLst>
+                        <a:ext uri="{28A0092B-C50C-407E-A947-70E740481C1C}">
+                          <a14:useLocalDpi xmlns:a14="http://schemas.microsoft.com/office/drawing/2010/main" val="0"/>
+                        </a:ext>
+                      </a:extLst>
+                    </a:blip>
+                    <a:srcRect b="4945"/>
+                    <a:stretch/>
+                  </pic:blipFill>
+                  <pic:spPr bwMode="auto">
+                    <a:xfrm>
+                      <a:off x="0" y="0"/>
+                      <a:ext cx="2405627" cy="5083200"/>
+                    </a:xfrm>
+                    <a:prstGeom prst="rect">
+                      <a:avLst/>
+                    </a:prstGeom>
+                    <a:ln>
+                      <a:noFill/>
+                    </a:ln>
+                    <a:extLst>
+                      <a:ext uri="{53640926-AAD7-44D8-BBD7-CCE9431645EC}">
+                        <a14:shadowObscured xmlns:a14="http://schemas.microsoft.com/office/drawing/2010/main"/>
+                      </a:ext>
+                    </a:extLst>
+                  </pic:spPr>
+                </pic:pic>
+              </a:graphicData>
+            </a:graphic>
+            <wp14:sizeRelH relativeFrom="margin">
+              <wp14:pctWidth>0</wp14:pctWidth>
+            </wp14:sizeRelH>
+            <wp14:sizeRelV relativeFrom="margin">
+              <wp14:pctHeight>0</wp14:pctHeight>
+            </wp14:sizeRelV>
+          </wp:anchor>
+        </w:drawing>
+      </w:r>
+      <w:r>
+        <w:rPr>
+          <w:noProof/>
+        </w:rPr>
+        <w:drawing>
+          <wp:anchor distT="0" distB="0" distL="114300" distR="114300" simplePos="0" relativeHeight="251665408" behindDoc="0" locked="0" layoutInCell="1" allowOverlap="0" wp14:anchorId="537F398A" wp14:editId="0D0E5275">
+            <wp:simplePos x="0" y="0"/>
+            <wp:positionH relativeFrom="column">
+              <wp:posOffset>-20907</wp:posOffset>
+            </wp:positionH>
+            <wp:positionV relativeFrom="paragraph">
+              <wp:posOffset>998855</wp:posOffset>
+            </wp:positionV>
+            <wp:extent cx="2401570" cy="5083175"/>
+            <wp:effectExtent l="0" t="0" r="0" b="3175"/>
+            <wp:wrapTopAndBottom/>
             <wp:docPr id="2" name="Imagen 2"/>
             <wp:cNvGraphicFramePr>
               <a:graphicFrameLocks xmlns:a="http://schemas.openxmlformats.org/drawingml/2006/main" noChangeAspect="1"/>
@@ -5934,33 +6272,55 @@
                     <pic:cNvPr id="2" name="Imagen 2"/>
                     <pic:cNvPicPr/>
                   </pic:nvPicPr>
-                  <pic:blipFill>
-                    <a:blip r:embed="rId10" cstate="print">
+                  <pic:blipFill rotWithShape="1">
+                    <a:blip r:embed="rId12" cstate="print">
                       <a:extLst>
                         <a:ext uri="{28A0092B-C50C-407E-A947-70E740481C1C}">
                           <a14:useLocalDpi xmlns:a14="http://schemas.microsoft.com/office/drawing/2010/main" val="0"/>
                         </a:ext>
                       </a:extLst>
                     </a:blip>
-                    <a:stretch>
-                      <a:fillRect/>
-                    </a:stretch>
+                    <a:srcRect b="4798"/>
+                    <a:stretch/>
                   </pic:blipFill>
-                  <pic:spPr>
+                  <pic:spPr bwMode="auto">
                     <a:xfrm>
                       <a:off x="0" y="0"/>
-                      <a:ext cx="2416934" cy="5372761"/>
+                      <a:ext cx="2401570" cy="5083175"/>
                     </a:xfrm>
                     <a:prstGeom prst="rect">
                       <a:avLst/>
                     </a:prstGeom>
+                    <a:ln>
+                      <a:noFill/>
+                    </a:ln>
+                    <a:extLst>
+                      <a:ext uri="{53640926-AAD7-44D8-BBD7-CCE9431645EC}">
+                        <a14:shadowObscured xmlns:a14="http://schemas.microsoft.com/office/drawing/2010/main"/>
+                      </a:ext>
+                    </a:extLst>
                   </pic:spPr>
                 </pic:pic>
               </a:graphicData>
             </a:graphic>
-          </wp:inline>
+            <wp14:sizeRelV relativeFrom="margin">
+              <wp14:pctHeight>0</wp14:pctHeight>
+            </wp14:sizeRelV>
+          </wp:anchor>
         </w:drawing>
       </w:r>
+      <w:r>
+        <w:rPr>
+          <w:color w:val="111827"/>
+        </w:rPr>
+        <w:t>El usuario crea una cuenta con nombre, correo y contraseña. El sistema genera un token JWT que se guarda en el dispositivo para que la sesión se restaure automáticamente en los siguientes accesos.</w:t>
+      </w:r>
+    </w:p>
+    <w:p>
+      <w:pPr>
+        <w:spacing w:line="480" w:lineRule="auto"/>
+        <w:jc w:val="both"/>
+      </w:pPr>
     </w:p>
     <w:p>
       <w:pPr>
@@ -5973,7 +6333,6 @@
         <w:pStyle w:val="Ttulo2"/>
         <w:jc w:val="both"/>
       </w:pPr>
-      <w:bookmarkStart w:id="15" w:name="_Toc230724170"/>
     </w:p>
     <w:p>
       <w:pPr>
@@ -5992,11 +6351,12 @@
         <w:pStyle w:val="Ttulo2"/>
         <w:jc w:val="both"/>
       </w:pPr>
+      <w:bookmarkStart w:id="17" w:name="_Toc230949202"/>
       <w:r>
         <w:lastRenderedPageBreak/>
         <w:t>5.3 Pantalla principal</w:t>
       </w:r>
-      <w:bookmarkEnd w:id="15"/>
+      <w:bookmarkEnd w:id="17"/>
     </w:p>
     <w:p>
       <w:pPr>
@@ -6009,29 +6369,21 @@
       </w:pPr>
       <w:r>
         <w:rPr>
-          <w:color w:val="111827"/>
-        </w:rPr>
-        <w:t>La pantalla de inicio saluda al usuario por su nombre con un mensaje que cambia según la hora del día. Desde aquí se accede a Mis documentos, Historial de chat y Chat general. El icono de la esquina superior derecha da acceso al perfil.</w:t>
-      </w:r>
-    </w:p>
-    <w:p>
-      <w:pPr>
-        <w:spacing w:line="480" w:lineRule="auto"/>
-        <w:ind w:firstLine="720"/>
-        <w:jc w:val="both"/>
-        <w:rPr>
-          <w:color w:val="111827"/>
-        </w:rPr>
-      </w:pPr>
-      <w:r>
-        <w:rPr>
           <w:noProof/>
           <w:color w:val="111827"/>
         </w:rPr>
         <w:drawing>
-          <wp:inline distT="0" distB="0" distL="0" distR="0" wp14:anchorId="0928A673" wp14:editId="58483FD6">
-            <wp:extent cx="2412224" cy="5364000"/>
-            <wp:effectExtent l="0" t="0" r="7620" b="8255"/>
+          <wp:anchor distT="0" distB="0" distL="114300" distR="114300" simplePos="0" relativeHeight="251666432" behindDoc="0" locked="0" layoutInCell="1" allowOverlap="1" wp14:anchorId="1894DB5B" wp14:editId="4FBDFE8F">
+            <wp:simplePos x="0" y="0"/>
+            <wp:positionH relativeFrom="column">
+              <wp:posOffset>1669415</wp:posOffset>
+            </wp:positionH>
+            <wp:positionV relativeFrom="paragraph">
+              <wp:posOffset>1003935</wp:posOffset>
+            </wp:positionV>
+            <wp:extent cx="2391430" cy="5083200"/>
+            <wp:effectExtent l="0" t="0" r="8890" b="3175"/>
+            <wp:wrapTopAndBottom/>
             <wp:docPr id="4" name="Imagen 4"/>
             <wp:cNvGraphicFramePr>
               <a:graphicFrameLocks xmlns:a="http://schemas.openxmlformats.org/drawingml/2006/main" noChangeAspect="1"/>
@@ -6043,8 +6395,1284 @@
                     <pic:cNvPr id="4" name="Imagen 4"/>
                     <pic:cNvPicPr/>
                   </pic:nvPicPr>
+                  <pic:blipFill rotWithShape="1">
+                    <a:blip r:embed="rId13" cstate="print">
+                      <a:extLst>
+                        <a:ext uri="{28A0092B-C50C-407E-A947-70E740481C1C}">
+                          <a14:useLocalDpi xmlns:a14="http://schemas.microsoft.com/office/drawing/2010/main" val="0"/>
+                        </a:ext>
+                      </a:extLst>
+                    </a:blip>
+                    <a:srcRect b="4401"/>
+                    <a:stretch/>
+                  </pic:blipFill>
+                  <pic:spPr bwMode="auto">
+                    <a:xfrm>
+                      <a:off x="0" y="0"/>
+                      <a:ext cx="2391430" cy="5083200"/>
+                    </a:xfrm>
+                    <a:prstGeom prst="rect">
+                      <a:avLst/>
+                    </a:prstGeom>
+                    <a:ln>
+                      <a:noFill/>
+                    </a:ln>
+                    <a:extLst>
+                      <a:ext uri="{53640926-AAD7-44D8-BBD7-CCE9431645EC}">
+                        <a14:shadowObscured xmlns:a14="http://schemas.microsoft.com/office/drawing/2010/main"/>
+                      </a:ext>
+                    </a:extLst>
+                  </pic:spPr>
+                </pic:pic>
+              </a:graphicData>
+            </a:graphic>
+            <wp14:sizeRelH relativeFrom="margin">
+              <wp14:pctWidth>0</wp14:pctWidth>
+            </wp14:sizeRelH>
+            <wp14:sizeRelV relativeFrom="margin">
+              <wp14:pctHeight>0</wp14:pctHeight>
+            </wp14:sizeRelV>
+          </wp:anchor>
+        </w:drawing>
+      </w:r>
+      <w:r>
+        <w:rPr>
+          <w:color w:val="111827"/>
+        </w:rPr>
+        <w:t>La pantalla de inicio saluda al usuario por su nombre con un mensaje que cambia según la hora del día. Desde aquí se accede a Mis documentos, Historial de chat y Chat general. El icono de la esquina superior derecha da acceso al perfil.</w:t>
+      </w:r>
+    </w:p>
+    <w:p>
+      <w:pPr>
+        <w:spacing w:line="480" w:lineRule="auto"/>
+        <w:ind w:firstLine="720"/>
+        <w:jc w:val="both"/>
+        <w:rPr>
+          <w:color w:val="111827"/>
+        </w:rPr>
+      </w:pPr>
+    </w:p>
+    <w:p>
+      <w:pPr>
+        <w:spacing w:line="480" w:lineRule="auto"/>
+        <w:ind w:firstLine="720"/>
+        <w:jc w:val="both"/>
+      </w:pPr>
+    </w:p>
+    <w:p>
+      <w:pPr>
+        <w:spacing w:line="480" w:lineRule="auto"/>
+        <w:jc w:val="both"/>
+      </w:pPr>
+    </w:p>
+    <w:p>
+      <w:pPr>
+        <w:pStyle w:val="Ttulo2"/>
+        <w:jc w:val="both"/>
+      </w:pPr>
+    </w:p>
+    <w:p>
+      <w:pPr>
+        <w:pStyle w:val="Ttulo2"/>
+        <w:jc w:val="both"/>
+      </w:pPr>
+    </w:p>
+    <w:p>
+      <w:pPr>
+        <w:pStyle w:val="Ttulo2"/>
+        <w:jc w:val="both"/>
+      </w:pPr>
+      <w:bookmarkStart w:id="18" w:name="_Toc230949203"/>
+      <w:r>
+        <w:lastRenderedPageBreak/>
+        <w:t>5.4 Gestión de documentos</w:t>
+      </w:r>
+      <w:bookmarkEnd w:id="18"/>
+    </w:p>
+    <w:p>
+      <w:pPr>
+        <w:spacing w:line="480" w:lineRule="auto"/>
+        <w:ind w:firstLine="720"/>
+        <w:jc w:val="both"/>
+      </w:pPr>
+      <w:r>
+        <w:rPr>
+          <w:color w:val="111827"/>
+        </w:rPr>
+        <w:t>El listado de documentos muestra cada archivo con su icono según el tipo (PDF en rojo, DOCX en azul, TXT en gris) y la fecha de subida. El usuario puede subir documentos con el botón flotante, buscar por nombre, ordenar por diferentes criterios, renombrar, eliminar y acceder al chat de cada documento.</w:t>
+      </w:r>
+    </w:p>
+    <w:p>
+      <w:pPr>
+        <w:spacing w:line="480" w:lineRule="auto"/>
+        <w:jc w:val="both"/>
+      </w:pPr>
+      <w:r>
+        <w:rPr>
+          <w:noProof/>
+        </w:rPr>
+        <w:drawing>
+          <wp:anchor distT="0" distB="0" distL="114300" distR="114300" simplePos="0" relativeHeight="251659264" behindDoc="1" locked="0" layoutInCell="1" allowOverlap="1" wp14:anchorId="40ADB801" wp14:editId="54070314">
+            <wp:simplePos x="0" y="0"/>
+            <wp:positionH relativeFrom="column">
+              <wp:posOffset>3355340</wp:posOffset>
+            </wp:positionH>
+            <wp:positionV relativeFrom="paragraph">
+              <wp:posOffset>180340</wp:posOffset>
+            </wp:positionV>
+            <wp:extent cx="2403052" cy="5083200"/>
+            <wp:effectExtent l="0" t="0" r="0" b="3175"/>
+            <wp:wrapTopAndBottom/>
+            <wp:docPr id="6" name="Imagen 6"/>
+            <wp:cNvGraphicFramePr>
+              <a:graphicFrameLocks xmlns:a="http://schemas.openxmlformats.org/drawingml/2006/main" noChangeAspect="1"/>
+            </wp:cNvGraphicFramePr>
+            <a:graphic xmlns:a="http://schemas.openxmlformats.org/drawingml/2006/main">
+              <a:graphicData uri="http://schemas.openxmlformats.org/drawingml/2006/picture">
+                <pic:pic xmlns:pic="http://schemas.openxmlformats.org/drawingml/2006/picture">
+                  <pic:nvPicPr>
+                    <pic:cNvPr id="6" name="Imagen 6"/>
+                    <pic:cNvPicPr/>
+                  </pic:nvPicPr>
+                  <pic:blipFill rotWithShape="1">
+                    <a:blip r:embed="rId14" cstate="print">
+                      <a:extLst>
+                        <a:ext uri="{28A0092B-C50C-407E-A947-70E740481C1C}">
+                          <a14:useLocalDpi xmlns:a14="http://schemas.microsoft.com/office/drawing/2010/main" val="0"/>
+                        </a:ext>
+                      </a:extLst>
+                    </a:blip>
+                    <a:srcRect b="4890"/>
+                    <a:stretch/>
+                  </pic:blipFill>
+                  <pic:spPr bwMode="auto">
+                    <a:xfrm>
+                      <a:off x="0" y="0"/>
+                      <a:ext cx="2403052" cy="5083200"/>
+                    </a:xfrm>
+                    <a:prstGeom prst="rect">
+                      <a:avLst/>
+                    </a:prstGeom>
+                    <a:ln>
+                      <a:noFill/>
+                    </a:ln>
+                    <a:extLst>
+                      <a:ext uri="{53640926-AAD7-44D8-BBD7-CCE9431645EC}">
+                        <a14:shadowObscured xmlns:a14="http://schemas.microsoft.com/office/drawing/2010/main"/>
+                      </a:ext>
+                    </a:extLst>
+                  </pic:spPr>
+                </pic:pic>
+              </a:graphicData>
+            </a:graphic>
+            <wp14:sizeRelH relativeFrom="margin">
+              <wp14:pctWidth>0</wp14:pctWidth>
+            </wp14:sizeRelH>
+            <wp14:sizeRelV relativeFrom="margin">
+              <wp14:pctHeight>0</wp14:pctHeight>
+            </wp14:sizeRelV>
+          </wp:anchor>
+        </w:drawing>
+      </w:r>
+      <w:r>
+        <w:rPr>
+          <w:noProof/>
+        </w:rPr>
+        <w:drawing>
+          <wp:anchor distT="0" distB="0" distL="114300" distR="114300" simplePos="0" relativeHeight="251667456" behindDoc="0" locked="0" layoutInCell="1" allowOverlap="1" wp14:anchorId="79240D6D" wp14:editId="2C0E01A4">
+            <wp:simplePos x="0" y="0"/>
+            <wp:positionH relativeFrom="column">
+              <wp:posOffset>0</wp:posOffset>
+            </wp:positionH>
+            <wp:positionV relativeFrom="paragraph">
+              <wp:posOffset>180340</wp:posOffset>
+            </wp:positionV>
+            <wp:extent cx="2403052" cy="5083200"/>
+            <wp:effectExtent l="0" t="0" r="0" b="3175"/>
+            <wp:wrapTopAndBottom/>
+            <wp:docPr id="5" name="Imagen 5"/>
+            <wp:cNvGraphicFramePr>
+              <a:graphicFrameLocks xmlns:a="http://schemas.openxmlformats.org/drawingml/2006/main" noChangeAspect="1"/>
+            </wp:cNvGraphicFramePr>
+            <a:graphic xmlns:a="http://schemas.openxmlformats.org/drawingml/2006/main">
+              <a:graphicData uri="http://schemas.openxmlformats.org/drawingml/2006/picture">
+                <pic:pic xmlns:pic="http://schemas.openxmlformats.org/drawingml/2006/picture">
+                  <pic:nvPicPr>
+                    <pic:cNvPr id="5" name="Imagen 5"/>
+                    <pic:cNvPicPr/>
+                  </pic:nvPicPr>
+                  <pic:blipFill rotWithShape="1">
+                    <a:blip r:embed="rId15" cstate="print">
+                      <a:extLst>
+                        <a:ext uri="{28A0092B-C50C-407E-A947-70E740481C1C}">
+                          <a14:useLocalDpi xmlns:a14="http://schemas.microsoft.com/office/drawing/2010/main" val="0"/>
+                        </a:ext>
+                      </a:extLst>
+                    </a:blip>
+                    <a:srcRect b="4894"/>
+                    <a:stretch/>
+                  </pic:blipFill>
+                  <pic:spPr bwMode="auto">
+                    <a:xfrm>
+                      <a:off x="0" y="0"/>
+                      <a:ext cx="2403052" cy="5083200"/>
+                    </a:xfrm>
+                    <a:prstGeom prst="rect">
+                      <a:avLst/>
+                    </a:prstGeom>
+                    <a:ln>
+                      <a:noFill/>
+                    </a:ln>
+                    <a:extLst>
+                      <a:ext uri="{53640926-AAD7-44D8-BBD7-CCE9431645EC}">
+                        <a14:shadowObscured xmlns:a14="http://schemas.microsoft.com/office/drawing/2010/main"/>
+                      </a:ext>
+                    </a:extLst>
+                  </pic:spPr>
+                </pic:pic>
+              </a:graphicData>
+            </a:graphic>
+            <wp14:sizeRelH relativeFrom="margin">
+              <wp14:pctWidth>0</wp14:pctWidth>
+            </wp14:sizeRelH>
+            <wp14:sizeRelV relativeFrom="margin">
+              <wp14:pctHeight>0</wp14:pctHeight>
+            </wp14:sizeRelV>
+          </wp:anchor>
+        </w:drawing>
+      </w:r>
+    </w:p>
+    <w:p>
+      <w:pPr>
+        <w:pStyle w:val="Ttulo2"/>
+        <w:jc w:val="both"/>
+      </w:pPr>
+    </w:p>
+    <w:p>
+      <w:pPr>
+        <w:pStyle w:val="Ttulo2"/>
+        <w:jc w:val="both"/>
+      </w:pPr>
+    </w:p>
+    <w:p>
+      <w:pPr>
+        <w:pStyle w:val="Ttulo2"/>
+        <w:jc w:val="both"/>
+      </w:pPr>
+    </w:p>
+    <w:p>
+      <w:pPr>
+        <w:pStyle w:val="Ttulo2"/>
+        <w:jc w:val="both"/>
+      </w:pPr>
+      <w:bookmarkStart w:id="19" w:name="_Toc230949204"/>
+      <w:r>
+        <w:rPr>
+          <w:noProof/>
+        </w:rPr>
+        <w:lastRenderedPageBreak/>
+        <w:drawing>
+          <wp:anchor distT="0" distB="0" distL="114300" distR="114300" simplePos="0" relativeHeight="251674624" behindDoc="1" locked="0" layoutInCell="1" allowOverlap="1" wp14:anchorId="11692AAC" wp14:editId="3CC55EB4">
+            <wp:simplePos x="0" y="0"/>
+            <wp:positionH relativeFrom="column">
+              <wp:posOffset>1771594</wp:posOffset>
+            </wp:positionH>
+            <wp:positionV relativeFrom="paragraph">
+              <wp:posOffset>4856480</wp:posOffset>
+            </wp:positionV>
+            <wp:extent cx="2213610" cy="4679950"/>
+            <wp:effectExtent l="0" t="0" r="0" b="6350"/>
+            <wp:wrapNone/>
+            <wp:docPr id="21" name="Imagen 21"/>
+            <wp:cNvGraphicFramePr>
+              <a:graphicFrameLocks xmlns:a="http://schemas.openxmlformats.org/drawingml/2006/main"/>
+            </wp:cNvGraphicFramePr>
+            <a:graphic xmlns:a="http://schemas.openxmlformats.org/drawingml/2006/main">
+              <a:graphicData uri="http://schemas.openxmlformats.org/drawingml/2006/picture">
+                <pic:pic xmlns:pic="http://schemas.openxmlformats.org/drawingml/2006/picture">
+                  <pic:nvPicPr>
+                    <pic:cNvPr id="21" name="WhatsApp Image 2026-05-28 at 21.19.49 (1).jpeg"/>
+                    <pic:cNvPicPr/>
+                  </pic:nvPicPr>
+                  <pic:blipFill rotWithShape="1">
+                    <a:blip r:embed="rId16" cstate="print">
+                      <a:extLst>
+                        <a:ext uri="{28A0092B-C50C-407E-A947-70E740481C1C}">
+                          <a14:useLocalDpi xmlns:a14="http://schemas.microsoft.com/office/drawing/2010/main" val="0"/>
+                        </a:ext>
+                      </a:extLst>
+                    </a:blip>
+                    <a:srcRect b="5810"/>
+                    <a:stretch/>
+                  </pic:blipFill>
+                  <pic:spPr bwMode="auto">
+                    <a:xfrm>
+                      <a:off x="0" y="0"/>
+                      <a:ext cx="2213610" cy="4679950"/>
+                    </a:xfrm>
+                    <a:prstGeom prst="rect">
+                      <a:avLst/>
+                    </a:prstGeom>
+                    <a:ln>
+                      <a:noFill/>
+                    </a:ln>
+                    <a:extLst>
+                      <a:ext uri="{53640926-AAD7-44D8-BBD7-CCE9431645EC}">
+                        <a14:shadowObscured xmlns:a14="http://schemas.microsoft.com/office/drawing/2010/main"/>
+                      </a:ext>
+                    </a:extLst>
+                  </pic:spPr>
+                </pic:pic>
+              </a:graphicData>
+            </a:graphic>
+            <wp14:sizeRelH relativeFrom="margin">
+              <wp14:pctWidth>0</wp14:pctWidth>
+            </wp14:sizeRelH>
+            <wp14:sizeRelV relativeFrom="margin">
+              <wp14:pctHeight>0</wp14:pctHeight>
+            </wp14:sizeRelV>
+          </wp:anchor>
+        </w:drawing>
+      </w:r>
+      <w:r>
+        <w:rPr>
+          <w:noProof/>
+        </w:rPr>
+        <w:drawing>
+          <wp:anchor distT="0" distB="0" distL="114300" distR="114300" simplePos="0" relativeHeight="251672576" behindDoc="0" locked="0" layoutInCell="1" allowOverlap="1" wp14:anchorId="66DE1305" wp14:editId="6D30F16F">
+            <wp:simplePos x="0" y="0"/>
+            <wp:positionH relativeFrom="column">
+              <wp:posOffset>47873</wp:posOffset>
+            </wp:positionH>
+            <wp:positionV relativeFrom="paragraph">
+              <wp:posOffset>51603</wp:posOffset>
+            </wp:positionV>
+            <wp:extent cx="2212443" cy="4680000"/>
+            <wp:effectExtent l="0" t="0" r="0" b="6350"/>
+            <wp:wrapTopAndBottom/>
+            <wp:docPr id="19" name="Imagen 19"/>
+            <wp:cNvGraphicFramePr>
+              <a:graphicFrameLocks xmlns:a="http://schemas.openxmlformats.org/drawingml/2006/main" noChangeAspect="1"/>
+            </wp:cNvGraphicFramePr>
+            <a:graphic xmlns:a="http://schemas.openxmlformats.org/drawingml/2006/main">
+              <a:graphicData uri="http://schemas.openxmlformats.org/drawingml/2006/picture">
+                <pic:pic xmlns:pic="http://schemas.openxmlformats.org/drawingml/2006/picture">
+                  <pic:nvPicPr>
+                    <pic:cNvPr id="17" name="WhatsApp Image 2026-05-28 at 21.19.49.jpeg"/>
+                    <pic:cNvPicPr/>
+                  </pic:nvPicPr>
+                  <pic:blipFill rotWithShape="1">
+                    <a:blip r:embed="rId17" cstate="print">
+                      <a:extLst>
+                        <a:ext uri="{28A0092B-C50C-407E-A947-70E740481C1C}">
+                          <a14:useLocalDpi xmlns:a14="http://schemas.microsoft.com/office/drawing/2010/main" val="0"/>
+                        </a:ext>
+                      </a:extLst>
+                    </a:blip>
+                    <a:srcRect b="4870"/>
+                    <a:stretch/>
+                  </pic:blipFill>
+                  <pic:spPr bwMode="auto">
+                    <a:xfrm>
+                      <a:off x="0" y="0"/>
+                      <a:ext cx="2212443" cy="4680000"/>
+                    </a:xfrm>
+                    <a:prstGeom prst="rect">
+                      <a:avLst/>
+                    </a:prstGeom>
+                    <a:ln>
+                      <a:noFill/>
+                    </a:ln>
+                    <a:extLst>
+                      <a:ext uri="{53640926-AAD7-44D8-BBD7-CCE9431645EC}">
+                        <a14:shadowObscured xmlns:a14="http://schemas.microsoft.com/office/drawing/2010/main"/>
+                      </a:ext>
+                    </a:extLst>
+                  </pic:spPr>
+                </pic:pic>
+              </a:graphicData>
+            </a:graphic>
+            <wp14:sizeRelH relativeFrom="margin">
+              <wp14:pctWidth>0</wp14:pctWidth>
+            </wp14:sizeRelH>
+            <wp14:sizeRelV relativeFrom="margin">
+              <wp14:pctHeight>0</wp14:pctHeight>
+            </wp14:sizeRelV>
+          </wp:anchor>
+        </w:drawing>
+      </w:r>
+      <w:r>
+        <w:rPr>
+          <w:noProof/>
+        </w:rPr>
+        <w:drawing>
+          <wp:anchor distT="0" distB="0" distL="114300" distR="114300" simplePos="0" relativeHeight="251673600" behindDoc="0" locked="0" layoutInCell="1" allowOverlap="1" wp14:anchorId="5E7781EB" wp14:editId="54BF8A16">
+            <wp:simplePos x="0" y="0"/>
+            <wp:positionH relativeFrom="column">
+              <wp:posOffset>3486012</wp:posOffset>
+            </wp:positionH>
+            <wp:positionV relativeFrom="paragraph">
+              <wp:posOffset>48399</wp:posOffset>
+            </wp:positionV>
+            <wp:extent cx="2214000" cy="4680000"/>
+            <wp:effectExtent l="0" t="0" r="0" b="6350"/>
+            <wp:wrapTopAndBottom/>
+            <wp:docPr id="20" name="Imagen 20"/>
+            <wp:cNvGraphicFramePr>
+              <a:graphicFrameLocks xmlns:a="http://schemas.openxmlformats.org/drawingml/2006/main"/>
+            </wp:cNvGraphicFramePr>
+            <a:graphic xmlns:a="http://schemas.openxmlformats.org/drawingml/2006/main">
+              <a:graphicData uri="http://schemas.openxmlformats.org/drawingml/2006/picture">
+                <pic:pic xmlns:pic="http://schemas.openxmlformats.org/drawingml/2006/picture">
+                  <pic:nvPicPr>
+                    <pic:cNvPr id="18" name="WhatsApp Image 2026-05-28 at 21.19.49 (2).jpeg"/>
+                    <pic:cNvPicPr/>
+                  </pic:nvPicPr>
+                  <pic:blipFill rotWithShape="1">
+                    <a:blip r:embed="rId18" cstate="print">
+                      <a:extLst>
+                        <a:ext uri="{28A0092B-C50C-407E-A947-70E740481C1C}">
+                          <a14:useLocalDpi xmlns:a14="http://schemas.microsoft.com/office/drawing/2010/main" val="0"/>
+                        </a:ext>
+                      </a:extLst>
+                    </a:blip>
+                    <a:srcRect b="6435"/>
+                    <a:stretch/>
+                  </pic:blipFill>
+                  <pic:spPr bwMode="auto">
+                    <a:xfrm>
+                      <a:off x="0" y="0"/>
+                      <a:ext cx="2214000" cy="4680000"/>
+                    </a:xfrm>
+                    <a:prstGeom prst="rect">
+                      <a:avLst/>
+                    </a:prstGeom>
+                    <a:ln>
+                      <a:noFill/>
+                    </a:ln>
+                    <a:extLst>
+                      <a:ext uri="{53640926-AAD7-44D8-BBD7-CCE9431645EC}">
+                        <a14:shadowObscured xmlns:a14="http://schemas.microsoft.com/office/drawing/2010/main"/>
+                      </a:ext>
+                    </a:extLst>
+                  </pic:spPr>
+                </pic:pic>
+              </a:graphicData>
+            </a:graphic>
+            <wp14:sizeRelH relativeFrom="margin">
+              <wp14:pctWidth>0</wp14:pctWidth>
+            </wp14:sizeRelH>
+            <wp14:sizeRelV relativeFrom="margin">
+              <wp14:pctHeight>0</wp14:pctHeight>
+            </wp14:sizeRelV>
+          </wp:anchor>
+        </w:drawing>
+      </w:r>
+      <w:bookmarkEnd w:id="19"/>
+    </w:p>
+    <w:p>
+      <w:pPr>
+        <w:pStyle w:val="Ttulo2"/>
+        <w:jc w:val="both"/>
+      </w:pPr>
+    </w:p>
+    <w:p>
+      <w:pPr>
+        <w:pStyle w:val="Ttulo2"/>
+        <w:jc w:val="both"/>
+      </w:pPr>
+    </w:p>
+    <w:p>
+      <w:pPr>
+        <w:pStyle w:val="Ttulo2"/>
+        <w:jc w:val="both"/>
+      </w:pPr>
+    </w:p>
+    <w:p>
+      <w:pPr>
+        <w:pStyle w:val="Ttulo2"/>
+        <w:jc w:val="both"/>
+      </w:pPr>
+    </w:p>
+    <w:p>
+      <w:pPr>
+        <w:pStyle w:val="Ttulo2"/>
+        <w:jc w:val="both"/>
+      </w:pPr>
+    </w:p>
+    <w:p>
+      <w:pPr>
+        <w:pStyle w:val="Ttulo2"/>
+        <w:jc w:val="both"/>
+      </w:pPr>
+    </w:p>
+    <w:p>
+      <w:pPr>
+        <w:pStyle w:val="Ttulo2"/>
+        <w:jc w:val="both"/>
+      </w:pPr>
+      <w:bookmarkStart w:id="20" w:name="_Toc230949205"/>
+      <w:r>
+        <w:lastRenderedPageBreak/>
+        <w:t>5.5 Chat con la IA</w:t>
+      </w:r>
+      <w:bookmarkEnd w:id="20"/>
+    </w:p>
+    <w:p>
+      <w:pPr>
+        <w:spacing w:line="480" w:lineRule="auto"/>
+        <w:ind w:firstLine="720"/>
+        <w:jc w:val="both"/>
+      </w:pPr>
+      <w:r>
+        <w:rPr>
+          <w:noProof/>
+        </w:rPr>
+        <w:drawing>
+          <wp:anchor distT="0" distB="0" distL="114300" distR="114300" simplePos="0" relativeHeight="251660288" behindDoc="1" locked="0" layoutInCell="1" allowOverlap="1" wp14:anchorId="50107287" wp14:editId="1D7B12FE">
+            <wp:simplePos x="0" y="0"/>
+            <wp:positionH relativeFrom="column">
+              <wp:posOffset>3299460</wp:posOffset>
+            </wp:positionH>
+            <wp:positionV relativeFrom="paragraph">
+              <wp:posOffset>2402784</wp:posOffset>
+            </wp:positionV>
+            <wp:extent cx="2411730" cy="5083200"/>
+            <wp:effectExtent l="0" t="0" r="7620" b="3175"/>
+            <wp:wrapTopAndBottom/>
+            <wp:docPr id="8" name="Imagen 8"/>
+            <wp:cNvGraphicFramePr>
+              <a:graphicFrameLocks xmlns:a="http://schemas.openxmlformats.org/drawingml/2006/main"/>
+            </wp:cNvGraphicFramePr>
+            <a:graphic xmlns:a="http://schemas.openxmlformats.org/drawingml/2006/main">
+              <a:graphicData uri="http://schemas.openxmlformats.org/drawingml/2006/picture">
+                <pic:pic xmlns:pic="http://schemas.openxmlformats.org/drawingml/2006/picture">
+                  <pic:nvPicPr>
+                    <pic:cNvPr id="8" name="Imagen 8"/>
+                    <pic:cNvPicPr preferRelativeResize="0"/>
+                  </pic:nvPicPr>
+                  <pic:blipFill rotWithShape="1">
+                    <a:blip r:embed="rId19" cstate="print">
+                      <a:extLst>
+                        <a:ext uri="{28A0092B-C50C-407E-A947-70E740481C1C}">
+                          <a14:useLocalDpi xmlns:a14="http://schemas.microsoft.com/office/drawing/2010/main" val="0"/>
+                        </a:ext>
+                      </a:extLst>
+                    </a:blip>
+                    <a:srcRect b="3637"/>
+                    <a:stretch/>
+                  </pic:blipFill>
+                  <pic:spPr bwMode="auto">
+                    <a:xfrm>
+                      <a:off x="0" y="0"/>
+                      <a:ext cx="2411730" cy="5083200"/>
+                    </a:xfrm>
+                    <a:prstGeom prst="rect">
+                      <a:avLst/>
+                    </a:prstGeom>
+                    <a:ln>
+                      <a:noFill/>
+                    </a:ln>
+                    <a:extLst>
+                      <a:ext uri="{53640926-AAD7-44D8-BBD7-CCE9431645EC}">
+                        <a14:shadowObscured xmlns:a14="http://schemas.microsoft.com/office/drawing/2010/main"/>
+                      </a:ext>
+                    </a:extLst>
+                  </pic:spPr>
+                </pic:pic>
+              </a:graphicData>
+            </a:graphic>
+            <wp14:sizeRelH relativeFrom="margin">
+              <wp14:pctWidth>0</wp14:pctWidth>
+            </wp14:sizeRelH>
+            <wp14:sizeRelV relativeFrom="margin">
+              <wp14:pctHeight>0</wp14:pctHeight>
+            </wp14:sizeRelV>
+          </wp:anchor>
+        </w:drawing>
+      </w:r>
+      <w:r>
+        <w:rPr>
+          <w:noProof/>
+        </w:rPr>
+        <w:drawing>
+          <wp:anchor distT="0" distB="0" distL="114300" distR="114300" simplePos="0" relativeHeight="251675648" behindDoc="1" locked="0" layoutInCell="1" allowOverlap="1" wp14:anchorId="095159F6" wp14:editId="2E1DC7C1">
+            <wp:simplePos x="0" y="0"/>
+            <wp:positionH relativeFrom="column">
+              <wp:posOffset>0</wp:posOffset>
+            </wp:positionH>
+            <wp:positionV relativeFrom="paragraph">
+              <wp:posOffset>2403420</wp:posOffset>
+            </wp:positionV>
+            <wp:extent cx="2424462" cy="5083200"/>
+            <wp:effectExtent l="0" t="0" r="0" b="3175"/>
+            <wp:wrapTopAndBottom/>
+            <wp:docPr id="7" name="Imagen 7"/>
+            <wp:cNvGraphicFramePr>
+              <a:graphicFrameLocks xmlns:a="http://schemas.openxmlformats.org/drawingml/2006/main" noChangeAspect="1"/>
+            </wp:cNvGraphicFramePr>
+            <a:graphic xmlns:a="http://schemas.openxmlformats.org/drawingml/2006/main">
+              <a:graphicData uri="http://schemas.openxmlformats.org/drawingml/2006/picture">
+                <pic:pic xmlns:pic="http://schemas.openxmlformats.org/drawingml/2006/picture">
+                  <pic:nvPicPr>
+                    <pic:cNvPr id="7" name="Imagen 7"/>
+                    <pic:cNvPicPr/>
+                  </pic:nvPicPr>
+                  <pic:blipFill rotWithShape="1">
+                    <a:blip r:embed="rId20" cstate="print">
+                      <a:extLst>
+                        <a:ext uri="{28A0092B-C50C-407E-A947-70E740481C1C}">
+                          <a14:useLocalDpi xmlns:a14="http://schemas.microsoft.com/office/drawing/2010/main" val="0"/>
+                        </a:ext>
+                      </a:extLst>
+                    </a:blip>
+                    <a:srcRect b="5720"/>
+                    <a:stretch/>
+                  </pic:blipFill>
+                  <pic:spPr bwMode="auto">
+                    <a:xfrm>
+                      <a:off x="0" y="0"/>
+                      <a:ext cx="2424462" cy="5083200"/>
+                    </a:xfrm>
+                    <a:prstGeom prst="rect">
+                      <a:avLst/>
+                    </a:prstGeom>
+                    <a:ln>
+                      <a:noFill/>
+                    </a:ln>
+                    <a:extLst>
+                      <a:ext uri="{53640926-AAD7-44D8-BBD7-CCE9431645EC}">
+                        <a14:shadowObscured xmlns:a14="http://schemas.microsoft.com/office/drawing/2010/main"/>
+                      </a:ext>
+                    </a:extLst>
+                  </pic:spPr>
+                </pic:pic>
+              </a:graphicData>
+            </a:graphic>
+            <wp14:sizeRelH relativeFrom="margin">
+              <wp14:pctWidth>0</wp14:pctWidth>
+            </wp14:sizeRelH>
+            <wp14:sizeRelV relativeFrom="margin">
+              <wp14:pctHeight>0</wp14:pctHeight>
+            </wp14:sizeRelV>
+          </wp:anchor>
+        </w:drawing>
+      </w:r>
+      <w:r>
+        <w:rPr>
+          <w:color w:val="111827"/>
+        </w:rPr>
+        <w:t>Dentro del chat de un documento el usuario escribe preguntas en lenguaje natural. Mientras la IA procesa la respuesta aparece un indicador animado de tres puntos. La respuesta se muestra con la fuente del documento de la que se extrajo la información. Cada respuesta se puede compartir pulsando el botón de compartir.</w:t>
+      </w:r>
+      <w:r>
+        <w:rPr>
+          <w:color w:val="111827"/>
+        </w:rPr>
+        <w:t xml:space="preserve"> </w:t>
+      </w:r>
+      <w:r>
+        <w:t xml:space="preserve">La pantalla de chat también incluye un buscador accesible desde el icono de la lupa en la barra superior. Al escribir un término, los mensajes que coinciden se resaltan en amarillo y la pantalla hace </w:t>
+      </w:r>
+      <w:proofErr w:type="spellStart"/>
+      <w:r>
+        <w:t>scroll</w:t>
+      </w:r>
+      <w:proofErr w:type="spellEnd"/>
+      <w:r>
+        <w:t xml:space="preserve"> automáticamente hacia el primer resultado.</w:t>
+      </w:r>
+    </w:p>
+    <w:p>
+      <w:pPr>
+        <w:spacing w:line="480" w:lineRule="auto"/>
+        <w:jc w:val="both"/>
+      </w:pPr>
+    </w:p>
+    <w:p>
+      <w:pPr>
+        <w:pStyle w:val="Ttulo2"/>
+        <w:jc w:val="both"/>
+        <w:rPr>
+          <w:noProof/>
+        </w:rPr>
+      </w:pPr>
+    </w:p>
+    <w:p>
+      <w:pPr>
+        <w:pStyle w:val="Ttulo2"/>
+        <w:jc w:val="both"/>
+      </w:pPr>
+      <w:bookmarkStart w:id="21" w:name="_Toc230949206"/>
+      <w:r>
+        <w:rPr>
+          <w:noProof/>
+        </w:rPr>
+        <w:lastRenderedPageBreak/>
+        <w:drawing>
+          <wp:anchor distT="0" distB="0" distL="114300" distR="114300" simplePos="0" relativeHeight="251680768" behindDoc="0" locked="0" layoutInCell="1" allowOverlap="1" wp14:anchorId="7355756F" wp14:editId="262241F5">
+            <wp:simplePos x="0" y="0"/>
+            <wp:positionH relativeFrom="column">
+              <wp:posOffset>1534602</wp:posOffset>
+            </wp:positionH>
+            <wp:positionV relativeFrom="paragraph">
+              <wp:posOffset>248</wp:posOffset>
+            </wp:positionV>
+            <wp:extent cx="2431439" cy="5083200"/>
+            <wp:effectExtent l="0" t="0" r="6985" b="3175"/>
+            <wp:wrapTopAndBottom/>
+            <wp:docPr id="24" name="Imagen 24"/>
+            <wp:cNvGraphicFramePr>
+              <a:graphicFrameLocks xmlns:a="http://schemas.openxmlformats.org/drawingml/2006/main" noChangeAspect="1"/>
+            </wp:cNvGraphicFramePr>
+            <a:graphic xmlns:a="http://schemas.openxmlformats.org/drawingml/2006/main">
+              <a:graphicData uri="http://schemas.openxmlformats.org/drawingml/2006/picture">
+                <pic:pic xmlns:pic="http://schemas.openxmlformats.org/drawingml/2006/picture">
+                  <pic:nvPicPr>
+                    <pic:cNvPr id="24" name="WhatsApp Image 2026-05-28 at 21.19.49 (7).jpeg"/>
+                    <pic:cNvPicPr/>
+                  </pic:nvPicPr>
+                  <pic:blipFill rotWithShape="1">
+                    <a:blip r:embed="rId21" cstate="print">
+                      <a:extLst>
+                        <a:ext uri="{28A0092B-C50C-407E-A947-70E740481C1C}">
+                          <a14:useLocalDpi xmlns:a14="http://schemas.microsoft.com/office/drawing/2010/main" val="0"/>
+                        </a:ext>
+                      </a:extLst>
+                    </a:blip>
+                    <a:srcRect b="5984"/>
+                    <a:stretch/>
+                  </pic:blipFill>
+                  <pic:spPr bwMode="auto">
+                    <a:xfrm>
+                      <a:off x="0" y="0"/>
+                      <a:ext cx="2431439" cy="5083200"/>
+                    </a:xfrm>
+                    <a:prstGeom prst="rect">
+                      <a:avLst/>
+                    </a:prstGeom>
+                    <a:ln>
+                      <a:noFill/>
+                    </a:ln>
+                    <a:extLst>
+                      <a:ext uri="{53640926-AAD7-44D8-BBD7-CCE9431645EC}">
+                        <a14:shadowObscured xmlns:a14="http://schemas.microsoft.com/office/drawing/2010/main"/>
+                      </a:ext>
+                    </a:extLst>
+                  </pic:spPr>
+                </pic:pic>
+              </a:graphicData>
+            </a:graphic>
+          </wp:anchor>
+        </w:drawing>
+      </w:r>
+      <w:bookmarkEnd w:id="21"/>
+    </w:p>
+    <w:p>
+      <w:pPr>
+        <w:pStyle w:val="Ttulo2"/>
+        <w:jc w:val="both"/>
+      </w:pPr>
+    </w:p>
+    <w:p>
+      <w:pPr>
+        <w:pStyle w:val="Ttulo2"/>
+        <w:jc w:val="both"/>
+      </w:pPr>
+    </w:p>
+    <w:p>
+      <w:pPr>
+        <w:pStyle w:val="Ttulo2"/>
+        <w:jc w:val="both"/>
+      </w:pPr>
+    </w:p>
+    <w:p>
+      <w:pPr>
+        <w:pStyle w:val="Ttulo2"/>
+        <w:jc w:val="both"/>
+      </w:pPr>
+    </w:p>
+    <w:p>
+      <w:pPr>
+        <w:pStyle w:val="Ttulo2"/>
+        <w:jc w:val="both"/>
+      </w:pPr>
+    </w:p>
+    <w:p>
+      <w:pPr>
+        <w:pStyle w:val="Ttulo2"/>
+        <w:jc w:val="both"/>
+      </w:pPr>
+      <w:bookmarkStart w:id="22" w:name="_Toc230949207"/>
+      <w:r>
+        <w:lastRenderedPageBreak/>
+        <w:t>5.6 Chat general</w:t>
+      </w:r>
+      <w:bookmarkEnd w:id="22"/>
+    </w:p>
+    <w:p>
+      <w:pPr>
+        <w:spacing w:line="480" w:lineRule="auto"/>
+        <w:ind w:firstLine="720"/>
+        <w:jc w:val="both"/>
+      </w:pPr>
+      <w:r>
+        <w:rPr>
+          <w:noProof/>
+        </w:rPr>
+        <w:drawing>
+          <wp:anchor distT="0" distB="0" distL="114300" distR="114300" simplePos="0" relativeHeight="251676672" behindDoc="0" locked="0" layoutInCell="1" allowOverlap="1" wp14:anchorId="32F88042" wp14:editId="5116AF89">
+            <wp:simplePos x="0" y="0"/>
+            <wp:positionH relativeFrom="column">
+              <wp:posOffset>1701165</wp:posOffset>
+            </wp:positionH>
+            <wp:positionV relativeFrom="paragraph">
+              <wp:posOffset>1075690</wp:posOffset>
+            </wp:positionV>
+            <wp:extent cx="2428121" cy="5083200"/>
+            <wp:effectExtent l="0" t="0" r="0" b="3175"/>
+            <wp:wrapTopAndBottom/>
+            <wp:docPr id="9" name="Imagen 9"/>
+            <wp:cNvGraphicFramePr>
+              <a:graphicFrameLocks xmlns:a="http://schemas.openxmlformats.org/drawingml/2006/main" noChangeAspect="1"/>
+            </wp:cNvGraphicFramePr>
+            <a:graphic xmlns:a="http://schemas.openxmlformats.org/drawingml/2006/main">
+              <a:graphicData uri="http://schemas.openxmlformats.org/drawingml/2006/picture">
+                <pic:pic xmlns:pic="http://schemas.openxmlformats.org/drawingml/2006/picture">
+                  <pic:nvPicPr>
+                    <pic:cNvPr id="9" name="Imagen 9"/>
+                    <pic:cNvPicPr/>
+                  </pic:nvPicPr>
+                  <pic:blipFill rotWithShape="1">
+                    <a:blip r:embed="rId22" cstate="print">
+                      <a:extLst>
+                        <a:ext uri="{28A0092B-C50C-407E-A947-70E740481C1C}">
+                          <a14:useLocalDpi xmlns:a14="http://schemas.microsoft.com/office/drawing/2010/main" val="0"/>
+                        </a:ext>
+                      </a:extLst>
+                    </a:blip>
+                    <a:srcRect b="5852"/>
+                    <a:stretch/>
+                  </pic:blipFill>
+                  <pic:spPr bwMode="auto">
+                    <a:xfrm>
+                      <a:off x="0" y="0"/>
+                      <a:ext cx="2428121" cy="5083200"/>
+                    </a:xfrm>
+                    <a:prstGeom prst="rect">
+                      <a:avLst/>
+                    </a:prstGeom>
+                    <a:ln>
+                      <a:noFill/>
+                    </a:ln>
+                    <a:extLst>
+                      <a:ext uri="{53640926-AAD7-44D8-BBD7-CCE9431645EC}">
+                        <a14:shadowObscured xmlns:a14="http://schemas.microsoft.com/office/drawing/2010/main"/>
+                      </a:ext>
+                    </a:extLst>
+                  </pic:spPr>
+                </pic:pic>
+              </a:graphicData>
+            </a:graphic>
+            <wp14:sizeRelH relativeFrom="margin">
+              <wp14:pctWidth>0</wp14:pctWidth>
+            </wp14:sizeRelH>
+            <wp14:sizeRelV relativeFrom="margin">
+              <wp14:pctHeight>0</wp14:pctHeight>
+            </wp14:sizeRelV>
+          </wp:anchor>
+        </w:drawing>
+      </w:r>
+      <w:r>
+        <w:rPr>
+          <w:color w:val="111827"/>
+        </w:rPr>
+        <w:t>El chat general permite preguntar sobre todos los documentos a la vez. El sistema busca en la totalidad de los archivos del usuario y devuelve la respuesta más relevante citando las fuentes.</w:t>
+      </w:r>
+    </w:p>
+    <w:p>
+      <w:pPr>
+        <w:spacing w:line="480" w:lineRule="auto"/>
+        <w:jc w:val="both"/>
+      </w:pPr>
+    </w:p>
+    <w:p>
+      <w:pPr>
+        <w:spacing w:line="480" w:lineRule="auto"/>
+        <w:jc w:val="both"/>
+      </w:pPr>
+    </w:p>
+    <w:p>
+      <w:pPr>
+        <w:spacing w:line="480" w:lineRule="auto"/>
+        <w:jc w:val="both"/>
+      </w:pPr>
+    </w:p>
+    <w:p>
+      <w:pPr>
+        <w:spacing w:line="480" w:lineRule="auto"/>
+        <w:jc w:val="both"/>
+      </w:pPr>
+    </w:p>
+    <w:p>
+      <w:pPr>
+        <w:spacing w:line="480" w:lineRule="auto"/>
+        <w:jc w:val="both"/>
+      </w:pPr>
+    </w:p>
+    <w:p>
+      <w:pPr>
+        <w:pStyle w:val="Ttulo2"/>
+        <w:jc w:val="both"/>
+      </w:pPr>
+    </w:p>
+    <w:p>
+      <w:pPr>
+        <w:pStyle w:val="Ttulo2"/>
+        <w:jc w:val="both"/>
+      </w:pPr>
+      <w:bookmarkStart w:id="23" w:name="_Toc230949208"/>
+      <w:r>
+        <w:lastRenderedPageBreak/>
+        <w:t>5.7 Historial de chat</w:t>
+      </w:r>
+      <w:bookmarkEnd w:id="23"/>
+    </w:p>
+    <w:p>
+      <w:pPr>
+        <w:spacing w:line="480" w:lineRule="auto"/>
+        <w:ind w:firstLine="720"/>
+        <w:jc w:val="both"/>
+        <w:rPr>
+          <w:color w:val="111827"/>
+        </w:rPr>
+      </w:pPr>
+      <w:r>
+        <w:rPr>
+          <w:noProof/>
+        </w:rPr>
+        <w:drawing>
+          <wp:anchor distT="0" distB="0" distL="114300" distR="114300" simplePos="0" relativeHeight="251677696" behindDoc="1" locked="0" layoutInCell="1" allowOverlap="1" wp14:anchorId="4FD29EF0" wp14:editId="3588D653">
+            <wp:simplePos x="0" y="0"/>
+            <wp:positionH relativeFrom="column">
+              <wp:posOffset>3298190</wp:posOffset>
+            </wp:positionH>
+            <wp:positionV relativeFrom="paragraph">
+              <wp:posOffset>1211400</wp:posOffset>
+            </wp:positionV>
+            <wp:extent cx="2437200" cy="5083200"/>
+            <wp:effectExtent l="0" t="0" r="1270" b="3175"/>
+            <wp:wrapTopAndBottom/>
+            <wp:docPr id="22" name="Imagen 22"/>
+            <wp:cNvGraphicFramePr>
+              <a:graphicFrameLocks xmlns:a="http://schemas.openxmlformats.org/drawingml/2006/main"/>
+            </wp:cNvGraphicFramePr>
+            <a:graphic xmlns:a="http://schemas.openxmlformats.org/drawingml/2006/main">
+              <a:graphicData uri="http://schemas.openxmlformats.org/drawingml/2006/picture">
+                <pic:pic xmlns:pic="http://schemas.openxmlformats.org/drawingml/2006/picture">
+                  <pic:nvPicPr>
+                    <pic:cNvPr id="22" name="WhatsApp Image 2026-05-28 at 21.19.49 (4).jpeg"/>
+                    <pic:cNvPicPr/>
+                  </pic:nvPicPr>
+                  <pic:blipFill rotWithShape="1">
+                    <a:blip r:embed="rId23" cstate="print">
+                      <a:extLst>
+                        <a:ext uri="{28A0092B-C50C-407E-A947-70E740481C1C}">
+                          <a14:useLocalDpi xmlns:a14="http://schemas.microsoft.com/office/drawing/2010/main" val="0"/>
+                        </a:ext>
+                      </a:extLst>
+                    </a:blip>
+                    <a:srcRect b="5984"/>
+                    <a:stretch/>
+                  </pic:blipFill>
+                  <pic:spPr bwMode="auto">
+                    <a:xfrm>
+                      <a:off x="0" y="0"/>
+                      <a:ext cx="2437200" cy="5083200"/>
+                    </a:xfrm>
+                    <a:prstGeom prst="rect">
+                      <a:avLst/>
+                    </a:prstGeom>
+                    <a:ln>
+                      <a:noFill/>
+                    </a:ln>
+                    <a:extLst>
+                      <a:ext uri="{53640926-AAD7-44D8-BBD7-CCE9431645EC}">
+                        <a14:shadowObscured xmlns:a14="http://schemas.microsoft.com/office/drawing/2010/main"/>
+                      </a:ext>
+                    </a:extLst>
+                  </pic:spPr>
+                </pic:pic>
+              </a:graphicData>
+            </a:graphic>
+            <wp14:sizeRelH relativeFrom="margin">
+              <wp14:pctWidth>0</wp14:pctWidth>
+            </wp14:sizeRelH>
+            <wp14:sizeRelV relativeFrom="margin">
+              <wp14:pctHeight>0</wp14:pctHeight>
+            </wp14:sizeRelV>
+          </wp:anchor>
+        </w:drawing>
+      </w:r>
+      <w:r>
+        <w:rPr>
+          <w:noProof/>
+        </w:rPr>
+        <w:drawing>
+          <wp:anchor distT="0" distB="0" distL="114300" distR="114300" simplePos="0" relativeHeight="251678720" behindDoc="0" locked="0" layoutInCell="1" allowOverlap="1" wp14:anchorId="67A25360" wp14:editId="5D92ED04">
+            <wp:simplePos x="0" y="0"/>
+            <wp:positionH relativeFrom="column">
+              <wp:posOffset>-17145</wp:posOffset>
+            </wp:positionH>
+            <wp:positionV relativeFrom="paragraph">
+              <wp:posOffset>1213796</wp:posOffset>
+            </wp:positionV>
+            <wp:extent cx="2437200" cy="5083200"/>
+            <wp:effectExtent l="0" t="0" r="1270" b="3175"/>
+            <wp:wrapTopAndBottom/>
+            <wp:docPr id="10" name="Imagen 10"/>
+            <wp:cNvGraphicFramePr>
+              <a:graphicFrameLocks xmlns:a="http://schemas.openxmlformats.org/drawingml/2006/main"/>
+            </wp:cNvGraphicFramePr>
+            <a:graphic xmlns:a="http://schemas.openxmlformats.org/drawingml/2006/main">
+              <a:graphicData uri="http://schemas.openxmlformats.org/drawingml/2006/picture">
+                <pic:pic xmlns:pic="http://schemas.openxmlformats.org/drawingml/2006/picture">
+                  <pic:nvPicPr>
+                    <pic:cNvPr id="10" name="Imagen 10"/>
+                    <pic:cNvPicPr/>
+                  </pic:nvPicPr>
+                  <pic:blipFill rotWithShape="1">
+                    <a:blip r:embed="rId24" cstate="print">
+                      <a:extLst>
+                        <a:ext uri="{28A0092B-C50C-407E-A947-70E740481C1C}">
+                          <a14:useLocalDpi xmlns:a14="http://schemas.microsoft.com/office/drawing/2010/main" val="0"/>
+                        </a:ext>
+                      </a:extLst>
+                    </a:blip>
+                    <a:srcRect b="5418"/>
+                    <a:stretch/>
+                  </pic:blipFill>
+                  <pic:spPr bwMode="auto">
+                    <a:xfrm>
+                      <a:off x="0" y="0"/>
+                      <a:ext cx="2437200" cy="5083200"/>
+                    </a:xfrm>
+                    <a:prstGeom prst="rect">
+                      <a:avLst/>
+                    </a:prstGeom>
+                    <a:ln>
+                      <a:noFill/>
+                    </a:ln>
+                    <a:extLst>
+                      <a:ext uri="{53640926-AAD7-44D8-BBD7-CCE9431645EC}">
+                        <a14:shadowObscured xmlns:a14="http://schemas.microsoft.com/office/drawing/2010/main"/>
+                      </a:ext>
+                    </a:extLst>
+                  </pic:spPr>
+                </pic:pic>
+              </a:graphicData>
+            </a:graphic>
+            <wp14:sizeRelH relativeFrom="margin">
+              <wp14:pctWidth>0</wp14:pctWidth>
+            </wp14:sizeRelH>
+            <wp14:sizeRelV relativeFrom="margin">
+              <wp14:pctHeight>0</wp14:pctHeight>
+            </wp14:sizeRelV>
+          </wp:anchor>
+        </w:drawing>
+      </w:r>
+      <w:r>
+        <w:rPr>
+          <w:color w:val="111827"/>
+        </w:rPr>
+        <w:t>El historial agrupa las conversaciones por documento. Al pulsar una entrada se abre el chat de ese documento con el historial cargado. Se puede eliminar el historial completo o mensajes individuales.</w:t>
+      </w:r>
+    </w:p>
+    <w:p>
+      <w:pPr>
+        <w:spacing w:line="480" w:lineRule="auto"/>
+        <w:ind w:firstLine="720"/>
+        <w:jc w:val="both"/>
+      </w:pPr>
+    </w:p>
+    <w:p>
+      <w:pPr>
+        <w:spacing w:line="480" w:lineRule="auto"/>
+        <w:jc w:val="both"/>
+      </w:pPr>
+    </w:p>
+    <w:p>
+      <w:pPr>
+        <w:spacing w:line="480" w:lineRule="auto"/>
+        <w:jc w:val="both"/>
+        <w:rPr>
+          <w:noProof/>
+        </w:rPr>
+      </w:pPr>
+    </w:p>
+    <w:p>
+      <w:pPr>
+        <w:spacing w:line="480" w:lineRule="auto"/>
+        <w:jc w:val="both"/>
+      </w:pPr>
+      <w:r>
+        <w:rPr>
+          <w:noProof/>
+        </w:rPr>
+        <w:lastRenderedPageBreak/>
+        <w:drawing>
+          <wp:anchor distT="0" distB="0" distL="114300" distR="114300" simplePos="0" relativeHeight="251679744" behindDoc="0" locked="0" layoutInCell="1" allowOverlap="1" wp14:anchorId="1CEBF3F3" wp14:editId="7391AADB">
+            <wp:simplePos x="0" y="0"/>
+            <wp:positionH relativeFrom="column">
+              <wp:posOffset>1621790</wp:posOffset>
+            </wp:positionH>
+            <wp:positionV relativeFrom="paragraph">
+              <wp:posOffset>414</wp:posOffset>
+            </wp:positionV>
+            <wp:extent cx="2436088" cy="5083200"/>
+            <wp:effectExtent l="0" t="0" r="2540" b="3175"/>
+            <wp:wrapTopAndBottom/>
+            <wp:docPr id="23" name="Imagen 23"/>
+            <wp:cNvGraphicFramePr>
+              <a:graphicFrameLocks xmlns:a="http://schemas.openxmlformats.org/drawingml/2006/main" noChangeAspect="1"/>
+            </wp:cNvGraphicFramePr>
+            <a:graphic xmlns:a="http://schemas.openxmlformats.org/drawingml/2006/main">
+              <a:graphicData uri="http://schemas.openxmlformats.org/drawingml/2006/picture">
+                <pic:pic xmlns:pic="http://schemas.openxmlformats.org/drawingml/2006/picture">
+                  <pic:nvPicPr>
+                    <pic:cNvPr id="23" name="WhatsApp Image 2026-05-28 at 21.19.49 (5).jpeg"/>
+                    <pic:cNvPicPr/>
+                  </pic:nvPicPr>
+                  <pic:blipFill rotWithShape="1">
+                    <a:blip r:embed="rId25" cstate="print">
+                      <a:extLst>
+                        <a:ext uri="{28A0092B-C50C-407E-A947-70E740481C1C}">
+                          <a14:useLocalDpi xmlns:a14="http://schemas.microsoft.com/office/drawing/2010/main" val="0"/>
+                        </a:ext>
+                      </a:extLst>
+                    </a:blip>
+                    <a:srcRect b="6163"/>
+                    <a:stretch/>
+                  </pic:blipFill>
+                  <pic:spPr bwMode="auto">
+                    <a:xfrm>
+                      <a:off x="0" y="0"/>
+                      <a:ext cx="2436088" cy="5083200"/>
+                    </a:xfrm>
+                    <a:prstGeom prst="rect">
+                      <a:avLst/>
+                    </a:prstGeom>
+                    <a:ln>
+                      <a:noFill/>
+                    </a:ln>
+                    <a:extLst>
+                      <a:ext uri="{53640926-AAD7-44D8-BBD7-CCE9431645EC}">
+                        <a14:shadowObscured xmlns:a14="http://schemas.microsoft.com/office/drawing/2010/main"/>
+                      </a:ext>
+                    </a:extLst>
+                  </pic:spPr>
+                </pic:pic>
+              </a:graphicData>
+            </a:graphic>
+          </wp:anchor>
+        </w:drawing>
+      </w:r>
+    </w:p>
+    <w:p>
+      <w:pPr>
+        <w:spacing w:line="480" w:lineRule="auto"/>
+        <w:jc w:val="both"/>
+      </w:pPr>
+    </w:p>
+    <w:p>
+      <w:pPr>
+        <w:spacing w:line="480" w:lineRule="auto"/>
+        <w:jc w:val="both"/>
+      </w:pPr>
+    </w:p>
+    <w:p>
+      <w:pPr>
+        <w:pStyle w:val="Ttulo2"/>
+        <w:jc w:val="both"/>
+        <w:rPr>
+          <w:b w:val="0"/>
+          <w:bCs w:val="0"/>
+          <w:color w:val="auto"/>
+          <w:sz w:val="22"/>
+          <w:szCs w:val="22"/>
+        </w:rPr>
+      </w:pPr>
+    </w:p>
+    <w:p>
+      <w:pPr>
+        <w:pStyle w:val="Ttulo2"/>
+        <w:jc w:val="both"/>
+      </w:pPr>
+    </w:p>
+    <w:p>
+      <w:pPr>
+        <w:pStyle w:val="Ttulo2"/>
+        <w:jc w:val="both"/>
+      </w:pPr>
+    </w:p>
+    <w:p>
+      <w:pPr>
+        <w:pStyle w:val="Ttulo2"/>
+        <w:jc w:val="both"/>
+      </w:pPr>
+    </w:p>
+    <w:p>
+      <w:pPr>
+        <w:pStyle w:val="Ttulo2"/>
+        <w:jc w:val="both"/>
+      </w:pPr>
+    </w:p>
+    <w:p>
+      <w:pPr>
+        <w:pStyle w:val="Ttulo2"/>
+        <w:jc w:val="both"/>
+      </w:pPr>
+      <w:bookmarkStart w:id="24" w:name="_Toc230949209"/>
+      <w:r>
+        <w:lastRenderedPageBreak/>
+        <w:t>5.8 Perfil de usuario</w:t>
+      </w:r>
+      <w:bookmarkEnd w:id="24"/>
+    </w:p>
+    <w:p>
+      <w:pPr>
+        <w:spacing w:line="480" w:lineRule="auto"/>
+        <w:ind w:firstLine="720"/>
+        <w:jc w:val="both"/>
+      </w:pPr>
+      <w:r>
+        <w:rPr>
+          <w:noProof/>
+        </w:rPr>
+        <w:drawing>
+          <wp:anchor distT="0" distB="0" distL="114300" distR="114300" simplePos="0" relativeHeight="251669504" behindDoc="0" locked="0" layoutInCell="1" allowOverlap="1" wp14:anchorId="34DBD850" wp14:editId="35FF76A4">
+            <wp:simplePos x="0" y="0"/>
+            <wp:positionH relativeFrom="column">
+              <wp:posOffset>1480185</wp:posOffset>
+            </wp:positionH>
+            <wp:positionV relativeFrom="paragraph">
+              <wp:posOffset>459023</wp:posOffset>
+            </wp:positionV>
+            <wp:extent cx="2412224" cy="5364000"/>
+            <wp:effectExtent l="0" t="0" r="7620" b="8255"/>
+            <wp:wrapTopAndBottom/>
+            <wp:docPr id="11" name="Imagen 11"/>
+            <wp:cNvGraphicFramePr>
+              <a:graphicFrameLocks xmlns:a="http://schemas.openxmlformats.org/drawingml/2006/main" noChangeAspect="1"/>
+            </wp:cNvGraphicFramePr>
+            <a:graphic xmlns:a="http://schemas.openxmlformats.org/drawingml/2006/main">
+              <a:graphicData uri="http://schemas.openxmlformats.org/drawingml/2006/picture">
+                <pic:pic xmlns:pic="http://schemas.openxmlformats.org/drawingml/2006/picture">
+                  <pic:nvPicPr>
+                    <pic:cNvPr id="11" name="Imagen 11"/>
+                    <pic:cNvPicPr/>
+                  </pic:nvPicPr>
                   <pic:blipFill>
-                    <a:blip r:embed="rId11" cstate="print">
+                    <a:blip r:embed="rId26" cstate="print">
                       <a:extLst>
                         <a:ext uri="{28A0092B-C50C-407E-A947-70E740481C1C}">
                           <a14:useLocalDpi xmlns:a14="http://schemas.microsoft.com/office/drawing/2010/main" val="0"/>
@@ -6067,9 +7695,35 @@
                 </pic:pic>
               </a:graphicData>
             </a:graphic>
-          </wp:inline>
+          </wp:anchor>
         </w:drawing>
       </w:r>
+      <w:r>
+        <w:rPr>
+          <w:color w:val="111827"/>
+        </w:rPr>
+        <w:t>Desde el perfil el usuario puede cambiar su nombre y contraseña, y cerrar sesión.</w:t>
+      </w:r>
+    </w:p>
+    <w:p>
+      <w:pPr>
+        <w:jc w:val="both"/>
+      </w:pPr>
+      <w:r>
+        <w:br w:type="page"/>
+      </w:r>
+    </w:p>
+    <w:p>
+      <w:pPr>
+        <w:pStyle w:val="Ttulo1"/>
+        <w:jc w:val="both"/>
+      </w:pPr>
+      <w:bookmarkStart w:id="25" w:name="_Toc230949210"/>
+      <w:r>
+        <w:lastRenderedPageBreak/>
+        <w:t>6. Planificación</w:t>
+      </w:r>
+      <w:bookmarkEnd w:id="25"/>
     </w:p>
     <w:p>
       <w:pPr>
@@ -6077,48 +7731,11 @@
         <w:ind w:firstLine="720"/>
         <w:jc w:val="both"/>
       </w:pPr>
-    </w:p>
-    <w:p>
-      <w:pPr>
-        <w:spacing w:line="480" w:lineRule="auto"/>
-        <w:jc w:val="both"/>
-      </w:pPr>
-    </w:p>
-    <w:p>
-      <w:pPr>
-        <w:pStyle w:val="Ttulo2"/>
-        <w:jc w:val="both"/>
-      </w:pPr>
-      <w:bookmarkStart w:id="16" w:name="_Toc230724171"/>
-    </w:p>
-    <w:p>
-      <w:pPr>
-        <w:pStyle w:val="Ttulo2"/>
-        <w:jc w:val="both"/>
-      </w:pPr>
-    </w:p>
-    <w:p>
-      <w:pPr>
-        <w:pStyle w:val="Ttulo2"/>
-        <w:jc w:val="both"/>
-      </w:pPr>
-      <w:r>
-        <w:lastRenderedPageBreak/>
-        <w:t>5.4 Gestión de documentos</w:t>
-      </w:r>
-      <w:bookmarkEnd w:id="16"/>
-    </w:p>
-    <w:p>
-      <w:pPr>
-        <w:spacing w:line="480" w:lineRule="auto"/>
-        <w:ind w:firstLine="720"/>
-        <w:jc w:val="both"/>
-      </w:pPr>
-      <w:r>
-        <w:rPr>
-          <w:color w:val="111827"/>
-        </w:rPr>
-        <w:t>El listado de documentos muestra cada archivo con su icono según el tipo (PDF en rojo, DOCX en azul, TXT en gris) y la fecha de subida. El usuario puede subir documentos con el botón flotante, buscar por nombre, ordenar por diferentes criterios, renombrar, eliminar y acceder al chat de cada documento.</w:t>
+      <w:r>
+        <w:rPr>
+          <w:color w:val="111827"/>
+        </w:rPr>
+        <w:t>El proyecto se ha desarrollado a lo largo de 12 semanas usando una metodología incremental. La siguiente tabla muestra la distribución de tareas:</w:t>
       </w:r>
     </w:p>
     <w:p>
@@ -6131,626 +7748,17 @@
           <w:noProof/>
         </w:rPr>
         <w:drawing>
-          <wp:anchor distT="0" distB="0" distL="114300" distR="114300" simplePos="0" relativeHeight="251659264" behindDoc="1" locked="0" layoutInCell="1" allowOverlap="1" wp14:anchorId="40ADB801" wp14:editId="67EADE45">
+          <wp:anchor distT="0" distB="0" distL="114300" distR="114300" simplePos="0" relativeHeight="251681792" behindDoc="0" locked="0" layoutInCell="1" allowOverlap="1" wp14:anchorId="752ECF58" wp14:editId="51E64F85">
             <wp:simplePos x="0" y="0"/>
             <wp:positionH relativeFrom="column">
-              <wp:posOffset>3171825</wp:posOffset>
+              <wp:posOffset>0</wp:posOffset>
             </wp:positionH>
             <wp:positionV relativeFrom="paragraph">
-              <wp:posOffset>0</wp:posOffset>
+              <wp:posOffset>235364</wp:posOffset>
             </wp:positionV>
-            <wp:extent cx="2411730" cy="5363845"/>
-            <wp:effectExtent l="0" t="0" r="7620" b="8255"/>
-            <wp:wrapNone/>
-            <wp:docPr id="6" name="Imagen 6"/>
-            <wp:cNvGraphicFramePr>
-              <a:graphicFrameLocks xmlns:a="http://schemas.openxmlformats.org/drawingml/2006/main" noChangeAspect="1"/>
-            </wp:cNvGraphicFramePr>
-            <a:graphic xmlns:a="http://schemas.openxmlformats.org/drawingml/2006/main">
-              <a:graphicData uri="http://schemas.openxmlformats.org/drawingml/2006/picture">
-                <pic:pic xmlns:pic="http://schemas.openxmlformats.org/drawingml/2006/picture">
-                  <pic:nvPicPr>
-                    <pic:cNvPr id="6" name="Imagen 6"/>
-                    <pic:cNvPicPr/>
-                  </pic:nvPicPr>
-                  <pic:blipFill>
-                    <a:blip r:embed="rId12" cstate="print">
-                      <a:extLst>
-                        <a:ext uri="{28A0092B-C50C-407E-A947-70E740481C1C}">
-                          <a14:useLocalDpi xmlns:a14="http://schemas.microsoft.com/office/drawing/2010/main" val="0"/>
-                        </a:ext>
-                      </a:extLst>
-                    </a:blip>
-                    <a:stretch>
-                      <a:fillRect/>
-                    </a:stretch>
-                  </pic:blipFill>
-                  <pic:spPr>
-                    <a:xfrm>
-                      <a:off x="0" y="0"/>
-                      <a:ext cx="2411730" cy="5363845"/>
-                    </a:xfrm>
-                    <a:prstGeom prst="rect">
-                      <a:avLst/>
-                    </a:prstGeom>
-                  </pic:spPr>
-                </pic:pic>
-              </a:graphicData>
-            </a:graphic>
-          </wp:anchor>
-        </w:drawing>
-      </w:r>
-      <w:r>
-        <w:rPr>
-          <w:noProof/>
-        </w:rPr>
-        <w:drawing>
-          <wp:inline distT="0" distB="0" distL="0" distR="0" wp14:anchorId="5CDDC5D0" wp14:editId="5C7BAC7E">
-            <wp:extent cx="2412224" cy="5364000"/>
-            <wp:effectExtent l="0" t="0" r="7620" b="8255"/>
-            <wp:docPr id="5" name="Imagen 5"/>
-            <wp:cNvGraphicFramePr>
-              <a:graphicFrameLocks xmlns:a="http://schemas.openxmlformats.org/drawingml/2006/main" noChangeAspect="1"/>
-            </wp:cNvGraphicFramePr>
-            <a:graphic xmlns:a="http://schemas.openxmlformats.org/drawingml/2006/main">
-              <a:graphicData uri="http://schemas.openxmlformats.org/drawingml/2006/picture">
-                <pic:pic xmlns:pic="http://schemas.openxmlformats.org/drawingml/2006/picture">
-                  <pic:nvPicPr>
-                    <pic:cNvPr id="5" name="Imagen 5"/>
-                    <pic:cNvPicPr/>
-                  </pic:nvPicPr>
-                  <pic:blipFill>
-                    <a:blip r:embed="rId13" cstate="print">
-                      <a:extLst>
-                        <a:ext uri="{28A0092B-C50C-407E-A947-70E740481C1C}">
-                          <a14:useLocalDpi xmlns:a14="http://schemas.microsoft.com/office/drawing/2010/main" val="0"/>
-                        </a:ext>
-                      </a:extLst>
-                    </a:blip>
-                    <a:stretch>
-                      <a:fillRect/>
-                    </a:stretch>
-                  </pic:blipFill>
-                  <pic:spPr>
-                    <a:xfrm>
-                      <a:off x="0" y="0"/>
-                      <a:ext cx="2412224" cy="5364000"/>
-                    </a:xfrm>
-                    <a:prstGeom prst="rect">
-                      <a:avLst/>
-                    </a:prstGeom>
-                  </pic:spPr>
-                </pic:pic>
-              </a:graphicData>
-            </a:graphic>
-          </wp:inline>
-        </w:drawing>
-      </w:r>
-    </w:p>
-    <w:p>
-      <w:pPr>
-        <w:pStyle w:val="Ttulo2"/>
-        <w:jc w:val="both"/>
-      </w:pPr>
-      <w:bookmarkStart w:id="17" w:name="_Toc230724172"/>
-    </w:p>
-    <w:p>
-      <w:pPr>
-        <w:pStyle w:val="Ttulo2"/>
-        <w:jc w:val="both"/>
-      </w:pPr>
-    </w:p>
-    <w:p>
-      <w:pPr>
-        <w:pStyle w:val="Ttulo2"/>
-        <w:jc w:val="both"/>
-      </w:pPr>
-    </w:p>
-    <w:p>
-      <w:pPr>
-        <w:pStyle w:val="Ttulo2"/>
-        <w:jc w:val="both"/>
-      </w:pPr>
-      <w:r>
-        <w:lastRenderedPageBreak/>
-        <w:t>5.5 Chat con la IA</w:t>
-      </w:r>
-      <w:bookmarkEnd w:id="17"/>
-    </w:p>
-    <w:p>
-      <w:pPr>
-        <w:spacing w:line="480" w:lineRule="auto"/>
-        <w:ind w:firstLine="720"/>
-        <w:jc w:val="both"/>
-      </w:pPr>
-      <w:r>
-        <w:rPr>
-          <w:color w:val="111827"/>
-        </w:rPr>
-        <w:t>Dentro del chat de un documento el usuario escribe preguntas en lenguaje natural. Mientras la IA procesa la respuesta aparece un indicador animado de tres puntos. La respuesta se muestra con la fuente del documento de la que se extrajo la información. Cada respuesta se puede compartir pulsando el botón de compartir.</w:t>
-      </w:r>
-      <w:r>
-        <w:rPr>
-          <w:color w:val="111827"/>
-        </w:rPr>
-        <w:t xml:space="preserve"> </w:t>
-      </w:r>
-      <w:r>
-        <w:t xml:space="preserve">La pantalla de chat también incluye un buscador accesible desde el icono de la lupa en la barra superior. Al escribir un término, los mensajes que coinciden se resaltan en amarillo y la pantalla hace </w:t>
-      </w:r>
-      <w:proofErr w:type="spellStart"/>
-      <w:r>
-        <w:t>scroll</w:t>
-      </w:r>
-      <w:proofErr w:type="spellEnd"/>
-      <w:r>
-        <w:t xml:space="preserve"> automáticamente hacia el primer resultado.</w:t>
-      </w:r>
-    </w:p>
-    <w:p>
-      <w:pPr>
-        <w:spacing w:line="480" w:lineRule="auto"/>
-        <w:jc w:val="both"/>
-      </w:pPr>
-      <w:r>
-        <w:rPr>
-          <w:noProof/>
-        </w:rPr>
-        <w:drawing>
-          <wp:anchor distT="0" distB="0" distL="114300" distR="114300" simplePos="0" relativeHeight="251660288" behindDoc="1" locked="0" layoutInCell="1" allowOverlap="1" wp14:anchorId="50107287" wp14:editId="691DE852">
-            <wp:simplePos x="0" y="0"/>
-            <wp:positionH relativeFrom="column">
-              <wp:posOffset>3295650</wp:posOffset>
-            </wp:positionH>
-            <wp:positionV relativeFrom="paragraph">
-              <wp:posOffset>34925</wp:posOffset>
-            </wp:positionV>
-            <wp:extent cx="1791917" cy="5364000"/>
-            <wp:effectExtent l="0" t="0" r="0" b="0"/>
-            <wp:wrapNone/>
-            <wp:docPr id="8" name="Imagen 8"/>
-            <wp:cNvGraphicFramePr>
-              <a:graphicFrameLocks xmlns:a="http://schemas.openxmlformats.org/drawingml/2006/main" noChangeAspect="1"/>
-            </wp:cNvGraphicFramePr>
-            <a:graphic xmlns:a="http://schemas.openxmlformats.org/drawingml/2006/main">
-              <a:graphicData uri="http://schemas.openxmlformats.org/drawingml/2006/picture">
-                <pic:pic xmlns:pic="http://schemas.openxmlformats.org/drawingml/2006/picture">
-                  <pic:nvPicPr>
-                    <pic:cNvPr id="8" name="Imagen 8"/>
-                    <pic:cNvPicPr/>
-                  </pic:nvPicPr>
-                  <pic:blipFill>
-                    <a:blip r:embed="rId14" cstate="print">
-                      <a:extLst>
-                        <a:ext uri="{28A0092B-C50C-407E-A947-70E740481C1C}">
-                          <a14:useLocalDpi xmlns:a14="http://schemas.microsoft.com/office/drawing/2010/main" val="0"/>
-                        </a:ext>
-                      </a:extLst>
-                    </a:blip>
-                    <a:stretch>
-                      <a:fillRect/>
-                    </a:stretch>
-                  </pic:blipFill>
-                  <pic:spPr>
-                    <a:xfrm>
-                      <a:off x="0" y="0"/>
-                      <a:ext cx="1791917" cy="5364000"/>
-                    </a:xfrm>
-                    <a:prstGeom prst="rect">
-                      <a:avLst/>
-                    </a:prstGeom>
-                  </pic:spPr>
-                </pic:pic>
-              </a:graphicData>
-            </a:graphic>
-            <wp14:sizeRelH relativeFrom="margin">
-              <wp14:pctWidth>0</wp14:pctWidth>
-            </wp14:sizeRelH>
-            <wp14:sizeRelV relativeFrom="margin">
-              <wp14:pctHeight>0</wp14:pctHeight>
-            </wp14:sizeRelV>
-          </wp:anchor>
-        </w:drawing>
-      </w:r>
-      <w:r>
-        <w:rPr>
-          <w:noProof/>
-        </w:rPr>
-        <w:drawing>
-          <wp:inline distT="0" distB="0" distL="0" distR="0" wp14:anchorId="64FE18CA" wp14:editId="53C69897">
-            <wp:extent cx="2412228" cy="5364000"/>
-            <wp:effectExtent l="0" t="0" r="7620" b="8255"/>
-            <wp:docPr id="7" name="Imagen 7"/>
-            <wp:cNvGraphicFramePr>
-              <a:graphicFrameLocks xmlns:a="http://schemas.openxmlformats.org/drawingml/2006/main" noChangeAspect="1"/>
-            </wp:cNvGraphicFramePr>
-            <a:graphic xmlns:a="http://schemas.openxmlformats.org/drawingml/2006/main">
-              <a:graphicData uri="http://schemas.openxmlformats.org/drawingml/2006/picture">
-                <pic:pic xmlns:pic="http://schemas.openxmlformats.org/drawingml/2006/picture">
-                  <pic:nvPicPr>
-                    <pic:cNvPr id="7" name="Imagen 7"/>
-                    <pic:cNvPicPr/>
-                  </pic:nvPicPr>
-                  <pic:blipFill>
-                    <a:blip r:embed="rId15" cstate="print">
-                      <a:extLst>
-                        <a:ext uri="{28A0092B-C50C-407E-A947-70E740481C1C}">
-                          <a14:useLocalDpi xmlns:a14="http://schemas.microsoft.com/office/drawing/2010/main" val="0"/>
-                        </a:ext>
-                      </a:extLst>
-                    </a:blip>
-                    <a:stretch>
-                      <a:fillRect/>
-                    </a:stretch>
-                  </pic:blipFill>
-                  <pic:spPr>
-                    <a:xfrm>
-                      <a:off x="0" y="0"/>
-                      <a:ext cx="2412228" cy="5364000"/>
-                    </a:xfrm>
-                    <a:prstGeom prst="rect">
-                      <a:avLst/>
-                    </a:prstGeom>
-                  </pic:spPr>
-                </pic:pic>
-              </a:graphicData>
-            </a:graphic>
-          </wp:inline>
-        </w:drawing>
-      </w:r>
-    </w:p>
-    <w:p>
-      <w:pPr>
-        <w:pStyle w:val="Ttulo2"/>
-        <w:jc w:val="both"/>
-      </w:pPr>
-      <w:bookmarkStart w:id="18" w:name="_Toc230724173"/>
-    </w:p>
-    <w:p>
-      <w:pPr>
-        <w:pStyle w:val="Ttulo2"/>
-        <w:jc w:val="both"/>
-      </w:pPr>
-      <w:r>
-        <w:lastRenderedPageBreak/>
-        <w:t>5.6 Chat general</w:t>
-      </w:r>
-      <w:bookmarkEnd w:id="18"/>
-    </w:p>
-    <w:p>
-      <w:pPr>
-        <w:spacing w:line="480" w:lineRule="auto"/>
-        <w:ind w:firstLine="720"/>
-        <w:jc w:val="both"/>
-      </w:pPr>
-      <w:r>
-        <w:rPr>
-          <w:color w:val="111827"/>
-        </w:rPr>
-        <w:t>El chat general permite preguntar sobre todos los documentos a la vez. El sistema busca en la totalidad de los archivos del usuario y devuelve la respuesta más relevante citando las fuentes.</w:t>
-      </w:r>
-    </w:p>
-    <w:p>
-      <w:pPr>
-        <w:spacing w:line="480" w:lineRule="auto"/>
-        <w:jc w:val="both"/>
-      </w:pPr>
-      <w:r>
-        <w:rPr>
-          <w:noProof/>
-        </w:rPr>
-        <w:drawing>
-          <wp:inline distT="0" distB="0" distL="0" distR="0" wp14:anchorId="506A6F36" wp14:editId="7638A378">
-            <wp:extent cx="2412229" cy="5364000"/>
-            <wp:effectExtent l="0" t="0" r="7620" b="8255"/>
-            <wp:docPr id="9" name="Imagen 9"/>
-            <wp:cNvGraphicFramePr>
-              <a:graphicFrameLocks xmlns:a="http://schemas.openxmlformats.org/drawingml/2006/main" noChangeAspect="1"/>
-            </wp:cNvGraphicFramePr>
-            <a:graphic xmlns:a="http://schemas.openxmlformats.org/drawingml/2006/main">
-              <a:graphicData uri="http://schemas.openxmlformats.org/drawingml/2006/picture">
-                <pic:pic xmlns:pic="http://schemas.openxmlformats.org/drawingml/2006/picture">
-                  <pic:nvPicPr>
-                    <pic:cNvPr id="9" name="Imagen 9"/>
-                    <pic:cNvPicPr/>
-                  </pic:nvPicPr>
-                  <pic:blipFill>
-                    <a:blip r:embed="rId16" cstate="print">
-                      <a:extLst>
-                        <a:ext uri="{28A0092B-C50C-407E-A947-70E740481C1C}">
-                          <a14:useLocalDpi xmlns:a14="http://schemas.microsoft.com/office/drawing/2010/main" val="0"/>
-                        </a:ext>
-                      </a:extLst>
-                    </a:blip>
-                    <a:stretch>
-                      <a:fillRect/>
-                    </a:stretch>
-                  </pic:blipFill>
-                  <pic:spPr>
-                    <a:xfrm>
-                      <a:off x="0" y="0"/>
-                      <a:ext cx="2412229" cy="5364000"/>
-                    </a:xfrm>
-                    <a:prstGeom prst="rect">
-                      <a:avLst/>
-                    </a:prstGeom>
-                  </pic:spPr>
-                </pic:pic>
-              </a:graphicData>
-            </a:graphic>
-          </wp:inline>
-        </w:drawing>
-      </w:r>
-    </w:p>
-    <w:p>
-      <w:pPr>
-        <w:spacing w:line="480" w:lineRule="auto"/>
-        <w:jc w:val="both"/>
-      </w:pPr>
-    </w:p>
-    <w:p>
-      <w:pPr>
-        <w:spacing w:line="480" w:lineRule="auto"/>
-        <w:jc w:val="both"/>
-      </w:pPr>
-    </w:p>
-    <w:p>
-      <w:pPr>
-        <w:spacing w:line="480" w:lineRule="auto"/>
-        <w:jc w:val="both"/>
-      </w:pPr>
-    </w:p>
-    <w:p>
-      <w:pPr>
-        <w:spacing w:line="480" w:lineRule="auto"/>
-        <w:jc w:val="both"/>
-      </w:pPr>
-    </w:p>
-    <w:p>
-      <w:pPr>
-        <w:pStyle w:val="Ttulo2"/>
-        <w:jc w:val="both"/>
-        <w:rPr>
-          <w:b w:val="0"/>
-          <w:bCs w:val="0"/>
-          <w:color w:val="auto"/>
-          <w:sz w:val="22"/>
-          <w:szCs w:val="22"/>
-        </w:rPr>
-      </w:pPr>
-      <w:bookmarkStart w:id="19" w:name="_Toc230724174"/>
-    </w:p>
-    <w:p>
-      <w:pPr>
-        <w:pStyle w:val="Ttulo2"/>
-        <w:jc w:val="both"/>
-      </w:pPr>
-      <w:r>
-        <w:lastRenderedPageBreak/>
-        <w:t>5.7 Historial de chat</w:t>
-      </w:r>
-      <w:bookmarkEnd w:id="19"/>
-    </w:p>
-    <w:p>
-      <w:pPr>
-        <w:spacing w:line="480" w:lineRule="auto"/>
-        <w:ind w:firstLine="720"/>
-        <w:jc w:val="both"/>
-        <w:rPr>
-          <w:color w:val="111827"/>
-        </w:rPr>
-      </w:pPr>
-      <w:r>
-        <w:rPr>
-          <w:color w:val="111827"/>
-        </w:rPr>
-        <w:t>El historial agrupa las conversaciones por documento. Al pulsar una entrada se abre el chat de ese documento con el historial cargado. Se puede eliminar el historial completo o mensajes individuales.</w:t>
-      </w:r>
-    </w:p>
-    <w:p>
-      <w:pPr>
-        <w:spacing w:line="480" w:lineRule="auto"/>
-        <w:ind w:firstLine="720"/>
-        <w:jc w:val="both"/>
-      </w:pPr>
-      <w:r>
-        <w:rPr>
-          <w:noProof/>
-        </w:rPr>
-        <w:drawing>
-          <wp:inline distT="0" distB="0" distL="0" distR="0" wp14:anchorId="5EEE5D79" wp14:editId="7984CD8F">
-            <wp:extent cx="2412224" cy="5364000"/>
-            <wp:effectExtent l="0" t="0" r="7620" b="8255"/>
-            <wp:docPr id="10" name="Imagen 10"/>
-            <wp:cNvGraphicFramePr>
-              <a:graphicFrameLocks xmlns:a="http://schemas.openxmlformats.org/drawingml/2006/main" noChangeAspect="1"/>
-            </wp:cNvGraphicFramePr>
-            <a:graphic xmlns:a="http://schemas.openxmlformats.org/drawingml/2006/main">
-              <a:graphicData uri="http://schemas.openxmlformats.org/drawingml/2006/picture">
-                <pic:pic xmlns:pic="http://schemas.openxmlformats.org/drawingml/2006/picture">
-                  <pic:nvPicPr>
-                    <pic:cNvPr id="10" name="Imagen 10"/>
-                    <pic:cNvPicPr/>
-                  </pic:nvPicPr>
-                  <pic:blipFill>
-                    <a:blip r:embed="rId17" cstate="print">
-                      <a:extLst>
-                        <a:ext uri="{28A0092B-C50C-407E-A947-70E740481C1C}">
-                          <a14:useLocalDpi xmlns:a14="http://schemas.microsoft.com/office/drawing/2010/main" val="0"/>
-                        </a:ext>
-                      </a:extLst>
-                    </a:blip>
-                    <a:stretch>
-                      <a:fillRect/>
-                    </a:stretch>
-                  </pic:blipFill>
-                  <pic:spPr>
-                    <a:xfrm>
-                      <a:off x="0" y="0"/>
-                      <a:ext cx="2412224" cy="5364000"/>
-                    </a:xfrm>
-                    <a:prstGeom prst="rect">
-                      <a:avLst/>
-                    </a:prstGeom>
-                  </pic:spPr>
-                </pic:pic>
-              </a:graphicData>
-            </a:graphic>
-          </wp:inline>
-        </w:drawing>
-      </w:r>
-    </w:p>
-    <w:p>
-      <w:pPr>
-        <w:spacing w:line="480" w:lineRule="auto"/>
-        <w:jc w:val="both"/>
-      </w:pPr>
-    </w:p>
-    <w:p>
-      <w:pPr>
-        <w:spacing w:line="480" w:lineRule="auto"/>
-        <w:jc w:val="both"/>
-      </w:pPr>
-    </w:p>
-    <w:p>
-      <w:pPr>
-        <w:spacing w:line="480" w:lineRule="auto"/>
-        <w:jc w:val="both"/>
-      </w:pPr>
-    </w:p>
-    <w:p>
-      <w:pPr>
-        <w:spacing w:line="480" w:lineRule="auto"/>
-        <w:jc w:val="both"/>
-      </w:pPr>
-    </w:p>
-    <w:p>
-      <w:pPr>
-        <w:pStyle w:val="Ttulo2"/>
-        <w:jc w:val="both"/>
-        <w:rPr>
-          <w:b w:val="0"/>
-          <w:bCs w:val="0"/>
-          <w:color w:val="auto"/>
-          <w:sz w:val="22"/>
-          <w:szCs w:val="22"/>
-        </w:rPr>
-      </w:pPr>
-      <w:bookmarkStart w:id="20" w:name="_Toc230724175"/>
-    </w:p>
-    <w:p>
-      <w:pPr>
-        <w:pStyle w:val="Ttulo2"/>
-        <w:jc w:val="both"/>
-      </w:pPr>
-      <w:r>
-        <w:lastRenderedPageBreak/>
-        <w:t>5.8 Perfil de usuario</w:t>
-      </w:r>
-      <w:bookmarkEnd w:id="20"/>
-    </w:p>
-    <w:p>
-      <w:pPr>
-        <w:spacing w:line="480" w:lineRule="auto"/>
-        <w:ind w:firstLine="720"/>
-        <w:jc w:val="both"/>
-      </w:pPr>
-      <w:r>
-        <w:rPr>
-          <w:color w:val="111827"/>
-        </w:rPr>
-        <w:t>Desde el perfil el usuario puede cambiar su nombre y contraseña, y cerrar sesión.</w:t>
-      </w:r>
-    </w:p>
-    <w:p>
-      <w:pPr>
-        <w:jc w:val="both"/>
-      </w:pPr>
-      <w:r>
-        <w:rPr>
-          <w:noProof/>
-        </w:rPr>
-        <w:drawing>
-          <wp:inline distT="0" distB="0" distL="0" distR="0" wp14:anchorId="358BFB41" wp14:editId="32D7F9BB">
-            <wp:extent cx="2412224" cy="5364000"/>
-            <wp:effectExtent l="0" t="0" r="7620" b="8255"/>
-            <wp:docPr id="11" name="Imagen 11"/>
-            <wp:cNvGraphicFramePr>
-              <a:graphicFrameLocks xmlns:a="http://schemas.openxmlformats.org/drawingml/2006/main" noChangeAspect="1"/>
-            </wp:cNvGraphicFramePr>
-            <a:graphic xmlns:a="http://schemas.openxmlformats.org/drawingml/2006/main">
-              <a:graphicData uri="http://schemas.openxmlformats.org/drawingml/2006/picture">
-                <pic:pic xmlns:pic="http://schemas.openxmlformats.org/drawingml/2006/picture">
-                  <pic:nvPicPr>
-                    <pic:cNvPr id="11" name="Imagen 11"/>
-                    <pic:cNvPicPr/>
-                  </pic:nvPicPr>
-                  <pic:blipFill>
-                    <a:blip r:embed="rId18" cstate="print">
-                      <a:extLst>
-                        <a:ext uri="{28A0092B-C50C-407E-A947-70E740481C1C}">
-                          <a14:useLocalDpi xmlns:a14="http://schemas.microsoft.com/office/drawing/2010/main" val="0"/>
-                        </a:ext>
-                      </a:extLst>
-                    </a:blip>
-                    <a:stretch>
-                      <a:fillRect/>
-                    </a:stretch>
-                  </pic:blipFill>
-                  <pic:spPr>
-                    <a:xfrm>
-                      <a:off x="0" y="0"/>
-                      <a:ext cx="2412224" cy="5364000"/>
-                    </a:xfrm>
-                    <a:prstGeom prst="rect">
-                      <a:avLst/>
-                    </a:prstGeom>
-                  </pic:spPr>
-                </pic:pic>
-              </a:graphicData>
-            </a:graphic>
-          </wp:inline>
-        </w:drawing>
-      </w:r>
-      <w:r>
-        <w:br w:type="page"/>
-      </w:r>
-    </w:p>
-    <w:p>
-      <w:pPr>
-        <w:pStyle w:val="Ttulo1"/>
-        <w:jc w:val="both"/>
-      </w:pPr>
-      <w:bookmarkStart w:id="21" w:name="_Toc230724176"/>
-      <w:r>
-        <w:lastRenderedPageBreak/>
-        <w:t>6. Planificación</w:t>
-      </w:r>
-      <w:bookmarkEnd w:id="21"/>
-    </w:p>
-    <w:p>
-      <w:pPr>
-        <w:spacing w:line="480" w:lineRule="auto"/>
-        <w:ind w:firstLine="720"/>
-        <w:jc w:val="both"/>
-      </w:pPr>
-      <w:r>
-        <w:rPr>
-          <w:color w:val="111827"/>
-        </w:rPr>
-        <w:t>El proyecto se ha desarrollado a lo largo de 12 semanas usando una metodología incremental. La siguiente tabla muestra la distribución de tareas:</w:t>
-      </w:r>
-    </w:p>
-    <w:p>
-      <w:pPr>
-        <w:spacing w:line="480" w:lineRule="auto"/>
-        <w:jc w:val="both"/>
-      </w:pPr>
-      <w:r>
-        <w:drawing>
-          <wp:inline distT="0" distB="0" distL="0" distR="0" wp14:anchorId="29150FF9" wp14:editId="34319B73">
             <wp:extent cx="5731510" cy="4293870"/>
             <wp:effectExtent l="0" t="0" r="2540" b="0"/>
+            <wp:wrapTopAndBottom/>
             <wp:docPr id="16" name="Imagen 16"/>
             <wp:cNvGraphicFramePr>
               <a:graphicFrameLocks xmlns:a="http://schemas.openxmlformats.org/drawingml/2006/main" noChangeAspect="1"/>
@@ -6763,7 +7771,13 @@
                     <pic:cNvPicPr/>
                   </pic:nvPicPr>
                   <pic:blipFill>
-                    <a:blip r:embed="rId19"/>
+                    <a:blip r:embed="rId27">
+                      <a:extLst>
+                        <a:ext uri="{28A0092B-C50C-407E-A947-70E740481C1C}">
+                          <a14:useLocalDpi xmlns:a14="http://schemas.microsoft.com/office/drawing/2010/main" val="0"/>
+                        </a:ext>
+                      </a:extLst>
+                    </a:blip>
                     <a:stretch>
                       <a:fillRect/>
                     </a:stretch>
@@ -6780,7 +7794,7 @@
                 </pic:pic>
               </a:graphicData>
             </a:graphic>
-          </wp:inline>
+          </wp:anchor>
         </w:drawing>
       </w:r>
     </w:p>
@@ -6809,12 +7823,12 @@
         <w:pStyle w:val="Ttulo1"/>
         <w:jc w:val="both"/>
       </w:pPr>
-      <w:bookmarkStart w:id="22" w:name="_Toc230724177"/>
+      <w:bookmarkStart w:id="26" w:name="_Toc230949211"/>
       <w:r>
         <w:lastRenderedPageBreak/>
         <w:t>7. Gestión de la información y datos</w:t>
       </w:r>
-      <w:bookmarkEnd w:id="22"/>
+      <w:bookmarkEnd w:id="26"/>
     </w:p>
     <w:p>
       <w:pPr>
@@ -6854,11 +7868,11 @@
         <w:pStyle w:val="Ttulo2"/>
         <w:jc w:val="both"/>
       </w:pPr>
-      <w:bookmarkStart w:id="23" w:name="_Toc230724178"/>
+      <w:bookmarkStart w:id="27" w:name="_Toc230949212"/>
       <w:r>
         <w:t>7.1 Modelo Entidad-Relación</w:t>
       </w:r>
-      <w:bookmarkEnd w:id="23"/>
+      <w:bookmarkEnd w:id="27"/>
     </w:p>
     <w:p>
       <w:pPr>
@@ -6888,7 +7902,7 @@
                     <pic:cNvPicPr/>
                   </pic:nvPicPr>
                   <pic:blipFill>
-                    <a:blip r:embed="rId20">
+                    <a:blip r:embed="rId28">
                       <a:extLst>
                         <a:ext uri="{28A0092B-C50C-407E-A947-70E740481C1C}">
                           <a14:useLocalDpi xmlns:a14="http://schemas.microsoft.com/office/drawing/2010/main" val="0"/>
@@ -6920,11 +7934,11 @@
         <w:pStyle w:val="Ttulo2"/>
         <w:jc w:val="both"/>
       </w:pPr>
-      <w:bookmarkStart w:id="24" w:name="_Toc230724179"/>
+      <w:bookmarkStart w:id="28" w:name="_Toc230949213"/>
       <w:r>
         <w:t>7.2 Relaciones</w:t>
       </w:r>
-      <w:bookmarkEnd w:id="24"/>
+      <w:bookmarkEnd w:id="28"/>
     </w:p>
     <w:p>
       <w:pPr>
@@ -7128,7 +8142,7 @@
         <w:pStyle w:val="Ttulo2"/>
         <w:jc w:val="both"/>
       </w:pPr>
-      <w:bookmarkStart w:id="25" w:name="_Toc230724180"/>
+      <w:bookmarkStart w:id="29" w:name="_Toc230949214"/>
       <w:r>
         <w:t xml:space="preserve">7.3 </w:t>
       </w:r>
@@ -7136,7 +8150,7 @@
       <w:r>
         <w:t>ChromaDB</w:t>
       </w:r>
-      <w:bookmarkEnd w:id="25"/>
+      <w:bookmarkEnd w:id="29"/>
       <w:proofErr w:type="spellEnd"/>
     </w:p>
     <w:p>
@@ -7229,12 +8243,12 @@
         <w:pStyle w:val="Ttulo1"/>
         <w:jc w:val="both"/>
       </w:pPr>
-      <w:bookmarkStart w:id="26" w:name="_Toc230724181"/>
+      <w:bookmarkStart w:id="30" w:name="_Toc230949215"/>
       <w:r>
         <w:lastRenderedPageBreak/>
         <w:t>8. Conclusiones</w:t>
       </w:r>
-      <w:bookmarkEnd w:id="26"/>
+      <w:bookmarkEnd w:id="30"/>
     </w:p>
     <w:p>
       <w:pPr>
@@ -7469,11 +8483,11 @@
         <w:pStyle w:val="Ttulo2"/>
         <w:jc w:val="both"/>
       </w:pPr>
-      <w:bookmarkStart w:id="27" w:name="_Toc230724182"/>
+      <w:bookmarkStart w:id="31" w:name="_Toc230949216"/>
       <w:r>
         <w:t>8.1 Dificultades encontradas</w:t>
       </w:r>
-      <w:bookmarkEnd w:id="27"/>
+      <w:bookmarkEnd w:id="31"/>
     </w:p>
     <w:p>
       <w:pPr>
@@ -7664,11 +8678,11 @@
         <w:pStyle w:val="Ttulo2"/>
         <w:jc w:val="both"/>
       </w:pPr>
-      <w:bookmarkStart w:id="28" w:name="_Toc230724183"/>
+      <w:bookmarkStart w:id="32" w:name="_Toc230949217"/>
       <w:r>
         <w:t>8.2 Trabajo futuro</w:t>
       </w:r>
-      <w:bookmarkEnd w:id="28"/>
+      <w:bookmarkEnd w:id="32"/>
     </w:p>
     <w:p>
       <w:pPr>
@@ -7791,23 +8805,23 @@
         <w:pStyle w:val="Ttulo1"/>
         <w:jc w:val="both"/>
       </w:pPr>
-      <w:bookmarkStart w:id="29" w:name="_Toc230724184"/>
+      <w:bookmarkStart w:id="33" w:name="_Toc230949218"/>
       <w:r>
         <w:lastRenderedPageBreak/>
         <w:t>9. Otros</w:t>
       </w:r>
-      <w:bookmarkEnd w:id="29"/>
+      <w:bookmarkEnd w:id="33"/>
     </w:p>
     <w:p>
       <w:pPr>
         <w:pStyle w:val="Ttulo2"/>
         <w:jc w:val="both"/>
       </w:pPr>
-      <w:bookmarkStart w:id="30" w:name="_Toc230724185"/>
+      <w:bookmarkStart w:id="34" w:name="_Toc230949219"/>
       <w:r>
         <w:t>9.1 Autor</w:t>
       </w:r>
-      <w:bookmarkEnd w:id="30"/>
+      <w:bookmarkEnd w:id="34"/>
     </w:p>
     <w:p>
       <w:pPr>
@@ -7882,13 +8896,8 @@
         </w:numPr>
         <w:jc w:val="both"/>
       </w:pPr>
-      <w:bookmarkStart w:id="31" w:name="_GoBack"/>
-      <w:bookmarkEnd w:id="31"/>
-      <w:r>
-        <w:t>Reposit</w:t>
-      </w:r>
-      <w:r>
-        <w:t>orio: github.com/iamsilva07/TFC</w:t>
+      <w:r>
+        <w:t>Repositorio: github.com/iamsilva07/TFC</w:t>
       </w:r>
     </w:p>
     <w:p>
@@ -7902,11 +8911,11 @@
         <w:pStyle w:val="Ttulo2"/>
         <w:jc w:val="both"/>
       </w:pPr>
-      <w:bookmarkStart w:id="32" w:name="_Toc230724186"/>
+      <w:bookmarkStart w:id="35" w:name="_Toc230949220"/>
       <w:r>
         <w:t>9.2 Tecnologías utilizadas</w:t>
       </w:r>
-      <w:bookmarkEnd w:id="32"/>
+      <w:bookmarkEnd w:id="35"/>
     </w:p>
     <w:p>
       <w:pPr>
@@ -8167,11 +9176,35 @@
         <w:pStyle w:val="Ttulo2"/>
         <w:jc w:val="both"/>
       </w:pPr>
-      <w:bookmarkStart w:id="33" w:name="_Toc230724187"/>
+      <w:bookmarkStart w:id="36" w:name="_Toc230949221"/>
       <w:r>
         <w:t>9.3 Licencia</w:t>
       </w:r>
-      <w:bookmarkEnd w:id="33"/>
+      <w:bookmarkEnd w:id="36"/>
+    </w:p>
+    <w:p>
+      <w:pPr>
+        <w:spacing w:line="480" w:lineRule="auto"/>
+        <w:ind w:firstLine="709"/>
+        <w:jc w:val="both"/>
+      </w:pPr>
+      <w:r>
+        <w:rPr>
+          <w:color w:val="111827"/>
+        </w:rPr>
+        <w:t>El código fuente de este proyecto es propiedad exclusiva del autor. Queda prohibida su reproducción, distribución o uso sin autorización expresa por escrito del autor.</w:t>
+      </w:r>
+    </w:p>
+    <w:p>
+      <w:pPr>
+        <w:pStyle w:val="Ttulo2"/>
+        <w:jc w:val="both"/>
+      </w:pPr>
+      <w:bookmarkStart w:id="37" w:name="_Toc230949222"/>
+      <w:r>
+        <w:t>9.4 Agradecimientos</w:t>
+      </w:r>
+      <w:bookmarkEnd w:id="37"/>
     </w:p>
     <w:p>
       <w:pPr>
@@ -8183,42 +9216,18 @@
         <w:rPr>
           <w:color w:val="111827"/>
         </w:rPr>
-        <w:t>Este proyecto se distribuye bajo la licencia MIT. El código fuente está disponible en el repositorio de GitHub del autor. Se permite su uso, modificación y distribución manteniendo el aviso de copyright original.</w:t>
-      </w:r>
-    </w:p>
-    <w:p>
-      <w:pPr>
-        <w:spacing w:line="480" w:lineRule="auto"/>
-        <w:jc w:val="both"/>
-      </w:pPr>
-    </w:p>
-    <w:p>
-      <w:pPr>
-        <w:pStyle w:val="Ttulo2"/>
-        <w:jc w:val="both"/>
-      </w:pPr>
-      <w:bookmarkStart w:id="34" w:name="_Toc230724188"/>
-      <w:r>
         <w:lastRenderedPageBreak/>
-        <w:t>9.4 Agradecimientos</w:t>
-      </w:r>
-      <w:bookmarkEnd w:id="34"/>
-    </w:p>
-    <w:p>
-      <w:pPr>
-        <w:spacing w:line="480" w:lineRule="auto"/>
-        <w:ind w:firstLine="720"/>
-        <w:jc w:val="both"/>
-      </w:pPr>
-      <w:r>
-        <w:rPr>
-          <w:color w:val="111827"/>
-        </w:rPr>
-        <w:t>Al profesorado del CIFP A Carballeira Marcos-Valcárcel por la formación recibida a lo largo del ciclo.</w:t>
+        <w:t>Al profesorado del CIFP A Carballeira Marcos-Valcárcel por la formació</w:t>
+      </w:r>
+      <w:r>
+        <w:rPr>
+          <w:color w:val="111827"/>
+        </w:rPr>
+        <w:t>n recibida a lo largo del ciclo y a mi pareja por apoyarme en los momentos más difíciles a lo largo de este ciclo.</w:t>
       </w:r>
     </w:p>
     <w:sectPr>
-      <w:headerReference w:type="default" r:id="rId21"/>
+      <w:headerReference w:type="default" r:id="rId29"/>
       <w:pgSz w:w="11906" w:h="16838"/>
       <w:pgMar w:top="1440" w:right="1440" w:bottom="1440" w:left="1440" w:header="708" w:footer="708" w:gutter="0"/>
       <w:cols w:space="720"/>
@@ -8296,7 +9305,7 @@
           <w:rPr>
             <w:noProof/>
           </w:rPr>
-          <w:t>26</w:t>
+          <w:t>21</w:t>
         </w:r>
         <w:r>
           <w:fldChar w:fldCharType="end"/>
